--- a/eng/docx/32.content.docx
+++ b/eng/docx/32.content.docx
@@ -1193,6 +1193,20 @@
       </w:r>
       <w:r>
         <w:rPr>
+          <w:lang w:val="en_US" w:bidi="en_US"/>
+        </w:rPr>
+        <w:t>וַֽ⁠יְהִי֙ דְּבַר־יְהוָ֔ה</w:t>
+      </w:r>
+    </w:p>
+    <w:p>
+      <w:pPr/>
+      <w:r>
+        <w:rPr>
+          <w:lang w:val="en_US" w:bidi="en_US"/>
+        </w:rPr>
+      </w:r>
+      <w:r>
+        <w:rPr>
           <w:b/>
           <w:lang w:val="en_US" w:bidi="en_US"/>
         </w:rPr>
@@ -1276,6 +1290,20 @@
       </w:r>
       <w:r>
         <w:rPr>
+          <w:lang w:val="en_US" w:bidi="en_US"/>
+        </w:rPr>
+        <w:t>אֲמִתַּ֖י</w:t>
+      </w:r>
+    </w:p>
+    <w:p>
+      <w:pPr/>
+      <w:r>
+        <w:rPr>
+          <w:lang w:val="en_US" w:bidi="en_US"/>
+        </w:rPr>
+      </w:r>
+      <w:r>
+        <w:rPr>
           <w:b/>
           <w:lang w:val="en_US" w:bidi="en_US"/>
         </w:rPr>
@@ -1366,6 +1394,20 @@
       </w:r>
       <w:r>
         <w:rPr>
+          <w:lang w:val="en_US" w:bidi="en_US"/>
+        </w:rPr>
+        <w:t>נִֽינְוֵ֛ה הָ⁠עִ֥יר הַ⁠גְּדוֹלָ֖ה</w:t>
+      </w:r>
+    </w:p>
+    <w:p>
+      <w:pPr/>
+      <w:r>
+        <w:rPr>
+          <w:lang w:val="en_US" w:bidi="en_US"/>
+        </w:rPr>
+      </w:r>
+      <w:r>
+        <w:rPr>
           <w:b/>
           <w:lang w:val="en_US" w:bidi="en_US"/>
         </w:rPr>
@@ -1462,6 +1504,20 @@
       </w:r>
       <w:r>
         <w:rPr>
+          <w:lang w:val="en_US" w:bidi="en_US"/>
+        </w:rPr>
+        <w:t>ק֠וּם</w:t>
+      </w:r>
+    </w:p>
+    <w:p>
+      <w:pPr/>
+      <w:r>
+        <w:rPr>
+          <w:lang w:val="en_US" w:bidi="en_US"/>
+        </w:rPr>
+      </w:r>
+      <w:r>
+        <w:rPr>
           <w:b/>
           <w:lang w:val="en_US" w:bidi="en_US"/>
         </w:rPr>
@@ -1552,6 +1608,20 @@
       </w:r>
       <w:r>
         <w:rPr>
+          <w:lang w:val="en_US" w:bidi="en_US"/>
+        </w:rPr>
+        <w:t>וּ⁠קְרָ֣א עָלֶ֑י⁠הָ</w:t>
+      </w:r>
+    </w:p>
+    <w:p>
+      <w:pPr/>
+      <w:r>
+        <w:rPr>
+          <w:lang w:val="en_US" w:bidi="en_US"/>
+        </w:rPr>
+      </w:r>
+      <w:r>
+        <w:rPr>
           <w:b/>
           <w:lang w:val="en_US" w:bidi="en_US"/>
         </w:rPr>
@@ -1648,6 +1718,20 @@
       </w:r>
       <w:r>
         <w:rPr>
+          <w:lang w:val="en_US" w:bidi="en_US"/>
+        </w:rPr>
+        <w:t>עָלְתָ֥ה רָעָתָ֖⁠ם לְ⁠פָנָֽ⁠י</w:t>
+      </w:r>
+    </w:p>
+    <w:p>
+      <w:pPr/>
+      <w:r>
+        <w:rPr>
+          <w:lang w:val="en_US" w:bidi="en_US"/>
+        </w:rPr>
+      </w:r>
+      <w:r>
+        <w:rPr>
           <w:b/>
           <w:lang w:val="en_US" w:bidi="en_US"/>
         </w:rPr>
@@ -1757,6 +1841,20 @@
       </w:r>
       <w:r>
         <w:rPr>
+          <w:lang w:val="en_US" w:bidi="en_US"/>
+        </w:rPr>
+        <w:t>ק֠וּם לֵ֧ךְ אֶל־נִֽינְוֵ֛ה הָ⁠עִ֥יר הַ⁠גְּדוֹלָ֖ה וּ⁠קְרָ֣א עָלֶ֑י⁠הָ כִּֽי־עָלְתָ֥ה רָעָתָ֖⁠ם לְ⁠פָנָֽ⁠י</w:t>
+      </w:r>
+    </w:p>
+    <w:p>
+      <w:pPr/>
+      <w:r>
+        <w:rPr>
+          <w:lang w:val="en_US" w:bidi="en_US"/>
+        </w:rPr>
+      </w:r>
+      <w:r>
+        <w:rPr>
           <w:b/>
           <w:lang w:val="en_US" w:bidi="en_US"/>
         </w:rPr>
@@ -1840,6 +1938,20 @@
       </w:r>
       <w:r>
         <w:rPr>
+          <w:lang w:val="en_US" w:bidi="en_US"/>
+        </w:rPr>
+        <w:t>עָלְתָ֥ה רָעָתָ֖⁠ם לְ⁠פָנָֽ⁠י</w:t>
+      </w:r>
+    </w:p>
+    <w:p>
+      <w:pPr/>
+      <w:r>
+        <w:rPr>
+          <w:lang w:val="en_US" w:bidi="en_US"/>
+        </w:rPr>
+      </w:r>
+      <w:r>
+        <w:rPr>
           <w:b/>
           <w:lang w:val="en_US" w:bidi="en_US"/>
         </w:rPr>
@@ -1925,6 +2037,20 @@
         <w:rPr>
           <w:lang w:val="en_US" w:bidi="en_US"/>
         </w:rPr>
+      </w:r>
+    </w:p>
+    <w:p>
+      <w:pPr/>
+      <w:r>
+        <w:rPr>
+          <w:lang w:val="en_US" w:bidi="en_US"/>
+        </w:rPr>
+      </w:r>
+      <w:r>
+        <w:rPr>
+          <w:lang w:val="en_US" w:bidi="en_US"/>
+        </w:rPr>
+        <w:t>וַ⁠יָּ֤קָם יוֹנָה֙ לִ⁠בְרֹ֣חַ</w:t>
       </w:r>
     </w:p>
     <w:p>
@@ -2050,6 +2176,20 @@
       </w:r>
       <w:r>
         <w:rPr>
+          <w:lang w:val="en_US" w:bidi="en_US"/>
+        </w:rPr>
+        <w:t>מִ⁠לִּ⁠פְנֵ֖י יְהוָ֑ה &amp; מִ⁠לִּ⁠פְנֵ֖י יְהוָֽה</w:t>
+      </w:r>
+    </w:p>
+    <w:p>
+      <w:pPr/>
+      <w:r>
+        <w:rPr>
+          <w:lang w:val="en_US" w:bidi="en_US"/>
+        </w:rPr>
+      </w:r>
+      <w:r>
+        <w:rPr>
           <w:b/>
           <w:lang w:val="en_US" w:bidi="en_US"/>
         </w:rPr>
@@ -2159,6 +2299,20 @@
       </w:r>
       <w:r>
         <w:rPr>
+          <w:lang w:val="en_US" w:bidi="en_US"/>
+        </w:rPr>
+        <w:t>לִ⁠בְרֹ֣חַ תַּרְשִׁ֔ישָׁ⁠ה</w:t>
+      </w:r>
+    </w:p>
+    <w:p>
+      <w:pPr/>
+      <w:r>
+        <w:rPr>
+          <w:lang w:val="en_US" w:bidi="en_US"/>
+        </w:rPr>
+      </w:r>
+      <w:r>
+        <w:rPr>
           <w:b/>
           <w:lang w:val="en_US" w:bidi="en_US"/>
         </w:rPr>
@@ -2305,6 +2459,20 @@
       </w:r>
       <w:r>
         <w:rPr>
+          <w:lang w:val="en_US" w:bidi="en_US"/>
+        </w:rPr>
+        <w:t>אָנִיָּ֣ה</w:t>
+      </w:r>
+    </w:p>
+    <w:p>
+      <w:pPr/>
+      <w:r>
+        <w:rPr>
+          <w:lang w:val="en_US" w:bidi="en_US"/>
+        </w:rPr>
+      </w:r>
+      <w:r>
+        <w:rPr>
           <w:b/>
           <w:lang w:val="en_US" w:bidi="en_US"/>
         </w:rPr>
@@ -2464,6 +2632,20 @@
       </w:r>
       <w:r>
         <w:rPr>
+          <w:lang w:val="en_US" w:bidi="en_US"/>
+        </w:rPr>
+        <w:t>וַ⁠יֵּ֤רֶד בָּ⁠הּ֙</w:t>
+      </w:r>
+    </w:p>
+    <w:p>
+      <w:pPr/>
+      <w:r>
+        <w:rPr>
+          <w:lang w:val="en_US" w:bidi="en_US"/>
+        </w:rPr>
+      </w:r>
+      <w:r>
+        <w:rPr>
           <w:b/>
           <w:lang w:val="en_US" w:bidi="en_US"/>
         </w:rPr>
@@ -2547,6 +2729,20 @@
       </w:r>
       <w:r>
         <w:rPr>
+          <w:lang w:val="en_US" w:bidi="en_US"/>
+        </w:rPr>
+        <w:t>עִמָּ⁠הֶם֙</w:t>
+      </w:r>
+    </w:p>
+    <w:p>
+      <w:pPr/>
+      <w:r>
+        <w:rPr>
+          <w:lang w:val="en_US" w:bidi="en_US"/>
+        </w:rPr>
+      </w:r>
+      <w:r>
+        <w:rPr>
           <w:b/>
           <w:lang w:val="en_US" w:bidi="en_US"/>
         </w:rPr>
@@ -2643,6 +2839,20 @@
       </w:r>
       <w:r>
         <w:rPr>
+          <w:lang w:val="en_US" w:bidi="en_US"/>
+        </w:rPr>
+        <w:t>וַֽ⁠יהוָ֗ה</w:t>
+      </w:r>
+    </w:p>
+    <w:p>
+      <w:pPr/>
+      <w:r>
+        <w:rPr>
+          <w:lang w:val="en_US" w:bidi="en_US"/>
+        </w:rPr>
+      </w:r>
+      <w:r>
+        <w:rPr>
           <w:b/>
           <w:lang w:val="en_US" w:bidi="en_US"/>
         </w:rPr>
@@ -2733,6 +2943,20 @@
       </w:r>
       <w:r>
         <w:rPr>
+          <w:lang w:val="en_US" w:bidi="en_US"/>
+        </w:rPr>
+        <w:t>וְ⁠הָ֣⁠אֳנִיָּ֔ה חִשְּׁבָ֖ה לְ⁠הִשָּׁבֵֽר</w:t>
+      </w:r>
+    </w:p>
+    <w:p>
+      <w:pPr/>
+      <w:r>
+        <w:rPr>
+          <w:lang w:val="en_US" w:bidi="en_US"/>
+        </w:rPr>
+      </w:r>
+      <w:r>
+        <w:rPr>
           <w:b/>
           <w:lang w:val="en_US" w:bidi="en_US"/>
         </w:rPr>
@@ -2829,6 +3053,20 @@
       </w:r>
       <w:r>
         <w:rPr>
+          <w:lang w:val="en_US" w:bidi="en_US"/>
+        </w:rPr>
+        <w:t>לְ⁠הִשָּׁבֵֽר</w:t>
+      </w:r>
+    </w:p>
+    <w:p>
+      <w:pPr/>
+      <w:r>
+        <w:rPr>
+          <w:lang w:val="en_US" w:bidi="en_US"/>
+        </w:rPr>
+      </w:r>
+      <w:r>
+        <w:rPr>
           <w:b/>
           <w:lang w:val="en_US" w:bidi="en_US"/>
         </w:rPr>
@@ -2912,6 +3150,20 @@
       </w:r>
       <w:r>
         <w:rPr>
+          <w:lang w:val="en_US" w:bidi="en_US"/>
+        </w:rPr>
+        <w:t>הַ⁠מַּלָּחִ֗ים</w:t>
+      </w:r>
+    </w:p>
+    <w:p>
+      <w:pPr/>
+      <w:r>
+        <w:rPr>
+          <w:lang w:val="en_US" w:bidi="en_US"/>
+        </w:rPr>
+      </w:r>
+      <w:r>
+        <w:rPr>
           <w:b/>
           <w:lang w:val="en_US" w:bidi="en_US"/>
         </w:rPr>
@@ -3008,6 +3260,20 @@
       </w:r>
       <w:r>
         <w:rPr>
+          <w:lang w:val="en_US" w:bidi="en_US"/>
+        </w:rPr>
+        <w:t>אֱלֹהָי⁠ו֒</w:t>
+      </w:r>
+    </w:p>
+    <w:p>
+      <w:pPr/>
+      <w:r>
+        <w:rPr>
+          <w:lang w:val="en_US" w:bidi="en_US"/>
+        </w:rPr>
+      </w:r>
+      <w:r>
+        <w:rPr>
           <w:b/>
           <w:lang w:val="en_US" w:bidi="en_US"/>
         </w:rPr>
@@ -3104,6 +3370,20 @@
       </w:r>
       <w:r>
         <w:rPr>
+          <w:lang w:val="en_US" w:bidi="en_US"/>
+        </w:rPr>
+        <w:t>לְ⁠הָקֵ֖ל מֵֽ⁠עֲלֵי⁠הֶ֑ם</w:t>
+      </w:r>
+    </w:p>
+    <w:p>
+      <w:pPr/>
+      <w:r>
+        <w:rPr>
+          <w:lang w:val="en_US" w:bidi="en_US"/>
+        </w:rPr>
+      </w:r>
+      <w:r>
+        <w:rPr>
           <w:b/>
           <w:lang w:val="en_US" w:bidi="en_US"/>
         </w:rPr>
@@ -3187,6 +3467,20 @@
       </w:r>
       <w:r>
         <w:rPr>
+          <w:lang w:val="en_US" w:bidi="en_US"/>
+        </w:rPr>
+        <w:t>וְ⁠יוֹנָ֗ה יָרַד֙ אֶל־יַרְכְּתֵ֣י הַ⁠סְּפִינָ֔ה וַ⁠יִּשְׁכַּ֖ב וַ⁠יֵּרָדַֽם</w:t>
+      </w:r>
+    </w:p>
+    <w:p>
+      <w:pPr/>
+      <w:r>
+        <w:rPr>
+          <w:lang w:val="en_US" w:bidi="en_US"/>
+        </w:rPr>
+      </w:r>
+      <w:r>
+        <w:rPr>
           <w:b/>
           <w:lang w:val="en_US" w:bidi="en_US"/>
         </w:rPr>
@@ -3270,6 +3564,20 @@
       </w:r>
       <w:r>
         <w:rPr>
+          <w:lang w:val="en_US" w:bidi="en_US"/>
+        </w:rPr>
+        <w:t>יַרְכְּתֵ֣י הַ⁠סְּפִינָ֔ה</w:t>
+      </w:r>
+    </w:p>
+    <w:p>
+      <w:pPr/>
+      <w:r>
+        <w:rPr>
+          <w:lang w:val="en_US" w:bidi="en_US"/>
+        </w:rPr>
+      </w:r>
+      <w:r>
+        <w:rPr>
           <w:b/>
           <w:lang w:val="en_US" w:bidi="en_US"/>
         </w:rPr>
@@ -3333,6 +3641,20 @@
       </w:r>
       <w:r>
         <w:rPr>
+          <w:lang w:val="en_US" w:bidi="en_US"/>
+        </w:rPr>
+        <w:t>וַ⁠יִּשְׁכַּ֖ב וַ⁠יֵּרָדַֽם</w:t>
+      </w:r>
+    </w:p>
+    <w:p>
+      <w:pPr/>
+      <w:r>
+        <w:rPr>
+          <w:lang w:val="en_US" w:bidi="en_US"/>
+        </w:rPr>
+      </w:r>
+      <w:r>
+        <w:rPr>
           <w:b/>
           <w:lang w:val="en_US" w:bidi="en_US"/>
         </w:rPr>
@@ -3396,6 +3718,20 @@
       </w:r>
       <w:r>
         <w:rPr>
+          <w:lang w:val="en_US" w:bidi="en_US"/>
+        </w:rPr>
+        <w:t>וַ⁠יִּקְרַ֤ב אֵלָי⁠ו֙ רַ֣ב הַ⁠חֹבֵ֔ל וַ⁠יֹּ֥אמֶר ל֖⁠וֹ</w:t>
+      </w:r>
+    </w:p>
+    <w:p>
+      <w:pPr/>
+      <w:r>
+        <w:rPr>
+          <w:lang w:val="en_US" w:bidi="en_US"/>
+        </w:rPr>
+      </w:r>
+      <w:r>
+        <w:rPr>
           <w:b/>
           <w:lang w:val="en_US" w:bidi="en_US"/>
         </w:rPr>
@@ -3518,6 +3854,20 @@
       </w:r>
       <w:r>
         <w:rPr>
+          <w:lang w:val="en_US" w:bidi="en_US"/>
+        </w:rPr>
+        <w:t>מַה־לְּ⁠ךָ֣ נִרְדָּ֑ם</w:t>
+      </w:r>
+    </w:p>
+    <w:p>
+      <w:pPr/>
+      <w:r>
+        <w:rPr>
+          <w:lang w:val="en_US" w:bidi="en_US"/>
+        </w:rPr>
+      </w:r>
+      <w:r>
+        <w:rPr>
           <w:b/>
           <w:lang w:val="en_US" w:bidi="en_US"/>
         </w:rPr>
@@ -3590,6 +3940,20 @@
         <w:rPr>
           <w:lang w:val="en_US" w:bidi="en_US"/>
         </w:rPr>
+      </w:r>
+    </w:p>
+    <w:p>
+      <w:pPr/>
+      <w:r>
+        <w:rPr>
+          <w:lang w:val="en_US" w:bidi="en_US"/>
+        </w:rPr>
+      </w:r>
+      <w:r>
+        <w:rPr>
+          <w:lang w:val="en_US" w:bidi="en_US"/>
+        </w:rPr>
+        <w:t>ק֚וּם</w:t>
       </w:r>
     </w:p>
     <w:p>
@@ -3700,6 +4064,20 @@
       </w:r>
       <w:r>
         <w:rPr>
+          <w:lang w:val="en_US" w:bidi="en_US"/>
+        </w:rPr>
+        <w:t>קְרָ֣א אֶל־אֱלֹהֶ֔י⁠ךָ</w:t>
+      </w:r>
+    </w:p>
+    <w:p>
+      <w:pPr/>
+      <w:r>
+        <w:rPr>
+          <w:lang w:val="en_US" w:bidi="en_US"/>
+        </w:rPr>
+      </w:r>
+      <w:r>
+        <w:rPr>
           <w:b/>
           <w:lang w:val="en_US" w:bidi="en_US"/>
         </w:rPr>
@@ -3796,6 +4174,20 @@
       </w:r>
       <w:r>
         <w:rPr>
+          <w:lang w:val="en_US" w:bidi="en_US"/>
+        </w:rPr>
+        <w:t>אוּלַ֞י יִתְעַשֵּׁ֧ת הָ⁠אֱלֹהִ֛ים לָ֖⁠נוּ וְ⁠לֹ֥א נֹאבֵֽד</w:t>
+      </w:r>
+    </w:p>
+    <w:p>
+      <w:pPr/>
+      <w:r>
+        <w:rPr>
+          <w:lang w:val="en_US" w:bidi="en_US"/>
+        </w:rPr>
+      </w:r>
+      <w:r>
+        <w:rPr>
           <w:b/>
           <w:lang w:val="en_US" w:bidi="en_US"/>
         </w:rPr>
@@ -3879,6 +4271,20 @@
       </w:r>
       <w:r>
         <w:rPr>
+          <w:lang w:val="en_US" w:bidi="en_US"/>
+        </w:rPr>
+        <w:t>וְ⁠לֹ֥א נֹאבֵֽד</w:t>
+      </w:r>
+    </w:p>
+    <w:p>
+      <w:pPr/>
+      <w:r>
+        <w:rPr>
+          <w:lang w:val="en_US" w:bidi="en_US"/>
+        </w:rPr>
+      </w:r>
+      <w:r>
+        <w:rPr>
           <w:b/>
           <w:lang w:val="en_US" w:bidi="en_US"/>
         </w:rPr>
@@ -3988,6 +4394,20 @@
       </w:r>
       <w:r>
         <w:rPr>
+          <w:lang w:val="en_US" w:bidi="en_US"/>
+        </w:rPr>
+        <w:t>וַ⁠יֹּאמְר֞וּ אִ֣ישׁ אֶל־רֵעֵ֗⁠הוּ</w:t>
+      </w:r>
+    </w:p>
+    <w:p>
+      <w:pPr/>
+      <w:r>
+        <w:rPr>
+          <w:lang w:val="en_US" w:bidi="en_US"/>
+        </w:rPr>
+      </w:r>
+      <w:r>
+        <w:rPr>
           <w:b/>
           <w:lang w:val="en_US" w:bidi="en_US"/>
         </w:rPr>
@@ -4084,6 +4504,20 @@
       </w:r>
       <w:r>
         <w:rPr>
+          <w:lang w:val="en_US" w:bidi="en_US"/>
+        </w:rPr>
+        <w:t>וְ⁠נֵ֣דְעָ֔ה בְּ⁠שֶׁ⁠לְּ⁠מִ֛י הָ⁠רָעָ֥ה הַ⁠זֹּ֖את לָ֑⁠נוּ</w:t>
+      </w:r>
+    </w:p>
+    <w:p>
+      <w:pPr/>
+      <w:r>
+        <w:rPr>
+          <w:lang w:val="en_US" w:bidi="en_US"/>
+        </w:rPr>
+      </w:r>
+      <w:r>
+        <w:rPr>
           <w:b/>
           <w:lang w:val="en_US" w:bidi="en_US"/>
         </w:rPr>
@@ -4243,6 +4677,20 @@
       </w:r>
       <w:r>
         <w:rPr>
+          <w:lang w:val="en_US" w:bidi="en_US"/>
+        </w:rPr>
+        <w:t>וַ⁠יִּפֹּ֥ל הַ⁠גּוֹרָ֖ל עַל־יוֹנָֽה</w:t>
+      </w:r>
+    </w:p>
+    <w:p>
+      <w:pPr/>
+      <w:r>
+        <w:rPr>
+          <w:lang w:val="en_US" w:bidi="en_US"/>
+        </w:rPr>
+      </w:r>
+      <w:r>
+        <w:rPr>
           <w:b/>
           <w:lang w:val="en_US" w:bidi="en_US"/>
         </w:rPr>
@@ -4339,6 +4787,20 @@
       </w:r>
       <w:r>
         <w:rPr>
+          <w:lang w:val="en_US" w:bidi="en_US"/>
+        </w:rPr>
+        <w:t>לְכוּ֙ וְ⁠נַפִּ֣ילָה גֽוֹרָל֔וֹת</w:t>
+      </w:r>
+    </w:p>
+    <w:p>
+      <w:pPr/>
+      <w:r>
+        <w:rPr>
+          <w:lang w:val="en_US" w:bidi="en_US"/>
+        </w:rPr>
+      </w:r>
+      <w:r>
+        <w:rPr>
           <w:b/>
           <w:lang w:val="en_US" w:bidi="en_US"/>
         </w:rPr>
@@ -4448,6 +4910,20 @@
       </w:r>
       <w:r>
         <w:rPr>
+          <w:lang w:val="en_US" w:bidi="en_US"/>
+        </w:rPr>
+        <w:t>וְ⁠נַפִּ֣ילָה גֽוֹרָל֔וֹת</w:t>
+      </w:r>
+    </w:p>
+    <w:p>
+      <w:pPr/>
+      <w:r>
+        <w:rPr>
+          <w:lang w:val="en_US" w:bidi="en_US"/>
+        </w:rPr>
+      </w:r>
+      <w:r>
+        <w:rPr>
           <w:b/>
           <w:lang w:val="en_US" w:bidi="en_US"/>
         </w:rPr>
@@ -4531,6 +5007,20 @@
       </w:r>
       <w:r>
         <w:rPr>
+          <w:lang w:val="en_US" w:bidi="en_US"/>
+        </w:rPr>
+        <w:t>וַ⁠יֹּאמְר֣וּ אֵלָ֔י⁠ו</w:t>
+      </w:r>
+    </w:p>
+    <w:p>
+      <w:pPr/>
+      <w:r>
+        <w:rPr>
+          <w:lang w:val="en_US" w:bidi="en_US"/>
+        </w:rPr>
+      </w:r>
+      <w:r>
+        <w:rPr>
           <w:b/>
           <w:lang w:val="en_US" w:bidi="en_US"/>
         </w:rPr>
@@ -4703,6 +5193,20 @@
       </w:r>
       <w:r>
         <w:rPr>
+          <w:lang w:val="en_US" w:bidi="en_US"/>
+        </w:rPr>
+        <w:t>יְהוָ֞ה &amp; אֲנִ֣י יָרֵ֔א</w:t>
+      </w:r>
+    </w:p>
+    <w:p>
+      <w:pPr/>
+      <w:r>
+        <w:rPr>
+          <w:lang w:val="en_US" w:bidi="en_US"/>
+        </w:rPr>
+      </w:r>
+      <w:r>
+        <w:rPr>
           <w:b/>
           <w:lang w:val="en_US" w:bidi="en_US"/>
         </w:rPr>
@@ -4799,6 +5303,20 @@
       </w:r>
       <w:r>
         <w:rPr>
+          <w:lang w:val="en_US" w:bidi="en_US"/>
+        </w:rPr>
+        <w:t>וַ⁠יִּֽירְא֤וּ הָֽ⁠אֲנָשִׁים֙ יִרְאָ֣ה גְדוֹלָ֔ה</w:t>
+      </w:r>
+    </w:p>
+    <w:p>
+      <w:pPr/>
+      <w:r>
+        <w:rPr>
+          <w:lang w:val="en_US" w:bidi="en_US"/>
+        </w:rPr>
+      </w:r>
+      <w:r>
+        <w:rPr>
           <w:b/>
           <w:lang w:val="en_US" w:bidi="en_US"/>
         </w:rPr>
@@ -4895,6 +5413,20 @@
       </w:r>
       <w:r>
         <w:rPr>
+          <w:lang w:val="en_US" w:bidi="en_US"/>
+        </w:rPr>
+        <w:t>מַה־זֹּ֣את עָשִׂ֑יתָ</w:t>
+      </w:r>
+    </w:p>
+    <w:p>
+      <w:pPr/>
+      <w:r>
+        <w:rPr>
+          <w:lang w:val="en_US" w:bidi="en_US"/>
+        </w:rPr>
+      </w:r>
+      <w:r>
+        <w:rPr>
           <w:b/>
           <w:lang w:val="en_US" w:bidi="en_US"/>
         </w:rPr>
@@ -4978,6 +5510,20 @@
       </w:r>
       <w:r>
         <w:rPr>
+          <w:lang w:val="en_US" w:bidi="en_US"/>
+        </w:rPr>
+        <w:t>מִ⁠לִּ⁠פְנֵ֤י יְהוָה֙</w:t>
+      </w:r>
+    </w:p>
+    <w:p>
+      <w:pPr/>
+      <w:r>
+        <w:rPr>
+          <w:lang w:val="en_US" w:bidi="en_US"/>
+        </w:rPr>
+      </w:r>
+      <w:r>
+        <w:rPr>
           <w:b/>
           <w:lang w:val="en_US" w:bidi="en_US"/>
         </w:rPr>
@@ -5061,6 +5607,20 @@
       </w:r>
       <w:r>
         <w:rPr>
+          <w:lang w:val="en_US" w:bidi="en_US"/>
+        </w:rPr>
+        <w:t>כִּ֥י הִגִּ֖יד לָ⁠הֶֽם</w:t>
+      </w:r>
+    </w:p>
+    <w:p>
+      <w:pPr/>
+      <w:r>
+        <w:rPr>
+          <w:lang w:val="en_US" w:bidi="en_US"/>
+        </w:rPr>
+      </w:r>
+      <w:r>
+        <w:rPr>
           <w:b/>
           <w:lang w:val="en_US" w:bidi="en_US"/>
         </w:rPr>
@@ -5144,6 +5704,20 @@
       </w:r>
       <w:r>
         <w:rPr>
+          <w:lang w:val="en_US" w:bidi="en_US"/>
+        </w:rPr>
+        <w:t>כִּֽי־יָדְע֣וּ הָ⁠אֲנָשִׁ֗ים כִּֽי־מִ⁠לִּ⁠פְנֵ֤י יְהוָה֙ ה֣וּא בֹרֵ֔חַ כִּ֥י הִגִּ֖יד לָ⁠הֶֽם</w:t>
+      </w:r>
+    </w:p>
+    <w:p>
+      <w:pPr/>
+      <w:r>
+        <w:rPr>
+          <w:lang w:val="en_US" w:bidi="en_US"/>
+        </w:rPr>
+      </w:r>
+      <w:r>
+        <w:rPr>
           <w:b/>
           <w:lang w:val="en_US" w:bidi="en_US"/>
         </w:rPr>
@@ -5253,6 +5827,20 @@
       </w:r>
       <w:r>
         <w:rPr>
+          <w:lang w:val="en_US" w:bidi="en_US"/>
+        </w:rPr>
+        <w:t>וַ⁠יֹּאמְר֤וּ אֵלָי⁠ו֙</w:t>
+      </w:r>
+    </w:p>
+    <w:p>
+      <w:pPr/>
+      <w:r>
+        <w:rPr>
+          <w:lang w:val="en_US" w:bidi="en_US"/>
+        </w:rPr>
+      </w:r>
+      <w:r>
+        <w:rPr>
           <w:b/>
           <w:lang w:val="en_US" w:bidi="en_US"/>
         </w:rPr>
@@ -5349,6 +5937,20 @@
       </w:r>
       <w:r>
         <w:rPr>
+          <w:lang w:val="en_US" w:bidi="en_US"/>
+        </w:rPr>
+        <w:t>וְ⁠יִשְׁתֹּ֥ק הַ⁠יָּ֖ם מֵֽ⁠עָלֵ֑י⁠נוּ</w:t>
+      </w:r>
+    </w:p>
+    <w:p>
+      <w:pPr/>
+      <w:r>
+        <w:rPr>
+          <w:lang w:val="en_US" w:bidi="en_US"/>
+        </w:rPr>
+      </w:r>
+      <w:r>
+        <w:rPr>
           <w:b/>
           <w:lang w:val="en_US" w:bidi="en_US"/>
         </w:rPr>
@@ -5445,6 +6047,20 @@
       </w:r>
       <w:r>
         <w:rPr>
+          <w:lang w:val="en_US" w:bidi="en_US"/>
+        </w:rPr>
+        <w:t>הַ⁠יָּ֖ם הוֹלֵ֥ךְ וְ⁠סֹעֵֽר</w:t>
+      </w:r>
+    </w:p>
+    <w:p>
+      <w:pPr/>
+      <w:r>
+        <w:rPr>
+          <w:lang w:val="en_US" w:bidi="en_US"/>
+        </w:rPr>
+      </w:r>
+      <w:r>
+        <w:rPr>
           <w:b/>
           <w:lang w:val="en_US" w:bidi="en_US"/>
         </w:rPr>
@@ -5541,6 +6157,20 @@
       </w:r>
       <w:r>
         <w:rPr>
+          <w:lang w:val="en_US" w:bidi="en_US"/>
+        </w:rPr>
+        <w:t>וַ⁠יֹּאמְר֤וּ אֵלָי⁠ו֙ מַה־נַּ֣עֲשֶׂה לָּ֔⁠ךְ וְ⁠יִשְׁתֹּ֥ק הַ⁠יָּ֖ם מֵֽ⁠עָלֵ֑י⁠נוּ כִּ֥י הַ⁠יָּ֖ם הוֹלֵ֥ךְ וְ⁠סֹעֵֽר</w:t>
+      </w:r>
+    </w:p>
+    <w:p>
+      <w:pPr/>
+      <w:r>
+        <w:rPr>
+          <w:lang w:val="en_US" w:bidi="en_US"/>
+        </w:rPr>
+      </w:r>
+      <w:r>
+        <w:rPr>
           <w:b/>
           <w:lang w:val="en_US" w:bidi="en_US"/>
         </w:rPr>
@@ -5613,6 +6243,20 @@
         <w:rPr>
           <w:lang w:val="en_US" w:bidi="en_US"/>
         </w:rPr>
+      </w:r>
+    </w:p>
+    <w:p>
+      <w:pPr/>
+      <w:r>
+        <w:rPr>
+          <w:lang w:val="en_US" w:bidi="en_US"/>
+        </w:rPr>
+      </w:r>
+      <w:r>
+        <w:rPr>
+          <w:lang w:val="en_US" w:bidi="en_US"/>
+        </w:rPr>
+        <w:t>כִּ֚י יוֹדֵ֣עַ אָ֔נִי כִּ֣י בְ⁠שֶׁ⁠לִּ֔⁠י הַ⁠סַּ֧עַר הַ⁠גָּד֛וֹל הַ⁠זֶּ֖ה עֲלֵי⁠כֶֽם</w:t>
       </w:r>
     </w:p>
     <w:p>
@@ -5801,6 +6445,20 @@
       </w:r>
       <w:r>
         <w:rPr>
+          <w:lang w:val="en_US" w:bidi="en_US"/>
+        </w:rPr>
+        <w:t>וַ⁠יַּחְתְּר֣וּ הָ⁠אֲנָשִׁ֗ים</w:t>
+      </w:r>
+    </w:p>
+    <w:p>
+      <w:pPr/>
+      <w:r>
+        <w:rPr>
+          <w:lang w:val="en_US" w:bidi="en_US"/>
+        </w:rPr>
+      </w:r>
+      <w:r>
+        <w:rPr>
           <w:b/>
           <w:lang w:val="en_US" w:bidi="en_US"/>
         </w:rPr>
@@ -5873,6 +6531,20 @@
         <w:rPr>
           <w:lang w:val="en_US" w:bidi="en_US"/>
         </w:rPr>
+      </w:r>
+    </w:p>
+    <w:p>
+      <w:pPr/>
+      <w:r>
+        <w:rPr>
+          <w:lang w:val="en_US" w:bidi="en_US"/>
+        </w:rPr>
+      </w:r>
+      <w:r>
+        <w:rPr>
+          <w:lang w:val="en_US" w:bidi="en_US"/>
+        </w:rPr>
+        <w:t>הַ⁠יָּ֔ם הוֹלֵ֥ךְ וְ⁠סֹעֵ֖ר</w:t>
       </w:r>
     </w:p>
     <w:p>
@@ -5985,6 +6657,20 @@
       </w:r>
       <w:r>
         <w:rPr>
+          <w:lang w:val="en_US" w:bidi="en_US"/>
+        </w:rPr>
+        <w:t>וַ⁠יִּקְרְא֨וּ</w:t>
+      </w:r>
+    </w:p>
+    <w:p>
+      <w:pPr/>
+      <w:r>
+        <w:rPr>
+          <w:lang w:val="en_US" w:bidi="en_US"/>
+        </w:rPr>
+      </w:r>
+      <w:r>
+        <w:rPr>
           <w:b/>
           <w:lang w:val="en_US" w:bidi="en_US"/>
         </w:rPr>
@@ -6081,6 +6767,20 @@
       </w:r>
       <w:r>
         <w:rPr>
+          <w:lang w:val="en_US" w:bidi="en_US"/>
+        </w:rPr>
+        <w:t>וַ⁠יִּקְרְא֨וּ אֶל־יְהוָ֜ה</w:t>
+      </w:r>
+    </w:p>
+    <w:p>
+      <w:pPr/>
+      <w:r>
+        <w:rPr>
+          <w:lang w:val="en_US" w:bidi="en_US"/>
+        </w:rPr>
+      </w:r>
+      <w:r>
+        <w:rPr>
           <w:b/>
           <w:lang w:val="en_US" w:bidi="en_US"/>
         </w:rPr>
@@ -6144,6 +6844,20 @@
       </w:r>
       <w:r>
         <w:rPr>
+          <w:lang w:val="en_US" w:bidi="en_US"/>
+        </w:rPr>
+        <w:t>אָנָּ֤ה</w:t>
+      </w:r>
+    </w:p>
+    <w:p>
+      <w:pPr/>
+      <w:r>
+        <w:rPr>
+          <w:lang w:val="en_US" w:bidi="en_US"/>
+        </w:rPr>
+      </w:r>
+      <w:r>
+        <w:rPr>
           <w:b/>
           <w:lang w:val="en_US" w:bidi="en_US"/>
         </w:rPr>
@@ -6234,6 +6948,20 @@
       </w:r>
       <w:r>
         <w:rPr>
+          <w:lang w:val="en_US" w:bidi="en_US"/>
+        </w:rPr>
+        <w:t>אַל־נָ֣א נֹאבְדָ֗ה בְּ⁠נֶ֨פֶשׁ֙ הָ⁠אִ֣ישׁ הַ⁠זֶּ֔ה</w:t>
+      </w:r>
+    </w:p>
+    <w:p>
+      <w:pPr/>
+      <w:r>
+        <w:rPr>
+          <w:lang w:val="en_US" w:bidi="en_US"/>
+        </w:rPr>
+      </w:r>
+      <w:r>
+        <w:rPr>
           <w:b/>
           <w:lang w:val="en_US" w:bidi="en_US"/>
         </w:rPr>
@@ -6330,6 +7058,20 @@
       </w:r>
       <w:r>
         <w:rPr>
+          <w:lang w:val="en_US" w:bidi="en_US"/>
+        </w:rPr>
+        <w:t>וְ⁠אַל־תִּתֵּ֥ן עָלֵ֖י⁠נוּ דָּ֣ם נָקִ֑יא</w:t>
+      </w:r>
+    </w:p>
+    <w:p>
+      <w:pPr/>
+      <w:r>
+        <w:rPr>
+          <w:lang w:val="en_US" w:bidi="en_US"/>
+        </w:rPr>
+      </w:r>
+      <w:r>
+        <w:rPr>
           <w:b/>
           <w:lang w:val="en_US" w:bidi="en_US"/>
         </w:rPr>
@@ -6426,6 +7168,20 @@
       </w:r>
       <w:r>
         <w:rPr>
+          <w:lang w:val="en_US" w:bidi="en_US"/>
+        </w:rPr>
+        <w:t>אָנָּ֤ה יְהוָה֙ אַל־נָ֣א נֹאבְדָ֗ה בְּ⁠נֶ֨פֶשׁ֙ הָ⁠אִ֣ישׁ הַ⁠זֶּ֔ה וְ⁠אַל־תִּתֵּ֥ן עָלֵ֖י⁠נוּ דָּ֣ם נָקִ֑יא כִּֽי־אַתָּ֣ה יְהוָ֔ה כַּ⁠אֲשֶׁ֥ר חָפַ֖צְתָּ עָשִֽׂיתָ</w:t>
+      </w:r>
+    </w:p>
+    <w:p>
+      <w:pPr/>
+      <w:r>
+        <w:rPr>
+          <w:lang w:val="en_US" w:bidi="en_US"/>
+        </w:rPr>
+      </w:r>
+      <w:r>
+        <w:rPr>
           <w:b/>
           <w:lang w:val="en_US" w:bidi="en_US"/>
         </w:rPr>
@@ -6509,6 +7265,20 @@
       </w:r>
       <w:r>
         <w:rPr>
+          <w:lang w:val="en_US" w:bidi="en_US"/>
+        </w:rPr>
+        <w:t>אַל־נָ֣א נֹאבְדָ֗ה בְּ⁠נֶ֨פֶשׁ֙ הָ⁠אִ֣ישׁ הַ⁠זֶּ֔ה וְ⁠אַל־תִּתֵּ֥ן עָלֵ֖י⁠נוּ דָּ֣ם נָקִ֑יא</w:t>
+      </w:r>
+    </w:p>
+    <w:p>
+      <w:pPr/>
+      <w:r>
+        <w:rPr>
+          <w:lang w:val="en_US" w:bidi="en_US"/>
+        </w:rPr>
+      </w:r>
+      <w:r>
+        <w:rPr>
           <w:b/>
           <w:lang w:val="en_US" w:bidi="en_US"/>
         </w:rPr>
@@ -6605,6 +7375,20 @@
       </w:r>
       <w:r>
         <w:rPr>
+          <w:lang w:val="en_US" w:bidi="en_US"/>
+        </w:rPr>
+        <w:t>וַ⁠יַּעֲמֹ֥ד הַ⁠יָּ֖ם מִ⁠זַּעְפּֽ⁠וֹ</w:t>
+      </w:r>
+    </w:p>
+    <w:p>
+      <w:pPr/>
+      <w:r>
+        <w:rPr>
+          <w:lang w:val="en_US" w:bidi="en_US"/>
+        </w:rPr>
+      </w:r>
+      <w:r>
+        <w:rPr>
           <w:b/>
           <w:lang w:val="en_US" w:bidi="en_US"/>
         </w:rPr>
@@ -6701,6 +7485,20 @@
       </w:r>
       <w:r>
         <w:rPr>
+          <w:lang w:val="en_US" w:bidi="en_US"/>
+        </w:rPr>
+        <w:t>וַ⁠יַּעֲמֹ֥ד הַ⁠יָּ֖ם מִ⁠זַּעְפּֽ⁠וֹ</w:t>
+      </w:r>
+    </w:p>
+    <w:p>
+      <w:pPr/>
+      <w:r>
+        <w:rPr>
+          <w:lang w:val="en_US" w:bidi="en_US"/>
+        </w:rPr>
+      </w:r>
+      <w:r>
+        <w:rPr>
           <w:b/>
           <w:lang w:val="en_US" w:bidi="en_US"/>
         </w:rPr>
@@ -6799,6 +7597,20 @@
         <w:rPr>
           <w:lang w:val="en_US" w:bidi="en_US"/>
         </w:rPr>
+      </w:r>
+    </w:p>
+    <w:p>
+      <w:pPr/>
+      <w:r>
+        <w:rPr>
+          <w:lang w:val="en_US" w:bidi="en_US"/>
+        </w:rPr>
+      </w:r>
+      <w:r>
+        <w:rPr>
+          <w:lang w:val="en_US" w:bidi="en_US"/>
+        </w:rPr>
+        <w:t>וַ⁠יִּֽירְא֧וּ הָ⁠אֲנָשִׁ֛ים יִרְאָ֥ה גְדוֹלָ֖ה אֶת־יְהוָ֑ה</w:t>
       </w:r>
     </w:p>
     <w:p>
@@ -6924,6 +7736,20 @@
       </w:r>
       <w:r>
         <w:rPr>
+          <w:lang w:val="en_US" w:bidi="en_US"/>
+        </w:rPr>
+        <w:t>וַ⁠יִּֽזְבְּחוּ־זֶ֨בַח֙ לַֽ⁠יהוָ֔ה וַֽ⁠יִּדְּר֖וּ נְדָרִֽים</w:t>
+      </w:r>
+    </w:p>
+    <w:p>
+      <w:pPr/>
+      <w:r>
+        <w:rPr>
+          <w:lang w:val="en_US" w:bidi="en_US"/>
+        </w:rPr>
+      </w:r>
+      <w:r>
+        <w:rPr>
           <w:b/>
           <w:lang w:val="en_US" w:bidi="en_US"/>
         </w:rPr>
@@ -7033,6 +7859,20 @@
       </w:r>
       <w:r>
         <w:rPr>
+          <w:lang w:val="en_US" w:bidi="en_US"/>
+        </w:rPr>
+        <w:t>וַ⁠יְמַ֤ן יְהוָה֙ דָּ֣ג גָּד֔וֹל לִ⁠בְלֹ֖עַ אֶת־יוֹנָ֑ה וַ⁠יְהִ֤י יוֹנָה֙ בִּ⁠מְעֵ֣י הַ⁠דָּ֔ג שְׁלֹשָׁ֥ה יָמִ֖ים וּ⁠שְׁלֹשָׁ֥ה לֵילֽוֹת</w:t>
+      </w:r>
+    </w:p>
+    <w:p>
+      <w:pPr/>
+      <w:r>
+        <w:rPr>
+          <w:lang w:val="en_US" w:bidi="en_US"/>
+        </w:rPr>
+      </w:r>
+      <w:r>
+        <w:rPr>
           <w:b/>
           <w:lang w:val="en_US" w:bidi="en_US"/>
         </w:rPr>
@@ -7096,6 +7936,20 @@
       </w:r>
       <w:r>
         <w:rPr>
+          <w:lang w:val="en_US" w:bidi="en_US"/>
+        </w:rPr>
+        <w:t>וַ⁠יְמַ֤ן יְהוָה֙ דָּ֣ג גָּד֔וֹל לִ⁠בְלֹ֖עַ אֶת־יוֹנָ֑ה</w:t>
+      </w:r>
+    </w:p>
+    <w:p>
+      <w:pPr/>
+      <w:r>
+        <w:rPr>
+          <w:lang w:val="en_US" w:bidi="en_US"/>
+        </w:rPr>
+      </w:r>
+      <w:r>
+        <w:rPr>
           <w:b/>
           <w:lang w:val="en_US" w:bidi="en_US"/>
         </w:rPr>
@@ -7437,6 +8291,20 @@
       </w:r>
       <w:r>
         <w:rPr>
+          <w:lang w:val="en_US" w:bidi="en_US"/>
+        </w:rPr>
+        <w:t>יְהוָ֖ה אֱלֹהָ֑י⁠ו</w:t>
+      </w:r>
+    </w:p>
+    <w:p>
+      <w:pPr/>
+      <w:r>
+        <w:rPr>
+          <w:lang w:val="en_US" w:bidi="en_US"/>
+        </w:rPr>
+      </w:r>
+      <w:r>
+        <w:rPr>
           <w:b/>
           <w:lang w:val="en_US" w:bidi="en_US"/>
         </w:rPr>
@@ -7546,6 +8414,20 @@
       </w:r>
       <w:r>
         <w:rPr>
+          <w:lang w:val="en_US" w:bidi="en_US"/>
+        </w:rPr>
+        <w:t>וַ⁠יֹּ֗אמֶר</w:t>
+      </w:r>
+    </w:p>
+    <w:p>
+      <w:pPr/>
+      <w:r>
+        <w:rPr>
+          <w:lang w:val="en_US" w:bidi="en_US"/>
+        </w:rPr>
+      </w:r>
+      <w:r>
+        <w:rPr>
           <w:b/>
           <w:lang w:val="en_US" w:bidi="en_US"/>
         </w:rPr>
@@ -7609,6 +8491,20 @@
       </w:r>
       <w:r>
         <w:rPr>
+          <w:lang w:val="en_US" w:bidi="en_US"/>
+        </w:rPr>
+        <w:t>קָ֠רָאתִי מִ⁠צָּ֥רָה לִ֛⁠י אֶל־יְהוָ֖ה וַֽ⁠יַּעֲנֵ֑⁠נִי</w:t>
+      </w:r>
+    </w:p>
+    <w:p>
+      <w:pPr/>
+      <w:r>
+        <w:rPr>
+          <w:lang w:val="en_US" w:bidi="en_US"/>
+        </w:rPr>
+      </w:r>
+      <w:r>
+        <w:rPr>
           <w:b/>
           <w:lang w:val="en_US" w:bidi="en_US"/>
         </w:rPr>
@@ -7692,6 +8588,20 @@
       </w:r>
       <w:r>
         <w:rPr>
+          <w:lang w:val="en_US" w:bidi="en_US"/>
+        </w:rPr>
+        <w:t>קָ֠רָאתִי מִ⁠צָּ֥רָה לִ֛⁠י אֶל־יְהוָ֖ה וַֽ⁠יַּעֲנֵ֑⁠נִי</w:t>
+      </w:r>
+    </w:p>
+    <w:p>
+      <w:pPr/>
+      <w:r>
+        <w:rPr>
+          <w:lang w:val="en_US" w:bidi="en_US"/>
+        </w:rPr>
+      </w:r>
+      <w:r>
+        <w:rPr>
           <w:b/>
           <w:lang w:val="en_US" w:bidi="en_US"/>
         </w:rPr>
@@ -7775,6 +8685,20 @@
       </w:r>
       <w:r>
         <w:rPr>
+          <w:lang w:val="en_US" w:bidi="en_US"/>
+        </w:rPr>
+        <w:t>וַֽ⁠יַּעֲנֵ֑⁠נִי</w:t>
+      </w:r>
+    </w:p>
+    <w:p>
+      <w:pPr/>
+      <w:r>
+        <w:rPr>
+          <w:lang w:val="en_US" w:bidi="en_US"/>
+        </w:rPr>
+      </w:r>
+      <w:r>
+        <w:rPr>
           <w:b/>
           <w:lang w:val="en_US" w:bidi="en_US"/>
         </w:rPr>
@@ -7858,6 +8782,20 @@
       </w:r>
       <w:r>
         <w:rPr>
+          <w:lang w:val="en_US" w:bidi="en_US"/>
+        </w:rPr>
+        <w:t>מִ⁠בֶּ֧טֶן שְׁא֛וֹל</w:t>
+      </w:r>
+    </w:p>
+    <w:p>
+      <w:pPr/>
+      <w:r>
+        <w:rPr>
+          <w:lang w:val="en_US" w:bidi="en_US"/>
+        </w:rPr>
+      </w:r>
+      <w:r>
+        <w:rPr>
           <w:b/>
           <w:lang w:val="en_US" w:bidi="en_US"/>
         </w:rPr>
@@ -7954,6 +8892,20 @@
       </w:r>
       <w:r>
         <w:rPr>
+          <w:lang w:val="en_US" w:bidi="en_US"/>
+        </w:rPr>
+        <w:t>שְׁא֛וֹל</w:t>
+      </w:r>
+    </w:p>
+    <w:p>
+      <w:pPr/>
+      <w:r>
+        <w:rPr>
+          <w:lang w:val="en_US" w:bidi="en_US"/>
+        </w:rPr>
+      </w:r>
+      <w:r>
+        <w:rPr>
           <w:b/>
           <w:lang w:val="en_US" w:bidi="en_US"/>
         </w:rPr>
@@ -8044,6 +8996,20 @@
       </w:r>
       <w:r>
         <w:rPr>
+          <w:lang w:val="en_US" w:bidi="en_US"/>
+        </w:rPr>
+        <w:t>שָׁמַ֥עְתָּ קוֹלִֽ⁠י</w:t>
+      </w:r>
+    </w:p>
+    <w:p>
+      <w:pPr/>
+      <w:r>
+        <w:rPr>
+          <w:lang w:val="en_US" w:bidi="en_US"/>
+        </w:rPr>
+      </w:r>
+      <w:r>
+        <w:rPr>
           <w:b/>
           <w:lang w:val="en_US" w:bidi="en_US"/>
         </w:rPr>
@@ -8140,6 +9106,20 @@
       </w:r>
       <w:r>
         <w:rPr>
+          <w:lang w:val="en_US" w:bidi="en_US"/>
+        </w:rPr>
+        <w:t>קָ֠רָאתִי מִ⁠צָּ֥רָה לִ֛⁠י אֶל־יְהוָ֖ה וַֽ⁠יַּעֲנֵ֑⁠נִי מִ⁠בֶּ֧טֶן שְׁא֛וֹל שִׁוַּ֖עְתִּי שָׁמַ֥עְתָּ קוֹלִֽ⁠י</w:t>
+      </w:r>
+    </w:p>
+    <w:p>
+      <w:pPr/>
+      <w:r>
+        <w:rPr>
+          <w:lang w:val="en_US" w:bidi="en_US"/>
+        </w:rPr>
+      </w:r>
+      <w:r>
+        <w:rPr>
           <w:b/>
           <w:lang w:val="en_US" w:bidi="en_US"/>
         </w:rPr>
@@ -8237,6 +9217,20 @@
       </w:r>
       <w:r>
         <w:rPr>
+          <w:lang w:val="en_US" w:bidi="en_US"/>
+        </w:rPr>
+        <w:t>בִּ⁠לְבַ֣ב יַמִּ֔ים</w:t>
+      </w:r>
+    </w:p>
+    <w:p>
+      <w:pPr/>
+      <w:r>
+        <w:rPr>
+          <w:lang w:val="en_US" w:bidi="en_US"/>
+        </w:rPr>
+      </w:r>
+      <w:r>
+        <w:rPr>
           <w:b/>
           <w:lang w:val="en_US" w:bidi="en_US"/>
         </w:rPr>
@@ -8346,6 +9340,20 @@
       </w:r>
       <w:r>
         <w:rPr>
+          <w:lang w:val="en_US" w:bidi="en_US"/>
+        </w:rPr>
+        <w:t>וְ⁠נָהָ֖ר יְסֹבְבֵ֑⁠נִי</w:t>
+      </w:r>
+    </w:p>
+    <w:p>
+      <w:pPr/>
+      <w:r>
+        <w:rPr>
+          <w:lang w:val="en_US" w:bidi="en_US"/>
+        </w:rPr>
+      </w:r>
+      <w:r>
+        <w:rPr>
           <w:b/>
           <w:lang w:val="en_US" w:bidi="en_US"/>
         </w:rPr>
@@ -8409,6 +9417,20 @@
       </w:r>
       <w:r>
         <w:rPr>
+          <w:lang w:val="en_US" w:bidi="en_US"/>
+        </w:rPr>
+        <w:t>מִשְׁבָּרֶ֥י⁠ךָ וְ⁠גַלֶּ֖י⁠ךָ</w:t>
+      </w:r>
+    </w:p>
+    <w:p>
+      <w:pPr/>
+      <w:r>
+        <w:rPr>
+          <w:lang w:val="en_US" w:bidi="en_US"/>
+        </w:rPr>
+      </w:r>
+      <w:r>
+        <w:rPr>
           <w:b/>
           <w:lang w:val="en_US" w:bidi="en_US"/>
         </w:rPr>
@@ -8518,6 +9540,20 @@
       </w:r>
       <w:r>
         <w:rPr>
+          <w:lang w:val="en_US" w:bidi="en_US"/>
+        </w:rPr>
+        <w:t>יַמִּ֔ים</w:t>
+      </w:r>
+    </w:p>
+    <w:p>
+      <w:pPr/>
+      <w:r>
+        <w:rPr>
+          <w:lang w:val="en_US" w:bidi="en_US"/>
+        </w:rPr>
+      </w:r>
+      <w:r>
+        <w:rPr>
           <w:b/>
           <w:lang w:val="en_US" w:bidi="en_US"/>
         </w:rPr>
@@ -8614,6 +9650,20 @@
       </w:r>
       <w:r>
         <w:rPr>
+          <w:lang w:val="en_US" w:bidi="en_US"/>
+        </w:rPr>
+        <w:t>מִשְׁבָּרֶ֥י⁠ךָ וְ⁠גַלֶּ֖י⁠ךָ</w:t>
+      </w:r>
+    </w:p>
+    <w:p>
+      <w:pPr/>
+      <w:r>
+        <w:rPr>
+          <w:lang w:val="en_US" w:bidi="en_US"/>
+        </w:rPr>
+      </w:r>
+      <w:r>
+        <w:rPr>
           <w:b/>
           <w:lang w:val="en_US" w:bidi="en_US"/>
         </w:rPr>
@@ -8736,6 +9786,20 @@
       </w:r>
       <w:r>
         <w:rPr>
+          <w:lang w:val="en_US" w:bidi="en_US"/>
+        </w:rPr>
+        <w:t>וַ⁠אֲנִ֣י</w:t>
+      </w:r>
+    </w:p>
+    <w:p>
+      <w:pPr/>
+      <w:r>
+        <w:rPr>
+          <w:lang w:val="en_US" w:bidi="en_US"/>
+        </w:rPr>
+      </w:r>
+      <w:r>
+        <w:rPr>
           <w:b/>
           <w:lang w:val="en_US" w:bidi="en_US"/>
         </w:rPr>
@@ -8826,6 +9890,20 @@
       </w:r>
       <w:r>
         <w:rPr>
+          <w:lang w:val="en_US" w:bidi="en_US"/>
+        </w:rPr>
+        <w:t>נִגְרַ֖שְׁתִּי</w:t>
+      </w:r>
+    </w:p>
+    <w:p>
+      <w:pPr/>
+      <w:r>
+        <w:rPr>
+          <w:lang w:val="en_US" w:bidi="en_US"/>
+        </w:rPr>
+      </w:r>
+      <w:r>
+        <w:rPr>
           <w:b/>
           <w:lang w:val="en_US" w:bidi="en_US"/>
         </w:rPr>
@@ -8909,6 +9987,20 @@
       </w:r>
       <w:r>
         <w:rPr>
+          <w:lang w:val="en_US" w:bidi="en_US"/>
+        </w:rPr>
+        <w:t>מִ⁠נֶּ֣גֶד עֵינֶ֑י⁠ךָ</w:t>
+      </w:r>
+    </w:p>
+    <w:p>
+      <w:pPr/>
+      <w:r>
+        <w:rPr>
+          <w:lang w:val="en_US" w:bidi="en_US"/>
+        </w:rPr>
+      </w:r>
+      <w:r>
+        <w:rPr>
           <w:b/>
           <w:lang w:val="en_US" w:bidi="en_US"/>
         </w:rPr>
@@ -9005,6 +10097,20 @@
       </w:r>
       <w:r>
         <w:rPr>
+          <w:lang w:val="en_US" w:bidi="en_US"/>
+        </w:rPr>
+        <w:t>אַ֚ךְ</w:t>
+      </w:r>
+    </w:p>
+    <w:p>
+      <w:pPr/>
+      <w:r>
+        <w:rPr>
+          <w:lang w:val="en_US" w:bidi="en_US"/>
+        </w:rPr>
+      </w:r>
+      <w:r>
+        <w:rPr>
           <w:b/>
           <w:lang w:val="en_US" w:bidi="en_US"/>
         </w:rPr>
@@ -9101,6 +10207,20 @@
       </w:r>
       <w:r>
         <w:rPr>
+          <w:lang w:val="en_US" w:bidi="en_US"/>
+        </w:rPr>
+        <w:t>אֲפָפ֤וּ⁠נִי מַ֨יִם֙ עַד־נֶ֔פֶשׁ תְּה֖וֹם יְסֹבְבֵ֑⁠נִי</w:t>
+      </w:r>
+    </w:p>
+    <w:p>
+      <w:pPr/>
+      <w:r>
+        <w:rPr>
+          <w:lang w:val="en_US" w:bidi="en_US"/>
+        </w:rPr>
+      </w:r>
+      <w:r>
+        <w:rPr>
           <w:b/>
           <w:lang w:val="en_US" w:bidi="en_US"/>
         </w:rPr>
@@ -9247,6 +10367,20 @@
       </w:r>
       <w:r>
         <w:rPr>
+          <w:lang w:val="en_US" w:bidi="en_US"/>
+        </w:rPr>
+        <w:t>עַד־נֶ֔פֶשׁ</w:t>
+      </w:r>
+    </w:p>
+    <w:p>
+      <w:pPr/>
+      <w:r>
+        <w:rPr>
+          <w:lang w:val="en_US" w:bidi="en_US"/>
+        </w:rPr>
+      </w:r>
+      <w:r>
+        <w:rPr>
           <w:b/>
           <w:lang w:val="en_US" w:bidi="en_US"/>
         </w:rPr>
@@ -9323,6 +10457,20 @@
       </w:r>
       <w:r>
         <w:rPr>
+          <w:lang w:val="en_US" w:bidi="en_US"/>
+        </w:rPr>
+        <w:t>תְּה֖וֹם יְסֹבְבֵ֑⁠נִי</w:t>
+      </w:r>
+    </w:p>
+    <w:p>
+      <w:pPr/>
+      <w:r>
+        <w:rPr>
+          <w:lang w:val="en_US" w:bidi="en_US"/>
+        </w:rPr>
+      </w:r>
+      <w:r>
+        <w:rPr>
           <w:b/>
           <w:lang w:val="en_US" w:bidi="en_US"/>
         </w:rPr>
@@ -9386,6 +10534,20 @@
       </w:r>
       <w:r>
         <w:rPr>
+          <w:lang w:val="en_US" w:bidi="en_US"/>
+        </w:rPr>
+        <w:t>ס֖וּף</w:t>
+      </w:r>
+    </w:p>
+    <w:p>
+      <w:pPr/>
+      <w:r>
+        <w:rPr>
+          <w:lang w:val="en_US" w:bidi="en_US"/>
+        </w:rPr>
+      </w:r>
+      <w:r>
+        <w:rPr>
           <w:b/>
           <w:lang w:val="en_US" w:bidi="en_US"/>
         </w:rPr>
@@ -9482,6 +10644,20 @@
       </w:r>
       <w:r>
         <w:rPr>
+          <w:lang w:val="en_US" w:bidi="en_US"/>
+        </w:rPr>
+        <w:t>הָ⁠אָ֛רֶץ בְּרִחֶ֥י⁠הָ בַעֲדִ֖⁠י לְ⁠עוֹלָ֑ם</w:t>
+      </w:r>
+    </w:p>
+    <w:p>
+      <w:pPr/>
+      <w:r>
+        <w:rPr>
+          <w:lang w:val="en_US" w:bidi="en_US"/>
+        </w:rPr>
+      </w:r>
+      <w:r>
+        <w:rPr>
           <w:b/>
           <w:lang w:val="en_US" w:bidi="en_US"/>
         </w:rPr>
@@ -9591,6 +10767,20 @@
       </w:r>
       <w:r>
         <w:rPr>
+          <w:lang w:val="en_US" w:bidi="en_US"/>
+        </w:rPr>
+        <w:t>וַ⁠תַּ֧עַל מִ⁠שַּׁ֛חַת חַיַּ֖⁠י</w:t>
+      </w:r>
+    </w:p>
+    <w:p>
+      <w:pPr/>
+      <w:r>
+        <w:rPr>
+          <w:lang w:val="en_US" w:bidi="en_US"/>
+        </w:rPr>
+      </w:r>
+      <w:r>
+        <w:rPr>
           <w:b/>
           <w:lang w:val="en_US" w:bidi="en_US"/>
         </w:rPr>
@@ -9687,6 +10877,20 @@
       </w:r>
       <w:r>
         <w:rPr>
+          <w:lang w:val="en_US" w:bidi="en_US"/>
+        </w:rPr>
+        <w:t>יְהוָ֥ה אֱלֹהָֽ⁠י</w:t>
+      </w:r>
+    </w:p>
+    <w:p>
+      <w:pPr/>
+      <w:r>
+        <w:rPr>
+          <w:lang w:val="en_US" w:bidi="en_US"/>
+        </w:rPr>
+      </w:r>
+      <w:r>
+        <w:rPr>
           <w:b/>
           <w:lang w:val="en_US" w:bidi="en_US"/>
         </w:rPr>
@@ -9796,6 +11000,20 @@
       </w:r>
       <w:r>
         <w:rPr>
+          <w:lang w:val="en_US" w:bidi="en_US"/>
+        </w:rPr>
+        <w:t>חַיַּ֖⁠י</w:t>
+      </w:r>
+    </w:p>
+    <w:p>
+      <w:pPr/>
+      <w:r>
+        <w:rPr>
+          <w:lang w:val="en_US" w:bidi="en_US"/>
+        </w:rPr>
+      </w:r>
+      <w:r>
+        <w:rPr>
           <w:b/>
           <w:lang w:val="en_US" w:bidi="en_US"/>
         </w:rPr>
@@ -9892,6 +11110,20 @@
       </w:r>
       <w:r>
         <w:rPr>
+          <w:lang w:val="en_US" w:bidi="en_US"/>
+        </w:rPr>
+        <w:t>אֱלֹהָֽ⁠י</w:t>
+      </w:r>
+    </w:p>
+    <w:p>
+      <w:pPr/>
+      <w:r>
+        <w:rPr>
+          <w:lang w:val="en_US" w:bidi="en_US"/>
+        </w:rPr>
+      </w:r>
+      <w:r>
+        <w:rPr>
           <w:b/>
           <w:lang w:val="en_US" w:bidi="en_US"/>
         </w:rPr>
@@ -10001,6 +11233,20 @@
       </w:r>
       <w:r>
         <w:rPr>
+          <w:lang w:val="en_US" w:bidi="en_US"/>
+        </w:rPr>
+        <w:t>בְּ⁠הִתְעַטֵּ֤ף עָלַ⁠י֙ נַפְשִׁ֔⁠י</w:t>
+      </w:r>
+    </w:p>
+    <w:p>
+      <w:pPr/>
+      <w:r>
+        <w:rPr>
+          <w:lang w:val="en_US" w:bidi="en_US"/>
+        </w:rPr>
+      </w:r>
+      <w:r>
+        <w:rPr>
           <w:b/>
           <w:lang w:val="en_US" w:bidi="en_US"/>
         </w:rPr>
@@ -10084,6 +11330,20 @@
       </w:r>
       <w:r>
         <w:rPr>
+          <w:lang w:val="en_US" w:bidi="en_US"/>
+        </w:rPr>
+        <w:t>אֶת־יְהוָ֖ה זָכָ֑רְתִּי</w:t>
+      </w:r>
+    </w:p>
+    <w:p>
+      <w:pPr/>
+      <w:r>
+        <w:rPr>
+          <w:lang w:val="en_US" w:bidi="en_US"/>
+        </w:rPr>
+      </w:r>
+      <w:r>
+        <w:rPr>
           <w:b/>
           <w:lang w:val="en_US" w:bidi="en_US"/>
         </w:rPr>
@@ -10180,6 +11440,20 @@
       </w:r>
       <w:r>
         <w:rPr>
+          <w:lang w:val="en_US" w:bidi="en_US"/>
+        </w:rPr>
+        <w:t>וַ⁠תָּב֤וֹא אֵלֶ֨י⁠ךָ֙ תְּפִלָּתִ֔⁠י אֶל־הֵיכַ֖ל קָדְשֶֽׁ⁠ךָ</w:t>
+      </w:r>
+    </w:p>
+    <w:p>
+      <w:pPr/>
+      <w:r>
+        <w:rPr>
+          <w:lang w:val="en_US" w:bidi="en_US"/>
+        </w:rPr>
+      </w:r>
+      <w:r>
+        <w:rPr>
           <w:b/>
           <w:lang w:val="en_US" w:bidi="en_US"/>
         </w:rPr>
@@ -10276,6 +11550,20 @@
       </w:r>
       <w:r>
         <w:rPr>
+          <w:lang w:val="en_US" w:bidi="en_US"/>
+        </w:rPr>
+        <w:t>אֶת־יְהוָ֖ה זָכָ֑רְתִּי</w:t>
+      </w:r>
+    </w:p>
+    <w:p>
+      <w:pPr/>
+      <w:r>
+        <w:rPr>
+          <w:lang w:val="en_US" w:bidi="en_US"/>
+        </w:rPr>
+      </w:r>
+      <w:r>
+        <w:rPr>
           <w:b/>
           <w:lang w:val="en_US" w:bidi="en_US"/>
         </w:rPr>
@@ -10359,6 +11647,20 @@
       </w:r>
       <w:r>
         <w:rPr>
+          <w:lang w:val="en_US" w:bidi="en_US"/>
+        </w:rPr>
+        <w:t>מְשַׁמְּרִ֖ים הַבְלֵי־שָׁ֑וְא</w:t>
+      </w:r>
+    </w:p>
+    <w:p>
+      <w:pPr/>
+      <w:r>
+        <w:rPr>
+          <w:lang w:val="en_US" w:bidi="en_US"/>
+        </w:rPr>
+      </w:r>
+      <w:r>
+        <w:rPr>
           <w:b/>
           <w:lang w:val="en_US" w:bidi="en_US"/>
         </w:rPr>
@@ -10455,6 +11757,20 @@
       </w:r>
       <w:r>
         <w:rPr>
+          <w:lang w:val="en_US" w:bidi="en_US"/>
+        </w:rPr>
+        <w:t>חַסְדָּ֖⁠ם יַעֲזֹֽבוּ</w:t>
+      </w:r>
+    </w:p>
+    <w:p>
+      <w:pPr/>
+      <w:r>
+        <w:rPr>
+          <w:lang w:val="en_US" w:bidi="en_US"/>
+        </w:rPr>
+      </w:r>
+      <w:r>
+        <w:rPr>
           <w:b/>
           <w:lang w:val="en_US" w:bidi="en_US"/>
         </w:rPr>
@@ -10551,6 +11867,20 @@
       </w:r>
       <w:r>
         <w:rPr>
+          <w:lang w:val="en_US" w:bidi="en_US"/>
+        </w:rPr>
+        <w:t>וַ⁠אֲנִ֗י</w:t>
+      </w:r>
+    </w:p>
+    <w:p>
+      <w:pPr/>
+      <w:r>
+        <w:rPr>
+          <w:lang w:val="en_US" w:bidi="en_US"/>
+        </w:rPr>
+      </w:r>
+      <w:r>
+        <w:rPr>
           <w:b/>
           <w:lang w:val="en_US" w:bidi="en_US"/>
         </w:rPr>
@@ -10634,6 +11964,20 @@
       </w:r>
       <w:r>
         <w:rPr>
+          <w:lang w:val="en_US" w:bidi="en_US"/>
+        </w:rPr>
+        <w:t>בְּ⁠ק֤וֹל תּוֹדָה֙</w:t>
+      </w:r>
+    </w:p>
+    <w:p>
+      <w:pPr/>
+      <w:r>
+        <w:rPr>
+          <w:lang w:val="en_US" w:bidi="en_US"/>
+        </w:rPr>
+      </w:r>
+      <w:r>
+        <w:rPr>
           <w:b/>
           <w:lang w:val="en_US" w:bidi="en_US"/>
         </w:rPr>
@@ -10730,6 +12074,20 @@
       </w:r>
       <w:r>
         <w:rPr>
+          <w:lang w:val="en_US" w:bidi="en_US"/>
+        </w:rPr>
+        <w:t>יְשׁוּעָ֖תָ⁠ה לַ⁠יהוָֽה</w:t>
+      </w:r>
+    </w:p>
+    <w:p>
+      <w:pPr/>
+      <w:r>
+        <w:rPr>
+          <w:lang w:val="en_US" w:bidi="en_US"/>
+        </w:rPr>
+      </w:r>
+      <w:r>
+        <w:rPr>
           <w:b/>
           <w:lang w:val="en_US" w:bidi="en_US"/>
         </w:rPr>
@@ -10826,6 +12184,20 @@
       </w:r>
       <w:r>
         <w:rPr>
+          <w:lang w:val="en_US" w:bidi="en_US"/>
+        </w:rPr>
+        <w:t>יְשׁוּעָ֖תָ⁠ה לַ⁠יהוָֽה</w:t>
+      </w:r>
+    </w:p>
+    <w:p>
+      <w:pPr/>
+      <w:r>
+        <w:rPr>
+          <w:lang w:val="en_US" w:bidi="en_US"/>
+        </w:rPr>
+      </w:r>
+      <w:r>
+        <w:rPr>
           <w:b/>
           <w:lang w:val="en_US" w:bidi="en_US"/>
         </w:rPr>
@@ -10911,6 +12283,20 @@
         <w:rPr>
           <w:lang w:val="en_US" w:bidi="en_US"/>
         </w:rPr>
+      </w:r>
+    </w:p>
+    <w:p>
+      <w:pPr/>
+      <w:r>
+        <w:rPr>
+          <w:lang w:val="en_US" w:bidi="en_US"/>
+        </w:rPr>
+      </w:r>
+      <w:r>
+        <w:rPr>
+          <w:lang w:val="en_US" w:bidi="en_US"/>
+        </w:rPr>
+        <w:t>יְשׁוּעָ֖תָ⁠ה לַ⁠יהוָֽה</w:t>
       </w:r>
     </w:p>
     <w:p>
@@ -11023,6 +12409,20 @@
       </w:r>
       <w:r>
         <w:rPr>
+          <w:lang w:val="en_US" w:bidi="en_US"/>
+        </w:rPr>
+        <w:t>אֶל־הַ⁠יַּבָּשָֽׁה</w:t>
+      </w:r>
+    </w:p>
+    <w:p>
+      <w:pPr/>
+      <w:r>
+        <w:rPr>
+          <w:lang w:val="en_US" w:bidi="en_US"/>
+        </w:rPr>
+      </w:r>
+      <w:r>
+        <w:rPr>
           <w:b/>
           <w:lang w:val="en_US" w:bidi="en_US"/>
         </w:rPr>
@@ -11132,6 +12532,20 @@
       </w:r>
       <w:r>
         <w:rPr>
+          <w:lang w:val="en_US" w:bidi="en_US"/>
+        </w:rPr>
+        <w:t>וַ⁠יֹּ֥אמֶר יְהוָ֖ה לַ⁠דָּ֑ג</w:t>
+      </w:r>
+    </w:p>
+    <w:p>
+      <w:pPr/>
+      <w:r>
+        <w:rPr>
+          <w:lang w:val="en_US" w:bidi="en_US"/>
+        </w:rPr>
+      </w:r>
+      <w:r>
+        <w:rPr>
           <w:b/>
           <w:lang w:val="en_US" w:bidi="en_US"/>
         </w:rPr>
@@ -11228,6 +12642,20 @@
       </w:r>
       <w:r>
         <w:rPr>
+          <w:lang w:val="en_US" w:bidi="en_US"/>
+        </w:rPr>
+        <w:t>וַ⁠יֹּ֥אמֶר יְהוָ֖ה לַ⁠דָּ֑ג</w:t>
+      </w:r>
+    </w:p>
+    <w:p>
+      <w:pPr/>
+      <w:r>
+        <w:rPr>
+          <w:lang w:val="en_US" w:bidi="en_US"/>
+        </w:rPr>
+      </w:r>
+      <w:r>
+        <w:rPr>
           <w:b/>
           <w:lang w:val="en_US" w:bidi="en_US"/>
         </w:rPr>
@@ -11560,6 +12988,20 @@
         <w:rPr>
           <w:lang w:val="en_US" w:bidi="en_US"/>
         </w:rPr>
+      </w:r>
+    </w:p>
+    <w:p>
+      <w:pPr/>
+      <w:r>
+        <w:rPr>
+          <w:lang w:val="en_US" w:bidi="en_US"/>
+        </w:rPr>
+      </w:r>
+      <w:r>
+        <w:rPr>
+          <w:lang w:val="en_US" w:bidi="en_US"/>
+        </w:rPr>
+        <w:t>וַ⁠יְהִ֧י דְבַר־יְהוָ֛ה</w:t>
       </w:r>
     </w:p>
     <w:p>
@@ -11672,6 +13114,20 @@
       </w:r>
       <w:r>
         <w:rPr>
+          <w:lang w:val="en_US" w:bidi="en_US"/>
+        </w:rPr>
+        <w:t>וַ⁠יְהִ֧י דְבַר־יְהוָ֛ה</w:t>
+      </w:r>
+    </w:p>
+    <w:p>
+      <w:pPr/>
+      <w:r>
+        <w:rPr>
+          <w:lang w:val="en_US" w:bidi="en_US"/>
+        </w:rPr>
+      </w:r>
+      <w:r>
+        <w:rPr>
           <w:b/>
           <w:lang w:val="en_US" w:bidi="en_US"/>
         </w:rPr>
@@ -11773,6 +13229,20 @@
       </w:r>
       <w:r>
         <w:rPr>
+          <w:lang w:val="en_US" w:bidi="en_US"/>
+        </w:rPr>
+        <w:t>הָ⁠עִ֣יר הַ⁠גְּדוֹלָ֑ה</w:t>
+      </w:r>
+    </w:p>
+    <w:p>
+      <w:pPr/>
+      <w:r>
+        <w:rPr>
+          <w:lang w:val="en_US" w:bidi="en_US"/>
+        </w:rPr>
+      </w:r>
+      <w:r>
+        <w:rPr>
           <w:b/>
           <w:lang w:val="en_US" w:bidi="en_US"/>
         </w:rPr>
@@ -11887,6 +13357,20 @@
       </w:r>
       <w:r>
         <w:rPr>
+          <w:lang w:val="en_US" w:bidi="en_US"/>
+        </w:rPr>
+        <w:t>ק֛וּם</w:t>
+      </w:r>
+    </w:p>
+    <w:p>
+      <w:pPr/>
+      <w:r>
+        <w:rPr>
+          <w:lang w:val="en_US" w:bidi="en_US"/>
+        </w:rPr>
+      </w:r>
+      <w:r>
+        <w:rPr>
           <w:b/>
           <w:lang w:val="en_US" w:bidi="en_US"/>
         </w:rPr>
@@ -12013,6 +13497,20 @@
       </w:r>
       <w:r>
         <w:rPr>
+          <w:lang w:val="en_US" w:bidi="en_US"/>
+        </w:rPr>
+        <w:t>וִּ⁠קְרָ֤א אֵלֶ֨י⁠הָ֙ אֶת־הַ⁠קְּרִיאָ֔ה אֲשֶׁ֥ר אָנֹכִ֖י דֹּבֵ֥ר אֵלֶֽי⁠ךָ</w:t>
+      </w:r>
+    </w:p>
+    <w:p>
+      <w:pPr/>
+      <w:r>
+        <w:rPr>
+          <w:lang w:val="en_US" w:bidi="en_US"/>
+        </w:rPr>
+      </w:r>
+      <w:r>
+        <w:rPr>
           <w:b/>
           <w:lang w:val="en_US" w:bidi="en_US"/>
         </w:rPr>
@@ -12111,6 +13609,20 @@
         <w:rPr>
           <w:lang w:val="en_US" w:bidi="en_US"/>
         </w:rPr>
+      </w:r>
+    </w:p>
+    <w:p>
+      <w:pPr/>
+      <w:r>
+        <w:rPr>
+          <w:lang w:val="en_US" w:bidi="en_US"/>
+        </w:rPr>
+      </w:r>
+      <w:r>
+        <w:rPr>
+          <w:lang w:val="en_US" w:bidi="en_US"/>
+        </w:rPr>
+        <w:t>וַ⁠יָּ֣קָם יוֹנָ֗ה וַ⁠יֵּ֛לֶךְ אֶל־נִֽינְוֶ֖ה כִּ⁠דְבַ֣ר יְהוָ֑ה</w:t>
       </w:r>
     </w:p>
     <w:p>
@@ -12236,6 +13748,20 @@
       </w:r>
       <w:r>
         <w:rPr>
+          <w:lang w:val="en_US" w:bidi="en_US"/>
+        </w:rPr>
+        <w:t>כִּ⁠דְבַ֣ר יְהוָ֑ה</w:t>
+      </w:r>
+    </w:p>
+    <w:p>
+      <w:pPr/>
+      <w:r>
+        <w:rPr>
+          <w:lang w:val="en_US" w:bidi="en_US"/>
+        </w:rPr>
+      </w:r>
+      <w:r>
+        <w:rPr>
           <w:b/>
           <w:lang w:val="en_US" w:bidi="en_US"/>
         </w:rPr>
@@ -12332,6 +13858,20 @@
       </w:r>
       <w:r>
         <w:rPr>
+          <w:lang w:val="en_US" w:bidi="en_US"/>
+        </w:rPr>
+        <w:t>וְ⁠נִֽינְוֵ֗ה הָיְתָ֤ה עִיר־גְּדוֹלָה֙ לֵֽ⁠אלֹהִ֔ים מַהֲלַ֖ךְ שְׁלֹ֥שֶׁת יָמִֽים</w:t>
+      </w:r>
+    </w:p>
+    <w:p>
+      <w:pPr/>
+      <w:r>
+        <w:rPr>
+          <w:lang w:val="en_US" w:bidi="en_US"/>
+        </w:rPr>
+      </w:r>
+      <w:r>
+        <w:rPr>
           <w:b/>
           <w:lang w:val="en_US" w:bidi="en_US"/>
         </w:rPr>
@@ -12428,6 +13968,20 @@
       </w:r>
       <w:r>
         <w:rPr>
+          <w:lang w:val="en_US" w:bidi="en_US"/>
+        </w:rPr>
+        <w:t>עִיר־גְּדוֹלָה֙ לֵֽ⁠אלֹהִ֔ים</w:t>
+      </w:r>
+    </w:p>
+    <w:p>
+      <w:pPr/>
+      <w:r>
+        <w:rPr>
+          <w:lang w:val="en_US" w:bidi="en_US"/>
+        </w:rPr>
+      </w:r>
+      <w:r>
+        <w:rPr>
           <w:b/>
           <w:lang w:val="en_US" w:bidi="en_US"/>
         </w:rPr>
@@ -12550,6 +14104,20 @@
       </w:r>
       <w:r>
         <w:rPr>
+          <w:lang w:val="en_US" w:bidi="en_US"/>
+        </w:rPr>
+        <w:t>מַהֲלַ֖ךְ שְׁלֹ֥שֶׁת יָמִֽים</w:t>
+      </w:r>
+    </w:p>
+    <w:p>
+      <w:pPr/>
+      <w:r>
+        <w:rPr>
+          <w:lang w:val="en_US" w:bidi="en_US"/>
+        </w:rPr>
+      </w:r>
+      <w:r>
+        <w:rPr>
           <w:b/>
           <w:lang w:val="en_US" w:bidi="en_US"/>
         </w:rPr>
@@ -12646,6 +14214,20 @@
       </w:r>
       <w:r>
         <w:rPr>
+          <w:lang w:val="en_US" w:bidi="en_US"/>
+        </w:rPr>
+        <w:t>וַ⁠יָּ֤חֶל יוֹנָה֙ לָ⁠ב֣וֹא בָ⁠עִ֔יר מַהֲלַ֖ךְ י֣וֹם אֶחָ֑ד וַ⁠יִּקְרָא֙</w:t>
+      </w:r>
+    </w:p>
+    <w:p>
+      <w:pPr/>
+      <w:r>
+        <w:rPr>
+          <w:lang w:val="en_US" w:bidi="en_US"/>
+        </w:rPr>
+      </w:r>
+      <w:r>
+        <w:rPr>
           <w:b/>
           <w:lang w:val="en_US" w:bidi="en_US"/>
         </w:rPr>
@@ -12742,6 +14324,20 @@
       </w:r>
       <w:r>
         <w:rPr>
+          <w:lang w:val="en_US" w:bidi="en_US"/>
+        </w:rPr>
+        <w:t>וַ⁠יִּקְרָא֙ וַ⁠יֹּאמַ֔ר</w:t>
+      </w:r>
+    </w:p>
+    <w:p>
+      <w:pPr/>
+      <w:r>
+        <w:rPr>
+          <w:lang w:val="en_US" w:bidi="en_US"/>
+        </w:rPr>
+      </w:r>
+      <w:r>
+        <w:rPr>
           <w:b/>
           <w:lang w:val="en_US" w:bidi="en_US"/>
         </w:rPr>
@@ -12838,6 +14434,20 @@
       </w:r>
       <w:r>
         <w:rPr>
+          <w:lang w:val="en_US" w:bidi="en_US"/>
+        </w:rPr>
+        <w:t>ע֚וֹד אַרְבָּעִ֣ים י֔וֹם</w:t>
+      </w:r>
+    </w:p>
+    <w:p>
+      <w:pPr/>
+      <w:r>
+        <w:rPr>
+          <w:lang w:val="en_US" w:bidi="en_US"/>
+        </w:rPr>
+      </w:r>
+      <w:r>
+        <w:rPr>
           <w:b/>
           <w:lang w:val="en_US" w:bidi="en_US"/>
         </w:rPr>
@@ -12901,6 +14511,20 @@
       </w:r>
       <w:r>
         <w:rPr>
+          <w:lang w:val="en_US" w:bidi="en_US"/>
+        </w:rPr>
+        <w:t>וְ⁠נִֽינְוֵ֖ה נֶהְפָּֽכֶת</w:t>
+      </w:r>
+    </w:p>
+    <w:p>
+      <w:pPr/>
+      <w:r>
+        <w:rPr>
+          <w:lang w:val="en_US" w:bidi="en_US"/>
+        </w:rPr>
+      </w:r>
+      <w:r>
+        <w:rPr>
           <w:b/>
           <w:lang w:val="en_US" w:bidi="en_US"/>
         </w:rPr>
@@ -12984,6 +14608,20 @@
       </w:r>
       <w:r>
         <w:rPr>
+          <w:lang w:val="en_US" w:bidi="en_US"/>
+        </w:rPr>
+        <w:t>וַ⁠יִּקְרְאוּ־צוֹם֙ וַ⁠יִּלְבְּשׁ֣וּ שַׂקִּ֔ים</w:t>
+      </w:r>
+    </w:p>
+    <w:p>
+      <w:pPr/>
+      <w:r>
+        <w:rPr>
+          <w:lang w:val="en_US" w:bidi="en_US"/>
+        </w:rPr>
+      </w:r>
+      <w:r>
+        <w:rPr>
           <w:b/>
           <w:lang w:val="en_US" w:bidi="en_US"/>
         </w:rPr>
@@ -13067,6 +14705,20 @@
       </w:r>
       <w:r>
         <w:rPr>
+          <w:lang w:val="en_US" w:bidi="en_US"/>
+        </w:rPr>
+        <w:t>מִ⁠גְּדוֹלָ֖⁠ם וְ⁠עַד־קְטַנָּֽ⁠ם</w:t>
+      </w:r>
+    </w:p>
+    <w:p>
+      <w:pPr/>
+      <w:r>
+        <w:rPr>
+          <w:lang w:val="en_US" w:bidi="en_US"/>
+        </w:rPr>
+      </w:r>
+      <w:r>
+        <w:rPr>
           <w:b/>
           <w:lang w:val="en_US" w:bidi="en_US"/>
         </w:rPr>
@@ -13130,6 +14782,20 @@
       </w:r>
       <w:r>
         <w:rPr>
+          <w:lang w:val="en_US" w:bidi="en_US"/>
+        </w:rPr>
+        <w:t>אַנְשֵׁ֥י נִֽינְוֵ֖ה</w:t>
+      </w:r>
+    </w:p>
+    <w:p>
+      <w:pPr/>
+      <w:r>
+        <w:rPr>
+          <w:lang w:val="en_US" w:bidi="en_US"/>
+        </w:rPr>
+      </w:r>
+      <w:r>
+        <w:rPr>
           <w:b/>
           <w:lang w:val="en_US" w:bidi="en_US"/>
         </w:rPr>
@@ -13226,6 +14892,20 @@
       </w:r>
       <w:r>
         <w:rPr>
+          <w:lang w:val="en_US" w:bidi="en_US"/>
+        </w:rPr>
+        <w:t>הַ⁠דָּבָר֙</w:t>
+      </w:r>
+    </w:p>
+    <w:p>
+      <w:pPr/>
+      <w:r>
+        <w:rPr>
+          <w:lang w:val="en_US" w:bidi="en_US"/>
+        </w:rPr>
+      </w:r>
+      <w:r>
+        <w:rPr>
           <w:b/>
           <w:lang w:val="en_US" w:bidi="en_US"/>
         </w:rPr>
@@ -13322,6 +15002,20 @@
       </w:r>
       <w:r>
         <w:rPr>
+          <w:lang w:val="en_US" w:bidi="en_US"/>
+        </w:rPr>
+        <w:t>וַ⁠יָּ֨קָם֙ מִ⁠כִּסְא֔⁠וֹ וַ⁠יַּעֲבֵ֥ר אַדַּרְתּ֖⁠וֹ מֵֽ⁠עָלָ֑י⁠ו</w:t>
+      </w:r>
+    </w:p>
+    <w:p>
+      <w:pPr/>
+      <w:r>
+        <w:rPr>
+          <w:lang w:val="en_US" w:bidi="en_US"/>
+        </w:rPr>
+      </w:r>
+      <w:r>
+        <w:rPr>
           <w:b/>
           <w:lang w:val="en_US" w:bidi="en_US"/>
         </w:rPr>
@@ -13418,6 +15112,20 @@
       </w:r>
       <w:r>
         <w:rPr>
+          <w:lang w:val="en_US" w:bidi="en_US"/>
+        </w:rPr>
+        <w:t>מִ⁠כִּסְא֔⁠וֹ</w:t>
+      </w:r>
+    </w:p>
+    <w:p>
+      <w:pPr/>
+      <w:r>
+        <w:rPr>
+          <w:lang w:val="en_US" w:bidi="en_US"/>
+        </w:rPr>
+      </w:r>
+      <w:r>
+        <w:rPr>
           <w:b/>
           <w:lang w:val="en_US" w:bidi="en_US"/>
         </w:rPr>
@@ -13514,6 +15222,20 @@
       </w:r>
       <w:r>
         <w:rPr>
+          <w:lang w:val="en_US" w:bidi="en_US"/>
+        </w:rPr>
+        <w:t>וַ⁠יְכַ֣ס שַׂ֔ק וַ⁠יֵּ֖שֶׁב עַל־הָ⁠אֵֽפֶר</w:t>
+      </w:r>
+    </w:p>
+    <w:p>
+      <w:pPr/>
+      <w:r>
+        <w:rPr>
+          <w:lang w:val="en_US" w:bidi="en_US"/>
+        </w:rPr>
+      </w:r>
+      <w:r>
+        <w:rPr>
           <w:b/>
           <w:lang w:val="en_US" w:bidi="en_US"/>
         </w:rPr>
@@ -13623,6 +15345,20 @@
       </w:r>
       <w:r>
         <w:rPr>
+          <w:lang w:val="en_US" w:bidi="en_US"/>
+        </w:rPr>
+        <w:t>וַ⁠יַּזְעֵ֗ק וַ⁠יֹּ֨אמֶר֙</w:t>
+      </w:r>
+    </w:p>
+    <w:p>
+      <w:pPr/>
+      <w:r>
+        <w:rPr>
+          <w:lang w:val="en_US" w:bidi="en_US"/>
+        </w:rPr>
+      </w:r>
+      <w:r>
+        <w:rPr>
           <w:b/>
           <w:lang w:val="en_US" w:bidi="en_US"/>
         </w:rPr>
@@ -13719,6 +15455,20 @@
       </w:r>
       <w:r>
         <w:rPr>
+          <w:lang w:val="en_US" w:bidi="en_US"/>
+        </w:rPr>
+        <w:t>מִ⁠טַּ֧עַם הַ⁠מֶּ֛לֶךְ וּ⁠גְדֹלָ֖י⁠ו</w:t>
+      </w:r>
+    </w:p>
+    <w:p>
+      <w:pPr/>
+      <w:r>
+        <w:rPr>
+          <w:lang w:val="en_US" w:bidi="en_US"/>
+        </w:rPr>
+      </w:r>
+      <w:r>
+        <w:rPr>
           <w:b/>
           <w:lang w:val="en_US" w:bidi="en_US"/>
         </w:rPr>
@@ -13782,6 +15532,20 @@
       </w:r>
       <w:r>
         <w:rPr>
+          <w:lang w:val="en_US" w:bidi="en_US"/>
+        </w:rPr>
+        <w:t>וּ⁠גְדֹלָ֖י⁠ו</w:t>
+      </w:r>
+    </w:p>
+    <w:p>
+      <w:pPr/>
+      <w:r>
+        <w:rPr>
+          <w:lang w:val="en_US" w:bidi="en_US"/>
+        </w:rPr>
+      </w:r>
+      <w:r>
+        <w:rPr>
           <w:b/>
           <w:lang w:val="en_US" w:bidi="en_US"/>
         </w:rPr>
@@ -13878,6 +15642,20 @@
       </w:r>
       <w:r>
         <w:rPr>
+          <w:lang w:val="en_US" w:bidi="en_US"/>
+        </w:rPr>
+        <w:t>הַ⁠בָּקָ֣ר וְ⁠הַ⁠צֹּ֗אן</w:t>
+      </w:r>
+    </w:p>
+    <w:p>
+      <w:pPr/>
+      <w:r>
+        <w:rPr>
+          <w:lang w:val="en_US" w:bidi="en_US"/>
+        </w:rPr>
+      </w:r>
+      <w:r>
+        <w:rPr>
           <w:b/>
           <w:lang w:val="en_US" w:bidi="en_US"/>
         </w:rPr>
@@ -13987,6 +15765,20 @@
       </w:r>
       <w:r>
         <w:rPr>
+          <w:lang w:val="en_US" w:bidi="en_US"/>
+        </w:rPr>
+        <w:t>וַ⁠יַּזְעֵ֗ק וַ⁠יֹּ֨אמֶר֙</w:t>
+      </w:r>
+    </w:p>
+    <w:p>
+      <w:pPr/>
+      <w:r>
+        <w:rPr>
+          <w:lang w:val="en_US" w:bidi="en_US"/>
+        </w:rPr>
+      </w:r>
+      <w:r>
+        <w:rPr>
           <w:b/>
           <w:lang w:val="en_US" w:bidi="en_US"/>
         </w:rPr>
@@ -14070,6 +15862,20 @@
       </w:r>
       <w:r>
         <w:rPr>
+          <w:lang w:val="en_US" w:bidi="en_US"/>
+        </w:rPr>
+        <w:t>וְ⁠הַ⁠בְּהֵמָ֔ה</w:t>
+      </w:r>
+    </w:p>
+    <w:p>
+      <w:pPr/>
+      <w:r>
+        <w:rPr>
+          <w:lang w:val="en_US" w:bidi="en_US"/>
+        </w:rPr>
+      </w:r>
+      <w:r>
+        <w:rPr>
           <w:b/>
           <w:lang w:val="en_US" w:bidi="en_US"/>
         </w:rPr>
@@ -14153,6 +15959,20 @@
       </w:r>
       <w:r>
         <w:rPr>
+          <w:lang w:val="en_US" w:bidi="en_US"/>
+        </w:rPr>
+        <w:t>וְ⁠יִקְרְא֥וּ אֶל־אֱלֹהִ֖ים בְּ⁠חָזְקָ֑ה</w:t>
+      </w:r>
+    </w:p>
+    <w:p>
+      <w:pPr/>
+      <w:r>
+        <w:rPr>
+          <w:lang w:val="en_US" w:bidi="en_US"/>
+        </w:rPr>
+      </w:r>
+      <w:r>
+        <w:rPr>
           <w:b/>
           <w:lang w:val="en_US" w:bidi="en_US"/>
         </w:rPr>
@@ -14236,24 +16056,38 @@
       </w:r>
       <w:r>
         <w:rPr>
-          <w:b/>
-          <w:lang w:val="en_US" w:bidi="en_US"/>
-        </w:rPr>
-        <w:t>"the violence that is in his hands"</w:t>
-      </w:r>
-    </w:p>
-    <w:p>
-      <w:pPr/>
-      <w:r>
-        <w:rPr>
-          <w:lang w:val="en_US" w:bidi="en_US"/>
-        </w:rPr>
-      </w:r>
-      <w:r>
-        <w:rPr>
-          <w:lang w:val="en_US" w:bidi="en_US"/>
-        </w:rPr>
-        <w:t xml:space="preserve">"Here, </w:t>
+          <w:lang w:val="en_US" w:bidi="en_US"/>
+        </w:rPr>
+        <w:t>הֶ⁠חָמָ֖ס אֲשֶׁ֥ר בְּ⁠כַפֵּי⁠הֶֽם</w:t>
+      </w:r>
+    </w:p>
+    <w:p>
+      <w:pPr/>
+      <w:r>
+        <w:rPr>
+          <w:lang w:val="en_US" w:bidi="en_US"/>
+        </w:rPr>
+      </w:r>
+      <w:r>
+        <w:rPr>
+          <w:b/>
+          <w:lang w:val="en_US" w:bidi="en_US"/>
+        </w:rPr>
+        <w:t>"the violence that is in their hands"</w:t>
+      </w:r>
+    </w:p>
+    <w:p>
+      <w:pPr/>
+      <w:r>
+        <w:rPr>
+          <w:lang w:val="en_US" w:bidi="en_US"/>
+        </w:rPr>
+      </w:r>
+      <w:r>
+        <w:rPr>
+          <w:lang w:val="en_US" w:bidi="en_US"/>
+        </w:rPr>
+        <w:t xml:space="preserve">Here, </w:t>
       </w:r>
       <w:r>
         <w:rPr>
@@ -14266,7 +16100,7 @@
         <w:rPr>
           <w:lang w:val="en_US" w:bidi="en_US"/>
         </w:rPr>
-        <w:t xml:space="preserve"> represents ""doing."" This refers to the violence that the people of Nineveh were doing. If it would be helpful in your language, you could use an equivalent expression from your language or state the meaning plainly. Alternate translation: “the violent things that he has done”"</w:t>
+        <w:t xml:space="preserve"> represents "doing." This refers to the violence that the people of Nineveh were doing. If it would be helpful in your language, you could use an equivalent expression from your language or state the meaning plainly. Alternate translation: “the violent things that they have done”</w:t>
       </w:r>
     </w:p>
     <w:p>
@@ -14332,6 +16166,20 @@
       </w:r>
       <w:r>
         <w:rPr>
+          <w:lang w:val="en_US" w:bidi="en_US"/>
+        </w:rPr>
+        <w:t>וְ⁠יִקְרְא֥וּ</w:t>
+      </w:r>
+    </w:p>
+    <w:p>
+      <w:pPr/>
+      <w:r>
+        <w:rPr>
+          <w:lang w:val="en_US" w:bidi="en_US"/>
+        </w:rPr>
+      </w:r>
+      <w:r>
+        <w:rPr>
           <w:b/>
           <w:lang w:val="en_US" w:bidi="en_US"/>
         </w:rPr>
@@ -14428,6 +16276,20 @@
       </w:r>
       <w:r>
         <w:rPr>
+          <w:lang w:val="en_US" w:bidi="en_US"/>
+        </w:rPr>
+        <w:t>מִֽי־יוֹדֵ֣עַ</w:t>
+      </w:r>
+    </w:p>
+    <w:p>
+      <w:pPr/>
+      <w:r>
+        <w:rPr>
+          <w:lang w:val="en_US" w:bidi="en_US"/>
+        </w:rPr>
+      </w:r>
+      <w:r>
+        <w:rPr>
           <w:b/>
           <w:lang w:val="en_US" w:bidi="en_US"/>
         </w:rPr>
@@ -14511,6 +16373,20 @@
       </w:r>
       <w:r>
         <w:rPr>
+          <w:lang w:val="en_US" w:bidi="en_US"/>
+        </w:rPr>
+        <w:t>יָשׁ֔וּב וְ⁠נִחַ֖ם הָ⁠אֱלֹהִ֑ים</w:t>
+      </w:r>
+    </w:p>
+    <w:p>
+      <w:pPr/>
+      <w:r>
+        <w:rPr>
+          <w:lang w:val="en_US" w:bidi="en_US"/>
+        </w:rPr>
+      </w:r>
+      <w:r>
+        <w:rPr>
           <w:b/>
           <w:lang w:val="en_US" w:bidi="en_US"/>
         </w:rPr>
@@ -14594,6 +16470,20 @@
       </w:r>
       <w:r>
         <w:rPr>
+          <w:lang w:val="en_US" w:bidi="en_US"/>
+        </w:rPr>
+        <w:t>מֵ⁠חֲר֥וֹן אַפּ֖⁠וֹ</w:t>
+      </w:r>
+    </w:p>
+    <w:p>
+      <w:pPr/>
+      <w:r>
+        <w:rPr>
+          <w:lang w:val="en_US" w:bidi="en_US"/>
+        </w:rPr>
+      </w:r>
+      <w:r>
+        <w:rPr>
           <w:b/>
           <w:lang w:val="en_US" w:bidi="en_US"/>
         </w:rPr>
@@ -14690,6 +16580,20 @@
       </w:r>
       <w:r>
         <w:rPr>
+          <w:lang w:val="en_US" w:bidi="en_US"/>
+        </w:rPr>
+        <w:t>וְ⁠לֹ֥א נֹאבֵֽד</w:t>
+      </w:r>
+    </w:p>
+    <w:p>
+      <w:pPr/>
+      <w:r>
+        <w:rPr>
+          <w:lang w:val="en_US" w:bidi="en_US"/>
+        </w:rPr>
+      </w:r>
+      <w:r>
+        <w:rPr>
           <w:b/>
           <w:lang w:val="en_US" w:bidi="en_US"/>
         </w:rPr>
@@ -14799,6 +16703,20 @@
       </w:r>
       <w:r>
         <w:rPr>
+          <w:lang w:val="en_US" w:bidi="en_US"/>
+        </w:rPr>
+        <w:t>וַ⁠יַּ֤רְא הָֽ⁠אֱלֹהִים֙ אֶֽת־מַ֣עֲשֵׂי⁠הֶ֔ם כִּי־שָׁ֖בוּ מִ⁠דַּרְכָּ֣⁠ם הָ⁠רָעָ֑ה</w:t>
+      </w:r>
+    </w:p>
+    <w:p>
+      <w:pPr/>
+      <w:r>
+        <w:rPr>
+          <w:lang w:val="en_US" w:bidi="en_US"/>
+        </w:rPr>
+      </w:r>
+      <w:r>
+        <w:rPr>
           <w:b/>
           <w:lang w:val="en_US" w:bidi="en_US"/>
         </w:rPr>
@@ -14862,6 +16780,20 @@
       </w:r>
       <w:r>
         <w:rPr>
+          <w:lang w:val="en_US" w:bidi="en_US"/>
+        </w:rPr>
+        <w:t>שָׁ֖בוּ מִ⁠דַּרְכָּ֣⁠ם הָ⁠רָעָ֑ה</w:t>
+      </w:r>
+    </w:p>
+    <w:p>
+      <w:pPr/>
+      <w:r>
+        <w:rPr>
+          <w:lang w:val="en_US" w:bidi="en_US"/>
+        </w:rPr>
+      </w:r>
+      <w:r>
+        <w:rPr>
           <w:b/>
           <w:lang w:val="en_US" w:bidi="en_US"/>
         </w:rPr>
@@ -14971,6 +16903,20 @@
       </w:r>
       <w:r>
         <w:rPr>
+          <w:lang w:val="en_US" w:bidi="en_US"/>
+        </w:rPr>
+        <w:t>עַל־הָ⁠רָעָ֛ה</w:t>
+      </w:r>
+    </w:p>
+    <w:p>
+      <w:pPr/>
+      <w:r>
+        <w:rPr>
+          <w:lang w:val="en_US" w:bidi="en_US"/>
+        </w:rPr>
+      </w:r>
+      <w:r>
+        <w:rPr>
           <w:b/>
           <w:lang w:val="en_US" w:bidi="en_US"/>
         </w:rPr>
@@ -15054,6 +17000,20 @@
       </w:r>
       <w:r>
         <w:rPr>
+          <w:lang w:val="en_US" w:bidi="en_US"/>
+        </w:rPr>
+        <w:t>וְ⁠לֹ֥א עָשָֽׂה</w:t>
+      </w:r>
+    </w:p>
+    <w:p>
+      <w:pPr/>
+      <w:r>
+        <w:rPr>
+          <w:lang w:val="en_US" w:bidi="en_US"/>
+        </w:rPr>
+      </w:r>
+      <w:r>
+        <w:rPr>
           <w:b/>
           <w:lang w:val="en_US" w:bidi="en_US"/>
         </w:rPr>
@@ -15139,6 +17099,20 @@
         <w:rPr>
           <w:lang w:val="en_US" w:bidi="en_US"/>
         </w:rPr>
+      </w:r>
+    </w:p>
+    <w:p>
+      <w:pPr/>
+      <w:r>
+        <w:rPr>
+          <w:lang w:val="en_US" w:bidi="en_US"/>
+        </w:rPr>
+      </w:r>
+      <w:r>
+        <w:rPr>
+          <w:lang w:val="en_US" w:bidi="en_US"/>
+        </w:rPr>
+        <w:t>הָ⁠רָעָ֛ה</w:t>
       </w:r>
     </w:p>
     <w:p>
@@ -15652,6 +17626,20 @@
       </w:r>
       <w:r>
         <w:rPr>
+          <w:lang w:val="en_US" w:bidi="en_US"/>
+        </w:rPr>
+        <w:t>וַ⁠יֵּ֥רַע אֶל־יוֹנָ֖ה</w:t>
+      </w:r>
+    </w:p>
+    <w:p>
+      <w:pPr/>
+      <w:r>
+        <w:rPr>
+          <w:lang w:val="en_US" w:bidi="en_US"/>
+        </w:rPr>
+      </w:r>
+      <w:r>
+        <w:rPr>
           <w:b/>
           <w:lang w:val="en_US" w:bidi="en_US"/>
         </w:rPr>
@@ -15735,6 +17723,20 @@
       </w:r>
       <w:r>
         <w:rPr>
+          <w:lang w:val="en_US" w:bidi="en_US"/>
+        </w:rPr>
+        <w:t>וַ⁠יִּ֖חַר לֽ⁠וֹ</w:t>
+      </w:r>
+    </w:p>
+    <w:p>
+      <w:pPr/>
+      <w:r>
+        <w:rPr>
+          <w:lang w:val="en_US" w:bidi="en_US"/>
+        </w:rPr>
+      </w:r>
+      <w:r>
+        <w:rPr>
           <w:b/>
           <w:lang w:val="en_US" w:bidi="en_US"/>
         </w:rPr>
@@ -15831,6 +17833,20 @@
       </w:r>
       <w:r>
         <w:rPr>
+          <w:lang w:val="en_US" w:bidi="en_US"/>
+        </w:rPr>
+        <w:t>וַ⁠יֵּ֥רַע</w:t>
+      </w:r>
+    </w:p>
+    <w:p>
+      <w:pPr/>
+      <w:r>
+        <w:rPr>
+          <w:lang w:val="en_US" w:bidi="en_US"/>
+        </w:rPr>
+      </w:r>
+      <w:r>
+        <w:rPr>
           <w:b/>
           <w:lang w:val="en_US" w:bidi="en_US"/>
         </w:rPr>
@@ -15927,6 +17943,20 @@
       </w:r>
       <w:r>
         <w:rPr>
+          <w:lang w:val="en_US" w:bidi="en_US"/>
+        </w:rPr>
+        <w:t>וַ⁠יֵּ֥רַע אֶל־יוֹנָ֖ה רָעָ֣ה גְדוֹלָ֑ה</w:t>
+      </w:r>
+    </w:p>
+    <w:p>
+      <w:pPr/>
+      <w:r>
+        <w:rPr>
+          <w:lang w:val="en_US" w:bidi="en_US"/>
+        </w:rPr>
+      </w:r>
+      <w:r>
+        <w:rPr>
           <w:b/>
           <w:lang w:val="en_US" w:bidi="en_US"/>
         </w:rPr>
@@ -16023,6 +18053,20 @@
       </w:r>
       <w:r>
         <w:rPr>
+          <w:lang w:val="en_US" w:bidi="en_US"/>
+        </w:rPr>
+        <w:t>אָנָּ֤ה</w:t>
+      </w:r>
+    </w:p>
+    <w:p>
+      <w:pPr/>
+      <w:r>
+        <w:rPr>
+          <w:lang w:val="en_US" w:bidi="en_US"/>
+        </w:rPr>
+      </w:r>
+      <w:r>
+        <w:rPr>
           <w:b/>
           <w:lang w:val="en_US" w:bidi="en_US"/>
         </w:rPr>
@@ -16106,6 +18150,20 @@
       </w:r>
       <w:r>
         <w:rPr>
+          <w:lang w:val="en_US" w:bidi="en_US"/>
+        </w:rPr>
+        <w:t>יְהוָה֙ הֲ⁠לוֹא־זֶ֣ה דְבָרִ֗⁠י עַד־הֱיוֹתִ⁠י֙ עַל־אַדְמָתִ֔⁠י</w:t>
+      </w:r>
+    </w:p>
+    <w:p>
+      <w:pPr/>
+      <w:r>
+        <w:rPr>
+          <w:lang w:val="en_US" w:bidi="en_US"/>
+        </w:rPr>
+      </w:r>
+      <w:r>
+        <w:rPr>
           <w:b/>
           <w:lang w:val="en_US" w:bidi="en_US"/>
         </w:rPr>
@@ -16189,6 +18247,20 @@
       </w:r>
       <w:r>
         <w:rPr>
+          <w:lang w:val="en_US" w:bidi="en_US"/>
+        </w:rPr>
+        <w:t>יְהוָה֙ הֲ⁠לוֹא־זֶ֣ה דְבָרִ֗⁠י עַד־הֱיוֹתִ⁠י֙ עַל־אַדְמָתִ֔⁠י</w:t>
+      </w:r>
+    </w:p>
+    <w:p>
+      <w:pPr/>
+      <w:r>
+        <w:rPr>
+          <w:lang w:val="en_US" w:bidi="en_US"/>
+        </w:rPr>
+      </w:r>
+      <w:r>
+        <w:rPr>
           <w:b/>
           <w:lang w:val="en_US" w:bidi="en_US"/>
         </w:rPr>
@@ -16272,6 +18344,20 @@
       </w:r>
       <w:r>
         <w:rPr>
+          <w:lang w:val="en_US" w:bidi="en_US"/>
+        </w:rPr>
+        <w:t>אֶ֤רֶךְ אַפַּ֨יִם֙</w:t>
+      </w:r>
+    </w:p>
+    <w:p>
+      <w:pPr/>
+      <w:r>
+        <w:rPr>
+          <w:lang w:val="en_US" w:bidi="en_US"/>
+        </w:rPr>
+      </w:r>
+      <w:r>
+        <w:rPr>
           <w:b/>
           <w:lang w:val="en_US" w:bidi="en_US"/>
         </w:rPr>
@@ -16368,6 +18454,20 @@
       </w:r>
       <w:r>
         <w:rPr>
+          <w:lang w:val="en_US" w:bidi="en_US"/>
+        </w:rPr>
+        <w:t>וְ⁠רַב־חֶ֔סֶד</w:t>
+      </w:r>
+    </w:p>
+    <w:p>
+      <w:pPr/>
+      <w:r>
+        <w:rPr>
+          <w:lang w:val="en_US" w:bidi="en_US"/>
+        </w:rPr>
+      </w:r>
+      <w:r>
+        <w:rPr>
           <w:b/>
           <w:lang w:val="en_US" w:bidi="en_US"/>
         </w:rPr>
@@ -16420,6 +18520,20 @@
         <w:rPr>
           <w:lang w:val="en_US" w:bidi="en_US"/>
         </w:rPr>
+      </w:r>
+    </w:p>
+    <w:p>
+      <w:pPr/>
+      <w:r>
+        <w:rPr>
+          <w:lang w:val="en_US" w:bidi="en_US"/>
+        </w:rPr>
+      </w:r>
+      <w:r>
+        <w:rPr>
+          <w:lang w:val="en_US" w:bidi="en_US"/>
+        </w:rPr>
+        <w:t>וְ⁠נִחָ֖ם עַל־הָ⁠רָעָֽה</w:t>
       </w:r>
     </w:p>
     <w:p>
@@ -16545,6 +18659,20 @@
       </w:r>
       <w:r>
         <w:rPr>
+          <w:lang w:val="en_US" w:bidi="en_US"/>
+        </w:rPr>
+        <w:t>קַח־נָ֥א אֶת־נַפְשִׁ֖⁠י מִמֶּ֑⁠נִּי</w:t>
+      </w:r>
+    </w:p>
+    <w:p>
+      <w:pPr/>
+      <w:r>
+        <w:rPr>
+          <w:lang w:val="en_US" w:bidi="en_US"/>
+        </w:rPr>
+      </w:r>
+      <w:r>
+        <w:rPr>
           <w:b/>
           <w:lang w:val="en_US" w:bidi="en_US"/>
         </w:rPr>
@@ -16628,6 +18756,20 @@
       </w:r>
       <w:r>
         <w:rPr>
+          <w:lang w:val="en_US" w:bidi="en_US"/>
+        </w:rPr>
+        <w:t>כִּ֛י ט֥וֹב מוֹתִ֖⁠י מֵ⁠חַיָּֽ⁠י</w:t>
+      </w:r>
+    </w:p>
+    <w:p>
+      <w:pPr/>
+      <w:r>
+        <w:rPr>
+          <w:lang w:val="en_US" w:bidi="en_US"/>
+        </w:rPr>
+      </w:r>
+      <w:r>
+        <w:rPr>
           <w:b/>
           <w:lang w:val="en_US" w:bidi="en_US"/>
         </w:rPr>
@@ -16726,6 +18868,20 @@
         <w:rPr>
           <w:lang w:val="en_US" w:bidi="en_US"/>
         </w:rPr>
+      </w:r>
+    </w:p>
+    <w:p>
+      <w:pPr/>
+      <w:r>
+        <w:rPr>
+          <w:lang w:val="en_US" w:bidi="en_US"/>
+        </w:rPr>
+      </w:r>
+      <w:r>
+        <w:rPr>
+          <w:lang w:val="en_US" w:bidi="en_US"/>
+        </w:rPr>
+        <w:t>הַ⁠הֵיטֵ֖ב חָ֥רָה לָֽ⁠ךְ</w:t>
       </w:r>
     </w:p>
     <w:p>
@@ -16851,6 +19007,20 @@
       </w:r>
       <w:r>
         <w:rPr>
+          <w:lang w:val="en_US" w:bidi="en_US"/>
+        </w:rPr>
+        <w:t>הַ⁠הֵיטֵ֖ב חָ֥רָה לָֽ⁠ךְ</w:t>
+      </w:r>
+    </w:p>
+    <w:p>
+      <w:pPr/>
+      <w:r>
+        <w:rPr>
+          <w:lang w:val="en_US" w:bidi="en_US"/>
+        </w:rPr>
+      </w:r>
+      <w:r>
+        <w:rPr>
           <w:b/>
           <w:lang w:val="en_US" w:bidi="en_US"/>
         </w:rPr>
@@ -16934,6 +19104,20 @@
       </w:r>
       <w:r>
         <w:rPr>
+          <w:lang w:val="en_US" w:bidi="en_US"/>
+        </w:rPr>
+        <w:t>הַ⁠הֵיטֵ֖ב חָ֥רָה לָֽ⁠ךְ</w:t>
+      </w:r>
+    </w:p>
+    <w:p>
+      <w:pPr/>
+      <w:r>
+        <w:rPr>
+          <w:lang w:val="en_US" w:bidi="en_US"/>
+        </w:rPr>
+      </w:r>
+      <w:r>
+        <w:rPr>
           <w:b/>
           <w:lang w:val="en_US" w:bidi="en_US"/>
         </w:rPr>
@@ -17017,6 +19201,20 @@
       </w:r>
       <w:r>
         <w:rPr>
+          <w:lang w:val="en_US" w:bidi="en_US"/>
+        </w:rPr>
+        <w:t>מַה־יִּהְיֶ֖ה בָּ⁠עִֽיר</w:t>
+      </w:r>
+    </w:p>
+    <w:p>
+      <w:pPr/>
+      <w:r>
+        <w:rPr>
+          <w:lang w:val="en_US" w:bidi="en_US"/>
+        </w:rPr>
+      </w:r>
+      <w:r>
+        <w:rPr>
           <w:b/>
           <w:lang w:val="en_US" w:bidi="en_US"/>
         </w:rPr>
@@ -17100,6 +19298,20 @@
       </w:r>
       <w:r>
         <w:rPr>
+          <w:lang w:val="en_US" w:bidi="en_US"/>
+        </w:rPr>
+        <w:t>מֵ⁠עַ֣ל לְ⁠יוֹנָ֗ה לִֽ⁠הְי֥וֹת צֵל֙ עַל־רֹאשׁ֔⁠וֹ</w:t>
+      </w:r>
+    </w:p>
+    <w:p>
+      <w:pPr/>
+      <w:r>
+        <w:rPr>
+          <w:lang w:val="en_US" w:bidi="en_US"/>
+        </w:rPr>
+      </w:r>
+      <w:r>
+        <w:rPr>
           <w:b/>
           <w:lang w:val="en_US" w:bidi="en_US"/>
         </w:rPr>
@@ -17163,6 +19375,20 @@
       </w:r>
       <w:r>
         <w:rPr>
+          <w:lang w:val="en_US" w:bidi="en_US"/>
+        </w:rPr>
+        <w:t>לְ⁠הַצִּ֥יל ל֖⁠וֹ מֵ⁠רָֽעָת֑⁠וֹ</w:t>
+      </w:r>
+    </w:p>
+    <w:p>
+      <w:pPr/>
+      <w:r>
+        <w:rPr>
+          <w:lang w:val="en_US" w:bidi="en_US"/>
+        </w:rPr>
+      </w:r>
+      <w:r>
+        <w:rPr>
           <w:b/>
           <w:lang w:val="en_US" w:bidi="en_US"/>
         </w:rPr>
@@ -17259,6 +19485,20 @@
       </w:r>
       <w:r>
         <w:rPr>
+          <w:lang w:val="en_US" w:bidi="en_US"/>
+        </w:rPr>
+        <w:t>וַ⁠יִּשְׂמַ֥ח יוֹנָ֛ה &amp; שִׂמְחָ֥ה גְדוֹלָֽה</w:t>
+      </w:r>
+    </w:p>
+    <w:p>
+      <w:pPr/>
+      <w:r>
+        <w:rPr>
+          <w:lang w:val="en_US" w:bidi="en_US"/>
+        </w:rPr>
+      </w:r>
+      <w:r>
+        <w:rPr>
           <w:b/>
           <w:lang w:val="en_US" w:bidi="en_US"/>
         </w:rPr>
@@ -17355,6 +19595,20 @@
       </w:r>
       <w:r>
         <w:rPr>
+          <w:lang w:val="en_US" w:bidi="en_US"/>
+        </w:rPr>
+        <w:t>וַ⁠יְמַ֤ן הָֽ⁠אֱלֹהִים֙ תּוֹלַ֔עַת</w:t>
+      </w:r>
+    </w:p>
+    <w:p>
+      <w:pPr/>
+      <w:r>
+        <w:rPr>
+          <w:lang w:val="en_US" w:bidi="en_US"/>
+        </w:rPr>
+      </w:r>
+      <w:r>
+        <w:rPr>
           <w:b/>
           <w:lang w:val="en_US" w:bidi="en_US"/>
         </w:rPr>
@@ -17418,6 +19672,20 @@
       </w:r>
       <w:r>
         <w:rPr>
+          <w:lang w:val="en_US" w:bidi="en_US"/>
+        </w:rPr>
+        <w:t>וַ⁠יִּיבָֽשׁ</w:t>
+      </w:r>
+    </w:p>
+    <w:p>
+      <w:pPr/>
+      <w:r>
+        <w:rPr>
+          <w:lang w:val="en_US" w:bidi="en_US"/>
+        </w:rPr>
+      </w:r>
+      <w:r>
+        <w:rPr>
           <w:b/>
           <w:lang w:val="en_US" w:bidi="en_US"/>
         </w:rPr>
@@ -17514,6 +19782,20 @@
       </w:r>
       <w:r>
         <w:rPr>
+          <w:lang w:val="en_US" w:bidi="en_US"/>
+        </w:rPr>
+        <w:t>וַ⁠יְהִ֣י ׀ כִּ⁠זְרֹ֣חַ הַ⁠שֶּׁ֗מֶשׁ</w:t>
+      </w:r>
+    </w:p>
+    <w:p>
+      <w:pPr/>
+      <w:r>
+        <w:rPr>
+          <w:lang w:val="en_US" w:bidi="en_US"/>
+        </w:rPr>
+      </w:r>
+      <w:r>
+        <w:rPr>
           <w:b/>
           <w:lang w:val="en_US" w:bidi="en_US"/>
         </w:rPr>
@@ -17597,6 +19879,20 @@
       </w:r>
       <w:r>
         <w:rPr>
+          <w:lang w:val="en_US" w:bidi="en_US"/>
+        </w:rPr>
+        <w:t>וַ⁠יְמַ֨ן אֱלֹהִ֜ים ר֤וּחַ קָדִים֙ חֲרִישִׁ֔ית</w:t>
+      </w:r>
+    </w:p>
+    <w:p>
+      <w:pPr/>
+      <w:r>
+        <w:rPr>
+          <w:lang w:val="en_US" w:bidi="en_US"/>
+        </w:rPr>
+      </w:r>
+      <w:r>
+        <w:rPr>
           <w:b/>
           <w:lang w:val="en_US" w:bidi="en_US"/>
         </w:rPr>
@@ -17693,6 +19989,20 @@
       </w:r>
       <w:r>
         <w:rPr>
+          <w:lang w:val="en_US" w:bidi="en_US"/>
+        </w:rPr>
+        <w:t>וַ⁠תַּ֥ךְ הַ⁠שֶּׁ֛מֶשׁ עַל</w:t>
+      </w:r>
+    </w:p>
+    <w:p>
+      <w:pPr/>
+      <w:r>
+        <w:rPr>
+          <w:lang w:val="en_US" w:bidi="en_US"/>
+        </w:rPr>
+      </w:r>
+      <w:r>
+        <w:rPr>
           <w:b/>
           <w:lang w:val="en_US" w:bidi="en_US"/>
         </w:rPr>
@@ -17802,6 +20112,20 @@
       </w:r>
       <w:r>
         <w:rPr>
+          <w:lang w:val="en_US" w:bidi="en_US"/>
+        </w:rPr>
+        <w:t>עַל־רֹ֥אשׁ יוֹנָ֖ה</w:t>
+      </w:r>
+    </w:p>
+    <w:p>
+      <w:pPr/>
+      <w:r>
+        <w:rPr>
+          <w:lang w:val="en_US" w:bidi="en_US"/>
+        </w:rPr>
+      </w:r>
+      <w:r>
+        <w:rPr>
           <w:b/>
           <w:lang w:val="en_US" w:bidi="en_US"/>
         </w:rPr>
@@ -17911,6 +20235,20 @@
       </w:r>
       <w:r>
         <w:rPr>
+          <w:lang w:val="en_US" w:bidi="en_US"/>
+        </w:rPr>
+        <w:t>וַ⁠יִּתְעַלָּ֑ף</w:t>
+      </w:r>
+    </w:p>
+    <w:p>
+      <w:pPr/>
+      <w:r>
+        <w:rPr>
+          <w:lang w:val="en_US" w:bidi="en_US"/>
+        </w:rPr>
+      </w:r>
+      <w:r>
+        <w:rPr>
           <w:b/>
           <w:lang w:val="en_US" w:bidi="en_US"/>
         </w:rPr>
@@ -17963,6 +20301,20 @@
         <w:rPr>
           <w:lang w:val="en_US" w:bidi="en_US"/>
         </w:rPr>
+      </w:r>
+    </w:p>
+    <w:p>
+      <w:pPr/>
+      <w:r>
+        <w:rPr>
+          <w:lang w:val="en_US" w:bidi="en_US"/>
+        </w:rPr>
+      </w:r>
+      <w:r>
+        <w:rPr>
+          <w:lang w:val="en_US" w:bidi="en_US"/>
+        </w:rPr>
+        <w:t>וַ⁠יִּשְׁאַ֤ל אֶת־נַפְשׁ⁠וֹ֙ לָ⁠מ֔וּת</w:t>
       </w:r>
     </w:p>
     <w:p>
@@ -18075,6 +20427,20 @@
       </w:r>
       <w:r>
         <w:rPr>
+          <w:lang w:val="en_US" w:bidi="en_US"/>
+        </w:rPr>
+        <w:t>ט֥וֹב מוֹתִ֖⁠י מֵ⁠חַיָּֽ⁠י</w:t>
+      </w:r>
+    </w:p>
+    <w:p>
+      <w:pPr/>
+      <w:r>
+        <w:rPr>
+          <w:lang w:val="en_US" w:bidi="en_US"/>
+        </w:rPr>
+      </w:r>
+      <w:r>
+        <w:rPr>
           <w:b/>
           <w:lang w:val="en_US" w:bidi="en_US"/>
         </w:rPr>
@@ -18202,6 +20568,20 @@
       </w:r>
       <w:r>
         <w:rPr>
+          <w:lang w:val="en_US" w:bidi="en_US"/>
+        </w:rPr>
+        <w:t>הַ⁠הֵיטֵ֥ב חָרָֽה־לְ⁠ךָ֖ עַל־הַ⁠קִּֽיקָי֑וֹן</w:t>
+      </w:r>
+    </w:p>
+    <w:p>
+      <w:pPr/>
+      <w:r>
+        <w:rPr>
+          <w:lang w:val="en_US" w:bidi="en_US"/>
+        </w:rPr>
+      </w:r>
+      <w:r>
+        <w:rPr>
           <w:b/>
           <w:lang w:val="en_US" w:bidi="en_US"/>
         </w:rPr>
@@ -18274,6 +20654,20 @@
         <w:rPr>
           <w:lang w:val="en_US" w:bidi="en_US"/>
         </w:rPr>
+      </w:r>
+    </w:p>
+    <w:p>
+      <w:pPr/>
+      <w:r>
+        <w:rPr>
+          <w:lang w:val="en_US" w:bidi="en_US"/>
+        </w:rPr>
+      </w:r>
+      <w:r>
+        <w:rPr>
+          <w:lang w:val="en_US" w:bidi="en_US"/>
+        </w:rPr>
+        <w:t>חָרָֽה־לְ⁠ךָ֖ &amp; חָֽרָה־לִ֖⁠י</w:t>
       </w:r>
     </w:p>
     <w:p>
@@ -18425,6 +20819,20 @@
       </w:r>
       <w:r>
         <w:rPr>
+          <w:lang w:val="en_US" w:bidi="en_US"/>
+        </w:rPr>
+        <w:t>וַ⁠יֹּ֣אמֶר יְהוָ֔ה</w:t>
+      </w:r>
+    </w:p>
+    <w:p>
+      <w:pPr/>
+      <w:r>
+        <w:rPr>
+          <w:lang w:val="en_US" w:bidi="en_US"/>
+        </w:rPr>
+      </w:r>
+      <w:r>
+        <w:rPr>
           <w:b/>
           <w:lang w:val="en_US" w:bidi="en_US"/>
         </w:rPr>
@@ -18508,6 +20916,20 @@
       </w:r>
       <w:r>
         <w:rPr>
+          <w:lang w:val="en_US" w:bidi="en_US"/>
+        </w:rPr>
+        <w:t>שֶׁ⁠בִּן־לַ֥יְלָה הָיָ֖ה וּ⁠בִן־לַ֥יְלָה אָבָֽד</w:t>
+      </w:r>
+    </w:p>
+    <w:p>
+      <w:pPr/>
+      <w:r>
+        <w:rPr>
+          <w:lang w:val="en_US" w:bidi="en_US"/>
+        </w:rPr>
+      </w:r>
+      <w:r>
+        <w:rPr>
           <w:b/>
           <w:lang w:val="en_US" w:bidi="en_US"/>
         </w:rPr>
@@ -18606,6 +21028,20 @@
         <w:rPr>
           <w:lang w:val="en_US" w:bidi="en_US"/>
         </w:rPr>
+      </w:r>
+    </w:p>
+    <w:p>
+      <w:pPr/>
+      <w:r>
+        <w:rPr>
+          <w:lang w:val="en_US" w:bidi="en_US"/>
+        </w:rPr>
+      </w:r>
+      <w:r>
+        <w:rPr>
+          <w:lang w:val="en_US" w:bidi="en_US"/>
+        </w:rPr>
+        <w:t>וַֽ⁠אֲנִי֙</w:t>
       </w:r>
     </w:p>
     <w:p>
@@ -18731,6 +21167,20 @@
       </w:r>
       <w:r>
         <w:rPr>
+          <w:lang w:val="en_US" w:bidi="en_US"/>
+        </w:rPr>
+        <w:t>וַֽ⁠אֲנִי֙ לֹ֣א אָח֔וּס עַל־נִינְוֵ֖ה הָ⁠עִ֣יר הַ⁠גְּדוֹלָ֑ה אֲשֶׁ֣ר יֶשׁ־בָּ֡⁠הּ הַרְבֵּה֩ מִֽ⁠שְׁתֵּים־עֶשְׂרֵ֨ה רִבּ֜וֹ אָדָ֗ם אֲשֶׁ֤ר לֹֽא־יָדַע֙ בֵּין־יְמִינ֣⁠וֹ לִ⁠שְׂמֹאל֔⁠וֹ וּ⁠בְהֵמָ֖ה רַבָּֽה</w:t>
+      </w:r>
+    </w:p>
+    <w:p>
+      <w:pPr/>
+      <w:r>
+        <w:rPr>
+          <w:lang w:val="en_US" w:bidi="en_US"/>
+        </w:rPr>
+      </w:r>
+      <w:r>
+        <w:rPr>
           <w:b/>
           <w:lang w:val="en_US" w:bidi="en_US"/>
         </w:rPr>
@@ -18814,6 +21264,20 @@
       </w:r>
       <w:r>
         <w:rPr>
+          <w:lang w:val="en_US" w:bidi="en_US"/>
+        </w:rPr>
+        <w:t>אֲשֶׁ֣ר יֶשׁ־בָּ֡⁠הּ הַרְבֵּה֩</w:t>
+      </w:r>
+    </w:p>
+    <w:p>
+      <w:pPr/>
+      <w:r>
+        <w:rPr>
+          <w:lang w:val="en_US" w:bidi="en_US"/>
+        </w:rPr>
+      </w:r>
+      <w:r>
+        <w:rPr>
           <w:b/>
           <w:lang w:val="en_US" w:bidi="en_US"/>
         </w:rPr>
@@ -18910,6 +21374,20 @@
       </w:r>
       <w:r>
         <w:rPr>
+          <w:lang w:val="en_US" w:bidi="en_US"/>
+        </w:rPr>
+        <w:t>מִֽ⁠שְׁתֵּים־עֶשְׂרֵ֨ה רִבּ֜וֹ</w:t>
+      </w:r>
+    </w:p>
+    <w:p>
+      <w:pPr/>
+      <w:r>
+        <w:rPr>
+          <w:lang w:val="en_US" w:bidi="en_US"/>
+        </w:rPr>
+      </w:r>
+      <w:r>
+        <w:rPr>
           <w:b/>
           <w:lang w:val="en_US" w:bidi="en_US"/>
         </w:rPr>
@@ -18982,6 +21460,20 @@
         <w:rPr>
           <w:lang w:val="en_US" w:bidi="en_US"/>
         </w:rPr>
+      </w:r>
+    </w:p>
+    <w:p>
+      <w:pPr/>
+      <w:r>
+        <w:rPr>
+          <w:lang w:val="en_US" w:bidi="en_US"/>
+        </w:rPr>
+      </w:r>
+      <w:r>
+        <w:rPr>
+          <w:lang w:val="en_US" w:bidi="en_US"/>
+        </w:rPr>
+        <w:t>אֲשֶׁ֤ר לֹֽא־יָדַע֙ בֵּין־יְמִינ֣⁠וֹ לִ⁠שְׂמֹאל֔⁠וֹ</w:t>
       </w:r>
     </w:p>
     <w:p>

--- a/eng/docx/32.content.docx
+++ b/eng/docx/32.content.docx
@@ -28,49 +28,15 @@
       </w:r>
     </w:p>
     <w:p>
-      <w:pPr>
-        <w:pStyle w:val="Heading2"/>
-      </w:pPr>
-      <w:r>
-        <w:rPr>
-          <w:lang w:val="en_US" w:bidi="en_US"/>
-        </w:rPr>
-        <w:t>License Information</w:t>
-      </w:r>
-      <w:r>
-        <w:rPr>
-          <w:lang w:val="en_US" w:bidi="en_US"/>
-        </w:rPr>
-      </w:r>
-    </w:p>
-    <w:p>
-      <w:pPr/>
-      <w:r>
-        <w:rPr>
-          <w:lang w:val="en_US" w:bidi="en_US"/>
-        </w:rPr>
-      </w:r>
-      <w:r>
-        <w:rPr>
-          <w:b/>
-          <w:lang w:val="en_US" w:bidi="en_US"/>
-        </w:rPr>
-        <w:t>Translation Notes (unfoldingWord)</w:t>
-      </w:r>
-      <w:r>
-        <w:rPr>
-          <w:lang w:val="en_US" w:bidi="en_US"/>
-        </w:rPr>
-        <w:t xml:space="preserve"> is based on</w:t>
-      </w:r>
-      <w:r>
-        <w:rPr>
-          <w:lang w:val="en_US" w:bidi="en_US"/>
-        </w:rPr>
-        <w:t xml:space="preserve">: </w:t>
-      </w:r>
-      <w:r>
-        <w:rPr>
+      <w:pPr/>
+      <w:r>
+        <w:rPr>
+          <w:lang w:val="en_US" w:bidi="en_US"/>
+        </w:rPr>
+      </w:r>
+      <w:r>
+        <w:rPr>
+          <w:b/>
           <w:lang w:val="en_US" w:bidi="en_US"/>
         </w:rPr>
         <w:t>unfoldingWord® Translation Notes</w:t>
@@ -79,62 +45,31 @@
         <w:rPr>
           <w:lang w:val="en_US" w:bidi="en_US"/>
         </w:rPr>
-        <w:t xml:space="preserve">, </w:t>
-      </w:r>
-      <w:hyperlink r:id="rId13">
-        <w:r>
-          <w:rPr>
-            <w:lang w:val="en_US" w:bidi="en_US"/>
-          </w:rPr>
-          <w:rPr>
-            <w:color w:val="0000EE"/>
-            <w:u w:val="single"/>
-          </w:rPr>
-          <w:t>unfoldingWord</w:t>
-        </w:r>
-      </w:hyperlink>
-      <w:r>
-        <w:rPr>
-          <w:lang w:val="en_US" w:bidi="en_US"/>
-        </w:rPr>
-        <w:t xml:space="preserve">, 2022, which is licensed under a </w:t>
-      </w:r>
-      <w:hyperlink r:id="rId14">
-        <w:r>
-          <w:rPr>
-            <w:lang w:val="en_US" w:bidi="en_US"/>
-          </w:rPr>
-          <w:rPr>
-            <w:color w:val="0000EE"/>
-            <w:u w:val="single"/>
-          </w:rPr>
-          <w:t>CC BY-SA 4.0 license</w:t>
-        </w:r>
-      </w:hyperlink>
-      <w:r>
-        <w:rPr>
-          <w:lang w:val="en_US" w:bidi="en_US"/>
-        </w:rPr>
-        <w:t>.</w:t>
-      </w:r>
-      <w:r>
-        <w:rPr>
-          <w:lang w:val="en_US" w:bidi="en_US"/>
-        </w:rPr>
-      </w:r>
-    </w:p>
-    <w:p>
-      <w:pPr/>
-      <w:r>
-        <w:rPr>
-          <w:lang w:val="en_US" w:bidi="en_US"/>
-        </w:rPr>
-      </w:r>
-      <w:r>
-        <w:rPr>
-          <w:lang w:val="en_US" w:bidi="en_US"/>
-        </w:rPr>
-        <w:t>This PDF version is provided under the same license.</w:t>
+        <w:t xml:space="preserve"> © 2022 unfoldingWord. Released under CC BY-SA 4.0 license. </w:t>
+      </w:r>
+      <w:r>
+        <w:rPr>
+          <w:lang w:val="en_US" w:bidi="en_US"/>
+        </w:rPr>
+        <w:t>unfoldingWord® Translation Notes</w:t>
+      </w:r>
+      <w:r>
+        <w:rPr>
+          <w:lang w:val="en_US" w:bidi="en_US"/>
+        </w:rPr>
+        <w:t xml:space="preserve"> has been adapted in the following languages: Tok Pisin, Arabic (عربي), French (Français), Hindi (हिंदी), Indonesian (Bahasa Indonesia), Portuguese (Português), Russian (Русский), Spanish (Español), Swahili (Kiswahili), and Simplified Chinese (简体中文) from </w:t>
+      </w:r>
+      <w:r>
+        <w:rPr>
+          <w:lang w:val="en_US" w:bidi="en_US"/>
+        </w:rPr>
+        <w:t>unfoldingWord® Translation Notes</w:t>
+      </w:r>
+      <w:r>
+        <w:rPr>
+          <w:lang w:val="en_US" w:bidi="en_US"/>
+        </w:rPr>
+        <w:t xml:space="preserve"> © 2022 unfoldingWord. Released under CC BY-SA 4.0 license by Mission Mutual</w:t>
       </w:r>
       <w:r>
         <w:rPr>
@@ -867,7 +802,7 @@
         </w:rPr>
         <w:t xml:space="preserve">In verse </w:t>
       </w:r>
-      <w:hyperlink r:id="rId15">
+      <w:hyperlink r:id="rId13">
         <w:r>
           <w:rPr>
             <w:lang w:val="en_US" w:bidi="en_US"/>
@@ -1193,20 +1128,6 @@
       </w:r>
       <w:r>
         <w:rPr>
-          <w:lang w:val="en_US" w:bidi="en_US"/>
-        </w:rPr>
-        <w:t>וַֽ⁠יְהִי֙ דְּבַר־יְהוָ֔ה</w:t>
-      </w:r>
-    </w:p>
-    <w:p>
-      <w:pPr/>
-      <w:r>
-        <w:rPr>
-          <w:lang w:val="en_US" w:bidi="en_US"/>
-        </w:rPr>
-      </w:r>
-      <w:r>
-        <w:rPr>
           <w:b/>
           <w:lang w:val="en_US" w:bidi="en_US"/>
         </w:rPr>
@@ -1290,20 +1211,6 @@
       </w:r>
       <w:r>
         <w:rPr>
-          <w:lang w:val="en_US" w:bidi="en_US"/>
-        </w:rPr>
-        <w:t>אֲמִתַּ֖י</w:t>
-      </w:r>
-    </w:p>
-    <w:p>
-      <w:pPr/>
-      <w:r>
-        <w:rPr>
-          <w:lang w:val="en_US" w:bidi="en_US"/>
-        </w:rPr>
-      </w:r>
-      <w:r>
-        <w:rPr>
           <w:b/>
           <w:lang w:val="en_US" w:bidi="en_US"/>
         </w:rPr>
@@ -1394,20 +1301,6 @@
       </w:r>
       <w:r>
         <w:rPr>
-          <w:lang w:val="en_US" w:bidi="en_US"/>
-        </w:rPr>
-        <w:t>נִֽינְוֵ֛ה הָ⁠עִ֥יר הַ⁠גְּדוֹלָ֖ה</w:t>
-      </w:r>
-    </w:p>
-    <w:p>
-      <w:pPr/>
-      <w:r>
-        <w:rPr>
-          <w:lang w:val="en_US" w:bidi="en_US"/>
-        </w:rPr>
-      </w:r>
-      <w:r>
-        <w:rPr>
           <w:b/>
           <w:lang w:val="en_US" w:bidi="en_US"/>
         </w:rPr>
@@ -1504,20 +1397,6 @@
       </w:r>
       <w:r>
         <w:rPr>
-          <w:lang w:val="en_US" w:bidi="en_US"/>
-        </w:rPr>
-        <w:t>ק֠וּם</w:t>
-      </w:r>
-    </w:p>
-    <w:p>
-      <w:pPr/>
-      <w:r>
-        <w:rPr>
-          <w:lang w:val="en_US" w:bidi="en_US"/>
-        </w:rPr>
-      </w:r>
-      <w:r>
-        <w:rPr>
           <w:b/>
           <w:lang w:val="en_US" w:bidi="en_US"/>
         </w:rPr>
@@ -1608,20 +1487,6 @@
       </w:r>
       <w:r>
         <w:rPr>
-          <w:lang w:val="en_US" w:bidi="en_US"/>
-        </w:rPr>
-        <w:t>וּ⁠קְרָ֣א עָלֶ֑י⁠הָ</w:t>
-      </w:r>
-    </w:p>
-    <w:p>
-      <w:pPr/>
-      <w:r>
-        <w:rPr>
-          <w:lang w:val="en_US" w:bidi="en_US"/>
-        </w:rPr>
-      </w:r>
-      <w:r>
-        <w:rPr>
           <w:b/>
           <w:lang w:val="en_US" w:bidi="en_US"/>
         </w:rPr>
@@ -1718,20 +1583,6 @@
       </w:r>
       <w:r>
         <w:rPr>
-          <w:lang w:val="en_US" w:bidi="en_US"/>
-        </w:rPr>
-        <w:t>עָלְתָ֥ה רָעָתָ֖⁠ם לְ⁠פָנָֽ⁠י</w:t>
-      </w:r>
-    </w:p>
-    <w:p>
-      <w:pPr/>
-      <w:r>
-        <w:rPr>
-          <w:lang w:val="en_US" w:bidi="en_US"/>
-        </w:rPr>
-      </w:r>
-      <w:r>
-        <w:rPr>
           <w:b/>
           <w:lang w:val="en_US" w:bidi="en_US"/>
         </w:rPr>
@@ -1841,20 +1692,6 @@
       </w:r>
       <w:r>
         <w:rPr>
-          <w:lang w:val="en_US" w:bidi="en_US"/>
-        </w:rPr>
-        <w:t>ק֠וּם לֵ֧ךְ אֶל־נִֽינְוֵ֛ה הָ⁠עִ֥יר הַ⁠גְּדוֹלָ֖ה וּ⁠קְרָ֣א עָלֶ֑י⁠הָ כִּֽי־עָלְתָ֥ה רָעָתָ֖⁠ם לְ⁠פָנָֽ⁠י</w:t>
-      </w:r>
-    </w:p>
-    <w:p>
-      <w:pPr/>
-      <w:r>
-        <w:rPr>
-          <w:lang w:val="en_US" w:bidi="en_US"/>
-        </w:rPr>
-      </w:r>
-      <w:r>
-        <w:rPr>
           <w:b/>
           <w:lang w:val="en_US" w:bidi="en_US"/>
         </w:rPr>
@@ -1938,20 +1775,6 @@
       </w:r>
       <w:r>
         <w:rPr>
-          <w:lang w:val="en_US" w:bidi="en_US"/>
-        </w:rPr>
-        <w:t>עָלְתָ֥ה רָעָתָ֖⁠ם לְ⁠פָנָֽ⁠י</w:t>
-      </w:r>
-    </w:p>
-    <w:p>
-      <w:pPr/>
-      <w:r>
-        <w:rPr>
-          <w:lang w:val="en_US" w:bidi="en_US"/>
-        </w:rPr>
-      </w:r>
-      <w:r>
-        <w:rPr>
           <w:b/>
           <w:lang w:val="en_US" w:bidi="en_US"/>
         </w:rPr>
@@ -2048,20 +1871,6 @@
       </w:r>
       <w:r>
         <w:rPr>
-          <w:lang w:val="en_US" w:bidi="en_US"/>
-        </w:rPr>
-        <w:t>וַ⁠יָּ֤קָם יוֹנָה֙ לִ⁠בְרֹ֣חַ</w:t>
-      </w:r>
-    </w:p>
-    <w:p>
-      <w:pPr/>
-      <w:r>
-        <w:rPr>
-          <w:lang w:val="en_US" w:bidi="en_US"/>
-        </w:rPr>
-      </w:r>
-      <w:r>
-        <w:rPr>
           <w:b/>
           <w:lang w:val="en_US" w:bidi="en_US"/>
         </w:rPr>
@@ -2094,7 +1903,7 @@
         </w:rPr>
         <w:t xml:space="preserve"> mean that Jonah took action in response to God’s command, but his action was to disobey instead of to obey. If your readers would misunderstand this, you could state the meaning plainly. See how you translated this idiom in </w:t>
       </w:r>
-      <w:hyperlink r:id="rId16">
+      <w:hyperlink r:id="rId14">
         <w:r>
           <w:rPr>
             <w:lang w:val="en_US" w:bidi="en_US"/>
@@ -2176,20 +1985,6 @@
       </w:r>
       <w:r>
         <w:rPr>
-          <w:lang w:val="en_US" w:bidi="en_US"/>
-        </w:rPr>
-        <w:t>מִ⁠לִּ⁠פְנֵ֖י יְהוָ֑ה &amp; מִ⁠לִּ⁠פְנֵ֖י יְהוָֽה</w:t>
-      </w:r>
-    </w:p>
-    <w:p>
-      <w:pPr/>
-      <w:r>
-        <w:rPr>
-          <w:lang w:val="en_US" w:bidi="en_US"/>
-        </w:rPr>
-      </w:r>
-      <w:r>
-        <w:rPr>
           <w:b/>
           <w:lang w:val="en_US" w:bidi="en_US"/>
         </w:rPr>
@@ -2299,20 +2094,6 @@
       </w:r>
       <w:r>
         <w:rPr>
-          <w:lang w:val="en_US" w:bidi="en_US"/>
-        </w:rPr>
-        <w:t>לִ⁠בְרֹ֣חַ תַּרְשִׁ֔ישָׁ⁠ה</w:t>
-      </w:r>
-    </w:p>
-    <w:p>
-      <w:pPr/>
-      <w:r>
-        <w:rPr>
-          <w:lang w:val="en_US" w:bidi="en_US"/>
-        </w:rPr>
-      </w:r>
-      <w:r>
-        <w:rPr>
           <w:b/>
           <w:lang w:val="en_US" w:bidi="en_US"/>
         </w:rPr>
@@ -2459,20 +2240,6 @@
       </w:r>
       <w:r>
         <w:rPr>
-          <w:lang w:val="en_US" w:bidi="en_US"/>
-        </w:rPr>
-        <w:t>אָנִיָּ֣ה</w:t>
-      </w:r>
-    </w:p>
-    <w:p>
-      <w:pPr/>
-      <w:r>
-        <w:rPr>
-          <w:lang w:val="en_US" w:bidi="en_US"/>
-        </w:rPr>
-      </w:r>
-      <w:r>
-        <w:rPr>
           <w:b/>
           <w:lang w:val="en_US" w:bidi="en_US"/>
         </w:rPr>
@@ -2632,20 +2399,6 @@
       </w:r>
       <w:r>
         <w:rPr>
-          <w:lang w:val="en_US" w:bidi="en_US"/>
-        </w:rPr>
-        <w:t>וַ⁠יֵּ֤רֶד בָּ⁠הּ֙</w:t>
-      </w:r>
-    </w:p>
-    <w:p>
-      <w:pPr/>
-      <w:r>
-        <w:rPr>
-          <w:lang w:val="en_US" w:bidi="en_US"/>
-        </w:rPr>
-      </w:r>
-      <w:r>
-        <w:rPr>
           <w:b/>
           <w:lang w:val="en_US" w:bidi="en_US"/>
         </w:rPr>
@@ -2729,20 +2482,6 @@
       </w:r>
       <w:r>
         <w:rPr>
-          <w:lang w:val="en_US" w:bidi="en_US"/>
-        </w:rPr>
-        <w:t>עִמָּ⁠הֶם֙</w:t>
-      </w:r>
-    </w:p>
-    <w:p>
-      <w:pPr/>
-      <w:r>
-        <w:rPr>
-          <w:lang w:val="en_US" w:bidi="en_US"/>
-        </w:rPr>
-      </w:r>
-      <w:r>
-        <w:rPr>
           <w:b/>
           <w:lang w:val="en_US" w:bidi="en_US"/>
         </w:rPr>
@@ -2839,20 +2578,6 @@
       </w:r>
       <w:r>
         <w:rPr>
-          <w:lang w:val="en_US" w:bidi="en_US"/>
-        </w:rPr>
-        <w:t>וַֽ⁠יהוָ֗ה</w:t>
-      </w:r>
-    </w:p>
-    <w:p>
-      <w:pPr/>
-      <w:r>
-        <w:rPr>
-          <w:lang w:val="en_US" w:bidi="en_US"/>
-        </w:rPr>
-      </w:r>
-      <w:r>
-        <w:rPr>
           <w:b/>
           <w:lang w:val="en_US" w:bidi="en_US"/>
         </w:rPr>
@@ -2943,20 +2668,6 @@
       </w:r>
       <w:r>
         <w:rPr>
-          <w:lang w:val="en_US" w:bidi="en_US"/>
-        </w:rPr>
-        <w:t>וְ⁠הָ֣⁠אֳנִיָּ֔ה חִשְּׁבָ֖ה לְ⁠הִשָּׁבֵֽר</w:t>
-      </w:r>
-    </w:p>
-    <w:p>
-      <w:pPr/>
-      <w:r>
-        <w:rPr>
-          <w:lang w:val="en_US" w:bidi="en_US"/>
-        </w:rPr>
-      </w:r>
-      <w:r>
-        <w:rPr>
           <w:b/>
           <w:lang w:val="en_US" w:bidi="en_US"/>
         </w:rPr>
@@ -3053,20 +2764,6 @@
       </w:r>
       <w:r>
         <w:rPr>
-          <w:lang w:val="en_US" w:bidi="en_US"/>
-        </w:rPr>
-        <w:t>לְ⁠הִשָּׁבֵֽר</w:t>
-      </w:r>
-    </w:p>
-    <w:p>
-      <w:pPr/>
-      <w:r>
-        <w:rPr>
-          <w:lang w:val="en_US" w:bidi="en_US"/>
-        </w:rPr>
-      </w:r>
-      <w:r>
-        <w:rPr>
           <w:b/>
           <w:lang w:val="en_US" w:bidi="en_US"/>
         </w:rPr>
@@ -3150,20 +2847,6 @@
       </w:r>
       <w:r>
         <w:rPr>
-          <w:lang w:val="en_US" w:bidi="en_US"/>
-        </w:rPr>
-        <w:t>הַ⁠מַּלָּחִ֗ים</w:t>
-      </w:r>
-    </w:p>
-    <w:p>
-      <w:pPr/>
-      <w:r>
-        <w:rPr>
-          <w:lang w:val="en_US" w:bidi="en_US"/>
-        </w:rPr>
-      </w:r>
-      <w:r>
-        <w:rPr>
           <w:b/>
           <w:lang w:val="en_US" w:bidi="en_US"/>
         </w:rPr>
@@ -3260,20 +2943,6 @@
       </w:r>
       <w:r>
         <w:rPr>
-          <w:lang w:val="en_US" w:bidi="en_US"/>
-        </w:rPr>
-        <w:t>אֱלֹהָי⁠ו֒</w:t>
-      </w:r>
-    </w:p>
-    <w:p>
-      <w:pPr/>
-      <w:r>
-        <w:rPr>
-          <w:lang w:val="en_US" w:bidi="en_US"/>
-        </w:rPr>
-      </w:r>
-      <w:r>
-        <w:rPr>
           <w:b/>
           <w:lang w:val="en_US" w:bidi="en_US"/>
         </w:rPr>
@@ -3370,20 +3039,6 @@
       </w:r>
       <w:r>
         <w:rPr>
-          <w:lang w:val="en_US" w:bidi="en_US"/>
-        </w:rPr>
-        <w:t>לְ⁠הָקֵ֖ל מֵֽ⁠עֲלֵי⁠הֶ֑ם</w:t>
-      </w:r>
-    </w:p>
-    <w:p>
-      <w:pPr/>
-      <w:r>
-        <w:rPr>
-          <w:lang w:val="en_US" w:bidi="en_US"/>
-        </w:rPr>
-      </w:r>
-      <w:r>
-        <w:rPr>
           <w:b/>
           <w:lang w:val="en_US" w:bidi="en_US"/>
         </w:rPr>
@@ -3467,20 +3122,6 @@
       </w:r>
       <w:r>
         <w:rPr>
-          <w:lang w:val="en_US" w:bidi="en_US"/>
-        </w:rPr>
-        <w:t>וְ⁠יוֹנָ֗ה יָרַד֙ אֶל־יַרְכְּתֵ֣י הַ⁠סְּפִינָ֔ה וַ⁠יִּשְׁכַּ֖ב וַ⁠יֵּרָדַֽם</w:t>
-      </w:r>
-    </w:p>
-    <w:p>
-      <w:pPr/>
-      <w:r>
-        <w:rPr>
-          <w:lang w:val="en_US" w:bidi="en_US"/>
-        </w:rPr>
-      </w:r>
-      <w:r>
-        <w:rPr>
           <w:b/>
           <w:lang w:val="en_US" w:bidi="en_US"/>
         </w:rPr>
@@ -3564,20 +3205,6 @@
       </w:r>
       <w:r>
         <w:rPr>
-          <w:lang w:val="en_US" w:bidi="en_US"/>
-        </w:rPr>
-        <w:t>יַרְכְּתֵ֣י הַ⁠סְּפִינָ֔ה</w:t>
-      </w:r>
-    </w:p>
-    <w:p>
-      <w:pPr/>
-      <w:r>
-        <w:rPr>
-          <w:lang w:val="en_US" w:bidi="en_US"/>
-        </w:rPr>
-      </w:r>
-      <w:r>
-        <w:rPr>
           <w:b/>
           <w:lang w:val="en_US" w:bidi="en_US"/>
         </w:rPr>
@@ -3641,20 +3268,6 @@
       </w:r>
       <w:r>
         <w:rPr>
-          <w:lang w:val="en_US" w:bidi="en_US"/>
-        </w:rPr>
-        <w:t>וַ⁠יִּשְׁכַּ֖ב וַ⁠יֵּרָדַֽם</w:t>
-      </w:r>
-    </w:p>
-    <w:p>
-      <w:pPr/>
-      <w:r>
-        <w:rPr>
-          <w:lang w:val="en_US" w:bidi="en_US"/>
-        </w:rPr>
-      </w:r>
-      <w:r>
-        <w:rPr>
           <w:b/>
           <w:lang w:val="en_US" w:bidi="en_US"/>
         </w:rPr>
@@ -3718,20 +3331,6 @@
       </w:r>
       <w:r>
         <w:rPr>
-          <w:lang w:val="en_US" w:bidi="en_US"/>
-        </w:rPr>
-        <w:t>וַ⁠יִּקְרַ֤ב אֵלָי⁠ו֙ רַ֣ב הַ⁠חֹבֵ֔ל וַ⁠יֹּ֥אמֶר ל֖⁠וֹ</w:t>
-      </w:r>
-    </w:p>
-    <w:p>
-      <w:pPr/>
-      <w:r>
-        <w:rPr>
-          <w:lang w:val="en_US" w:bidi="en_US"/>
-        </w:rPr>
-      </w:r>
-      <w:r>
-        <w:rPr>
           <w:b/>
           <w:lang w:val="en_US" w:bidi="en_US"/>
         </w:rPr>
@@ -3854,20 +3453,6 @@
       </w:r>
       <w:r>
         <w:rPr>
-          <w:lang w:val="en_US" w:bidi="en_US"/>
-        </w:rPr>
-        <w:t>מַה־לְּ⁠ךָ֣ נִרְדָּ֑ם</w:t>
-      </w:r>
-    </w:p>
-    <w:p>
-      <w:pPr/>
-      <w:r>
-        <w:rPr>
-          <w:lang w:val="en_US" w:bidi="en_US"/>
-        </w:rPr>
-      </w:r>
-      <w:r>
-        <w:rPr>
           <w:b/>
           <w:lang w:val="en_US" w:bidi="en_US"/>
         </w:rPr>
@@ -3951,20 +3536,6 @@
       </w:r>
       <w:r>
         <w:rPr>
-          <w:lang w:val="en_US" w:bidi="en_US"/>
-        </w:rPr>
-        <w:t>ק֚וּם</w:t>
-      </w:r>
-    </w:p>
-    <w:p>
-      <w:pPr/>
-      <w:r>
-        <w:rPr>
-          <w:lang w:val="en_US" w:bidi="en_US"/>
-        </w:rPr>
-      </w:r>
-      <w:r>
-        <w:rPr>
           <w:b/>
           <w:lang w:val="en_US" w:bidi="en_US"/>
         </w:rPr>
@@ -3984,7 +3555,7 @@
         </w:rPr>
         <w:t xml:space="preserve">While this phrase was used as an idiom in </w:t>
       </w:r>
-      <w:hyperlink r:id="rId16">
+      <w:hyperlink r:id="rId14">
         <w:r>
           <w:rPr>
             <w:lang w:val="en_US" w:bidi="en_US"/>
@@ -4002,7 +3573,7 @@
         </w:rPr>
         <w:t xml:space="preserve"> and </w:t>
       </w:r>
-      <w:hyperlink r:id="rId17">
+      <w:hyperlink r:id="rId15">
         <w:r>
           <w:rPr>
             <w:lang w:val="en_US" w:bidi="en_US"/>
@@ -4064,20 +3635,6 @@
       </w:r>
       <w:r>
         <w:rPr>
-          <w:lang w:val="en_US" w:bidi="en_US"/>
-        </w:rPr>
-        <w:t>קְרָ֣א אֶל־אֱלֹהֶ֔י⁠ךָ</w:t>
-      </w:r>
-    </w:p>
-    <w:p>
-      <w:pPr/>
-      <w:r>
-        <w:rPr>
-          <w:lang w:val="en_US" w:bidi="en_US"/>
-        </w:rPr>
-      </w:r>
-      <w:r>
-        <w:rPr>
           <w:b/>
           <w:lang w:val="en_US" w:bidi="en_US"/>
         </w:rPr>
@@ -4174,20 +3731,6 @@
       </w:r>
       <w:r>
         <w:rPr>
-          <w:lang w:val="en_US" w:bidi="en_US"/>
-        </w:rPr>
-        <w:t>אוּלַ֞י יִתְעַשֵּׁ֧ת הָ⁠אֱלֹהִ֛ים לָ֖⁠נוּ וְ⁠לֹ֥א נֹאבֵֽד</w:t>
-      </w:r>
-    </w:p>
-    <w:p>
-      <w:pPr/>
-      <w:r>
-        <w:rPr>
-          <w:lang w:val="en_US" w:bidi="en_US"/>
-        </w:rPr>
-      </w:r>
-      <w:r>
-        <w:rPr>
           <w:b/>
           <w:lang w:val="en_US" w:bidi="en_US"/>
         </w:rPr>
@@ -4271,20 +3814,6 @@
       </w:r>
       <w:r>
         <w:rPr>
-          <w:lang w:val="en_US" w:bidi="en_US"/>
-        </w:rPr>
-        <w:t>וְ⁠לֹ֥א נֹאבֵֽד</w:t>
-      </w:r>
-    </w:p>
-    <w:p>
-      <w:pPr/>
-      <w:r>
-        <w:rPr>
-          <w:lang w:val="en_US" w:bidi="en_US"/>
-        </w:rPr>
-      </w:r>
-      <w:r>
-        <w:rPr>
           <w:b/>
           <w:lang w:val="en_US" w:bidi="en_US"/>
         </w:rPr>
@@ -4394,20 +3923,6 @@
       </w:r>
       <w:r>
         <w:rPr>
-          <w:lang w:val="en_US" w:bidi="en_US"/>
-        </w:rPr>
-        <w:t>וַ⁠יֹּאמְר֞וּ אִ֣ישׁ אֶל־רֵעֵ֗⁠הוּ</w:t>
-      </w:r>
-    </w:p>
-    <w:p>
-      <w:pPr/>
-      <w:r>
-        <w:rPr>
-          <w:lang w:val="en_US" w:bidi="en_US"/>
-        </w:rPr>
-      </w:r>
-      <w:r>
-        <w:rPr>
           <w:b/>
           <w:lang w:val="en_US" w:bidi="en_US"/>
         </w:rPr>
@@ -4504,20 +4019,6 @@
       </w:r>
       <w:r>
         <w:rPr>
-          <w:lang w:val="en_US" w:bidi="en_US"/>
-        </w:rPr>
-        <w:t>וְ⁠נֵ֣דְעָ֔ה בְּ⁠שֶׁ⁠לְּ⁠מִ֛י הָ⁠רָעָ֥ה הַ⁠זֹּ֖את לָ֑⁠נוּ</w:t>
-      </w:r>
-    </w:p>
-    <w:p>
-      <w:pPr/>
-      <w:r>
-        <w:rPr>
-          <w:lang w:val="en_US" w:bidi="en_US"/>
-        </w:rPr>
-      </w:r>
-      <w:r>
-        <w:rPr>
           <w:b/>
           <w:lang w:val="en_US" w:bidi="en_US"/>
         </w:rPr>
@@ -4677,20 +4178,6 @@
       </w:r>
       <w:r>
         <w:rPr>
-          <w:lang w:val="en_US" w:bidi="en_US"/>
-        </w:rPr>
-        <w:t>וַ⁠יִּפֹּ֥ל הַ⁠גּוֹרָ֖ל עַל־יוֹנָֽה</w:t>
-      </w:r>
-    </w:p>
-    <w:p>
-      <w:pPr/>
-      <w:r>
-        <w:rPr>
-          <w:lang w:val="en_US" w:bidi="en_US"/>
-        </w:rPr>
-      </w:r>
-      <w:r>
-        <w:rPr>
           <w:b/>
           <w:lang w:val="en_US" w:bidi="en_US"/>
         </w:rPr>
@@ -4787,20 +4274,6 @@
       </w:r>
       <w:r>
         <w:rPr>
-          <w:lang w:val="en_US" w:bidi="en_US"/>
-        </w:rPr>
-        <w:t>לְכוּ֙ וְ⁠נַפִּ֣ילָה גֽוֹרָל֔וֹת</w:t>
-      </w:r>
-    </w:p>
-    <w:p>
-      <w:pPr/>
-      <w:r>
-        <w:rPr>
-          <w:lang w:val="en_US" w:bidi="en_US"/>
-        </w:rPr>
-      </w:r>
-      <w:r>
-        <w:rPr>
           <w:b/>
           <w:lang w:val="en_US" w:bidi="en_US"/>
         </w:rPr>
@@ -4910,20 +4383,6 @@
       </w:r>
       <w:r>
         <w:rPr>
-          <w:lang w:val="en_US" w:bidi="en_US"/>
-        </w:rPr>
-        <w:t>וְ⁠נַפִּ֣ילָה גֽוֹרָל֔וֹת</w:t>
-      </w:r>
-    </w:p>
-    <w:p>
-      <w:pPr/>
-      <w:r>
-        <w:rPr>
-          <w:lang w:val="en_US" w:bidi="en_US"/>
-        </w:rPr>
-      </w:r>
-      <w:r>
-        <w:rPr>
           <w:b/>
           <w:lang w:val="en_US" w:bidi="en_US"/>
         </w:rPr>
@@ -5007,20 +4466,6 @@
       </w:r>
       <w:r>
         <w:rPr>
-          <w:lang w:val="en_US" w:bidi="en_US"/>
-        </w:rPr>
-        <w:t>וַ⁠יֹּאמְר֣וּ אֵלָ֔י⁠ו</w:t>
-      </w:r>
-    </w:p>
-    <w:p>
-      <w:pPr/>
-      <w:r>
-        <w:rPr>
-          <w:lang w:val="en_US" w:bidi="en_US"/>
-        </w:rPr>
-      </w:r>
-      <w:r>
-        <w:rPr>
           <w:b/>
           <w:lang w:val="en_US" w:bidi="en_US"/>
         </w:rPr>
@@ -5193,20 +4638,6 @@
       </w:r>
       <w:r>
         <w:rPr>
-          <w:lang w:val="en_US" w:bidi="en_US"/>
-        </w:rPr>
-        <w:t>יְהוָ֞ה &amp; אֲנִ֣י יָרֵ֔א</w:t>
-      </w:r>
-    </w:p>
-    <w:p>
-      <w:pPr/>
-      <w:r>
-        <w:rPr>
-          <w:lang w:val="en_US" w:bidi="en_US"/>
-        </w:rPr>
-      </w:r>
-      <w:r>
-        <w:rPr>
           <w:b/>
           <w:lang w:val="en_US" w:bidi="en_US"/>
         </w:rPr>
@@ -5303,20 +4734,6 @@
       </w:r>
       <w:r>
         <w:rPr>
-          <w:lang w:val="en_US" w:bidi="en_US"/>
-        </w:rPr>
-        <w:t>וַ⁠יִּֽירְא֤וּ הָֽ⁠אֲנָשִׁים֙ יִרְאָ֣ה גְדוֹלָ֔ה</w:t>
-      </w:r>
-    </w:p>
-    <w:p>
-      <w:pPr/>
-      <w:r>
-        <w:rPr>
-          <w:lang w:val="en_US" w:bidi="en_US"/>
-        </w:rPr>
-      </w:r>
-      <w:r>
-        <w:rPr>
           <w:b/>
           <w:lang w:val="en_US" w:bidi="en_US"/>
         </w:rPr>
@@ -5413,20 +4830,6 @@
       </w:r>
       <w:r>
         <w:rPr>
-          <w:lang w:val="en_US" w:bidi="en_US"/>
-        </w:rPr>
-        <w:t>מַה־זֹּ֣את עָשִׂ֑יתָ</w:t>
-      </w:r>
-    </w:p>
-    <w:p>
-      <w:pPr/>
-      <w:r>
-        <w:rPr>
-          <w:lang w:val="en_US" w:bidi="en_US"/>
-        </w:rPr>
-      </w:r>
-      <w:r>
-        <w:rPr>
           <w:b/>
           <w:lang w:val="en_US" w:bidi="en_US"/>
         </w:rPr>
@@ -5510,20 +4913,6 @@
       </w:r>
       <w:r>
         <w:rPr>
-          <w:lang w:val="en_US" w:bidi="en_US"/>
-        </w:rPr>
-        <w:t>מִ⁠לִּ⁠פְנֵ֤י יְהוָה֙</w:t>
-      </w:r>
-    </w:p>
-    <w:p>
-      <w:pPr/>
-      <w:r>
-        <w:rPr>
-          <w:lang w:val="en_US" w:bidi="en_US"/>
-        </w:rPr>
-      </w:r>
-      <w:r>
-        <w:rPr>
           <w:b/>
           <w:lang w:val="en_US" w:bidi="en_US"/>
         </w:rPr>
@@ -5607,20 +4996,6 @@
       </w:r>
       <w:r>
         <w:rPr>
-          <w:lang w:val="en_US" w:bidi="en_US"/>
-        </w:rPr>
-        <w:t>כִּ֥י הִגִּ֖יד לָ⁠הֶֽם</w:t>
-      </w:r>
-    </w:p>
-    <w:p>
-      <w:pPr/>
-      <w:r>
-        <w:rPr>
-          <w:lang w:val="en_US" w:bidi="en_US"/>
-        </w:rPr>
-      </w:r>
-      <w:r>
-        <w:rPr>
           <w:b/>
           <w:lang w:val="en_US" w:bidi="en_US"/>
         </w:rPr>
@@ -5704,20 +5079,6 @@
       </w:r>
       <w:r>
         <w:rPr>
-          <w:lang w:val="en_US" w:bidi="en_US"/>
-        </w:rPr>
-        <w:t>כִּֽי־יָדְע֣וּ הָ⁠אֲנָשִׁ֗ים כִּֽי־מִ⁠לִּ⁠פְנֵ֤י יְהוָה֙ ה֣וּא בֹרֵ֔חַ כִּ֥י הִגִּ֖יד לָ⁠הֶֽם</w:t>
-      </w:r>
-    </w:p>
-    <w:p>
-      <w:pPr/>
-      <w:r>
-        <w:rPr>
-          <w:lang w:val="en_US" w:bidi="en_US"/>
-        </w:rPr>
-      </w:r>
-      <w:r>
-        <w:rPr>
           <w:b/>
           <w:lang w:val="en_US" w:bidi="en_US"/>
         </w:rPr>
@@ -5827,20 +5188,6 @@
       </w:r>
       <w:r>
         <w:rPr>
-          <w:lang w:val="en_US" w:bidi="en_US"/>
-        </w:rPr>
-        <w:t>וַ⁠יֹּאמְר֤וּ אֵלָי⁠ו֙</w:t>
-      </w:r>
-    </w:p>
-    <w:p>
-      <w:pPr/>
-      <w:r>
-        <w:rPr>
-          <w:lang w:val="en_US" w:bidi="en_US"/>
-        </w:rPr>
-      </w:r>
-      <w:r>
-        <w:rPr>
           <w:b/>
           <w:lang w:val="en_US" w:bidi="en_US"/>
         </w:rPr>
@@ -5937,20 +5284,6 @@
       </w:r>
       <w:r>
         <w:rPr>
-          <w:lang w:val="en_US" w:bidi="en_US"/>
-        </w:rPr>
-        <w:t>וְ⁠יִשְׁתֹּ֥ק הַ⁠יָּ֖ם מֵֽ⁠עָלֵ֑י⁠נוּ</w:t>
-      </w:r>
-    </w:p>
-    <w:p>
-      <w:pPr/>
-      <w:r>
-        <w:rPr>
-          <w:lang w:val="en_US" w:bidi="en_US"/>
-        </w:rPr>
-      </w:r>
-      <w:r>
-        <w:rPr>
           <w:b/>
           <w:lang w:val="en_US" w:bidi="en_US"/>
         </w:rPr>
@@ -6047,20 +5380,6 @@
       </w:r>
       <w:r>
         <w:rPr>
-          <w:lang w:val="en_US" w:bidi="en_US"/>
-        </w:rPr>
-        <w:t>הַ⁠יָּ֖ם הוֹלֵ֥ךְ וְ⁠סֹעֵֽר</w:t>
-      </w:r>
-    </w:p>
-    <w:p>
-      <w:pPr/>
-      <w:r>
-        <w:rPr>
-          <w:lang w:val="en_US" w:bidi="en_US"/>
-        </w:rPr>
-      </w:r>
-      <w:r>
-        <w:rPr>
           <w:b/>
           <w:lang w:val="en_US" w:bidi="en_US"/>
         </w:rPr>
@@ -6157,20 +5476,6 @@
       </w:r>
       <w:r>
         <w:rPr>
-          <w:lang w:val="en_US" w:bidi="en_US"/>
-        </w:rPr>
-        <w:t>וַ⁠יֹּאמְר֤וּ אֵלָי⁠ו֙ מַה־נַּ֣עֲשֶׂה לָּ֔⁠ךְ וְ⁠יִשְׁתֹּ֥ק הַ⁠יָּ֖ם מֵֽ⁠עָלֵ֑י⁠נוּ כִּ֥י הַ⁠יָּ֖ם הוֹלֵ֥ךְ וְ⁠סֹעֵֽר</w:t>
-      </w:r>
-    </w:p>
-    <w:p>
-      <w:pPr/>
-      <w:r>
-        <w:rPr>
-          <w:lang w:val="en_US" w:bidi="en_US"/>
-        </w:rPr>
-      </w:r>
-      <w:r>
-        <w:rPr>
           <w:b/>
           <w:lang w:val="en_US" w:bidi="en_US"/>
         </w:rPr>
@@ -6254,20 +5559,6 @@
       </w:r>
       <w:r>
         <w:rPr>
-          <w:lang w:val="en_US" w:bidi="en_US"/>
-        </w:rPr>
-        <w:t>כִּ֚י יוֹדֵ֣עַ אָ֔נִי כִּ֣י בְ⁠שֶׁ⁠לִּ֔⁠י הַ⁠סַּ֧עַר הַ⁠גָּד֛וֹל הַ⁠זֶּ֖ה עֲלֵי⁠כֶֽם</w:t>
-      </w:r>
-    </w:p>
-    <w:p>
-      <w:pPr/>
-      <w:r>
-        <w:rPr>
-          <w:lang w:val="en_US" w:bidi="en_US"/>
-        </w:rPr>
-      </w:r>
-      <w:r>
-        <w:rPr>
           <w:b/>
           <w:lang w:val="en_US" w:bidi="en_US"/>
         </w:rPr>
@@ -6363,7 +5654,7 @@
         </w:rPr>
         <w:t xml:space="preserve"> in </w:t>
       </w:r>
-      <w:hyperlink r:id="rId18">
+      <w:hyperlink r:id="rId16">
         <w:r>
           <w:rPr>
             <w:lang w:val="en_US" w:bidi="en_US"/>
@@ -6445,20 +5736,6 @@
       </w:r>
       <w:r>
         <w:rPr>
-          <w:lang w:val="en_US" w:bidi="en_US"/>
-        </w:rPr>
-        <w:t>וַ⁠יַּחְתְּר֣וּ הָ⁠אֲנָשִׁ֗ים</w:t>
-      </w:r>
-    </w:p>
-    <w:p>
-      <w:pPr/>
-      <w:r>
-        <w:rPr>
-          <w:lang w:val="en_US" w:bidi="en_US"/>
-        </w:rPr>
-      </w:r>
-      <w:r>
-        <w:rPr>
           <w:b/>
           <w:lang w:val="en_US" w:bidi="en_US"/>
         </w:rPr>
@@ -6542,20 +5819,6 @@
       </w:r>
       <w:r>
         <w:rPr>
-          <w:lang w:val="en_US" w:bidi="en_US"/>
-        </w:rPr>
-        <w:t>הַ⁠יָּ֔ם הוֹלֵ֥ךְ וְ⁠סֹעֵ֖ר</w:t>
-      </w:r>
-    </w:p>
-    <w:p>
-      <w:pPr/>
-      <w:r>
-        <w:rPr>
-          <w:lang w:val="en_US" w:bidi="en_US"/>
-        </w:rPr>
-      </w:r>
-      <w:r>
-        <w:rPr>
           <w:b/>
           <w:lang w:val="en_US" w:bidi="en_US"/>
         </w:rPr>
@@ -6575,7 +5838,7 @@
         </w:rPr>
         <w:t xml:space="preserve">See how you translated this idiom in </w:t>
       </w:r>
-      <w:hyperlink r:id="rId19">
+      <w:hyperlink r:id="rId17">
         <w:r>
           <w:rPr>
             <w:lang w:val="en_US" w:bidi="en_US"/>
@@ -6657,20 +5920,6 @@
       </w:r>
       <w:r>
         <w:rPr>
-          <w:lang w:val="en_US" w:bidi="en_US"/>
-        </w:rPr>
-        <w:t>וַ⁠יִּקְרְא֨וּ</w:t>
-      </w:r>
-    </w:p>
-    <w:p>
-      <w:pPr/>
-      <w:r>
-        <w:rPr>
-          <w:lang w:val="en_US" w:bidi="en_US"/>
-        </w:rPr>
-      </w:r>
-      <w:r>
-        <w:rPr>
           <w:b/>
           <w:lang w:val="en_US" w:bidi="en_US"/>
         </w:rPr>
@@ -6767,20 +6016,6 @@
       </w:r>
       <w:r>
         <w:rPr>
-          <w:lang w:val="en_US" w:bidi="en_US"/>
-        </w:rPr>
-        <w:t>וַ⁠יִּקְרְא֨וּ אֶל־יְהוָ֜ה</w:t>
-      </w:r>
-    </w:p>
-    <w:p>
-      <w:pPr/>
-      <w:r>
-        <w:rPr>
-          <w:lang w:val="en_US" w:bidi="en_US"/>
-        </w:rPr>
-      </w:r>
-      <w:r>
-        <w:rPr>
           <w:b/>
           <w:lang w:val="en_US" w:bidi="en_US"/>
         </w:rPr>
@@ -6844,20 +6079,6 @@
       </w:r>
       <w:r>
         <w:rPr>
-          <w:lang w:val="en_US" w:bidi="en_US"/>
-        </w:rPr>
-        <w:t>אָנָּ֤ה</w:t>
-      </w:r>
-    </w:p>
-    <w:p>
-      <w:pPr/>
-      <w:r>
-        <w:rPr>
-          <w:lang w:val="en_US" w:bidi="en_US"/>
-        </w:rPr>
-      </w:r>
-      <w:r>
-        <w:rPr>
           <w:b/>
           <w:lang w:val="en_US" w:bidi="en_US"/>
         </w:rPr>
@@ -6948,20 +6169,6 @@
       </w:r>
       <w:r>
         <w:rPr>
-          <w:lang w:val="en_US" w:bidi="en_US"/>
-        </w:rPr>
-        <w:t>אַל־נָ֣א נֹאבְדָ֗ה בְּ⁠נֶ֨פֶשׁ֙ הָ⁠אִ֣ישׁ הַ⁠זֶּ֔ה</w:t>
-      </w:r>
-    </w:p>
-    <w:p>
-      <w:pPr/>
-      <w:r>
-        <w:rPr>
-          <w:lang w:val="en_US" w:bidi="en_US"/>
-        </w:rPr>
-      </w:r>
-      <w:r>
-        <w:rPr>
           <w:b/>
           <w:lang w:val="en_US" w:bidi="en_US"/>
         </w:rPr>
@@ -7058,20 +6265,6 @@
       </w:r>
       <w:r>
         <w:rPr>
-          <w:lang w:val="en_US" w:bidi="en_US"/>
-        </w:rPr>
-        <w:t>וְ⁠אַל־תִּתֵּ֥ן עָלֵ֖י⁠נוּ דָּ֣ם נָקִ֑יא</w:t>
-      </w:r>
-    </w:p>
-    <w:p>
-      <w:pPr/>
-      <w:r>
-        <w:rPr>
-          <w:lang w:val="en_US" w:bidi="en_US"/>
-        </w:rPr>
-      </w:r>
-      <w:r>
-        <w:rPr>
           <w:b/>
           <w:lang w:val="en_US" w:bidi="en_US"/>
         </w:rPr>
@@ -7168,20 +6361,6 @@
       </w:r>
       <w:r>
         <w:rPr>
-          <w:lang w:val="en_US" w:bidi="en_US"/>
-        </w:rPr>
-        <w:t>אָנָּ֤ה יְהוָה֙ אַל־נָ֣א נֹאבְדָ֗ה בְּ⁠נֶ֨פֶשׁ֙ הָ⁠אִ֣ישׁ הַ⁠זֶּ֔ה וְ⁠אַל־תִּתֵּ֥ן עָלֵ֖י⁠נוּ דָּ֣ם נָקִ֑יא כִּֽי־אַתָּ֣ה יְהוָ֔ה כַּ⁠אֲשֶׁ֥ר חָפַ֖צְתָּ עָשִֽׂיתָ</w:t>
-      </w:r>
-    </w:p>
-    <w:p>
-      <w:pPr/>
-      <w:r>
-        <w:rPr>
-          <w:lang w:val="en_US" w:bidi="en_US"/>
-        </w:rPr>
-      </w:r>
-      <w:r>
-        <w:rPr>
           <w:b/>
           <w:lang w:val="en_US" w:bidi="en_US"/>
         </w:rPr>
@@ -7265,20 +6444,6 @@
       </w:r>
       <w:r>
         <w:rPr>
-          <w:lang w:val="en_US" w:bidi="en_US"/>
-        </w:rPr>
-        <w:t>אַל־נָ֣א נֹאבְדָ֗ה בְּ⁠נֶ֨פֶשׁ֙ הָ⁠אִ֣ישׁ הַ⁠זֶּ֔ה וְ⁠אַל־תִּתֵּ֥ן עָלֵ֖י⁠נוּ דָּ֣ם נָקִ֑יא</w:t>
-      </w:r>
-    </w:p>
-    <w:p>
-      <w:pPr/>
-      <w:r>
-        <w:rPr>
-          <w:lang w:val="en_US" w:bidi="en_US"/>
-        </w:rPr>
-      </w:r>
-      <w:r>
-        <w:rPr>
           <w:b/>
           <w:lang w:val="en_US" w:bidi="en_US"/>
         </w:rPr>
@@ -7375,20 +6540,6 @@
       </w:r>
       <w:r>
         <w:rPr>
-          <w:lang w:val="en_US" w:bidi="en_US"/>
-        </w:rPr>
-        <w:t>וַ⁠יַּעֲמֹ֥ד הַ⁠יָּ֖ם מִ⁠זַּעְפּֽ⁠וֹ</w:t>
-      </w:r>
-    </w:p>
-    <w:p>
-      <w:pPr/>
-      <w:r>
-        <w:rPr>
-          <w:lang w:val="en_US" w:bidi="en_US"/>
-        </w:rPr>
-      </w:r>
-      <w:r>
-        <w:rPr>
           <w:b/>
           <w:lang w:val="en_US" w:bidi="en_US"/>
         </w:rPr>
@@ -7485,20 +6636,6 @@
       </w:r>
       <w:r>
         <w:rPr>
-          <w:lang w:val="en_US" w:bidi="en_US"/>
-        </w:rPr>
-        <w:t>וַ⁠יַּעֲמֹ֥ד הַ⁠יָּ֖ם מִ⁠זַּעְפּֽ⁠וֹ</w:t>
-      </w:r>
-    </w:p>
-    <w:p>
-      <w:pPr/>
-      <w:r>
-        <w:rPr>
-          <w:lang w:val="en_US" w:bidi="en_US"/>
-        </w:rPr>
-      </w:r>
-      <w:r>
-        <w:rPr>
           <w:b/>
           <w:lang w:val="en_US" w:bidi="en_US"/>
         </w:rPr>
@@ -7608,20 +6745,6 @@
       </w:r>
       <w:r>
         <w:rPr>
-          <w:lang w:val="en_US" w:bidi="en_US"/>
-        </w:rPr>
-        <w:t>וַ⁠יִּֽירְא֧וּ הָ⁠אֲנָשִׁ֛ים יִרְאָ֥ה גְדוֹלָ֖ה אֶת־יְהוָ֑ה</w:t>
-      </w:r>
-    </w:p>
-    <w:p>
-      <w:pPr/>
-      <w:r>
-        <w:rPr>
-          <w:lang w:val="en_US" w:bidi="en_US"/>
-        </w:rPr>
-      </w:r>
-      <w:r>
-        <w:rPr>
           <w:b/>
           <w:lang w:val="en_US" w:bidi="en_US"/>
         </w:rPr>
@@ -7654,7 +6777,7 @@
         </w:rPr>
         <w:t xml:space="preserve"> is an emphatic construction that uses a verb and its object that both come from the same root. You may be able to use the same construction in your language to express the meaning here. Alternatively, your language may have another way of showing the emphasis. See how you translated this phrase in </w:t>
       </w:r>
-      <w:hyperlink r:id="rId18">
+      <w:hyperlink r:id="rId16">
         <w:r>
           <w:rPr>
             <w:lang w:val="en_US" w:bidi="en_US"/>
@@ -7736,20 +6859,6 @@
       </w:r>
       <w:r>
         <w:rPr>
-          <w:lang w:val="en_US" w:bidi="en_US"/>
-        </w:rPr>
-        <w:t>וַ⁠יִּֽזְבְּחוּ־זֶ֨בַח֙ לַֽ⁠יהוָ֔ה וַֽ⁠יִּדְּר֖וּ נְדָרִֽים</w:t>
-      </w:r>
-    </w:p>
-    <w:p>
-      <w:pPr/>
-      <w:r>
-        <w:rPr>
-          <w:lang w:val="en_US" w:bidi="en_US"/>
-        </w:rPr>
-      </w:r>
-      <w:r>
-        <w:rPr>
           <w:b/>
           <w:lang w:val="en_US" w:bidi="en_US"/>
         </w:rPr>
@@ -7859,20 +6968,6 @@
       </w:r>
       <w:r>
         <w:rPr>
-          <w:lang w:val="en_US" w:bidi="en_US"/>
-        </w:rPr>
-        <w:t>וַ⁠יְמַ֤ן יְהוָה֙ דָּ֣ג גָּד֔וֹל לִ⁠בְלֹ֖עַ אֶת־יוֹנָ֑ה וַ⁠יְהִ֤י יוֹנָה֙ בִּ⁠מְעֵ֣י הַ⁠דָּ֔ג שְׁלֹשָׁ֥ה יָמִ֖ים וּ⁠שְׁלֹשָׁ֥ה לֵילֽוֹת</w:t>
-      </w:r>
-    </w:p>
-    <w:p>
-      <w:pPr/>
-      <w:r>
-        <w:rPr>
-          <w:lang w:val="en_US" w:bidi="en_US"/>
-        </w:rPr>
-      </w:r>
-      <w:r>
-        <w:rPr>
           <w:b/>
           <w:lang w:val="en_US" w:bidi="en_US"/>
         </w:rPr>
@@ -7936,20 +7031,6 @@
       </w:r>
       <w:r>
         <w:rPr>
-          <w:lang w:val="en_US" w:bidi="en_US"/>
-        </w:rPr>
-        <w:t>וַ⁠יְמַ֤ן יְהוָה֙ דָּ֣ג גָּד֔וֹל לִ⁠בְלֹ֖עַ אֶת־יוֹנָ֑ה</w:t>
-      </w:r>
-    </w:p>
-    <w:p>
-      <w:pPr/>
-      <w:r>
-        <w:rPr>
-          <w:lang w:val="en_US" w:bidi="en_US"/>
-        </w:rPr>
-      </w:r>
-      <w:r>
-        <w:rPr>
           <w:b/>
           <w:lang w:val="en_US" w:bidi="en_US"/>
         </w:rPr>
@@ -8291,20 +7372,6 @@
       </w:r>
       <w:r>
         <w:rPr>
-          <w:lang w:val="en_US" w:bidi="en_US"/>
-        </w:rPr>
-        <w:t>יְהוָ֖ה אֱלֹהָ֑י⁠ו</w:t>
-      </w:r>
-    </w:p>
-    <w:p>
-      <w:pPr/>
-      <w:r>
-        <w:rPr>
-          <w:lang w:val="en_US" w:bidi="en_US"/>
-        </w:rPr>
-      </w:r>
-      <w:r>
-        <w:rPr>
           <w:b/>
           <w:lang w:val="en_US" w:bidi="en_US"/>
         </w:rPr>
@@ -8414,20 +7481,6 @@
       </w:r>
       <w:r>
         <w:rPr>
-          <w:lang w:val="en_US" w:bidi="en_US"/>
-        </w:rPr>
-        <w:t>וַ⁠יֹּ֗אמֶר</w:t>
-      </w:r>
-    </w:p>
-    <w:p>
-      <w:pPr/>
-      <w:r>
-        <w:rPr>
-          <w:lang w:val="en_US" w:bidi="en_US"/>
-        </w:rPr>
-      </w:r>
-      <w:r>
-        <w:rPr>
           <w:b/>
           <w:lang w:val="en_US" w:bidi="en_US"/>
         </w:rPr>
@@ -8491,20 +7544,6 @@
       </w:r>
       <w:r>
         <w:rPr>
-          <w:lang w:val="en_US" w:bidi="en_US"/>
-        </w:rPr>
-        <w:t>קָ֠רָאתִי מִ⁠צָּ֥רָה לִ֛⁠י אֶל־יְהוָ֖ה וַֽ⁠יַּעֲנֵ֑⁠נִי</w:t>
-      </w:r>
-    </w:p>
-    <w:p>
-      <w:pPr/>
-      <w:r>
-        <w:rPr>
-          <w:lang w:val="en_US" w:bidi="en_US"/>
-        </w:rPr>
-      </w:r>
-      <w:r>
-        <w:rPr>
           <w:b/>
           <w:lang w:val="en_US" w:bidi="en_US"/>
         </w:rPr>
@@ -8588,20 +7627,6 @@
       </w:r>
       <w:r>
         <w:rPr>
-          <w:lang w:val="en_US" w:bidi="en_US"/>
-        </w:rPr>
-        <w:t>קָ֠רָאתִי מִ⁠צָּ֥רָה לִ֛⁠י אֶל־יְהוָ֖ה וַֽ⁠יַּעֲנֵ֑⁠נִי</w:t>
-      </w:r>
-    </w:p>
-    <w:p>
-      <w:pPr/>
-      <w:r>
-        <w:rPr>
-          <w:lang w:val="en_US" w:bidi="en_US"/>
-        </w:rPr>
-      </w:r>
-      <w:r>
-        <w:rPr>
           <w:b/>
           <w:lang w:val="en_US" w:bidi="en_US"/>
         </w:rPr>
@@ -8685,20 +7710,6 @@
       </w:r>
       <w:r>
         <w:rPr>
-          <w:lang w:val="en_US" w:bidi="en_US"/>
-        </w:rPr>
-        <w:t>וַֽ⁠יַּעֲנֵ֑⁠נִי</w:t>
-      </w:r>
-    </w:p>
-    <w:p>
-      <w:pPr/>
-      <w:r>
-        <w:rPr>
-          <w:lang w:val="en_US" w:bidi="en_US"/>
-        </w:rPr>
-      </w:r>
-      <w:r>
-        <w:rPr>
           <w:b/>
           <w:lang w:val="en_US" w:bidi="en_US"/>
         </w:rPr>
@@ -8782,20 +7793,6 @@
       </w:r>
       <w:r>
         <w:rPr>
-          <w:lang w:val="en_US" w:bidi="en_US"/>
-        </w:rPr>
-        <w:t>מִ⁠בֶּ֧טֶן שְׁא֛וֹל</w:t>
-      </w:r>
-    </w:p>
-    <w:p>
-      <w:pPr/>
-      <w:r>
-        <w:rPr>
-          <w:lang w:val="en_US" w:bidi="en_US"/>
-        </w:rPr>
-      </w:r>
-      <w:r>
-        <w:rPr>
           <w:b/>
           <w:lang w:val="en_US" w:bidi="en_US"/>
         </w:rPr>
@@ -8892,20 +7889,6 @@
       </w:r>
       <w:r>
         <w:rPr>
-          <w:lang w:val="en_US" w:bidi="en_US"/>
-        </w:rPr>
-        <w:t>שְׁא֛וֹל</w:t>
-      </w:r>
-    </w:p>
-    <w:p>
-      <w:pPr/>
-      <w:r>
-        <w:rPr>
-          <w:lang w:val="en_US" w:bidi="en_US"/>
-        </w:rPr>
-      </w:r>
-      <w:r>
-        <w:rPr>
           <w:b/>
           <w:lang w:val="en_US" w:bidi="en_US"/>
         </w:rPr>
@@ -8996,20 +7979,6 @@
       </w:r>
       <w:r>
         <w:rPr>
-          <w:lang w:val="en_US" w:bidi="en_US"/>
-        </w:rPr>
-        <w:t>שָׁמַ֥עְתָּ קוֹלִֽ⁠י</w:t>
-      </w:r>
-    </w:p>
-    <w:p>
-      <w:pPr/>
-      <w:r>
-        <w:rPr>
-          <w:lang w:val="en_US" w:bidi="en_US"/>
-        </w:rPr>
-      </w:r>
-      <w:r>
-        <w:rPr>
           <w:b/>
           <w:lang w:val="en_US" w:bidi="en_US"/>
         </w:rPr>
@@ -9106,20 +8075,6 @@
       </w:r>
       <w:r>
         <w:rPr>
-          <w:lang w:val="en_US" w:bidi="en_US"/>
-        </w:rPr>
-        <w:t>קָ֠רָאתִי מִ⁠צָּ֥רָה לִ֛⁠י אֶל־יְהוָ֖ה וַֽ⁠יַּעֲנֵ֑⁠נִי מִ⁠בֶּ֧טֶן שְׁא֛וֹל שִׁוַּ֖עְתִּי שָׁמַ֥עְתָּ קוֹלִֽ⁠י</w:t>
-      </w:r>
-    </w:p>
-    <w:p>
-      <w:pPr/>
-      <w:r>
-        <w:rPr>
-          <w:lang w:val="en_US" w:bidi="en_US"/>
-        </w:rPr>
-      </w:r>
-      <w:r>
-        <w:rPr>
           <w:b/>
           <w:lang w:val="en_US" w:bidi="en_US"/>
         </w:rPr>
@@ -9217,20 +8172,6 @@
       </w:r>
       <w:r>
         <w:rPr>
-          <w:lang w:val="en_US" w:bidi="en_US"/>
-        </w:rPr>
-        <w:t>בִּ⁠לְבַ֣ב יַמִּ֔ים</w:t>
-      </w:r>
-    </w:p>
-    <w:p>
-      <w:pPr/>
-      <w:r>
-        <w:rPr>
-          <w:lang w:val="en_US" w:bidi="en_US"/>
-        </w:rPr>
-      </w:r>
-      <w:r>
-        <w:rPr>
           <w:b/>
           <w:lang w:val="en_US" w:bidi="en_US"/>
         </w:rPr>
@@ -9340,20 +8281,6 @@
       </w:r>
       <w:r>
         <w:rPr>
-          <w:lang w:val="en_US" w:bidi="en_US"/>
-        </w:rPr>
-        <w:t>וְ⁠נָהָ֖ר יְסֹבְבֵ֑⁠נִי</w:t>
-      </w:r>
-    </w:p>
-    <w:p>
-      <w:pPr/>
-      <w:r>
-        <w:rPr>
-          <w:lang w:val="en_US" w:bidi="en_US"/>
-        </w:rPr>
-      </w:r>
-      <w:r>
-        <w:rPr>
           <w:b/>
           <w:lang w:val="en_US" w:bidi="en_US"/>
         </w:rPr>
@@ -9417,20 +8344,6 @@
       </w:r>
       <w:r>
         <w:rPr>
-          <w:lang w:val="en_US" w:bidi="en_US"/>
-        </w:rPr>
-        <w:t>מִשְׁבָּרֶ֥י⁠ךָ וְ⁠גַלֶּ֖י⁠ךָ</w:t>
-      </w:r>
-    </w:p>
-    <w:p>
-      <w:pPr/>
-      <w:r>
-        <w:rPr>
-          <w:lang w:val="en_US" w:bidi="en_US"/>
-        </w:rPr>
-      </w:r>
-      <w:r>
-        <w:rPr>
           <w:b/>
           <w:lang w:val="en_US" w:bidi="en_US"/>
         </w:rPr>
@@ -9540,20 +8453,6 @@
       </w:r>
       <w:r>
         <w:rPr>
-          <w:lang w:val="en_US" w:bidi="en_US"/>
-        </w:rPr>
-        <w:t>יַמִּ֔ים</w:t>
-      </w:r>
-    </w:p>
-    <w:p>
-      <w:pPr/>
-      <w:r>
-        <w:rPr>
-          <w:lang w:val="en_US" w:bidi="en_US"/>
-        </w:rPr>
-      </w:r>
-      <w:r>
-        <w:rPr>
           <w:b/>
           <w:lang w:val="en_US" w:bidi="en_US"/>
         </w:rPr>
@@ -9650,20 +8549,6 @@
       </w:r>
       <w:r>
         <w:rPr>
-          <w:lang w:val="en_US" w:bidi="en_US"/>
-        </w:rPr>
-        <w:t>מִשְׁבָּרֶ֥י⁠ךָ וְ⁠גַלֶּ֖י⁠ךָ</w:t>
-      </w:r>
-    </w:p>
-    <w:p>
-      <w:pPr/>
-      <w:r>
-        <w:rPr>
-          <w:lang w:val="en_US" w:bidi="en_US"/>
-        </w:rPr>
-      </w:r>
-      <w:r>
-        <w:rPr>
           <w:b/>
           <w:lang w:val="en_US" w:bidi="en_US"/>
         </w:rPr>
@@ -9786,20 +8671,6 @@
       </w:r>
       <w:r>
         <w:rPr>
-          <w:lang w:val="en_US" w:bidi="en_US"/>
-        </w:rPr>
-        <w:t>וַ⁠אֲנִ֣י</w:t>
-      </w:r>
-    </w:p>
-    <w:p>
-      <w:pPr/>
-      <w:r>
-        <w:rPr>
-          <w:lang w:val="en_US" w:bidi="en_US"/>
-        </w:rPr>
-      </w:r>
-      <w:r>
-        <w:rPr>
           <w:b/>
           <w:lang w:val="en_US" w:bidi="en_US"/>
         </w:rPr>
@@ -9890,20 +8761,6 @@
       </w:r>
       <w:r>
         <w:rPr>
-          <w:lang w:val="en_US" w:bidi="en_US"/>
-        </w:rPr>
-        <w:t>נִגְרַ֖שְׁתִּי</w:t>
-      </w:r>
-    </w:p>
-    <w:p>
-      <w:pPr/>
-      <w:r>
-        <w:rPr>
-          <w:lang w:val="en_US" w:bidi="en_US"/>
-        </w:rPr>
-      </w:r>
-      <w:r>
-        <w:rPr>
           <w:b/>
           <w:lang w:val="en_US" w:bidi="en_US"/>
         </w:rPr>
@@ -9987,20 +8844,6 @@
       </w:r>
       <w:r>
         <w:rPr>
-          <w:lang w:val="en_US" w:bidi="en_US"/>
-        </w:rPr>
-        <w:t>מִ⁠נֶּ֣גֶד עֵינֶ֑י⁠ךָ</w:t>
-      </w:r>
-    </w:p>
-    <w:p>
-      <w:pPr/>
-      <w:r>
-        <w:rPr>
-          <w:lang w:val="en_US" w:bidi="en_US"/>
-        </w:rPr>
-      </w:r>
-      <w:r>
-        <w:rPr>
           <w:b/>
           <w:lang w:val="en_US" w:bidi="en_US"/>
         </w:rPr>
@@ -10097,20 +8940,6 @@
       </w:r>
       <w:r>
         <w:rPr>
-          <w:lang w:val="en_US" w:bidi="en_US"/>
-        </w:rPr>
-        <w:t>אַ֚ךְ</w:t>
-      </w:r>
-    </w:p>
-    <w:p>
-      <w:pPr/>
-      <w:r>
-        <w:rPr>
-          <w:lang w:val="en_US" w:bidi="en_US"/>
-        </w:rPr>
-      </w:r>
-      <w:r>
-        <w:rPr>
           <w:b/>
           <w:lang w:val="en_US" w:bidi="en_US"/>
         </w:rPr>
@@ -10207,20 +9036,6 @@
       </w:r>
       <w:r>
         <w:rPr>
-          <w:lang w:val="en_US" w:bidi="en_US"/>
-        </w:rPr>
-        <w:t>אֲפָפ֤וּ⁠נִי מַ֨יִם֙ עַד־נֶ֔פֶשׁ תְּה֖וֹם יְסֹבְבֵ֑⁠נִי</w:t>
-      </w:r>
-    </w:p>
-    <w:p>
-      <w:pPr/>
-      <w:r>
-        <w:rPr>
-          <w:lang w:val="en_US" w:bidi="en_US"/>
-        </w:rPr>
-      </w:r>
-      <w:r>
-        <w:rPr>
           <w:b/>
           <w:lang w:val="en_US" w:bidi="en_US"/>
         </w:rPr>
@@ -10367,20 +9182,6 @@
       </w:r>
       <w:r>
         <w:rPr>
-          <w:lang w:val="en_US" w:bidi="en_US"/>
-        </w:rPr>
-        <w:t>עַד־נֶ֔פֶשׁ</w:t>
-      </w:r>
-    </w:p>
-    <w:p>
-      <w:pPr/>
-      <w:r>
-        <w:rPr>
-          <w:lang w:val="en_US" w:bidi="en_US"/>
-        </w:rPr>
-      </w:r>
-      <w:r>
-        <w:rPr>
           <w:b/>
           <w:lang w:val="en_US" w:bidi="en_US"/>
         </w:rPr>
@@ -10457,20 +9258,6 @@
       </w:r>
       <w:r>
         <w:rPr>
-          <w:lang w:val="en_US" w:bidi="en_US"/>
-        </w:rPr>
-        <w:t>תְּה֖וֹם יְסֹבְבֵ֑⁠נִי</w:t>
-      </w:r>
-    </w:p>
-    <w:p>
-      <w:pPr/>
-      <w:r>
-        <w:rPr>
-          <w:lang w:val="en_US" w:bidi="en_US"/>
-        </w:rPr>
-      </w:r>
-      <w:r>
-        <w:rPr>
           <w:b/>
           <w:lang w:val="en_US" w:bidi="en_US"/>
         </w:rPr>
@@ -10534,20 +9321,6 @@
       </w:r>
       <w:r>
         <w:rPr>
-          <w:lang w:val="en_US" w:bidi="en_US"/>
-        </w:rPr>
-        <w:t>ס֖וּף</w:t>
-      </w:r>
-    </w:p>
-    <w:p>
-      <w:pPr/>
-      <w:r>
-        <w:rPr>
-          <w:lang w:val="en_US" w:bidi="en_US"/>
-        </w:rPr>
-      </w:r>
-      <w:r>
-        <w:rPr>
           <w:b/>
           <w:lang w:val="en_US" w:bidi="en_US"/>
         </w:rPr>
@@ -10644,20 +9417,6 @@
       </w:r>
       <w:r>
         <w:rPr>
-          <w:lang w:val="en_US" w:bidi="en_US"/>
-        </w:rPr>
-        <w:t>הָ⁠אָ֛רֶץ בְּרִחֶ֥י⁠הָ בַעֲדִ֖⁠י לְ⁠עוֹלָ֑ם</w:t>
-      </w:r>
-    </w:p>
-    <w:p>
-      <w:pPr/>
-      <w:r>
-        <w:rPr>
-          <w:lang w:val="en_US" w:bidi="en_US"/>
-        </w:rPr>
-      </w:r>
-      <w:r>
-        <w:rPr>
           <w:b/>
           <w:lang w:val="en_US" w:bidi="en_US"/>
         </w:rPr>
@@ -10767,20 +9526,6 @@
       </w:r>
       <w:r>
         <w:rPr>
-          <w:lang w:val="en_US" w:bidi="en_US"/>
-        </w:rPr>
-        <w:t>וַ⁠תַּ֧עַל מִ⁠שַּׁ֛חַת חַיַּ֖⁠י</w:t>
-      </w:r>
-    </w:p>
-    <w:p>
-      <w:pPr/>
-      <w:r>
-        <w:rPr>
-          <w:lang w:val="en_US" w:bidi="en_US"/>
-        </w:rPr>
-      </w:r>
-      <w:r>
-        <w:rPr>
           <w:b/>
           <w:lang w:val="en_US" w:bidi="en_US"/>
         </w:rPr>
@@ -10877,20 +9622,6 @@
       </w:r>
       <w:r>
         <w:rPr>
-          <w:lang w:val="en_US" w:bidi="en_US"/>
-        </w:rPr>
-        <w:t>יְהוָ֥ה אֱלֹהָֽ⁠י</w:t>
-      </w:r>
-    </w:p>
-    <w:p>
-      <w:pPr/>
-      <w:r>
-        <w:rPr>
-          <w:lang w:val="en_US" w:bidi="en_US"/>
-        </w:rPr>
-      </w:r>
-      <w:r>
-        <w:rPr>
           <w:b/>
           <w:lang w:val="en_US" w:bidi="en_US"/>
         </w:rPr>
@@ -11000,20 +9731,6 @@
       </w:r>
       <w:r>
         <w:rPr>
-          <w:lang w:val="en_US" w:bidi="en_US"/>
-        </w:rPr>
-        <w:t>חַיַּ֖⁠י</w:t>
-      </w:r>
-    </w:p>
-    <w:p>
-      <w:pPr/>
-      <w:r>
-        <w:rPr>
-          <w:lang w:val="en_US" w:bidi="en_US"/>
-        </w:rPr>
-      </w:r>
-      <w:r>
-        <w:rPr>
           <w:b/>
           <w:lang w:val="en_US" w:bidi="en_US"/>
         </w:rPr>
@@ -11110,20 +9827,6 @@
       </w:r>
       <w:r>
         <w:rPr>
-          <w:lang w:val="en_US" w:bidi="en_US"/>
-        </w:rPr>
-        <w:t>אֱלֹהָֽ⁠י</w:t>
-      </w:r>
-    </w:p>
-    <w:p>
-      <w:pPr/>
-      <w:r>
-        <w:rPr>
-          <w:lang w:val="en_US" w:bidi="en_US"/>
-        </w:rPr>
-      </w:r>
-      <w:r>
-        <w:rPr>
           <w:b/>
           <w:lang w:val="en_US" w:bidi="en_US"/>
         </w:rPr>
@@ -11233,20 +9936,6 @@
       </w:r>
       <w:r>
         <w:rPr>
-          <w:lang w:val="en_US" w:bidi="en_US"/>
-        </w:rPr>
-        <w:t>בְּ⁠הִתְעַטֵּ֤ף עָלַ⁠י֙ נַפְשִׁ֔⁠י</w:t>
-      </w:r>
-    </w:p>
-    <w:p>
-      <w:pPr/>
-      <w:r>
-        <w:rPr>
-          <w:lang w:val="en_US" w:bidi="en_US"/>
-        </w:rPr>
-      </w:r>
-      <w:r>
-        <w:rPr>
           <w:b/>
           <w:lang w:val="en_US" w:bidi="en_US"/>
         </w:rPr>
@@ -11330,20 +10019,6 @@
       </w:r>
       <w:r>
         <w:rPr>
-          <w:lang w:val="en_US" w:bidi="en_US"/>
-        </w:rPr>
-        <w:t>אֶת־יְהוָ֖ה זָכָ֑רְתִּי</w:t>
-      </w:r>
-    </w:p>
-    <w:p>
-      <w:pPr/>
-      <w:r>
-        <w:rPr>
-          <w:lang w:val="en_US" w:bidi="en_US"/>
-        </w:rPr>
-      </w:r>
-      <w:r>
-        <w:rPr>
           <w:b/>
           <w:lang w:val="en_US" w:bidi="en_US"/>
         </w:rPr>
@@ -11440,20 +10115,6 @@
       </w:r>
       <w:r>
         <w:rPr>
-          <w:lang w:val="en_US" w:bidi="en_US"/>
-        </w:rPr>
-        <w:t>וַ⁠תָּב֤וֹא אֵלֶ֨י⁠ךָ֙ תְּפִלָּתִ֔⁠י אֶל־הֵיכַ֖ל קָדְשֶֽׁ⁠ךָ</w:t>
-      </w:r>
-    </w:p>
-    <w:p>
-      <w:pPr/>
-      <w:r>
-        <w:rPr>
-          <w:lang w:val="en_US" w:bidi="en_US"/>
-        </w:rPr>
-      </w:r>
-      <w:r>
-        <w:rPr>
           <w:b/>
           <w:lang w:val="en_US" w:bidi="en_US"/>
         </w:rPr>
@@ -11550,20 +10211,6 @@
       </w:r>
       <w:r>
         <w:rPr>
-          <w:lang w:val="en_US" w:bidi="en_US"/>
-        </w:rPr>
-        <w:t>אֶת־יְהוָ֖ה זָכָ֑רְתִּי</w:t>
-      </w:r>
-    </w:p>
-    <w:p>
-      <w:pPr/>
-      <w:r>
-        <w:rPr>
-          <w:lang w:val="en_US" w:bidi="en_US"/>
-        </w:rPr>
-      </w:r>
-      <w:r>
-        <w:rPr>
           <w:b/>
           <w:lang w:val="en_US" w:bidi="en_US"/>
         </w:rPr>
@@ -11647,20 +10294,6 @@
       </w:r>
       <w:r>
         <w:rPr>
-          <w:lang w:val="en_US" w:bidi="en_US"/>
-        </w:rPr>
-        <w:t>מְשַׁמְּרִ֖ים הַבְלֵי־שָׁ֑וְא</w:t>
-      </w:r>
-    </w:p>
-    <w:p>
-      <w:pPr/>
-      <w:r>
-        <w:rPr>
-          <w:lang w:val="en_US" w:bidi="en_US"/>
-        </w:rPr>
-      </w:r>
-      <w:r>
-        <w:rPr>
           <w:b/>
           <w:lang w:val="en_US" w:bidi="en_US"/>
         </w:rPr>
@@ -11757,20 +10390,6 @@
       </w:r>
       <w:r>
         <w:rPr>
-          <w:lang w:val="en_US" w:bidi="en_US"/>
-        </w:rPr>
-        <w:t>חַסְדָּ֖⁠ם יַעֲזֹֽבוּ</w:t>
-      </w:r>
-    </w:p>
-    <w:p>
-      <w:pPr/>
-      <w:r>
-        <w:rPr>
-          <w:lang w:val="en_US" w:bidi="en_US"/>
-        </w:rPr>
-      </w:r>
-      <w:r>
-        <w:rPr>
           <w:b/>
           <w:lang w:val="en_US" w:bidi="en_US"/>
         </w:rPr>
@@ -11867,20 +10486,6 @@
       </w:r>
       <w:r>
         <w:rPr>
-          <w:lang w:val="en_US" w:bidi="en_US"/>
-        </w:rPr>
-        <w:t>וַ⁠אֲנִ֗י</w:t>
-      </w:r>
-    </w:p>
-    <w:p>
-      <w:pPr/>
-      <w:r>
-        <w:rPr>
-          <w:lang w:val="en_US" w:bidi="en_US"/>
-        </w:rPr>
-      </w:r>
-      <w:r>
-        <w:rPr>
           <w:b/>
           <w:lang w:val="en_US" w:bidi="en_US"/>
         </w:rPr>
@@ -11964,20 +10569,6 @@
       </w:r>
       <w:r>
         <w:rPr>
-          <w:lang w:val="en_US" w:bidi="en_US"/>
-        </w:rPr>
-        <w:t>בְּ⁠ק֤וֹל תּוֹדָה֙</w:t>
-      </w:r>
-    </w:p>
-    <w:p>
-      <w:pPr/>
-      <w:r>
-        <w:rPr>
-          <w:lang w:val="en_US" w:bidi="en_US"/>
-        </w:rPr>
-      </w:r>
-      <w:r>
-        <w:rPr>
           <w:b/>
           <w:lang w:val="en_US" w:bidi="en_US"/>
         </w:rPr>
@@ -12074,20 +10665,6 @@
       </w:r>
       <w:r>
         <w:rPr>
-          <w:lang w:val="en_US" w:bidi="en_US"/>
-        </w:rPr>
-        <w:t>יְשׁוּעָ֖תָ⁠ה לַ⁠יהוָֽה</w:t>
-      </w:r>
-    </w:p>
-    <w:p>
-      <w:pPr/>
-      <w:r>
-        <w:rPr>
-          <w:lang w:val="en_US" w:bidi="en_US"/>
-        </w:rPr>
-      </w:r>
-      <w:r>
-        <w:rPr>
           <w:b/>
           <w:lang w:val="en_US" w:bidi="en_US"/>
         </w:rPr>
@@ -12184,20 +10761,6 @@
       </w:r>
       <w:r>
         <w:rPr>
-          <w:lang w:val="en_US" w:bidi="en_US"/>
-        </w:rPr>
-        <w:t>יְשׁוּעָ֖תָ⁠ה לַ⁠יהוָֽה</w:t>
-      </w:r>
-    </w:p>
-    <w:p>
-      <w:pPr/>
-      <w:r>
-        <w:rPr>
-          <w:lang w:val="en_US" w:bidi="en_US"/>
-        </w:rPr>
-      </w:r>
-      <w:r>
-        <w:rPr>
           <w:b/>
           <w:lang w:val="en_US" w:bidi="en_US"/>
         </w:rPr>
@@ -12294,20 +10857,6 @@
       </w:r>
       <w:r>
         <w:rPr>
-          <w:lang w:val="en_US" w:bidi="en_US"/>
-        </w:rPr>
-        <w:t>יְשׁוּעָ֖תָ⁠ה לַ⁠יהוָֽה</w:t>
-      </w:r>
-    </w:p>
-    <w:p>
-      <w:pPr/>
-      <w:r>
-        <w:rPr>
-          <w:lang w:val="en_US" w:bidi="en_US"/>
-        </w:rPr>
-      </w:r>
-      <w:r>
-        <w:rPr>
           <w:b/>
           <w:lang w:val="en_US" w:bidi="en_US"/>
         </w:rPr>
@@ -12327,7 +10876,7 @@
         </w:rPr>
         <w:t xml:space="preserve">Here Jonah makes a statement about Yahweh in the third person as part of his prayer to Yahweh. If this would not be natural in your language, you could add “you” to make it the second-person form. See also the Note concerning the phrase “I cried out to Yahweh from my distress … ” in </w:t>
       </w:r>
-      <w:hyperlink r:id="rId20">
+      <w:hyperlink r:id="rId18">
         <w:r>
           <w:rPr>
             <w:lang w:val="en_US" w:bidi="en_US"/>
@@ -12409,20 +10958,6 @@
       </w:r>
       <w:r>
         <w:rPr>
-          <w:lang w:val="en_US" w:bidi="en_US"/>
-        </w:rPr>
-        <w:t>אֶל־הַ⁠יַּבָּשָֽׁה</w:t>
-      </w:r>
-    </w:p>
-    <w:p>
-      <w:pPr/>
-      <w:r>
-        <w:rPr>
-          <w:lang w:val="en_US" w:bidi="en_US"/>
-        </w:rPr>
-      </w:r>
-      <w:r>
-        <w:rPr>
           <w:b/>
           <w:lang w:val="en_US" w:bidi="en_US"/>
         </w:rPr>
@@ -12532,20 +11067,6 @@
       </w:r>
       <w:r>
         <w:rPr>
-          <w:lang w:val="en_US" w:bidi="en_US"/>
-        </w:rPr>
-        <w:t>וַ⁠יֹּ֥אמֶר יְהוָ֖ה לַ⁠דָּ֑ג</w:t>
-      </w:r>
-    </w:p>
-    <w:p>
-      <w:pPr/>
-      <w:r>
-        <w:rPr>
-          <w:lang w:val="en_US" w:bidi="en_US"/>
-        </w:rPr>
-      </w:r>
-      <w:r>
-        <w:rPr>
           <w:b/>
           <w:lang w:val="en_US" w:bidi="en_US"/>
         </w:rPr>
@@ -12642,20 +11163,6 @@
       </w:r>
       <w:r>
         <w:rPr>
-          <w:lang w:val="en_US" w:bidi="en_US"/>
-        </w:rPr>
-        <w:t>וַ⁠יֹּ֥אמֶר יְהוָ֖ה לַ⁠דָּ֑ג</w:t>
-      </w:r>
-    </w:p>
-    <w:p>
-      <w:pPr/>
-      <w:r>
-        <w:rPr>
-          <w:lang w:val="en_US" w:bidi="en_US"/>
-        </w:rPr>
-      </w:r>
-      <w:r>
-        <w:rPr>
           <w:b/>
           <w:lang w:val="en_US" w:bidi="en_US"/>
         </w:rPr>
@@ -12999,20 +11506,6 @@
       </w:r>
       <w:r>
         <w:rPr>
-          <w:lang w:val="en_US" w:bidi="en_US"/>
-        </w:rPr>
-        <w:t>וַ⁠יְהִ֧י דְבַר־יְהוָ֛ה</w:t>
-      </w:r>
-    </w:p>
-    <w:p>
-      <w:pPr/>
-      <w:r>
-        <w:rPr>
-          <w:lang w:val="en_US" w:bidi="en_US"/>
-        </w:rPr>
-      </w:r>
-      <w:r>
-        <w:rPr>
           <w:b/>
           <w:lang w:val="en_US" w:bidi="en_US"/>
         </w:rPr>
@@ -13032,7 +11525,7 @@
         </w:rPr>
         <w:t xml:space="preserve">This phrase introduces the second half of the story of Jonah. The same phrase introduced the first half of the story in </w:t>
       </w:r>
-      <w:hyperlink r:id="rId21">
+      <w:hyperlink r:id="rId19">
         <w:r>
           <w:rPr>
             <w:lang w:val="en_US" w:bidi="en_US"/>
@@ -13114,20 +11607,6 @@
       </w:r>
       <w:r>
         <w:rPr>
-          <w:lang w:val="en_US" w:bidi="en_US"/>
-        </w:rPr>
-        <w:t>וַ⁠יְהִ֧י דְבַר־יְהוָ֛ה</w:t>
-      </w:r>
-    </w:p>
-    <w:p>
-      <w:pPr/>
-      <w:r>
-        <w:rPr>
-          <w:lang w:val="en_US" w:bidi="en_US"/>
-        </w:rPr>
-      </w:r>
-      <w:r>
-        <w:rPr>
           <w:b/>
           <w:lang w:val="en_US" w:bidi="en_US"/>
         </w:rPr>
@@ -13147,7 +11626,7 @@
         </w:rPr>
         <w:t xml:space="preserve">This is an idiom meaning that Yahweh spoke in some way. See how you translated this in </w:t>
       </w:r>
-      <w:hyperlink r:id="rId21">
+      <w:hyperlink r:id="rId19">
         <w:r>
           <w:rPr>
             <w:lang w:val="en_US" w:bidi="en_US"/>
@@ -13229,20 +11708,6 @@
       </w:r>
       <w:r>
         <w:rPr>
-          <w:lang w:val="en_US" w:bidi="en_US"/>
-        </w:rPr>
-        <w:t>הָ⁠עִ֣יר הַ⁠גְּדוֹלָ֑ה</w:t>
-      </w:r>
-    </w:p>
-    <w:p>
-      <w:pPr/>
-      <w:r>
-        <w:rPr>
-          <w:lang w:val="en_US" w:bidi="en_US"/>
-        </w:rPr>
-      </w:r>
-      <w:r>
-        <w:rPr>
           <w:b/>
           <w:lang w:val="en_US" w:bidi="en_US"/>
         </w:rPr>
@@ -13262,7 +11727,7 @@
         </w:rPr>
         <w:t xml:space="preserve">Here, as in </w:t>
       </w:r>
-      <w:hyperlink r:id="rId16">
+      <w:hyperlink r:id="rId14">
         <w:r>
           <w:rPr>
             <w:lang w:val="en_US" w:bidi="en_US"/>
@@ -13357,20 +11822,6 @@
       </w:r>
       <w:r>
         <w:rPr>
-          <w:lang w:val="en_US" w:bidi="en_US"/>
-        </w:rPr>
-        <w:t>ק֛וּם</w:t>
-      </w:r>
-    </w:p>
-    <w:p>
-      <w:pPr/>
-      <w:r>
-        <w:rPr>
-          <w:lang w:val="en_US" w:bidi="en_US"/>
-        </w:rPr>
-      </w:r>
-      <w:r>
-        <w:rPr>
           <w:b/>
           <w:lang w:val="en_US" w:bidi="en_US"/>
         </w:rPr>
@@ -13397,7 +11848,7 @@
         </w:rPr>
         <w:t xml:space="preserve"> is an idiom that means that Jonah should take action and obey the next command, which is “go.” If this phrase does not have that meaning in your language, you could use an idiom from your language that does have this meaning or state the meaning plainly. See how you translated this in </w:t>
       </w:r>
-      <w:hyperlink r:id="rId16">
+      <w:hyperlink r:id="rId14">
         <w:r>
           <w:rPr>
             <w:lang w:val="en_US" w:bidi="en_US"/>
@@ -13415,7 +11866,7 @@
         </w:rPr>
         <w:t xml:space="preserve"> and </w:t>
       </w:r>
-      <w:hyperlink r:id="rId17">
+      <w:hyperlink r:id="rId15">
         <w:r>
           <w:rPr>
             <w:lang w:val="en_US" w:bidi="en_US"/>
@@ -13497,20 +11948,6 @@
       </w:r>
       <w:r>
         <w:rPr>
-          <w:lang w:val="en_US" w:bidi="en_US"/>
-        </w:rPr>
-        <w:t>וִּ⁠קְרָ֤א אֵלֶ֨י⁠הָ֙ אֶת־הַ⁠קְּרִיאָ֔ה אֲשֶׁ֥ר אָנֹכִ֖י דֹּבֵ֥ר אֵלֶֽי⁠ךָ</w:t>
-      </w:r>
-    </w:p>
-    <w:p>
-      <w:pPr/>
-      <w:r>
-        <w:rPr>
-          <w:lang w:val="en_US" w:bidi="en_US"/>
-        </w:rPr>
-      </w:r>
-      <w:r>
-        <w:rPr>
           <w:b/>
           <w:lang w:val="en_US" w:bidi="en_US"/>
         </w:rPr>
@@ -13620,20 +12057,6 @@
       </w:r>
       <w:r>
         <w:rPr>
-          <w:lang w:val="en_US" w:bidi="en_US"/>
-        </w:rPr>
-        <w:t>וַ⁠יָּ֣קָם יוֹנָ֗ה וַ⁠יֵּ֛לֶךְ אֶל־נִֽינְוֶ֖ה כִּ⁠דְבַ֣ר יְהוָ֑ה</w:t>
-      </w:r>
-    </w:p>
-    <w:p>
-      <w:pPr/>
-      <w:r>
-        <w:rPr>
-          <w:lang w:val="en_US" w:bidi="en_US"/>
-        </w:rPr>
-      </w:r>
-      <w:r>
-        <w:rPr>
           <w:b/>
           <w:lang w:val="en_US" w:bidi="en_US"/>
         </w:rPr>
@@ -13666,7 +12089,7 @@
         </w:rPr>
         <w:t xml:space="preserve"> mean that Jonah “took action” in response to God’s command to go as he did in </w:t>
       </w:r>
-      <w:hyperlink r:id="rId17">
+      <w:hyperlink r:id="rId15">
         <w:r>
           <w:rPr>
             <w:lang w:val="en_US" w:bidi="en_US"/>
@@ -13748,20 +12171,6 @@
       </w:r>
       <w:r>
         <w:rPr>
-          <w:lang w:val="en_US" w:bidi="en_US"/>
-        </w:rPr>
-        <w:t>כִּ⁠דְבַ֣ר יְהוָ֑ה</w:t>
-      </w:r>
-    </w:p>
-    <w:p>
-      <w:pPr/>
-      <w:r>
-        <w:rPr>
-          <w:lang w:val="en_US" w:bidi="en_US"/>
-        </w:rPr>
-      </w:r>
-      <w:r>
-        <w:rPr>
           <w:b/>
           <w:lang w:val="en_US" w:bidi="en_US"/>
         </w:rPr>
@@ -13858,20 +12267,6 @@
       </w:r>
       <w:r>
         <w:rPr>
-          <w:lang w:val="en_US" w:bidi="en_US"/>
-        </w:rPr>
-        <w:t>וְ⁠נִֽינְוֵ֗ה הָיְתָ֤ה עִיר־גְּדוֹלָה֙ לֵֽ⁠אלֹהִ֔ים מַהֲלַ֖ךְ שְׁלֹ֥שֶׁת יָמִֽים</w:t>
-      </w:r>
-    </w:p>
-    <w:p>
-      <w:pPr/>
-      <w:r>
-        <w:rPr>
-          <w:lang w:val="en_US" w:bidi="en_US"/>
-        </w:rPr>
-      </w:r>
-      <w:r>
-        <w:rPr>
           <w:b/>
           <w:lang w:val="en_US" w:bidi="en_US"/>
         </w:rPr>
@@ -13968,20 +12363,6 @@
       </w:r>
       <w:r>
         <w:rPr>
-          <w:lang w:val="en_US" w:bidi="en_US"/>
-        </w:rPr>
-        <w:t>עִיר־גְּדוֹלָה֙ לֵֽ⁠אלֹהִ֔ים</w:t>
-      </w:r>
-    </w:p>
-    <w:p>
-      <w:pPr/>
-      <w:r>
-        <w:rPr>
-          <w:lang w:val="en_US" w:bidi="en_US"/>
-        </w:rPr>
-      </w:r>
-      <w:r>
-        <w:rPr>
           <w:b/>
           <w:lang w:val="en_US" w:bidi="en_US"/>
         </w:rPr>
@@ -14104,20 +12485,6 @@
       </w:r>
       <w:r>
         <w:rPr>
-          <w:lang w:val="en_US" w:bidi="en_US"/>
-        </w:rPr>
-        <w:t>מַהֲלַ֖ךְ שְׁלֹ֥שֶׁת יָמִֽים</w:t>
-      </w:r>
-    </w:p>
-    <w:p>
-      <w:pPr/>
-      <w:r>
-        <w:rPr>
-          <w:lang w:val="en_US" w:bidi="en_US"/>
-        </w:rPr>
-      </w:r>
-      <w:r>
-        <w:rPr>
           <w:b/>
           <w:lang w:val="en_US" w:bidi="en_US"/>
         </w:rPr>
@@ -14214,20 +12581,6 @@
       </w:r>
       <w:r>
         <w:rPr>
-          <w:lang w:val="en_US" w:bidi="en_US"/>
-        </w:rPr>
-        <w:t>וַ⁠יָּ֤חֶל יוֹנָה֙ לָ⁠ב֣וֹא בָ⁠עִ֔יר מַהֲלַ֖ךְ י֣וֹם אֶחָ֑ד וַ⁠יִּקְרָא֙</w:t>
-      </w:r>
-    </w:p>
-    <w:p>
-      <w:pPr/>
-      <w:r>
-        <w:rPr>
-          <w:lang w:val="en_US" w:bidi="en_US"/>
-        </w:rPr>
-      </w:r>
-      <w:r>
-        <w:rPr>
           <w:b/>
           <w:lang w:val="en_US" w:bidi="en_US"/>
         </w:rPr>
@@ -14324,20 +12677,6 @@
       </w:r>
       <w:r>
         <w:rPr>
-          <w:lang w:val="en_US" w:bidi="en_US"/>
-        </w:rPr>
-        <w:t>וַ⁠יִּקְרָא֙ וַ⁠יֹּאמַ֔ר</w:t>
-      </w:r>
-    </w:p>
-    <w:p>
-      <w:pPr/>
-      <w:r>
-        <w:rPr>
-          <w:lang w:val="en_US" w:bidi="en_US"/>
-        </w:rPr>
-      </w:r>
-      <w:r>
-        <w:rPr>
           <w:b/>
           <w:lang w:val="en_US" w:bidi="en_US"/>
         </w:rPr>
@@ -14434,20 +12773,6 @@
       </w:r>
       <w:r>
         <w:rPr>
-          <w:lang w:val="en_US" w:bidi="en_US"/>
-        </w:rPr>
-        <w:t>ע֚וֹד אַרְבָּעִ֣ים י֔וֹם</w:t>
-      </w:r>
-    </w:p>
-    <w:p>
-      <w:pPr/>
-      <w:r>
-        <w:rPr>
-          <w:lang w:val="en_US" w:bidi="en_US"/>
-        </w:rPr>
-      </w:r>
-      <w:r>
-        <w:rPr>
           <w:b/>
           <w:lang w:val="en_US" w:bidi="en_US"/>
         </w:rPr>
@@ -14511,20 +12836,6 @@
       </w:r>
       <w:r>
         <w:rPr>
-          <w:lang w:val="en_US" w:bidi="en_US"/>
-        </w:rPr>
-        <w:t>וְ⁠נִֽינְוֵ֖ה נֶהְפָּֽכֶת</w:t>
-      </w:r>
-    </w:p>
-    <w:p>
-      <w:pPr/>
-      <w:r>
-        <w:rPr>
-          <w:lang w:val="en_US" w:bidi="en_US"/>
-        </w:rPr>
-      </w:r>
-      <w:r>
-        <w:rPr>
           <w:b/>
           <w:lang w:val="en_US" w:bidi="en_US"/>
         </w:rPr>
@@ -14608,20 +12919,6 @@
       </w:r>
       <w:r>
         <w:rPr>
-          <w:lang w:val="en_US" w:bidi="en_US"/>
-        </w:rPr>
-        <w:t>וַ⁠יִּקְרְאוּ־צוֹם֙ וַ⁠יִּלְבְּשׁ֣וּ שַׂקִּ֔ים</w:t>
-      </w:r>
-    </w:p>
-    <w:p>
-      <w:pPr/>
-      <w:r>
-        <w:rPr>
-          <w:lang w:val="en_US" w:bidi="en_US"/>
-        </w:rPr>
-      </w:r>
-      <w:r>
-        <w:rPr>
           <w:b/>
           <w:lang w:val="en_US" w:bidi="en_US"/>
         </w:rPr>
@@ -14705,20 +13002,6 @@
       </w:r>
       <w:r>
         <w:rPr>
-          <w:lang w:val="en_US" w:bidi="en_US"/>
-        </w:rPr>
-        <w:t>מִ⁠גְּדוֹלָ֖⁠ם וְ⁠עַד־קְטַנָּֽ⁠ם</w:t>
-      </w:r>
-    </w:p>
-    <w:p>
-      <w:pPr/>
-      <w:r>
-        <w:rPr>
-          <w:lang w:val="en_US" w:bidi="en_US"/>
-        </w:rPr>
-      </w:r>
-      <w:r>
-        <w:rPr>
           <w:b/>
           <w:lang w:val="en_US" w:bidi="en_US"/>
         </w:rPr>
@@ -14782,20 +13065,6 @@
       </w:r>
       <w:r>
         <w:rPr>
-          <w:lang w:val="en_US" w:bidi="en_US"/>
-        </w:rPr>
-        <w:t>אַנְשֵׁ֥י נִֽינְוֵ֖ה</w:t>
-      </w:r>
-    </w:p>
-    <w:p>
-      <w:pPr/>
-      <w:r>
-        <w:rPr>
-          <w:lang w:val="en_US" w:bidi="en_US"/>
-        </w:rPr>
-      </w:r>
-      <w:r>
-        <w:rPr>
           <w:b/>
           <w:lang w:val="en_US" w:bidi="en_US"/>
         </w:rPr>
@@ -14892,20 +13161,6 @@
       </w:r>
       <w:r>
         <w:rPr>
-          <w:lang w:val="en_US" w:bidi="en_US"/>
-        </w:rPr>
-        <w:t>הַ⁠דָּבָר֙</w:t>
-      </w:r>
-    </w:p>
-    <w:p>
-      <w:pPr/>
-      <w:r>
-        <w:rPr>
-          <w:lang w:val="en_US" w:bidi="en_US"/>
-        </w:rPr>
-      </w:r>
-      <w:r>
-        <w:rPr>
           <w:b/>
           <w:lang w:val="en_US" w:bidi="en_US"/>
         </w:rPr>
@@ -15002,20 +13257,6 @@
       </w:r>
       <w:r>
         <w:rPr>
-          <w:lang w:val="en_US" w:bidi="en_US"/>
-        </w:rPr>
-        <w:t>וַ⁠יָּ֨קָם֙ מִ⁠כִּסְא֔⁠וֹ וַ⁠יַּעֲבֵ֥ר אַדַּרְתּ֖⁠וֹ מֵֽ⁠עָלָ֑י⁠ו</w:t>
-      </w:r>
-    </w:p>
-    <w:p>
-      <w:pPr/>
-      <w:r>
-        <w:rPr>
-          <w:lang w:val="en_US" w:bidi="en_US"/>
-        </w:rPr>
-      </w:r>
-      <w:r>
-        <w:rPr>
           <w:b/>
           <w:lang w:val="en_US" w:bidi="en_US"/>
         </w:rPr>
@@ -15112,20 +13353,6 @@
       </w:r>
       <w:r>
         <w:rPr>
-          <w:lang w:val="en_US" w:bidi="en_US"/>
-        </w:rPr>
-        <w:t>מִ⁠כִּסְא֔⁠וֹ</w:t>
-      </w:r>
-    </w:p>
-    <w:p>
-      <w:pPr/>
-      <w:r>
-        <w:rPr>
-          <w:lang w:val="en_US" w:bidi="en_US"/>
-        </w:rPr>
-      </w:r>
-      <w:r>
-        <w:rPr>
           <w:b/>
           <w:lang w:val="en_US" w:bidi="en_US"/>
         </w:rPr>
@@ -15222,20 +13449,6 @@
       </w:r>
       <w:r>
         <w:rPr>
-          <w:lang w:val="en_US" w:bidi="en_US"/>
-        </w:rPr>
-        <w:t>וַ⁠יְכַ֣ס שַׂ֔ק וַ⁠יֵּ֖שֶׁב עַל־הָ⁠אֵֽפֶר</w:t>
-      </w:r>
-    </w:p>
-    <w:p>
-      <w:pPr/>
-      <w:r>
-        <w:rPr>
-          <w:lang w:val="en_US" w:bidi="en_US"/>
-        </w:rPr>
-      </w:r>
-      <w:r>
-        <w:rPr>
           <w:b/>
           <w:lang w:val="en_US" w:bidi="en_US"/>
         </w:rPr>
@@ -15345,20 +13558,6 @@
       </w:r>
       <w:r>
         <w:rPr>
-          <w:lang w:val="en_US" w:bidi="en_US"/>
-        </w:rPr>
-        <w:t>וַ⁠יַּזְעֵ֗ק וַ⁠יֹּ֨אמֶר֙</w:t>
-      </w:r>
-    </w:p>
-    <w:p>
-      <w:pPr/>
-      <w:r>
-        <w:rPr>
-          <w:lang w:val="en_US" w:bidi="en_US"/>
-        </w:rPr>
-      </w:r>
-      <w:r>
-        <w:rPr>
           <w:b/>
           <w:lang w:val="en_US" w:bidi="en_US"/>
         </w:rPr>
@@ -15455,20 +13654,6 @@
       </w:r>
       <w:r>
         <w:rPr>
-          <w:lang w:val="en_US" w:bidi="en_US"/>
-        </w:rPr>
-        <w:t>מִ⁠טַּ֧עַם הַ⁠מֶּ֛לֶךְ וּ⁠גְדֹלָ֖י⁠ו</w:t>
-      </w:r>
-    </w:p>
-    <w:p>
-      <w:pPr/>
-      <w:r>
-        <w:rPr>
-          <w:lang w:val="en_US" w:bidi="en_US"/>
-        </w:rPr>
-      </w:r>
-      <w:r>
-        <w:rPr>
           <w:b/>
           <w:lang w:val="en_US" w:bidi="en_US"/>
         </w:rPr>
@@ -15532,20 +13717,6 @@
       </w:r>
       <w:r>
         <w:rPr>
-          <w:lang w:val="en_US" w:bidi="en_US"/>
-        </w:rPr>
-        <w:t>וּ⁠גְדֹלָ֖י⁠ו</w:t>
-      </w:r>
-    </w:p>
-    <w:p>
-      <w:pPr/>
-      <w:r>
-        <w:rPr>
-          <w:lang w:val="en_US" w:bidi="en_US"/>
-        </w:rPr>
-      </w:r>
-      <w:r>
-        <w:rPr>
           <w:b/>
           <w:lang w:val="en_US" w:bidi="en_US"/>
         </w:rPr>
@@ -15642,20 +13813,6 @@
       </w:r>
       <w:r>
         <w:rPr>
-          <w:lang w:val="en_US" w:bidi="en_US"/>
-        </w:rPr>
-        <w:t>הַ⁠בָּקָ֣ר וְ⁠הַ⁠צֹּ֗אן</w:t>
-      </w:r>
-    </w:p>
-    <w:p>
-      <w:pPr/>
-      <w:r>
-        <w:rPr>
-          <w:lang w:val="en_US" w:bidi="en_US"/>
-        </w:rPr>
-      </w:r>
-      <w:r>
-        <w:rPr>
           <w:b/>
           <w:lang w:val="en_US" w:bidi="en_US"/>
         </w:rPr>
@@ -15765,20 +13922,6 @@
       </w:r>
       <w:r>
         <w:rPr>
-          <w:lang w:val="en_US" w:bidi="en_US"/>
-        </w:rPr>
-        <w:t>וַ⁠יַּזְעֵ֗ק וַ⁠יֹּ֨אמֶר֙</w:t>
-      </w:r>
-    </w:p>
-    <w:p>
-      <w:pPr/>
-      <w:r>
-        <w:rPr>
-          <w:lang w:val="en_US" w:bidi="en_US"/>
-        </w:rPr>
-      </w:r>
-      <w:r>
-        <w:rPr>
           <w:b/>
           <w:lang w:val="en_US" w:bidi="en_US"/>
         </w:rPr>
@@ -15862,20 +14005,6 @@
       </w:r>
       <w:r>
         <w:rPr>
-          <w:lang w:val="en_US" w:bidi="en_US"/>
-        </w:rPr>
-        <w:t>וְ⁠הַ⁠בְּהֵמָ֔ה</w:t>
-      </w:r>
-    </w:p>
-    <w:p>
-      <w:pPr/>
-      <w:r>
-        <w:rPr>
-          <w:lang w:val="en_US" w:bidi="en_US"/>
-        </w:rPr>
-      </w:r>
-      <w:r>
-        <w:rPr>
           <w:b/>
           <w:lang w:val="en_US" w:bidi="en_US"/>
         </w:rPr>
@@ -15959,20 +14088,6 @@
       </w:r>
       <w:r>
         <w:rPr>
-          <w:lang w:val="en_US" w:bidi="en_US"/>
-        </w:rPr>
-        <w:t>וְ⁠יִקְרְא֥וּ אֶל־אֱלֹהִ֖ים בְּ⁠חָזְקָ֑ה</w:t>
-      </w:r>
-    </w:p>
-    <w:p>
-      <w:pPr/>
-      <w:r>
-        <w:rPr>
-          <w:lang w:val="en_US" w:bidi="en_US"/>
-        </w:rPr>
-      </w:r>
-      <w:r>
-        <w:rPr>
           <w:b/>
           <w:lang w:val="en_US" w:bidi="en_US"/>
         </w:rPr>
@@ -16056,20 +14171,6 @@
       </w:r>
       <w:r>
         <w:rPr>
-          <w:lang w:val="en_US" w:bidi="en_US"/>
-        </w:rPr>
-        <w:t>הֶ⁠חָמָ֖ס אֲשֶׁ֥ר בְּ⁠כַפֵּי⁠הֶֽם</w:t>
-      </w:r>
-    </w:p>
-    <w:p>
-      <w:pPr/>
-      <w:r>
-        <w:rPr>
-          <w:lang w:val="en_US" w:bidi="en_US"/>
-        </w:rPr>
-      </w:r>
-      <w:r>
-        <w:rPr>
           <w:b/>
           <w:lang w:val="en_US" w:bidi="en_US"/>
         </w:rPr>
@@ -16166,20 +14267,6 @@
       </w:r>
       <w:r>
         <w:rPr>
-          <w:lang w:val="en_US" w:bidi="en_US"/>
-        </w:rPr>
-        <w:t>וְ⁠יִקְרְא֥וּ</w:t>
-      </w:r>
-    </w:p>
-    <w:p>
-      <w:pPr/>
-      <w:r>
-        <w:rPr>
-          <w:lang w:val="en_US" w:bidi="en_US"/>
-        </w:rPr>
-      </w:r>
-      <w:r>
-        <w:rPr>
           <w:b/>
           <w:lang w:val="en_US" w:bidi="en_US"/>
         </w:rPr>
@@ -16276,20 +14363,6 @@
       </w:r>
       <w:r>
         <w:rPr>
-          <w:lang w:val="en_US" w:bidi="en_US"/>
-        </w:rPr>
-        <w:t>מִֽי־יוֹדֵ֣עַ</w:t>
-      </w:r>
-    </w:p>
-    <w:p>
-      <w:pPr/>
-      <w:r>
-        <w:rPr>
-          <w:lang w:val="en_US" w:bidi="en_US"/>
-        </w:rPr>
-      </w:r>
-      <w:r>
-        <w:rPr>
           <w:b/>
           <w:lang w:val="en_US" w:bidi="en_US"/>
         </w:rPr>
@@ -16373,20 +14446,6 @@
       </w:r>
       <w:r>
         <w:rPr>
-          <w:lang w:val="en_US" w:bidi="en_US"/>
-        </w:rPr>
-        <w:t>יָשׁ֔וּב וְ⁠נִחַ֖ם הָ⁠אֱלֹהִ֑ים</w:t>
-      </w:r>
-    </w:p>
-    <w:p>
-      <w:pPr/>
-      <w:r>
-        <w:rPr>
-          <w:lang w:val="en_US" w:bidi="en_US"/>
-        </w:rPr>
-      </w:r>
-      <w:r>
-        <w:rPr>
           <w:b/>
           <w:lang w:val="en_US" w:bidi="en_US"/>
         </w:rPr>
@@ -16470,20 +14529,6 @@
       </w:r>
       <w:r>
         <w:rPr>
-          <w:lang w:val="en_US" w:bidi="en_US"/>
-        </w:rPr>
-        <w:t>מֵ⁠חֲר֥וֹן אַפּ֖⁠וֹ</w:t>
-      </w:r>
-    </w:p>
-    <w:p>
-      <w:pPr/>
-      <w:r>
-        <w:rPr>
-          <w:lang w:val="en_US" w:bidi="en_US"/>
-        </w:rPr>
-      </w:r>
-      <w:r>
-        <w:rPr>
           <w:b/>
           <w:lang w:val="en_US" w:bidi="en_US"/>
         </w:rPr>
@@ -16580,20 +14625,6 @@
       </w:r>
       <w:r>
         <w:rPr>
-          <w:lang w:val="en_US" w:bidi="en_US"/>
-        </w:rPr>
-        <w:t>וְ⁠לֹ֥א נֹאבֵֽד</w:t>
-      </w:r>
-    </w:p>
-    <w:p>
-      <w:pPr/>
-      <w:r>
-        <w:rPr>
-          <w:lang w:val="en_US" w:bidi="en_US"/>
-        </w:rPr>
-      </w:r>
-      <w:r>
-        <w:rPr>
           <w:b/>
           <w:lang w:val="en_US" w:bidi="en_US"/>
         </w:rPr>
@@ -16703,20 +14734,6 @@
       </w:r>
       <w:r>
         <w:rPr>
-          <w:lang w:val="en_US" w:bidi="en_US"/>
-        </w:rPr>
-        <w:t>וַ⁠יַּ֤רְא הָֽ⁠אֱלֹהִים֙ אֶֽת־מַ֣עֲשֵׂי⁠הֶ֔ם כִּי־שָׁ֖בוּ מִ⁠דַּרְכָּ֣⁠ם הָ⁠רָעָ֑ה</w:t>
-      </w:r>
-    </w:p>
-    <w:p>
-      <w:pPr/>
-      <w:r>
-        <w:rPr>
-          <w:lang w:val="en_US" w:bidi="en_US"/>
-        </w:rPr>
-      </w:r>
-      <w:r>
-        <w:rPr>
           <w:b/>
           <w:lang w:val="en_US" w:bidi="en_US"/>
         </w:rPr>
@@ -16780,20 +14797,6 @@
       </w:r>
       <w:r>
         <w:rPr>
-          <w:lang w:val="en_US" w:bidi="en_US"/>
-        </w:rPr>
-        <w:t>שָׁ֖בוּ מִ⁠דַּרְכָּ֣⁠ם הָ⁠רָעָ֑ה</w:t>
-      </w:r>
-    </w:p>
-    <w:p>
-      <w:pPr/>
-      <w:r>
-        <w:rPr>
-          <w:lang w:val="en_US" w:bidi="en_US"/>
-        </w:rPr>
-      </w:r>
-      <w:r>
-        <w:rPr>
           <w:b/>
           <w:lang w:val="en_US" w:bidi="en_US"/>
         </w:rPr>
@@ -16903,20 +14906,6 @@
       </w:r>
       <w:r>
         <w:rPr>
-          <w:lang w:val="en_US" w:bidi="en_US"/>
-        </w:rPr>
-        <w:t>עַל־הָ⁠רָעָ֛ה</w:t>
-      </w:r>
-    </w:p>
-    <w:p>
-      <w:pPr/>
-      <w:r>
-        <w:rPr>
-          <w:lang w:val="en_US" w:bidi="en_US"/>
-        </w:rPr>
-      </w:r>
-      <w:r>
-        <w:rPr>
           <w:b/>
           <w:lang w:val="en_US" w:bidi="en_US"/>
         </w:rPr>
@@ -17000,20 +14989,6 @@
       </w:r>
       <w:r>
         <w:rPr>
-          <w:lang w:val="en_US" w:bidi="en_US"/>
-        </w:rPr>
-        <w:t>וְ⁠לֹ֥א עָשָֽׂה</w:t>
-      </w:r>
-    </w:p>
-    <w:p>
-      <w:pPr/>
-      <w:r>
-        <w:rPr>
-          <w:lang w:val="en_US" w:bidi="en_US"/>
-        </w:rPr>
-      </w:r>
-      <w:r>
-        <w:rPr>
           <w:b/>
           <w:lang w:val="en_US" w:bidi="en_US"/>
         </w:rPr>
@@ -17110,20 +15085,6 @@
       </w:r>
       <w:r>
         <w:rPr>
-          <w:lang w:val="en_US" w:bidi="en_US"/>
-        </w:rPr>
-        <w:t>הָ⁠רָעָ֛ה</w:t>
-      </w:r>
-    </w:p>
-    <w:p>
-      <w:pPr/>
-      <w:r>
-        <w:rPr>
-          <w:lang w:val="en_US" w:bidi="en_US"/>
-        </w:rPr>
-      </w:r>
-      <w:r>
-        <w:rPr>
           <w:b/>
           <w:lang w:val="en_US" w:bidi="en_US"/>
         </w:rPr>
@@ -17371,7 +15332,7 @@
         </w:rPr>
         <w:t xml:space="preserve">In verse 2, Jonah attributes a series of characteristics to God. A Jewish reader of this book would recognize this as the description that God used about himself when speaking with Moses on Mount Sinai (See </w:t>
       </w:r>
-      <w:hyperlink r:id="rId22">
+      <w:hyperlink r:id="rId20">
         <w:r>
           <w:rPr>
             <w:lang w:val="en_US" w:bidi="en_US"/>
@@ -17510,7 +15471,7 @@
         </w:rPr>
         <w:t xml:space="preserve">The Hebrew word translated as “evil” in the ULT is very broad, including moral evil, physical evil, and everything that is bad. God never does moral evil. In verse 1, the author says that Jonah considered God's act of mercy in sparing the people of Nineveh to be evil. In verse 2, Jonah describes God as “relenting from evil.” In verse 6, Jonah's situation and attitude are described as evil. This is after the actions of the Ninevites are described as evil in </w:t>
       </w:r>
-      <w:hyperlink r:id="rId16">
+      <w:hyperlink r:id="rId14">
         <w:r>
           <w:rPr>
             <w:lang w:val="en_US" w:bidi="en_US"/>
@@ -17528,7 +15489,7 @@
         </w:rPr>
         <w:t xml:space="preserve">, </w:t>
       </w:r>
-      <w:hyperlink r:id="rId23">
+      <w:hyperlink r:id="rId21">
         <w:r>
           <w:rPr>
             <w:lang w:val="en_US" w:bidi="en_US"/>
@@ -17546,7 +15507,7 @@
         </w:rPr>
         <w:t xml:space="preserve">, and </w:t>
       </w:r>
-      <w:hyperlink r:id="rId24">
+      <w:hyperlink r:id="rId22">
         <w:r>
           <w:rPr>
             <w:lang w:val="en_US" w:bidi="en_US"/>
@@ -17564,7 +15525,7 @@
         </w:rPr>
         <w:t xml:space="preserve">, and the situation of the sailors in </w:t>
       </w:r>
-      <w:hyperlink r:id="rId25">
+      <w:hyperlink r:id="rId23">
         <w:r>
           <w:rPr>
             <w:lang w:val="en_US" w:bidi="en_US"/>
@@ -17626,20 +15587,6 @@
       </w:r>
       <w:r>
         <w:rPr>
-          <w:lang w:val="en_US" w:bidi="en_US"/>
-        </w:rPr>
-        <w:t>וַ⁠יֵּ֥רַע אֶל־יוֹנָ֖ה</w:t>
-      </w:r>
-    </w:p>
-    <w:p>
-      <w:pPr/>
-      <w:r>
-        <w:rPr>
-          <w:lang w:val="en_US" w:bidi="en_US"/>
-        </w:rPr>
-      </w:r>
-      <w:r>
-        <w:rPr>
           <w:b/>
           <w:lang w:val="en_US" w:bidi="en_US"/>
         </w:rPr>
@@ -17723,20 +15670,6 @@
       </w:r>
       <w:r>
         <w:rPr>
-          <w:lang w:val="en_US" w:bidi="en_US"/>
-        </w:rPr>
-        <w:t>וַ⁠יִּ֖חַר לֽ⁠וֹ</w:t>
-      </w:r>
-    </w:p>
-    <w:p>
-      <w:pPr/>
-      <w:r>
-        <w:rPr>
-          <w:lang w:val="en_US" w:bidi="en_US"/>
-        </w:rPr>
-      </w:r>
-      <w:r>
-        <w:rPr>
           <w:b/>
           <w:lang w:val="en_US" w:bidi="en_US"/>
         </w:rPr>
@@ -17833,20 +15766,6 @@
       </w:r>
       <w:r>
         <w:rPr>
-          <w:lang w:val="en_US" w:bidi="en_US"/>
-        </w:rPr>
-        <w:t>וַ⁠יֵּ֥רַע</w:t>
-      </w:r>
-    </w:p>
-    <w:p>
-      <w:pPr/>
-      <w:r>
-        <w:rPr>
-          <w:lang w:val="en_US" w:bidi="en_US"/>
-        </w:rPr>
-      </w:r>
-      <w:r>
-        <w:rPr>
           <w:b/>
           <w:lang w:val="en_US" w:bidi="en_US"/>
         </w:rPr>
@@ -17943,20 +15862,6 @@
       </w:r>
       <w:r>
         <w:rPr>
-          <w:lang w:val="en_US" w:bidi="en_US"/>
-        </w:rPr>
-        <w:t>וַ⁠יֵּ֥רַע אֶל־יוֹנָ֖ה רָעָ֣ה גְדוֹלָ֑ה</w:t>
-      </w:r>
-    </w:p>
-    <w:p>
-      <w:pPr/>
-      <w:r>
-        <w:rPr>
-          <w:lang w:val="en_US" w:bidi="en_US"/>
-        </w:rPr>
-      </w:r>
-      <w:r>
-        <w:rPr>
           <w:b/>
           <w:lang w:val="en_US" w:bidi="en_US"/>
         </w:rPr>
@@ -18053,20 +15958,6 @@
       </w:r>
       <w:r>
         <w:rPr>
-          <w:lang w:val="en_US" w:bidi="en_US"/>
-        </w:rPr>
-        <w:t>אָנָּ֤ה</w:t>
-      </w:r>
-    </w:p>
-    <w:p>
-      <w:pPr/>
-      <w:r>
-        <w:rPr>
-          <w:lang w:val="en_US" w:bidi="en_US"/>
-        </w:rPr>
-      </w:r>
-      <w:r>
-        <w:rPr>
           <w:b/>
           <w:lang w:val="en_US" w:bidi="en_US"/>
         </w:rPr>
@@ -18150,20 +16041,6 @@
       </w:r>
       <w:r>
         <w:rPr>
-          <w:lang w:val="en_US" w:bidi="en_US"/>
-        </w:rPr>
-        <w:t>יְהוָה֙ הֲ⁠לוֹא־זֶ֣ה דְבָרִ֗⁠י עַד־הֱיוֹתִ⁠י֙ עַל־אַדְמָתִ֔⁠י</w:t>
-      </w:r>
-    </w:p>
-    <w:p>
-      <w:pPr/>
-      <w:r>
-        <w:rPr>
-          <w:lang w:val="en_US" w:bidi="en_US"/>
-        </w:rPr>
-      </w:r>
-      <w:r>
-        <w:rPr>
           <w:b/>
           <w:lang w:val="en_US" w:bidi="en_US"/>
         </w:rPr>
@@ -18247,20 +16124,6 @@
       </w:r>
       <w:r>
         <w:rPr>
-          <w:lang w:val="en_US" w:bidi="en_US"/>
-        </w:rPr>
-        <w:t>יְהוָה֙ הֲ⁠לוֹא־זֶ֣ה דְבָרִ֗⁠י עַד־הֱיוֹתִ⁠י֙ עַל־אַדְמָתִ֔⁠י</w:t>
-      </w:r>
-    </w:p>
-    <w:p>
-      <w:pPr/>
-      <w:r>
-        <w:rPr>
-          <w:lang w:val="en_US" w:bidi="en_US"/>
-        </w:rPr>
-      </w:r>
-      <w:r>
-        <w:rPr>
           <w:b/>
           <w:lang w:val="en_US" w:bidi="en_US"/>
         </w:rPr>
@@ -18344,20 +16207,6 @@
       </w:r>
       <w:r>
         <w:rPr>
-          <w:lang w:val="en_US" w:bidi="en_US"/>
-        </w:rPr>
-        <w:t>אֶ֤רֶךְ אַפַּ֨יִם֙</w:t>
-      </w:r>
-    </w:p>
-    <w:p>
-      <w:pPr/>
-      <w:r>
-        <w:rPr>
-          <w:lang w:val="en_US" w:bidi="en_US"/>
-        </w:rPr>
-      </w:r>
-      <w:r>
-        <w:rPr>
           <w:b/>
           <w:lang w:val="en_US" w:bidi="en_US"/>
         </w:rPr>
@@ -18454,20 +16303,6 @@
       </w:r>
       <w:r>
         <w:rPr>
-          <w:lang w:val="en_US" w:bidi="en_US"/>
-        </w:rPr>
-        <w:t>וְ⁠רַב־חֶ֔סֶד</w:t>
-      </w:r>
-    </w:p>
-    <w:p>
-      <w:pPr/>
-      <w:r>
-        <w:rPr>
-          <w:lang w:val="en_US" w:bidi="en_US"/>
-        </w:rPr>
-      </w:r>
-      <w:r>
-        <w:rPr>
           <w:b/>
           <w:lang w:val="en_US" w:bidi="en_US"/>
         </w:rPr>
@@ -18531,20 +16366,6 @@
       </w:r>
       <w:r>
         <w:rPr>
-          <w:lang w:val="en_US" w:bidi="en_US"/>
-        </w:rPr>
-        <w:t>וְ⁠נִחָ֖ם עַל־הָ⁠רָעָֽה</w:t>
-      </w:r>
-    </w:p>
-    <w:p>
-      <w:pPr/>
-      <w:r>
-        <w:rPr>
-          <w:lang w:val="en_US" w:bidi="en_US"/>
-        </w:rPr>
-      </w:r>
-      <w:r>
-        <w:rPr>
           <w:b/>
           <w:lang w:val="en_US" w:bidi="en_US"/>
         </w:rPr>
@@ -18577,7 +16398,7 @@
         </w:rPr>
         <w:t xml:space="preserve"> refers to the physical destruction of the city of Nineveh and its people. It does not refer to moral evil. In this context, this phrase means that God feels sadness about causing bad things to happen to people who sin, and he acts differently when sinners repent of their sin. You could include this information if that would be helpful to your readers. See the discussion about evil in the chapter introduction, and see how you translated this word in </w:t>
       </w:r>
-      <w:hyperlink r:id="rId26">
+      <w:hyperlink r:id="rId24">
         <w:r>
           <w:rPr>
             <w:lang w:val="en_US" w:bidi="en_US"/>
@@ -18659,20 +16480,6 @@
       </w:r>
       <w:r>
         <w:rPr>
-          <w:lang w:val="en_US" w:bidi="en_US"/>
-        </w:rPr>
-        <w:t>קַח־נָ֥א אֶת־נַפְשִׁ֖⁠י מִמֶּ֑⁠נִּי</w:t>
-      </w:r>
-    </w:p>
-    <w:p>
-      <w:pPr/>
-      <w:r>
-        <w:rPr>
-          <w:lang w:val="en_US" w:bidi="en_US"/>
-        </w:rPr>
-      </w:r>
-      <w:r>
-        <w:rPr>
           <w:b/>
           <w:lang w:val="en_US" w:bidi="en_US"/>
         </w:rPr>
@@ -18756,20 +16563,6 @@
       </w:r>
       <w:r>
         <w:rPr>
-          <w:lang w:val="en_US" w:bidi="en_US"/>
-        </w:rPr>
-        <w:t>כִּ֛י ט֥וֹב מוֹתִ֖⁠י מֵ⁠חַיָּֽ⁠י</w:t>
-      </w:r>
-    </w:p>
-    <w:p>
-      <w:pPr/>
-      <w:r>
-        <w:rPr>
-          <w:lang w:val="en_US" w:bidi="en_US"/>
-        </w:rPr>
-      </w:r>
-      <w:r>
-        <w:rPr>
           <w:b/>
           <w:lang w:val="en_US" w:bidi="en_US"/>
         </w:rPr>
@@ -18879,20 +16672,6 @@
       </w:r>
       <w:r>
         <w:rPr>
-          <w:lang w:val="en_US" w:bidi="en_US"/>
-        </w:rPr>
-        <w:t>הַ⁠הֵיטֵ֖ב חָ֥רָה לָֽ⁠ךְ</w:t>
-      </w:r>
-    </w:p>
-    <w:p>
-      <w:pPr/>
-      <w:r>
-        <w:rPr>
-          <w:lang w:val="en_US" w:bidi="en_US"/>
-        </w:rPr>
-      </w:r>
-      <w:r>
-        <w:rPr>
           <w:b/>
           <w:lang w:val="en_US" w:bidi="en_US"/>
         </w:rPr>
@@ -18925,7 +16704,7 @@
         </w:rPr>
         <w:t xml:space="preserve"> is an idiom that speaks of Jonah’s anger as if it were a fire burning inside him. If this phrase does not have that meaning in your language, you could use an idiom from your language that does have this meaning or state the meaning plainly. See how you translated it in </w:t>
       </w:r>
-      <w:hyperlink r:id="rId26">
+      <w:hyperlink r:id="rId24">
         <w:r>
           <w:rPr>
             <w:lang w:val="en_US" w:bidi="en_US"/>
@@ -19007,20 +16786,6 @@
       </w:r>
       <w:r>
         <w:rPr>
-          <w:lang w:val="en_US" w:bidi="en_US"/>
-        </w:rPr>
-        <w:t>הַ⁠הֵיטֵ֖ב חָ֥רָה לָֽ⁠ךְ</w:t>
-      </w:r>
-    </w:p>
-    <w:p>
-      <w:pPr/>
-      <w:r>
-        <w:rPr>
-          <w:lang w:val="en_US" w:bidi="en_US"/>
-        </w:rPr>
-      </w:r>
-      <w:r>
-        <w:rPr>
           <w:b/>
           <w:lang w:val="en_US" w:bidi="en_US"/>
         </w:rPr>
@@ -19104,20 +16869,6 @@
       </w:r>
       <w:r>
         <w:rPr>
-          <w:lang w:val="en_US" w:bidi="en_US"/>
-        </w:rPr>
-        <w:t>הַ⁠הֵיטֵ֖ב חָ֥רָה לָֽ⁠ךְ</w:t>
-      </w:r>
-    </w:p>
-    <w:p>
-      <w:pPr/>
-      <w:r>
-        <w:rPr>
-          <w:lang w:val="en_US" w:bidi="en_US"/>
-        </w:rPr>
-      </w:r>
-      <w:r>
-        <w:rPr>
           <w:b/>
           <w:lang w:val="en_US" w:bidi="en_US"/>
         </w:rPr>
@@ -19201,20 +16952,6 @@
       </w:r>
       <w:r>
         <w:rPr>
-          <w:lang w:val="en_US" w:bidi="en_US"/>
-        </w:rPr>
-        <w:t>מַה־יִּהְיֶ֖ה בָּ⁠עִֽיר</w:t>
-      </w:r>
-    </w:p>
-    <w:p>
-      <w:pPr/>
-      <w:r>
-        <w:rPr>
-          <w:lang w:val="en_US" w:bidi="en_US"/>
-        </w:rPr>
-      </w:r>
-      <w:r>
-        <w:rPr>
           <w:b/>
           <w:lang w:val="en_US" w:bidi="en_US"/>
         </w:rPr>
@@ -19298,20 +17035,6 @@
       </w:r>
       <w:r>
         <w:rPr>
-          <w:lang w:val="en_US" w:bidi="en_US"/>
-        </w:rPr>
-        <w:t>מֵ⁠עַ֣ל לְ⁠יוֹנָ֗ה לִֽ⁠הְי֥וֹת צֵל֙ עַל־רֹאשׁ֔⁠וֹ</w:t>
-      </w:r>
-    </w:p>
-    <w:p>
-      <w:pPr/>
-      <w:r>
-        <w:rPr>
-          <w:lang w:val="en_US" w:bidi="en_US"/>
-        </w:rPr>
-      </w:r>
-      <w:r>
-        <w:rPr>
           <w:b/>
           <w:lang w:val="en_US" w:bidi="en_US"/>
         </w:rPr>
@@ -19375,20 +17098,6 @@
       </w:r>
       <w:r>
         <w:rPr>
-          <w:lang w:val="en_US" w:bidi="en_US"/>
-        </w:rPr>
-        <w:t>לְ⁠הַצִּ֥יל ל֖⁠וֹ מֵ⁠רָֽעָת֑⁠וֹ</w:t>
-      </w:r>
-    </w:p>
-    <w:p>
-      <w:pPr/>
-      <w:r>
-        <w:rPr>
-          <w:lang w:val="en_US" w:bidi="en_US"/>
-        </w:rPr>
-      </w:r>
-      <w:r>
-        <w:rPr>
           <w:b/>
           <w:lang w:val="en_US" w:bidi="en_US"/>
         </w:rPr>
@@ -19485,20 +17194,6 @@
       </w:r>
       <w:r>
         <w:rPr>
-          <w:lang w:val="en_US" w:bidi="en_US"/>
-        </w:rPr>
-        <w:t>וַ⁠יִּשְׂמַ֥ח יוֹנָ֛ה &amp; שִׂמְחָ֥ה גְדוֹלָֽה</w:t>
-      </w:r>
-    </w:p>
-    <w:p>
-      <w:pPr/>
-      <w:r>
-        <w:rPr>
-          <w:lang w:val="en_US" w:bidi="en_US"/>
-        </w:rPr>
-      </w:r>
-      <w:r>
-        <w:rPr>
           <w:b/>
           <w:lang w:val="en_US" w:bidi="en_US"/>
         </w:rPr>
@@ -19595,20 +17290,6 @@
       </w:r>
       <w:r>
         <w:rPr>
-          <w:lang w:val="en_US" w:bidi="en_US"/>
-        </w:rPr>
-        <w:t>וַ⁠יְמַ֤ן הָֽ⁠אֱלֹהִים֙ תּוֹלַ֔עַת</w:t>
-      </w:r>
-    </w:p>
-    <w:p>
-      <w:pPr/>
-      <w:r>
-        <w:rPr>
-          <w:lang w:val="en_US" w:bidi="en_US"/>
-        </w:rPr>
-      </w:r>
-      <w:r>
-        <w:rPr>
           <w:b/>
           <w:lang w:val="en_US" w:bidi="en_US"/>
         </w:rPr>
@@ -19672,20 +17353,6 @@
       </w:r>
       <w:r>
         <w:rPr>
-          <w:lang w:val="en_US" w:bidi="en_US"/>
-        </w:rPr>
-        <w:t>וַ⁠יִּיבָֽשׁ</w:t>
-      </w:r>
-    </w:p>
-    <w:p>
-      <w:pPr/>
-      <w:r>
-        <w:rPr>
-          <w:lang w:val="en_US" w:bidi="en_US"/>
-        </w:rPr>
-      </w:r>
-      <w:r>
-        <w:rPr>
           <w:b/>
           <w:lang w:val="en_US" w:bidi="en_US"/>
         </w:rPr>
@@ -19782,20 +17449,6 @@
       </w:r>
       <w:r>
         <w:rPr>
-          <w:lang w:val="en_US" w:bidi="en_US"/>
-        </w:rPr>
-        <w:t>וַ⁠יְהִ֣י ׀ כִּ⁠זְרֹ֣חַ הַ⁠שֶּׁ֗מֶשׁ</w:t>
-      </w:r>
-    </w:p>
-    <w:p>
-      <w:pPr/>
-      <w:r>
-        <w:rPr>
-          <w:lang w:val="en_US" w:bidi="en_US"/>
-        </w:rPr>
-      </w:r>
-      <w:r>
-        <w:rPr>
           <w:b/>
           <w:lang w:val="en_US" w:bidi="en_US"/>
         </w:rPr>
@@ -19879,20 +17532,6 @@
       </w:r>
       <w:r>
         <w:rPr>
-          <w:lang w:val="en_US" w:bidi="en_US"/>
-        </w:rPr>
-        <w:t>וַ⁠יְמַ֨ן אֱלֹהִ֜ים ר֤וּחַ קָדִים֙ חֲרִישִׁ֔ית</w:t>
-      </w:r>
-    </w:p>
-    <w:p>
-      <w:pPr/>
-      <w:r>
-        <w:rPr>
-          <w:lang w:val="en_US" w:bidi="en_US"/>
-        </w:rPr>
-      </w:r>
-      <w:r>
-        <w:rPr>
           <w:b/>
           <w:lang w:val="en_US" w:bidi="en_US"/>
         </w:rPr>
@@ -19989,20 +17628,6 @@
       </w:r>
       <w:r>
         <w:rPr>
-          <w:lang w:val="en_US" w:bidi="en_US"/>
-        </w:rPr>
-        <w:t>וַ⁠תַּ֥ךְ הַ⁠שֶּׁ֛מֶשׁ עַל</w:t>
-      </w:r>
-    </w:p>
-    <w:p>
-      <w:pPr/>
-      <w:r>
-        <w:rPr>
-          <w:lang w:val="en_US" w:bidi="en_US"/>
-        </w:rPr>
-      </w:r>
-      <w:r>
-        <w:rPr>
           <w:b/>
           <w:lang w:val="en_US" w:bidi="en_US"/>
         </w:rPr>
@@ -20112,20 +17737,6 @@
       </w:r>
       <w:r>
         <w:rPr>
-          <w:lang w:val="en_US" w:bidi="en_US"/>
-        </w:rPr>
-        <w:t>עַל־רֹ֥אשׁ יוֹנָ֖ה</w:t>
-      </w:r>
-    </w:p>
-    <w:p>
-      <w:pPr/>
-      <w:r>
-        <w:rPr>
-          <w:lang w:val="en_US" w:bidi="en_US"/>
-        </w:rPr>
-      </w:r>
-      <w:r>
-        <w:rPr>
           <w:b/>
           <w:lang w:val="en_US" w:bidi="en_US"/>
         </w:rPr>
@@ -20235,20 +17846,6 @@
       </w:r>
       <w:r>
         <w:rPr>
-          <w:lang w:val="en_US" w:bidi="en_US"/>
-        </w:rPr>
-        <w:t>וַ⁠יִּתְעַלָּ֑ף</w:t>
-      </w:r>
-    </w:p>
-    <w:p>
-      <w:pPr/>
-      <w:r>
-        <w:rPr>
-          <w:lang w:val="en_US" w:bidi="en_US"/>
-        </w:rPr>
-      </w:r>
-      <w:r>
-        <w:rPr>
           <w:b/>
           <w:lang w:val="en_US" w:bidi="en_US"/>
         </w:rPr>
@@ -20312,20 +17909,6 @@
       </w:r>
       <w:r>
         <w:rPr>
-          <w:lang w:val="en_US" w:bidi="en_US"/>
-        </w:rPr>
-        <w:t>וַ⁠יִּשְׁאַ֤ל אֶת־נַפְשׁ⁠וֹ֙ לָ⁠מ֔וּת</w:t>
-      </w:r>
-    </w:p>
-    <w:p>
-      <w:pPr/>
-      <w:r>
-        <w:rPr>
-          <w:lang w:val="en_US" w:bidi="en_US"/>
-        </w:rPr>
-      </w:r>
-      <w:r>
-        <w:rPr>
           <w:b/>
           <w:lang w:val="en_US" w:bidi="en_US"/>
         </w:rPr>
@@ -20345,7 +17928,7 @@
         </w:rPr>
         <w:t xml:space="preserve">If it would be more natural in your language, you could express this as a direct quotation either addressed to himself or, as in </w:t>
       </w:r>
-      <w:hyperlink r:id="rId27">
+      <w:hyperlink r:id="rId25">
         <w:r>
           <w:rPr>
             <w:lang w:val="en_US" w:bidi="en_US"/>
@@ -20427,20 +18010,6 @@
       </w:r>
       <w:r>
         <w:rPr>
-          <w:lang w:val="en_US" w:bidi="en_US"/>
-        </w:rPr>
-        <w:t>ט֥וֹב מוֹתִ֖⁠י מֵ⁠חַיָּֽ⁠י</w:t>
-      </w:r>
-    </w:p>
-    <w:p>
-      <w:pPr/>
-      <w:r>
-        <w:rPr>
-          <w:lang w:val="en_US" w:bidi="en_US"/>
-        </w:rPr>
-      </w:r>
-      <w:r>
-        <w:rPr>
           <w:b/>
           <w:lang w:val="en_US" w:bidi="en_US"/>
         </w:rPr>
@@ -20486,7 +18055,7 @@
         </w:rPr>
         <w:t xml:space="preserve">, you could express the same ideas in other ways. See how you translated this in </w:t>
       </w:r>
-      <w:hyperlink r:id="rId27">
+      <w:hyperlink r:id="rId25">
         <w:r>
           <w:rPr>
             <w:lang w:val="en_US" w:bidi="en_US"/>
@@ -20568,20 +18137,6 @@
       </w:r>
       <w:r>
         <w:rPr>
-          <w:lang w:val="en_US" w:bidi="en_US"/>
-        </w:rPr>
-        <w:t>הַ⁠הֵיטֵ֥ב חָרָֽה־לְ⁠ךָ֖ עַל־הַ⁠קִּֽיקָי֑וֹן</w:t>
-      </w:r>
-    </w:p>
-    <w:p>
-      <w:pPr/>
-      <w:r>
-        <w:rPr>
-          <w:lang w:val="en_US" w:bidi="en_US"/>
-        </w:rPr>
-      </w:r>
-      <w:r>
-        <w:rPr>
           <w:b/>
           <w:lang w:val="en_US" w:bidi="en_US"/>
         </w:rPr>
@@ -20665,20 +18220,6 @@
       </w:r>
       <w:r>
         <w:rPr>
-          <w:lang w:val="en_US" w:bidi="en_US"/>
-        </w:rPr>
-        <w:t>חָרָֽה־לְ⁠ךָ֖ &amp; חָֽרָה־לִ֖⁠י</w:t>
-      </w:r>
-    </w:p>
-    <w:p>
-      <w:pPr/>
-      <w:r>
-        <w:rPr>
-          <w:lang w:val="en_US" w:bidi="en_US"/>
-        </w:rPr>
-      </w:r>
-      <w:r>
-        <w:rPr>
           <w:b/>
           <w:lang w:val="en_US" w:bidi="en_US"/>
         </w:rPr>
@@ -20737,7 +18278,7 @@
         </w:rPr>
         <w:t xml:space="preserve"> are examples of an idiom that speaks of Jonah’s anger as if it were a fire burning inside him. See how you translated this idiom in </w:t>
       </w:r>
-      <w:hyperlink r:id="rId26">
+      <w:hyperlink r:id="rId24">
         <w:r>
           <w:rPr>
             <w:lang w:val="en_US" w:bidi="en_US"/>
@@ -20819,20 +18360,6 @@
       </w:r>
       <w:r>
         <w:rPr>
-          <w:lang w:val="en_US" w:bidi="en_US"/>
-        </w:rPr>
-        <w:t>וַ⁠יֹּ֣אמֶר יְהוָ֔ה</w:t>
-      </w:r>
-    </w:p>
-    <w:p>
-      <w:pPr/>
-      <w:r>
-        <w:rPr>
-          <w:lang w:val="en_US" w:bidi="en_US"/>
-        </w:rPr>
-      </w:r>
-      <w:r>
-        <w:rPr>
           <w:b/>
           <w:lang w:val="en_US" w:bidi="en_US"/>
         </w:rPr>
@@ -20916,20 +18443,6 @@
       </w:r>
       <w:r>
         <w:rPr>
-          <w:lang w:val="en_US" w:bidi="en_US"/>
-        </w:rPr>
-        <w:t>שֶׁ⁠בִּן־לַ֥יְלָה הָיָ֖ה וּ⁠בִן־לַ֥יְלָה אָבָֽד</w:t>
-      </w:r>
-    </w:p>
-    <w:p>
-      <w:pPr/>
-      <w:r>
-        <w:rPr>
-          <w:lang w:val="en_US" w:bidi="en_US"/>
-        </w:rPr>
-      </w:r>
-      <w:r>
-        <w:rPr>
           <w:b/>
           <w:lang w:val="en_US" w:bidi="en_US"/>
         </w:rPr>
@@ -21039,20 +18552,6 @@
       </w:r>
       <w:r>
         <w:rPr>
-          <w:lang w:val="en_US" w:bidi="en_US"/>
-        </w:rPr>
-        <w:t>וַֽ⁠אֲנִי֙</w:t>
-      </w:r>
-    </w:p>
-    <w:p>
-      <w:pPr/>
-      <w:r>
-        <w:rPr>
-          <w:lang w:val="en_US" w:bidi="en_US"/>
-        </w:rPr>
-      </w:r>
-      <w:r>
-        <w:rPr>
           <w:b/>
           <w:lang w:val="en_US" w:bidi="en_US"/>
         </w:rPr>
@@ -21085,7 +18584,7 @@
         </w:rPr>
         <w:t xml:space="preserve"> paired with ""You"" in verse </w:t>
       </w:r>
-      <w:hyperlink r:id="rId28">
+      <w:hyperlink r:id="rId26">
         <w:r>
           <w:rPr>
             <w:lang w:val="en_US" w:bidi="en_US"/>
@@ -21167,20 +18666,6 @@
       </w:r>
       <w:r>
         <w:rPr>
-          <w:lang w:val="en_US" w:bidi="en_US"/>
-        </w:rPr>
-        <w:t>וַֽ⁠אֲנִי֙ לֹ֣א אָח֔וּס עַל־נִינְוֵ֖ה הָ⁠עִ֣יר הַ⁠גְּדוֹלָ֑ה אֲשֶׁ֣ר יֶשׁ־בָּ֡⁠הּ הַרְבֵּה֩ מִֽ⁠שְׁתֵּים־עֶשְׂרֵ֨ה רִבּ֜וֹ אָדָ֗ם אֲשֶׁ֤ר לֹֽא־יָדַע֙ בֵּין־יְמִינ֣⁠וֹ לִ⁠שְׂמֹאל֔⁠וֹ וּ⁠בְהֵמָ֖ה רַבָּֽה</w:t>
-      </w:r>
-    </w:p>
-    <w:p>
-      <w:pPr/>
-      <w:r>
-        <w:rPr>
-          <w:lang w:val="en_US" w:bidi="en_US"/>
-        </w:rPr>
-      </w:r>
-      <w:r>
-        <w:rPr>
           <w:b/>
           <w:lang w:val="en_US" w:bidi="en_US"/>
         </w:rPr>
@@ -21264,20 +18749,6 @@
       </w:r>
       <w:r>
         <w:rPr>
-          <w:lang w:val="en_US" w:bidi="en_US"/>
-        </w:rPr>
-        <w:t>אֲשֶׁ֣ר יֶשׁ־בָּ֡⁠הּ הַרְבֵּה֩</w:t>
-      </w:r>
-    </w:p>
-    <w:p>
-      <w:pPr/>
-      <w:r>
-        <w:rPr>
-          <w:lang w:val="en_US" w:bidi="en_US"/>
-        </w:rPr>
-      </w:r>
-      <w:r>
-        <w:rPr>
           <w:b/>
           <w:lang w:val="en_US" w:bidi="en_US"/>
         </w:rPr>
@@ -21374,20 +18845,6 @@
       </w:r>
       <w:r>
         <w:rPr>
-          <w:lang w:val="en_US" w:bidi="en_US"/>
-        </w:rPr>
-        <w:t>מִֽ⁠שְׁתֵּים־עֶשְׂרֵ֨ה רִבּ֜וֹ</w:t>
-      </w:r>
-    </w:p>
-    <w:p>
-      <w:pPr/>
-      <w:r>
-        <w:rPr>
-          <w:lang w:val="en_US" w:bidi="en_US"/>
-        </w:rPr>
-      </w:r>
-      <w:r>
-        <w:rPr>
           <w:b/>
           <w:lang w:val="en_US" w:bidi="en_US"/>
         </w:rPr>
@@ -21460,20 +18917,6 @@
         <w:rPr>
           <w:lang w:val="en_US" w:bidi="en_US"/>
         </w:rPr>
-      </w:r>
-    </w:p>
-    <w:p>
-      <w:pPr/>
-      <w:r>
-        <w:rPr>
-          <w:lang w:val="en_US" w:bidi="en_US"/>
-        </w:rPr>
-      </w:r>
-      <w:r>
-        <w:rPr>
-          <w:lang w:val="en_US" w:bidi="en_US"/>
-        </w:rPr>
-        <w:t>אֲשֶׁ֤ר לֹֽא־יָדַע֙ בֵּין־יְמִינ֣⁠וֹ לִ⁠שְׂמֹאל֔⁠וֹ</w:t>
       </w:r>
     </w:p>
     <w:p>

--- a/eng/docx/32.content.docx
+++ b/eng/docx/32.content.docx
@@ -28,15 +28,49 @@
       </w:r>
     </w:p>
     <w:p>
-      <w:pPr/>
-      <w:r>
-        <w:rPr>
-          <w:lang w:val="en_US" w:bidi="en_US"/>
-        </w:rPr>
-      </w:r>
-      <w:r>
-        <w:rPr>
-          <w:b/>
+      <w:pPr>
+        <w:pStyle w:val="Heading2"/>
+      </w:pPr>
+      <w:r>
+        <w:rPr>
+          <w:lang w:val="en_US" w:bidi="en_US"/>
+        </w:rPr>
+        <w:t>License Information</w:t>
+      </w:r>
+      <w:r>
+        <w:rPr>
+          <w:lang w:val="en_US" w:bidi="en_US"/>
+        </w:rPr>
+      </w:r>
+    </w:p>
+    <w:p>
+      <w:pPr/>
+      <w:r>
+        <w:rPr>
+          <w:lang w:val="en_US" w:bidi="en_US"/>
+        </w:rPr>
+      </w:r>
+      <w:r>
+        <w:rPr>
+          <w:b/>
+          <w:lang w:val="en_US" w:bidi="en_US"/>
+        </w:rPr>
+        <w:t>Translation Notes (unfoldingWord)</w:t>
+      </w:r>
+      <w:r>
+        <w:rPr>
+          <w:lang w:val="en_US" w:bidi="en_US"/>
+        </w:rPr>
+        <w:t xml:space="preserve"> is based on</w:t>
+      </w:r>
+      <w:r>
+        <w:rPr>
+          <w:lang w:val="en_US" w:bidi="en_US"/>
+        </w:rPr>
+        <w:t xml:space="preserve">: </w:t>
+      </w:r>
+      <w:r>
+        <w:rPr>
           <w:lang w:val="en_US" w:bidi="en_US"/>
         </w:rPr>
         <w:t>unfoldingWord® Translation Notes</w:t>
@@ -45,31 +79,62 @@
         <w:rPr>
           <w:lang w:val="en_US" w:bidi="en_US"/>
         </w:rPr>
-        <w:t xml:space="preserve"> © 2022 unfoldingWord. Released under CC BY-SA 4.0 license. </w:t>
-      </w:r>
-      <w:r>
-        <w:rPr>
-          <w:lang w:val="en_US" w:bidi="en_US"/>
-        </w:rPr>
-        <w:t>unfoldingWord® Translation Notes</w:t>
-      </w:r>
-      <w:r>
-        <w:rPr>
-          <w:lang w:val="en_US" w:bidi="en_US"/>
-        </w:rPr>
-        <w:t xml:space="preserve"> has been adapted in the following languages: Tok Pisin, Arabic (عربي), French (Français), Hindi (हिंदी), Indonesian (Bahasa Indonesia), Portuguese (Português), Russian (Русский), Spanish (Español), Swahili (Kiswahili), and Simplified Chinese (简体中文) from </w:t>
-      </w:r>
-      <w:r>
-        <w:rPr>
-          <w:lang w:val="en_US" w:bidi="en_US"/>
-        </w:rPr>
-        <w:t>unfoldingWord® Translation Notes</w:t>
-      </w:r>
-      <w:r>
-        <w:rPr>
-          <w:lang w:val="en_US" w:bidi="en_US"/>
-        </w:rPr>
-        <w:t xml:space="preserve"> © 2022 unfoldingWord. Released under CC BY-SA 4.0 license by Mission Mutual</w:t>
+        <w:t xml:space="preserve">, </w:t>
+      </w:r>
+      <w:hyperlink r:id="rId13">
+        <w:r>
+          <w:rPr>
+            <w:lang w:val="en_US" w:bidi="en_US"/>
+          </w:rPr>
+          <w:rPr>
+            <w:color w:val="0000EE"/>
+            <w:u w:val="single"/>
+          </w:rPr>
+          <w:t>unfoldingWord</w:t>
+        </w:r>
+      </w:hyperlink>
+      <w:r>
+        <w:rPr>
+          <w:lang w:val="en_US" w:bidi="en_US"/>
+        </w:rPr>
+        <w:t xml:space="preserve">, 2022, which is licensed under a </w:t>
+      </w:r>
+      <w:hyperlink r:id="rId14">
+        <w:r>
+          <w:rPr>
+            <w:lang w:val="en_US" w:bidi="en_US"/>
+          </w:rPr>
+          <w:rPr>
+            <w:color w:val="0000EE"/>
+            <w:u w:val="single"/>
+          </w:rPr>
+          <w:t>CC BY-SA 4.0 license</w:t>
+        </w:r>
+      </w:hyperlink>
+      <w:r>
+        <w:rPr>
+          <w:lang w:val="en_US" w:bidi="en_US"/>
+        </w:rPr>
+        <w:t>.</w:t>
+      </w:r>
+      <w:r>
+        <w:rPr>
+          <w:lang w:val="en_US" w:bidi="en_US"/>
+        </w:rPr>
+      </w:r>
+    </w:p>
+    <w:p>
+      <w:pPr/>
+      <w:r>
+        <w:rPr>
+          <w:lang w:val="en_US" w:bidi="en_US"/>
+        </w:rPr>
+      </w:r>
+      <w:r>
+        <w:rPr>
+          <w:lang w:val="en_US" w:bidi="en_US"/>
+        </w:rPr>
+        <w:t>This PDF version is provided under the same license.</w:t>
       </w:r>
       <w:r>
         <w:rPr>
@@ -802,7 +867,7 @@
         </w:rPr>
         <w:t xml:space="preserve">In verse </w:t>
       </w:r>
-      <w:hyperlink r:id="rId13">
+      <w:hyperlink r:id="rId15">
         <w:r>
           <w:rPr>
             <w:lang w:val="en_US" w:bidi="en_US"/>
@@ -1128,6 +1193,20 @@
       </w:r>
       <w:r>
         <w:rPr>
+          <w:lang w:val="en_US" w:bidi="en_US"/>
+        </w:rPr>
+        <w:t>וַֽ⁠יְהִי֙ דְּבַר־יְהוָ֔ה</w:t>
+      </w:r>
+    </w:p>
+    <w:p>
+      <w:pPr/>
+      <w:r>
+        <w:rPr>
+          <w:lang w:val="en_US" w:bidi="en_US"/>
+        </w:rPr>
+      </w:r>
+      <w:r>
+        <w:rPr>
           <w:b/>
           <w:lang w:val="en_US" w:bidi="en_US"/>
         </w:rPr>
@@ -1211,6 +1290,20 @@
       </w:r>
       <w:r>
         <w:rPr>
+          <w:lang w:val="en_US" w:bidi="en_US"/>
+        </w:rPr>
+        <w:t>אֲמִתַּ֖י</w:t>
+      </w:r>
+    </w:p>
+    <w:p>
+      <w:pPr/>
+      <w:r>
+        <w:rPr>
+          <w:lang w:val="en_US" w:bidi="en_US"/>
+        </w:rPr>
+      </w:r>
+      <w:r>
+        <w:rPr>
           <w:b/>
           <w:lang w:val="en_US" w:bidi="en_US"/>
         </w:rPr>
@@ -1301,6 +1394,20 @@
       </w:r>
       <w:r>
         <w:rPr>
+          <w:lang w:val="en_US" w:bidi="en_US"/>
+        </w:rPr>
+        <w:t>נִֽינְוֵ֛ה הָ⁠עִ֥יר הַ⁠גְּדוֹלָ֖ה</w:t>
+      </w:r>
+    </w:p>
+    <w:p>
+      <w:pPr/>
+      <w:r>
+        <w:rPr>
+          <w:lang w:val="en_US" w:bidi="en_US"/>
+        </w:rPr>
+      </w:r>
+      <w:r>
+        <w:rPr>
           <w:b/>
           <w:lang w:val="en_US" w:bidi="en_US"/>
         </w:rPr>
@@ -1397,6 +1504,20 @@
       </w:r>
       <w:r>
         <w:rPr>
+          <w:lang w:val="en_US" w:bidi="en_US"/>
+        </w:rPr>
+        <w:t>ק֠וּם</w:t>
+      </w:r>
+    </w:p>
+    <w:p>
+      <w:pPr/>
+      <w:r>
+        <w:rPr>
+          <w:lang w:val="en_US" w:bidi="en_US"/>
+        </w:rPr>
+      </w:r>
+      <w:r>
+        <w:rPr>
           <w:b/>
           <w:lang w:val="en_US" w:bidi="en_US"/>
         </w:rPr>
@@ -1487,6 +1608,20 @@
       </w:r>
       <w:r>
         <w:rPr>
+          <w:lang w:val="en_US" w:bidi="en_US"/>
+        </w:rPr>
+        <w:t>וּ⁠קְרָ֣א עָלֶ֑י⁠הָ</w:t>
+      </w:r>
+    </w:p>
+    <w:p>
+      <w:pPr/>
+      <w:r>
+        <w:rPr>
+          <w:lang w:val="en_US" w:bidi="en_US"/>
+        </w:rPr>
+      </w:r>
+      <w:r>
+        <w:rPr>
           <w:b/>
           <w:lang w:val="en_US" w:bidi="en_US"/>
         </w:rPr>
@@ -1583,6 +1718,20 @@
       </w:r>
       <w:r>
         <w:rPr>
+          <w:lang w:val="en_US" w:bidi="en_US"/>
+        </w:rPr>
+        <w:t>עָלְתָ֥ה רָעָתָ֖⁠ם לְ⁠פָנָֽ⁠י</w:t>
+      </w:r>
+    </w:p>
+    <w:p>
+      <w:pPr/>
+      <w:r>
+        <w:rPr>
+          <w:lang w:val="en_US" w:bidi="en_US"/>
+        </w:rPr>
+      </w:r>
+      <w:r>
+        <w:rPr>
           <w:b/>
           <w:lang w:val="en_US" w:bidi="en_US"/>
         </w:rPr>
@@ -1692,6 +1841,20 @@
       </w:r>
       <w:r>
         <w:rPr>
+          <w:lang w:val="en_US" w:bidi="en_US"/>
+        </w:rPr>
+        <w:t>ק֠וּם לֵ֧ךְ אֶל־נִֽינְוֵ֛ה הָ⁠עִ֥יר הַ⁠גְּדוֹלָ֖ה וּ⁠קְרָ֣א עָלֶ֑י⁠הָ כִּֽי־עָלְתָ֥ה רָעָתָ֖⁠ם לְ⁠פָנָֽ⁠י</w:t>
+      </w:r>
+    </w:p>
+    <w:p>
+      <w:pPr/>
+      <w:r>
+        <w:rPr>
+          <w:lang w:val="en_US" w:bidi="en_US"/>
+        </w:rPr>
+      </w:r>
+      <w:r>
+        <w:rPr>
           <w:b/>
           <w:lang w:val="en_US" w:bidi="en_US"/>
         </w:rPr>
@@ -1775,6 +1938,20 @@
       </w:r>
       <w:r>
         <w:rPr>
+          <w:lang w:val="en_US" w:bidi="en_US"/>
+        </w:rPr>
+        <w:t>עָלְתָ֥ה רָעָתָ֖⁠ם לְ⁠פָנָֽ⁠י</w:t>
+      </w:r>
+    </w:p>
+    <w:p>
+      <w:pPr/>
+      <w:r>
+        <w:rPr>
+          <w:lang w:val="en_US" w:bidi="en_US"/>
+        </w:rPr>
+      </w:r>
+      <w:r>
+        <w:rPr>
           <w:b/>
           <w:lang w:val="en_US" w:bidi="en_US"/>
         </w:rPr>
@@ -1871,6 +2048,20 @@
       </w:r>
       <w:r>
         <w:rPr>
+          <w:lang w:val="en_US" w:bidi="en_US"/>
+        </w:rPr>
+        <w:t>וַ⁠יָּ֤קָם יוֹנָה֙ לִ⁠בְרֹ֣חַ</w:t>
+      </w:r>
+    </w:p>
+    <w:p>
+      <w:pPr/>
+      <w:r>
+        <w:rPr>
+          <w:lang w:val="en_US" w:bidi="en_US"/>
+        </w:rPr>
+      </w:r>
+      <w:r>
+        <w:rPr>
           <w:b/>
           <w:lang w:val="en_US" w:bidi="en_US"/>
         </w:rPr>
@@ -1903,7 +2094,7 @@
         </w:rPr>
         <w:t xml:space="preserve"> mean that Jonah took action in response to God’s command, but his action was to disobey instead of to obey. If your readers would misunderstand this, you could state the meaning plainly. See how you translated this idiom in </w:t>
       </w:r>
-      <w:hyperlink r:id="rId14">
+      <w:hyperlink r:id="rId16">
         <w:r>
           <w:rPr>
             <w:lang w:val="en_US" w:bidi="en_US"/>
@@ -1985,6 +2176,20 @@
       </w:r>
       <w:r>
         <w:rPr>
+          <w:lang w:val="en_US" w:bidi="en_US"/>
+        </w:rPr>
+        <w:t>מִ⁠לִּ⁠פְנֵ֖י יְהוָ֑ה &amp; מִ⁠לִּ⁠פְנֵ֖י יְהוָֽה</w:t>
+      </w:r>
+    </w:p>
+    <w:p>
+      <w:pPr/>
+      <w:r>
+        <w:rPr>
+          <w:lang w:val="en_US" w:bidi="en_US"/>
+        </w:rPr>
+      </w:r>
+      <w:r>
+        <w:rPr>
           <w:b/>
           <w:lang w:val="en_US" w:bidi="en_US"/>
         </w:rPr>
@@ -2094,6 +2299,20 @@
       </w:r>
       <w:r>
         <w:rPr>
+          <w:lang w:val="en_US" w:bidi="en_US"/>
+        </w:rPr>
+        <w:t>לִ⁠בְרֹ֣חַ תַּרְשִׁ֔ישָׁ⁠ה</w:t>
+      </w:r>
+    </w:p>
+    <w:p>
+      <w:pPr/>
+      <w:r>
+        <w:rPr>
+          <w:lang w:val="en_US" w:bidi="en_US"/>
+        </w:rPr>
+      </w:r>
+      <w:r>
+        <w:rPr>
           <w:b/>
           <w:lang w:val="en_US" w:bidi="en_US"/>
         </w:rPr>
@@ -2240,6 +2459,20 @@
       </w:r>
       <w:r>
         <w:rPr>
+          <w:lang w:val="en_US" w:bidi="en_US"/>
+        </w:rPr>
+        <w:t>אָנִיָּ֣ה</w:t>
+      </w:r>
+    </w:p>
+    <w:p>
+      <w:pPr/>
+      <w:r>
+        <w:rPr>
+          <w:lang w:val="en_US" w:bidi="en_US"/>
+        </w:rPr>
+      </w:r>
+      <w:r>
+        <w:rPr>
           <w:b/>
           <w:lang w:val="en_US" w:bidi="en_US"/>
         </w:rPr>
@@ -2399,6 +2632,20 @@
       </w:r>
       <w:r>
         <w:rPr>
+          <w:lang w:val="en_US" w:bidi="en_US"/>
+        </w:rPr>
+        <w:t>וַ⁠יֵּ֤רֶד בָּ⁠הּ֙</w:t>
+      </w:r>
+    </w:p>
+    <w:p>
+      <w:pPr/>
+      <w:r>
+        <w:rPr>
+          <w:lang w:val="en_US" w:bidi="en_US"/>
+        </w:rPr>
+      </w:r>
+      <w:r>
+        <w:rPr>
           <w:b/>
           <w:lang w:val="en_US" w:bidi="en_US"/>
         </w:rPr>
@@ -2482,6 +2729,20 @@
       </w:r>
       <w:r>
         <w:rPr>
+          <w:lang w:val="en_US" w:bidi="en_US"/>
+        </w:rPr>
+        <w:t>עִמָּ⁠הֶם֙</w:t>
+      </w:r>
+    </w:p>
+    <w:p>
+      <w:pPr/>
+      <w:r>
+        <w:rPr>
+          <w:lang w:val="en_US" w:bidi="en_US"/>
+        </w:rPr>
+      </w:r>
+      <w:r>
+        <w:rPr>
           <w:b/>
           <w:lang w:val="en_US" w:bidi="en_US"/>
         </w:rPr>
@@ -2578,6 +2839,20 @@
       </w:r>
       <w:r>
         <w:rPr>
+          <w:lang w:val="en_US" w:bidi="en_US"/>
+        </w:rPr>
+        <w:t>וַֽ⁠יהוָ֗ה</w:t>
+      </w:r>
+    </w:p>
+    <w:p>
+      <w:pPr/>
+      <w:r>
+        <w:rPr>
+          <w:lang w:val="en_US" w:bidi="en_US"/>
+        </w:rPr>
+      </w:r>
+      <w:r>
+        <w:rPr>
           <w:b/>
           <w:lang w:val="en_US" w:bidi="en_US"/>
         </w:rPr>
@@ -2668,6 +2943,20 @@
       </w:r>
       <w:r>
         <w:rPr>
+          <w:lang w:val="en_US" w:bidi="en_US"/>
+        </w:rPr>
+        <w:t>וְ⁠הָ֣⁠אֳנִיָּ֔ה חִשְּׁבָ֖ה לְ⁠הִשָּׁבֵֽר</w:t>
+      </w:r>
+    </w:p>
+    <w:p>
+      <w:pPr/>
+      <w:r>
+        <w:rPr>
+          <w:lang w:val="en_US" w:bidi="en_US"/>
+        </w:rPr>
+      </w:r>
+      <w:r>
+        <w:rPr>
           <w:b/>
           <w:lang w:val="en_US" w:bidi="en_US"/>
         </w:rPr>
@@ -2764,6 +3053,20 @@
       </w:r>
       <w:r>
         <w:rPr>
+          <w:lang w:val="en_US" w:bidi="en_US"/>
+        </w:rPr>
+        <w:t>לְ⁠הִשָּׁבֵֽר</w:t>
+      </w:r>
+    </w:p>
+    <w:p>
+      <w:pPr/>
+      <w:r>
+        <w:rPr>
+          <w:lang w:val="en_US" w:bidi="en_US"/>
+        </w:rPr>
+      </w:r>
+      <w:r>
+        <w:rPr>
           <w:b/>
           <w:lang w:val="en_US" w:bidi="en_US"/>
         </w:rPr>
@@ -2847,6 +3150,20 @@
       </w:r>
       <w:r>
         <w:rPr>
+          <w:lang w:val="en_US" w:bidi="en_US"/>
+        </w:rPr>
+        <w:t>הַ⁠מַּלָּחִ֗ים</w:t>
+      </w:r>
+    </w:p>
+    <w:p>
+      <w:pPr/>
+      <w:r>
+        <w:rPr>
+          <w:lang w:val="en_US" w:bidi="en_US"/>
+        </w:rPr>
+      </w:r>
+      <w:r>
+        <w:rPr>
           <w:b/>
           <w:lang w:val="en_US" w:bidi="en_US"/>
         </w:rPr>
@@ -2943,6 +3260,20 @@
       </w:r>
       <w:r>
         <w:rPr>
+          <w:lang w:val="en_US" w:bidi="en_US"/>
+        </w:rPr>
+        <w:t>אֱלֹהָי⁠ו֒</w:t>
+      </w:r>
+    </w:p>
+    <w:p>
+      <w:pPr/>
+      <w:r>
+        <w:rPr>
+          <w:lang w:val="en_US" w:bidi="en_US"/>
+        </w:rPr>
+      </w:r>
+      <w:r>
+        <w:rPr>
           <w:b/>
           <w:lang w:val="en_US" w:bidi="en_US"/>
         </w:rPr>
@@ -3039,6 +3370,20 @@
       </w:r>
       <w:r>
         <w:rPr>
+          <w:lang w:val="en_US" w:bidi="en_US"/>
+        </w:rPr>
+        <w:t>לְ⁠הָקֵ֖ל מֵֽ⁠עֲלֵי⁠הֶ֑ם</w:t>
+      </w:r>
+    </w:p>
+    <w:p>
+      <w:pPr/>
+      <w:r>
+        <w:rPr>
+          <w:lang w:val="en_US" w:bidi="en_US"/>
+        </w:rPr>
+      </w:r>
+      <w:r>
+        <w:rPr>
           <w:b/>
           <w:lang w:val="en_US" w:bidi="en_US"/>
         </w:rPr>
@@ -3122,6 +3467,20 @@
       </w:r>
       <w:r>
         <w:rPr>
+          <w:lang w:val="en_US" w:bidi="en_US"/>
+        </w:rPr>
+        <w:t>וְ⁠יוֹנָ֗ה יָרַד֙ אֶל־יַרְכְּתֵ֣י הַ⁠סְּפִינָ֔ה וַ⁠יִּשְׁכַּ֖ב וַ⁠יֵּרָדַֽם</w:t>
+      </w:r>
+    </w:p>
+    <w:p>
+      <w:pPr/>
+      <w:r>
+        <w:rPr>
+          <w:lang w:val="en_US" w:bidi="en_US"/>
+        </w:rPr>
+      </w:r>
+      <w:r>
+        <w:rPr>
           <w:b/>
           <w:lang w:val="en_US" w:bidi="en_US"/>
         </w:rPr>
@@ -3205,6 +3564,20 @@
       </w:r>
       <w:r>
         <w:rPr>
+          <w:lang w:val="en_US" w:bidi="en_US"/>
+        </w:rPr>
+        <w:t>יַרְכְּתֵ֣י הַ⁠סְּפִינָ֔ה</w:t>
+      </w:r>
+    </w:p>
+    <w:p>
+      <w:pPr/>
+      <w:r>
+        <w:rPr>
+          <w:lang w:val="en_US" w:bidi="en_US"/>
+        </w:rPr>
+      </w:r>
+      <w:r>
+        <w:rPr>
           <w:b/>
           <w:lang w:val="en_US" w:bidi="en_US"/>
         </w:rPr>
@@ -3268,6 +3641,20 @@
       </w:r>
       <w:r>
         <w:rPr>
+          <w:lang w:val="en_US" w:bidi="en_US"/>
+        </w:rPr>
+        <w:t>וַ⁠יִּשְׁכַּ֖ב וַ⁠יֵּרָדַֽם</w:t>
+      </w:r>
+    </w:p>
+    <w:p>
+      <w:pPr/>
+      <w:r>
+        <w:rPr>
+          <w:lang w:val="en_US" w:bidi="en_US"/>
+        </w:rPr>
+      </w:r>
+      <w:r>
+        <w:rPr>
           <w:b/>
           <w:lang w:val="en_US" w:bidi="en_US"/>
         </w:rPr>
@@ -3331,6 +3718,20 @@
       </w:r>
       <w:r>
         <w:rPr>
+          <w:lang w:val="en_US" w:bidi="en_US"/>
+        </w:rPr>
+        <w:t>וַ⁠יִּקְרַ֤ב אֵלָי⁠ו֙ רַ֣ב הַ⁠חֹבֵ֔ל וַ⁠יֹּ֥אמֶר ל֖⁠וֹ</w:t>
+      </w:r>
+    </w:p>
+    <w:p>
+      <w:pPr/>
+      <w:r>
+        <w:rPr>
+          <w:lang w:val="en_US" w:bidi="en_US"/>
+        </w:rPr>
+      </w:r>
+      <w:r>
+        <w:rPr>
           <w:b/>
           <w:lang w:val="en_US" w:bidi="en_US"/>
         </w:rPr>
@@ -3453,6 +3854,20 @@
       </w:r>
       <w:r>
         <w:rPr>
+          <w:lang w:val="en_US" w:bidi="en_US"/>
+        </w:rPr>
+        <w:t>מַה־לְּ⁠ךָ֣ נִרְדָּ֑ם</w:t>
+      </w:r>
+    </w:p>
+    <w:p>
+      <w:pPr/>
+      <w:r>
+        <w:rPr>
+          <w:lang w:val="en_US" w:bidi="en_US"/>
+        </w:rPr>
+      </w:r>
+      <w:r>
+        <w:rPr>
           <w:b/>
           <w:lang w:val="en_US" w:bidi="en_US"/>
         </w:rPr>
@@ -3536,6 +3951,20 @@
       </w:r>
       <w:r>
         <w:rPr>
+          <w:lang w:val="en_US" w:bidi="en_US"/>
+        </w:rPr>
+        <w:t>ק֚וּם</w:t>
+      </w:r>
+    </w:p>
+    <w:p>
+      <w:pPr/>
+      <w:r>
+        <w:rPr>
+          <w:lang w:val="en_US" w:bidi="en_US"/>
+        </w:rPr>
+      </w:r>
+      <w:r>
+        <w:rPr>
           <w:b/>
           <w:lang w:val="en_US" w:bidi="en_US"/>
         </w:rPr>
@@ -3555,7 +3984,7 @@
         </w:rPr>
         <w:t xml:space="preserve">While this phrase was used as an idiom in </w:t>
       </w:r>
-      <w:hyperlink r:id="rId14">
+      <w:hyperlink r:id="rId16">
         <w:r>
           <w:rPr>
             <w:lang w:val="en_US" w:bidi="en_US"/>
@@ -3573,7 +4002,7 @@
         </w:rPr>
         <w:t xml:space="preserve"> and </w:t>
       </w:r>
-      <w:hyperlink r:id="rId15">
+      <w:hyperlink r:id="rId17">
         <w:r>
           <w:rPr>
             <w:lang w:val="en_US" w:bidi="en_US"/>
@@ -3635,6 +4064,20 @@
       </w:r>
       <w:r>
         <w:rPr>
+          <w:lang w:val="en_US" w:bidi="en_US"/>
+        </w:rPr>
+        <w:t>קְרָ֣א אֶל־אֱלֹהֶ֔י⁠ךָ</w:t>
+      </w:r>
+    </w:p>
+    <w:p>
+      <w:pPr/>
+      <w:r>
+        <w:rPr>
+          <w:lang w:val="en_US" w:bidi="en_US"/>
+        </w:rPr>
+      </w:r>
+      <w:r>
+        <w:rPr>
           <w:b/>
           <w:lang w:val="en_US" w:bidi="en_US"/>
         </w:rPr>
@@ -3731,6 +4174,20 @@
       </w:r>
       <w:r>
         <w:rPr>
+          <w:lang w:val="en_US" w:bidi="en_US"/>
+        </w:rPr>
+        <w:t>אוּלַ֞י יִתְעַשֵּׁ֧ת הָ⁠אֱלֹהִ֛ים לָ֖⁠נוּ וְ⁠לֹ֥א נֹאבֵֽד</w:t>
+      </w:r>
+    </w:p>
+    <w:p>
+      <w:pPr/>
+      <w:r>
+        <w:rPr>
+          <w:lang w:val="en_US" w:bidi="en_US"/>
+        </w:rPr>
+      </w:r>
+      <w:r>
+        <w:rPr>
           <w:b/>
           <w:lang w:val="en_US" w:bidi="en_US"/>
         </w:rPr>
@@ -3814,6 +4271,20 @@
       </w:r>
       <w:r>
         <w:rPr>
+          <w:lang w:val="en_US" w:bidi="en_US"/>
+        </w:rPr>
+        <w:t>וְ⁠לֹ֥א נֹאבֵֽד</w:t>
+      </w:r>
+    </w:p>
+    <w:p>
+      <w:pPr/>
+      <w:r>
+        <w:rPr>
+          <w:lang w:val="en_US" w:bidi="en_US"/>
+        </w:rPr>
+      </w:r>
+      <w:r>
+        <w:rPr>
           <w:b/>
           <w:lang w:val="en_US" w:bidi="en_US"/>
         </w:rPr>
@@ -3923,6 +4394,20 @@
       </w:r>
       <w:r>
         <w:rPr>
+          <w:lang w:val="en_US" w:bidi="en_US"/>
+        </w:rPr>
+        <w:t>וַ⁠יֹּאמְר֞וּ אִ֣ישׁ אֶל־רֵעֵ֗⁠הוּ</w:t>
+      </w:r>
+    </w:p>
+    <w:p>
+      <w:pPr/>
+      <w:r>
+        <w:rPr>
+          <w:lang w:val="en_US" w:bidi="en_US"/>
+        </w:rPr>
+      </w:r>
+      <w:r>
+        <w:rPr>
           <w:b/>
           <w:lang w:val="en_US" w:bidi="en_US"/>
         </w:rPr>
@@ -4019,6 +4504,20 @@
       </w:r>
       <w:r>
         <w:rPr>
+          <w:lang w:val="en_US" w:bidi="en_US"/>
+        </w:rPr>
+        <w:t>וְ⁠נֵ֣דְעָ֔ה בְּ⁠שֶׁ⁠לְּ⁠מִ֛י הָ⁠רָעָ֥ה הַ⁠זֹּ֖את לָ֑⁠נוּ</w:t>
+      </w:r>
+    </w:p>
+    <w:p>
+      <w:pPr/>
+      <w:r>
+        <w:rPr>
+          <w:lang w:val="en_US" w:bidi="en_US"/>
+        </w:rPr>
+      </w:r>
+      <w:r>
+        <w:rPr>
           <w:b/>
           <w:lang w:val="en_US" w:bidi="en_US"/>
         </w:rPr>
@@ -4178,6 +4677,20 @@
       </w:r>
       <w:r>
         <w:rPr>
+          <w:lang w:val="en_US" w:bidi="en_US"/>
+        </w:rPr>
+        <w:t>וַ⁠יִּפֹּ֥ל הַ⁠גּוֹרָ֖ל עַל־יוֹנָֽה</w:t>
+      </w:r>
+    </w:p>
+    <w:p>
+      <w:pPr/>
+      <w:r>
+        <w:rPr>
+          <w:lang w:val="en_US" w:bidi="en_US"/>
+        </w:rPr>
+      </w:r>
+      <w:r>
+        <w:rPr>
           <w:b/>
           <w:lang w:val="en_US" w:bidi="en_US"/>
         </w:rPr>
@@ -4274,6 +4787,20 @@
       </w:r>
       <w:r>
         <w:rPr>
+          <w:lang w:val="en_US" w:bidi="en_US"/>
+        </w:rPr>
+        <w:t>לְכוּ֙ וְ⁠נַפִּ֣ילָה גֽוֹרָל֔וֹת</w:t>
+      </w:r>
+    </w:p>
+    <w:p>
+      <w:pPr/>
+      <w:r>
+        <w:rPr>
+          <w:lang w:val="en_US" w:bidi="en_US"/>
+        </w:rPr>
+      </w:r>
+      <w:r>
+        <w:rPr>
           <w:b/>
           <w:lang w:val="en_US" w:bidi="en_US"/>
         </w:rPr>
@@ -4383,6 +4910,20 @@
       </w:r>
       <w:r>
         <w:rPr>
+          <w:lang w:val="en_US" w:bidi="en_US"/>
+        </w:rPr>
+        <w:t>וְ⁠נַפִּ֣ילָה גֽוֹרָל֔וֹת</w:t>
+      </w:r>
+    </w:p>
+    <w:p>
+      <w:pPr/>
+      <w:r>
+        <w:rPr>
+          <w:lang w:val="en_US" w:bidi="en_US"/>
+        </w:rPr>
+      </w:r>
+      <w:r>
+        <w:rPr>
           <w:b/>
           <w:lang w:val="en_US" w:bidi="en_US"/>
         </w:rPr>
@@ -4466,6 +5007,20 @@
       </w:r>
       <w:r>
         <w:rPr>
+          <w:lang w:val="en_US" w:bidi="en_US"/>
+        </w:rPr>
+        <w:t>וַ⁠יֹּאמְר֣וּ אֵלָ֔י⁠ו</w:t>
+      </w:r>
+    </w:p>
+    <w:p>
+      <w:pPr/>
+      <w:r>
+        <w:rPr>
+          <w:lang w:val="en_US" w:bidi="en_US"/>
+        </w:rPr>
+      </w:r>
+      <w:r>
+        <w:rPr>
           <w:b/>
           <w:lang w:val="en_US" w:bidi="en_US"/>
         </w:rPr>
@@ -4638,6 +5193,20 @@
       </w:r>
       <w:r>
         <w:rPr>
+          <w:lang w:val="en_US" w:bidi="en_US"/>
+        </w:rPr>
+        <w:t>יְהוָ֞ה &amp; אֲנִ֣י יָרֵ֔א</w:t>
+      </w:r>
+    </w:p>
+    <w:p>
+      <w:pPr/>
+      <w:r>
+        <w:rPr>
+          <w:lang w:val="en_US" w:bidi="en_US"/>
+        </w:rPr>
+      </w:r>
+      <w:r>
+        <w:rPr>
           <w:b/>
           <w:lang w:val="en_US" w:bidi="en_US"/>
         </w:rPr>
@@ -4734,6 +5303,20 @@
       </w:r>
       <w:r>
         <w:rPr>
+          <w:lang w:val="en_US" w:bidi="en_US"/>
+        </w:rPr>
+        <w:t>וַ⁠יִּֽירְא֤וּ הָֽ⁠אֲנָשִׁים֙ יִרְאָ֣ה גְדוֹלָ֔ה</w:t>
+      </w:r>
+    </w:p>
+    <w:p>
+      <w:pPr/>
+      <w:r>
+        <w:rPr>
+          <w:lang w:val="en_US" w:bidi="en_US"/>
+        </w:rPr>
+      </w:r>
+      <w:r>
+        <w:rPr>
           <w:b/>
           <w:lang w:val="en_US" w:bidi="en_US"/>
         </w:rPr>
@@ -4830,6 +5413,20 @@
       </w:r>
       <w:r>
         <w:rPr>
+          <w:lang w:val="en_US" w:bidi="en_US"/>
+        </w:rPr>
+        <w:t>מַה־זֹּ֣את עָשִׂ֑יתָ</w:t>
+      </w:r>
+    </w:p>
+    <w:p>
+      <w:pPr/>
+      <w:r>
+        <w:rPr>
+          <w:lang w:val="en_US" w:bidi="en_US"/>
+        </w:rPr>
+      </w:r>
+      <w:r>
+        <w:rPr>
           <w:b/>
           <w:lang w:val="en_US" w:bidi="en_US"/>
         </w:rPr>
@@ -4913,6 +5510,20 @@
       </w:r>
       <w:r>
         <w:rPr>
+          <w:lang w:val="en_US" w:bidi="en_US"/>
+        </w:rPr>
+        <w:t>מִ⁠לִּ⁠פְנֵ֤י יְהוָה֙</w:t>
+      </w:r>
+    </w:p>
+    <w:p>
+      <w:pPr/>
+      <w:r>
+        <w:rPr>
+          <w:lang w:val="en_US" w:bidi="en_US"/>
+        </w:rPr>
+      </w:r>
+      <w:r>
+        <w:rPr>
           <w:b/>
           <w:lang w:val="en_US" w:bidi="en_US"/>
         </w:rPr>
@@ -4996,6 +5607,20 @@
       </w:r>
       <w:r>
         <w:rPr>
+          <w:lang w:val="en_US" w:bidi="en_US"/>
+        </w:rPr>
+        <w:t>כִּ֥י הִגִּ֖יד לָ⁠הֶֽם</w:t>
+      </w:r>
+    </w:p>
+    <w:p>
+      <w:pPr/>
+      <w:r>
+        <w:rPr>
+          <w:lang w:val="en_US" w:bidi="en_US"/>
+        </w:rPr>
+      </w:r>
+      <w:r>
+        <w:rPr>
           <w:b/>
           <w:lang w:val="en_US" w:bidi="en_US"/>
         </w:rPr>
@@ -5079,6 +5704,20 @@
       </w:r>
       <w:r>
         <w:rPr>
+          <w:lang w:val="en_US" w:bidi="en_US"/>
+        </w:rPr>
+        <w:t>כִּֽי־יָדְע֣וּ הָ⁠אֲנָשִׁ֗ים כִּֽי־מִ⁠לִּ⁠פְנֵ֤י יְהוָה֙ ה֣וּא בֹרֵ֔חַ כִּ֥י הִגִּ֖יד לָ⁠הֶֽם</w:t>
+      </w:r>
+    </w:p>
+    <w:p>
+      <w:pPr/>
+      <w:r>
+        <w:rPr>
+          <w:lang w:val="en_US" w:bidi="en_US"/>
+        </w:rPr>
+      </w:r>
+      <w:r>
+        <w:rPr>
           <w:b/>
           <w:lang w:val="en_US" w:bidi="en_US"/>
         </w:rPr>
@@ -5188,6 +5827,20 @@
       </w:r>
       <w:r>
         <w:rPr>
+          <w:lang w:val="en_US" w:bidi="en_US"/>
+        </w:rPr>
+        <w:t>וַ⁠יֹּאמְר֤וּ אֵלָי⁠ו֙</w:t>
+      </w:r>
+    </w:p>
+    <w:p>
+      <w:pPr/>
+      <w:r>
+        <w:rPr>
+          <w:lang w:val="en_US" w:bidi="en_US"/>
+        </w:rPr>
+      </w:r>
+      <w:r>
+        <w:rPr>
           <w:b/>
           <w:lang w:val="en_US" w:bidi="en_US"/>
         </w:rPr>
@@ -5284,6 +5937,20 @@
       </w:r>
       <w:r>
         <w:rPr>
+          <w:lang w:val="en_US" w:bidi="en_US"/>
+        </w:rPr>
+        <w:t>וְ⁠יִשְׁתֹּ֥ק הַ⁠יָּ֖ם מֵֽ⁠עָלֵ֑י⁠נוּ</w:t>
+      </w:r>
+    </w:p>
+    <w:p>
+      <w:pPr/>
+      <w:r>
+        <w:rPr>
+          <w:lang w:val="en_US" w:bidi="en_US"/>
+        </w:rPr>
+      </w:r>
+      <w:r>
+        <w:rPr>
           <w:b/>
           <w:lang w:val="en_US" w:bidi="en_US"/>
         </w:rPr>
@@ -5380,6 +6047,20 @@
       </w:r>
       <w:r>
         <w:rPr>
+          <w:lang w:val="en_US" w:bidi="en_US"/>
+        </w:rPr>
+        <w:t>הַ⁠יָּ֖ם הוֹלֵ֥ךְ וְ⁠סֹעֵֽר</w:t>
+      </w:r>
+    </w:p>
+    <w:p>
+      <w:pPr/>
+      <w:r>
+        <w:rPr>
+          <w:lang w:val="en_US" w:bidi="en_US"/>
+        </w:rPr>
+      </w:r>
+      <w:r>
+        <w:rPr>
           <w:b/>
           <w:lang w:val="en_US" w:bidi="en_US"/>
         </w:rPr>
@@ -5476,6 +6157,20 @@
       </w:r>
       <w:r>
         <w:rPr>
+          <w:lang w:val="en_US" w:bidi="en_US"/>
+        </w:rPr>
+        <w:t>וַ⁠יֹּאמְר֤וּ אֵלָי⁠ו֙ מַה־נַּ֣עֲשֶׂה לָּ֔⁠ךְ וְ⁠יִשְׁתֹּ֥ק הַ⁠יָּ֖ם מֵֽ⁠עָלֵ֑י⁠נוּ כִּ֥י הַ⁠יָּ֖ם הוֹלֵ֥ךְ וְ⁠סֹעֵֽר</w:t>
+      </w:r>
+    </w:p>
+    <w:p>
+      <w:pPr/>
+      <w:r>
+        <w:rPr>
+          <w:lang w:val="en_US" w:bidi="en_US"/>
+        </w:rPr>
+      </w:r>
+      <w:r>
+        <w:rPr>
           <w:b/>
           <w:lang w:val="en_US" w:bidi="en_US"/>
         </w:rPr>
@@ -5559,6 +6254,20 @@
       </w:r>
       <w:r>
         <w:rPr>
+          <w:lang w:val="en_US" w:bidi="en_US"/>
+        </w:rPr>
+        <w:t>כִּ֚י יוֹדֵ֣עַ אָ֔נִי כִּ֣י בְ⁠שֶׁ⁠לִּ֔⁠י הַ⁠סַּ֧עַר הַ⁠גָּד֛וֹל הַ⁠זֶּ֖ה עֲלֵי⁠כֶֽם</w:t>
+      </w:r>
+    </w:p>
+    <w:p>
+      <w:pPr/>
+      <w:r>
+        <w:rPr>
+          <w:lang w:val="en_US" w:bidi="en_US"/>
+        </w:rPr>
+      </w:r>
+      <w:r>
+        <w:rPr>
           <w:b/>
           <w:lang w:val="en_US" w:bidi="en_US"/>
         </w:rPr>
@@ -5654,7 +6363,7 @@
         </w:rPr>
         <w:t xml:space="preserve"> in </w:t>
       </w:r>
-      <w:hyperlink r:id="rId16">
+      <w:hyperlink r:id="rId18">
         <w:r>
           <w:rPr>
             <w:lang w:val="en_US" w:bidi="en_US"/>
@@ -5736,6 +6445,20 @@
       </w:r>
       <w:r>
         <w:rPr>
+          <w:lang w:val="en_US" w:bidi="en_US"/>
+        </w:rPr>
+        <w:t>וַ⁠יַּחְתְּר֣וּ הָ⁠אֲנָשִׁ֗ים</w:t>
+      </w:r>
+    </w:p>
+    <w:p>
+      <w:pPr/>
+      <w:r>
+        <w:rPr>
+          <w:lang w:val="en_US" w:bidi="en_US"/>
+        </w:rPr>
+      </w:r>
+      <w:r>
+        <w:rPr>
           <w:b/>
           <w:lang w:val="en_US" w:bidi="en_US"/>
         </w:rPr>
@@ -5819,6 +6542,20 @@
       </w:r>
       <w:r>
         <w:rPr>
+          <w:lang w:val="en_US" w:bidi="en_US"/>
+        </w:rPr>
+        <w:t>הַ⁠יָּ֔ם הוֹלֵ֥ךְ וְ⁠סֹעֵ֖ר</w:t>
+      </w:r>
+    </w:p>
+    <w:p>
+      <w:pPr/>
+      <w:r>
+        <w:rPr>
+          <w:lang w:val="en_US" w:bidi="en_US"/>
+        </w:rPr>
+      </w:r>
+      <w:r>
+        <w:rPr>
           <w:b/>
           <w:lang w:val="en_US" w:bidi="en_US"/>
         </w:rPr>
@@ -5838,7 +6575,7 @@
         </w:rPr>
         <w:t xml:space="preserve">See how you translated this idiom in </w:t>
       </w:r>
-      <w:hyperlink r:id="rId17">
+      <w:hyperlink r:id="rId19">
         <w:r>
           <w:rPr>
             <w:lang w:val="en_US" w:bidi="en_US"/>
@@ -5920,6 +6657,20 @@
       </w:r>
       <w:r>
         <w:rPr>
+          <w:lang w:val="en_US" w:bidi="en_US"/>
+        </w:rPr>
+        <w:t>וַ⁠יִּקְרְא֨וּ</w:t>
+      </w:r>
+    </w:p>
+    <w:p>
+      <w:pPr/>
+      <w:r>
+        <w:rPr>
+          <w:lang w:val="en_US" w:bidi="en_US"/>
+        </w:rPr>
+      </w:r>
+      <w:r>
+        <w:rPr>
           <w:b/>
           <w:lang w:val="en_US" w:bidi="en_US"/>
         </w:rPr>
@@ -6016,6 +6767,20 @@
       </w:r>
       <w:r>
         <w:rPr>
+          <w:lang w:val="en_US" w:bidi="en_US"/>
+        </w:rPr>
+        <w:t>וַ⁠יִּקְרְא֨וּ אֶל־יְהוָ֜ה</w:t>
+      </w:r>
+    </w:p>
+    <w:p>
+      <w:pPr/>
+      <w:r>
+        <w:rPr>
+          <w:lang w:val="en_US" w:bidi="en_US"/>
+        </w:rPr>
+      </w:r>
+      <w:r>
+        <w:rPr>
           <w:b/>
           <w:lang w:val="en_US" w:bidi="en_US"/>
         </w:rPr>
@@ -6079,6 +6844,20 @@
       </w:r>
       <w:r>
         <w:rPr>
+          <w:lang w:val="en_US" w:bidi="en_US"/>
+        </w:rPr>
+        <w:t>אָנָּ֤ה</w:t>
+      </w:r>
+    </w:p>
+    <w:p>
+      <w:pPr/>
+      <w:r>
+        <w:rPr>
+          <w:lang w:val="en_US" w:bidi="en_US"/>
+        </w:rPr>
+      </w:r>
+      <w:r>
+        <w:rPr>
           <w:b/>
           <w:lang w:val="en_US" w:bidi="en_US"/>
         </w:rPr>
@@ -6169,6 +6948,20 @@
       </w:r>
       <w:r>
         <w:rPr>
+          <w:lang w:val="en_US" w:bidi="en_US"/>
+        </w:rPr>
+        <w:t>אַל־נָ֣א נֹאבְדָ֗ה בְּ⁠נֶ֨פֶשׁ֙ הָ⁠אִ֣ישׁ הַ⁠זֶּ֔ה</w:t>
+      </w:r>
+    </w:p>
+    <w:p>
+      <w:pPr/>
+      <w:r>
+        <w:rPr>
+          <w:lang w:val="en_US" w:bidi="en_US"/>
+        </w:rPr>
+      </w:r>
+      <w:r>
+        <w:rPr>
           <w:b/>
           <w:lang w:val="en_US" w:bidi="en_US"/>
         </w:rPr>
@@ -6265,6 +7058,20 @@
       </w:r>
       <w:r>
         <w:rPr>
+          <w:lang w:val="en_US" w:bidi="en_US"/>
+        </w:rPr>
+        <w:t>וְ⁠אַל־תִּתֵּ֥ן עָלֵ֖י⁠נוּ דָּ֣ם נָקִ֑יא</w:t>
+      </w:r>
+    </w:p>
+    <w:p>
+      <w:pPr/>
+      <w:r>
+        <w:rPr>
+          <w:lang w:val="en_US" w:bidi="en_US"/>
+        </w:rPr>
+      </w:r>
+      <w:r>
+        <w:rPr>
           <w:b/>
           <w:lang w:val="en_US" w:bidi="en_US"/>
         </w:rPr>
@@ -6361,6 +7168,20 @@
       </w:r>
       <w:r>
         <w:rPr>
+          <w:lang w:val="en_US" w:bidi="en_US"/>
+        </w:rPr>
+        <w:t>אָנָּ֤ה יְהוָה֙ אַל־נָ֣א נֹאבְדָ֗ה בְּ⁠נֶ֨פֶשׁ֙ הָ⁠אִ֣ישׁ הַ⁠זֶּ֔ה וְ⁠אַל־תִּתֵּ֥ן עָלֵ֖י⁠נוּ דָּ֣ם נָקִ֑יא כִּֽי־אַתָּ֣ה יְהוָ֔ה כַּ⁠אֲשֶׁ֥ר חָפַ֖צְתָּ עָשִֽׂיתָ</w:t>
+      </w:r>
+    </w:p>
+    <w:p>
+      <w:pPr/>
+      <w:r>
+        <w:rPr>
+          <w:lang w:val="en_US" w:bidi="en_US"/>
+        </w:rPr>
+      </w:r>
+      <w:r>
+        <w:rPr>
           <w:b/>
           <w:lang w:val="en_US" w:bidi="en_US"/>
         </w:rPr>
@@ -6444,6 +7265,20 @@
       </w:r>
       <w:r>
         <w:rPr>
+          <w:lang w:val="en_US" w:bidi="en_US"/>
+        </w:rPr>
+        <w:t>אַל־נָ֣א נֹאבְדָ֗ה בְּ⁠נֶ֨פֶשׁ֙ הָ⁠אִ֣ישׁ הַ⁠זֶּ֔ה וְ⁠אַל־תִּתֵּ֥ן עָלֵ֖י⁠נוּ דָּ֣ם נָקִ֑יא</w:t>
+      </w:r>
+    </w:p>
+    <w:p>
+      <w:pPr/>
+      <w:r>
+        <w:rPr>
+          <w:lang w:val="en_US" w:bidi="en_US"/>
+        </w:rPr>
+      </w:r>
+      <w:r>
+        <w:rPr>
           <w:b/>
           <w:lang w:val="en_US" w:bidi="en_US"/>
         </w:rPr>
@@ -6540,6 +7375,20 @@
       </w:r>
       <w:r>
         <w:rPr>
+          <w:lang w:val="en_US" w:bidi="en_US"/>
+        </w:rPr>
+        <w:t>וַ⁠יַּעֲמֹ֥ד הַ⁠יָּ֖ם מִ⁠זַּעְפּֽ⁠וֹ</w:t>
+      </w:r>
+    </w:p>
+    <w:p>
+      <w:pPr/>
+      <w:r>
+        <w:rPr>
+          <w:lang w:val="en_US" w:bidi="en_US"/>
+        </w:rPr>
+      </w:r>
+      <w:r>
+        <w:rPr>
           <w:b/>
           <w:lang w:val="en_US" w:bidi="en_US"/>
         </w:rPr>
@@ -6636,6 +7485,20 @@
       </w:r>
       <w:r>
         <w:rPr>
+          <w:lang w:val="en_US" w:bidi="en_US"/>
+        </w:rPr>
+        <w:t>וַ⁠יַּעֲמֹ֥ד הַ⁠יָּ֖ם מִ⁠זַּעְפּֽ⁠וֹ</w:t>
+      </w:r>
+    </w:p>
+    <w:p>
+      <w:pPr/>
+      <w:r>
+        <w:rPr>
+          <w:lang w:val="en_US" w:bidi="en_US"/>
+        </w:rPr>
+      </w:r>
+      <w:r>
+        <w:rPr>
           <w:b/>
           <w:lang w:val="en_US" w:bidi="en_US"/>
         </w:rPr>
@@ -6745,6 +7608,20 @@
       </w:r>
       <w:r>
         <w:rPr>
+          <w:lang w:val="en_US" w:bidi="en_US"/>
+        </w:rPr>
+        <w:t>וַ⁠יִּֽירְא֧וּ הָ⁠אֲנָשִׁ֛ים יִרְאָ֥ה גְדוֹלָ֖ה אֶת־יְהוָ֑ה</w:t>
+      </w:r>
+    </w:p>
+    <w:p>
+      <w:pPr/>
+      <w:r>
+        <w:rPr>
+          <w:lang w:val="en_US" w:bidi="en_US"/>
+        </w:rPr>
+      </w:r>
+      <w:r>
+        <w:rPr>
           <w:b/>
           <w:lang w:val="en_US" w:bidi="en_US"/>
         </w:rPr>
@@ -6777,7 +7654,7 @@
         </w:rPr>
         <w:t xml:space="preserve"> is an emphatic construction that uses a verb and its object that both come from the same root. You may be able to use the same construction in your language to express the meaning here. Alternatively, your language may have another way of showing the emphasis. See how you translated this phrase in </w:t>
       </w:r>
-      <w:hyperlink r:id="rId16">
+      <w:hyperlink r:id="rId18">
         <w:r>
           <w:rPr>
             <w:lang w:val="en_US" w:bidi="en_US"/>
@@ -6859,6 +7736,20 @@
       </w:r>
       <w:r>
         <w:rPr>
+          <w:lang w:val="en_US" w:bidi="en_US"/>
+        </w:rPr>
+        <w:t>וַ⁠יִּֽזְבְּחוּ־זֶ֨בַח֙ לַֽ⁠יהוָ֔ה וַֽ⁠יִּדְּר֖וּ נְדָרִֽים</w:t>
+      </w:r>
+    </w:p>
+    <w:p>
+      <w:pPr/>
+      <w:r>
+        <w:rPr>
+          <w:lang w:val="en_US" w:bidi="en_US"/>
+        </w:rPr>
+      </w:r>
+      <w:r>
+        <w:rPr>
           <w:b/>
           <w:lang w:val="en_US" w:bidi="en_US"/>
         </w:rPr>
@@ -6968,6 +7859,20 @@
       </w:r>
       <w:r>
         <w:rPr>
+          <w:lang w:val="en_US" w:bidi="en_US"/>
+        </w:rPr>
+        <w:t>וַ⁠יְמַ֤ן יְהוָה֙ דָּ֣ג גָּד֔וֹל לִ⁠בְלֹ֖עַ אֶת־יוֹנָ֑ה וַ⁠יְהִ֤י יוֹנָה֙ בִּ⁠מְעֵ֣י הַ⁠דָּ֔ג שְׁלֹשָׁ֥ה יָמִ֖ים וּ⁠שְׁלֹשָׁ֥ה לֵילֽוֹת</w:t>
+      </w:r>
+    </w:p>
+    <w:p>
+      <w:pPr/>
+      <w:r>
+        <w:rPr>
+          <w:lang w:val="en_US" w:bidi="en_US"/>
+        </w:rPr>
+      </w:r>
+      <w:r>
+        <w:rPr>
           <w:b/>
           <w:lang w:val="en_US" w:bidi="en_US"/>
         </w:rPr>
@@ -7031,6 +7936,20 @@
       </w:r>
       <w:r>
         <w:rPr>
+          <w:lang w:val="en_US" w:bidi="en_US"/>
+        </w:rPr>
+        <w:t>וַ⁠יְמַ֤ן יְהוָה֙ דָּ֣ג גָּד֔וֹל לִ⁠בְלֹ֖עַ אֶת־יוֹנָ֑ה</w:t>
+      </w:r>
+    </w:p>
+    <w:p>
+      <w:pPr/>
+      <w:r>
+        <w:rPr>
+          <w:lang w:val="en_US" w:bidi="en_US"/>
+        </w:rPr>
+      </w:r>
+      <w:r>
+        <w:rPr>
           <w:b/>
           <w:lang w:val="en_US" w:bidi="en_US"/>
         </w:rPr>
@@ -7372,6 +8291,20 @@
       </w:r>
       <w:r>
         <w:rPr>
+          <w:lang w:val="en_US" w:bidi="en_US"/>
+        </w:rPr>
+        <w:t>יְהוָ֖ה אֱלֹהָ֑י⁠ו</w:t>
+      </w:r>
+    </w:p>
+    <w:p>
+      <w:pPr/>
+      <w:r>
+        <w:rPr>
+          <w:lang w:val="en_US" w:bidi="en_US"/>
+        </w:rPr>
+      </w:r>
+      <w:r>
+        <w:rPr>
           <w:b/>
           <w:lang w:val="en_US" w:bidi="en_US"/>
         </w:rPr>
@@ -7481,6 +8414,20 @@
       </w:r>
       <w:r>
         <w:rPr>
+          <w:lang w:val="en_US" w:bidi="en_US"/>
+        </w:rPr>
+        <w:t>וַ⁠יֹּ֗אמֶר</w:t>
+      </w:r>
+    </w:p>
+    <w:p>
+      <w:pPr/>
+      <w:r>
+        <w:rPr>
+          <w:lang w:val="en_US" w:bidi="en_US"/>
+        </w:rPr>
+      </w:r>
+      <w:r>
+        <w:rPr>
           <w:b/>
           <w:lang w:val="en_US" w:bidi="en_US"/>
         </w:rPr>
@@ -7544,6 +8491,20 @@
       </w:r>
       <w:r>
         <w:rPr>
+          <w:lang w:val="en_US" w:bidi="en_US"/>
+        </w:rPr>
+        <w:t>קָ֠רָאתִי מִ⁠צָּ֥רָה לִ֛⁠י אֶל־יְהוָ֖ה וַֽ⁠יַּעֲנֵ֑⁠נִי</w:t>
+      </w:r>
+    </w:p>
+    <w:p>
+      <w:pPr/>
+      <w:r>
+        <w:rPr>
+          <w:lang w:val="en_US" w:bidi="en_US"/>
+        </w:rPr>
+      </w:r>
+      <w:r>
+        <w:rPr>
           <w:b/>
           <w:lang w:val="en_US" w:bidi="en_US"/>
         </w:rPr>
@@ -7627,6 +8588,20 @@
       </w:r>
       <w:r>
         <w:rPr>
+          <w:lang w:val="en_US" w:bidi="en_US"/>
+        </w:rPr>
+        <w:t>קָ֠רָאתִי מִ⁠צָּ֥רָה לִ֛⁠י אֶל־יְהוָ֖ה וַֽ⁠יַּעֲנֵ֑⁠נִי</w:t>
+      </w:r>
+    </w:p>
+    <w:p>
+      <w:pPr/>
+      <w:r>
+        <w:rPr>
+          <w:lang w:val="en_US" w:bidi="en_US"/>
+        </w:rPr>
+      </w:r>
+      <w:r>
+        <w:rPr>
           <w:b/>
           <w:lang w:val="en_US" w:bidi="en_US"/>
         </w:rPr>
@@ -7710,6 +8685,20 @@
       </w:r>
       <w:r>
         <w:rPr>
+          <w:lang w:val="en_US" w:bidi="en_US"/>
+        </w:rPr>
+        <w:t>וַֽ⁠יַּעֲנֵ֑⁠נִי</w:t>
+      </w:r>
+    </w:p>
+    <w:p>
+      <w:pPr/>
+      <w:r>
+        <w:rPr>
+          <w:lang w:val="en_US" w:bidi="en_US"/>
+        </w:rPr>
+      </w:r>
+      <w:r>
+        <w:rPr>
           <w:b/>
           <w:lang w:val="en_US" w:bidi="en_US"/>
         </w:rPr>
@@ -7793,6 +8782,20 @@
       </w:r>
       <w:r>
         <w:rPr>
+          <w:lang w:val="en_US" w:bidi="en_US"/>
+        </w:rPr>
+        <w:t>מִ⁠בֶּ֧טֶן שְׁא֛וֹל</w:t>
+      </w:r>
+    </w:p>
+    <w:p>
+      <w:pPr/>
+      <w:r>
+        <w:rPr>
+          <w:lang w:val="en_US" w:bidi="en_US"/>
+        </w:rPr>
+      </w:r>
+      <w:r>
+        <w:rPr>
           <w:b/>
           <w:lang w:val="en_US" w:bidi="en_US"/>
         </w:rPr>
@@ -7889,6 +8892,20 @@
       </w:r>
       <w:r>
         <w:rPr>
+          <w:lang w:val="en_US" w:bidi="en_US"/>
+        </w:rPr>
+        <w:t>שְׁא֛וֹל</w:t>
+      </w:r>
+    </w:p>
+    <w:p>
+      <w:pPr/>
+      <w:r>
+        <w:rPr>
+          <w:lang w:val="en_US" w:bidi="en_US"/>
+        </w:rPr>
+      </w:r>
+      <w:r>
+        <w:rPr>
           <w:b/>
           <w:lang w:val="en_US" w:bidi="en_US"/>
         </w:rPr>
@@ -7979,6 +8996,20 @@
       </w:r>
       <w:r>
         <w:rPr>
+          <w:lang w:val="en_US" w:bidi="en_US"/>
+        </w:rPr>
+        <w:t>שָׁמַ֥עְתָּ קוֹלִֽ⁠י</w:t>
+      </w:r>
+    </w:p>
+    <w:p>
+      <w:pPr/>
+      <w:r>
+        <w:rPr>
+          <w:lang w:val="en_US" w:bidi="en_US"/>
+        </w:rPr>
+      </w:r>
+      <w:r>
+        <w:rPr>
           <w:b/>
           <w:lang w:val="en_US" w:bidi="en_US"/>
         </w:rPr>
@@ -8075,6 +9106,20 @@
       </w:r>
       <w:r>
         <w:rPr>
+          <w:lang w:val="en_US" w:bidi="en_US"/>
+        </w:rPr>
+        <w:t>קָ֠רָאתִי מִ⁠צָּ֥רָה לִ֛⁠י אֶל־יְהוָ֖ה וַֽ⁠יַּעֲנֵ֑⁠נִי מִ⁠בֶּ֧טֶן שְׁא֛וֹל שִׁוַּ֖עְתִּי שָׁמַ֥עְתָּ קוֹלִֽ⁠י</w:t>
+      </w:r>
+    </w:p>
+    <w:p>
+      <w:pPr/>
+      <w:r>
+        <w:rPr>
+          <w:lang w:val="en_US" w:bidi="en_US"/>
+        </w:rPr>
+      </w:r>
+      <w:r>
+        <w:rPr>
           <w:b/>
           <w:lang w:val="en_US" w:bidi="en_US"/>
         </w:rPr>
@@ -8172,6 +9217,20 @@
       </w:r>
       <w:r>
         <w:rPr>
+          <w:lang w:val="en_US" w:bidi="en_US"/>
+        </w:rPr>
+        <w:t>בִּ⁠לְבַ֣ב יַמִּ֔ים</w:t>
+      </w:r>
+    </w:p>
+    <w:p>
+      <w:pPr/>
+      <w:r>
+        <w:rPr>
+          <w:lang w:val="en_US" w:bidi="en_US"/>
+        </w:rPr>
+      </w:r>
+      <w:r>
+        <w:rPr>
           <w:b/>
           <w:lang w:val="en_US" w:bidi="en_US"/>
         </w:rPr>
@@ -8281,6 +9340,20 @@
       </w:r>
       <w:r>
         <w:rPr>
+          <w:lang w:val="en_US" w:bidi="en_US"/>
+        </w:rPr>
+        <w:t>וְ⁠נָהָ֖ר יְסֹבְבֵ֑⁠נִי</w:t>
+      </w:r>
+    </w:p>
+    <w:p>
+      <w:pPr/>
+      <w:r>
+        <w:rPr>
+          <w:lang w:val="en_US" w:bidi="en_US"/>
+        </w:rPr>
+      </w:r>
+      <w:r>
+        <w:rPr>
           <w:b/>
           <w:lang w:val="en_US" w:bidi="en_US"/>
         </w:rPr>
@@ -8344,6 +9417,20 @@
       </w:r>
       <w:r>
         <w:rPr>
+          <w:lang w:val="en_US" w:bidi="en_US"/>
+        </w:rPr>
+        <w:t>מִשְׁבָּרֶ֥י⁠ךָ וְ⁠גַלֶּ֖י⁠ךָ</w:t>
+      </w:r>
+    </w:p>
+    <w:p>
+      <w:pPr/>
+      <w:r>
+        <w:rPr>
+          <w:lang w:val="en_US" w:bidi="en_US"/>
+        </w:rPr>
+      </w:r>
+      <w:r>
+        <w:rPr>
           <w:b/>
           <w:lang w:val="en_US" w:bidi="en_US"/>
         </w:rPr>
@@ -8453,6 +9540,20 @@
       </w:r>
       <w:r>
         <w:rPr>
+          <w:lang w:val="en_US" w:bidi="en_US"/>
+        </w:rPr>
+        <w:t>יַמִּ֔ים</w:t>
+      </w:r>
+    </w:p>
+    <w:p>
+      <w:pPr/>
+      <w:r>
+        <w:rPr>
+          <w:lang w:val="en_US" w:bidi="en_US"/>
+        </w:rPr>
+      </w:r>
+      <w:r>
+        <w:rPr>
           <w:b/>
           <w:lang w:val="en_US" w:bidi="en_US"/>
         </w:rPr>
@@ -8549,6 +9650,20 @@
       </w:r>
       <w:r>
         <w:rPr>
+          <w:lang w:val="en_US" w:bidi="en_US"/>
+        </w:rPr>
+        <w:t>מִשְׁבָּרֶ֥י⁠ךָ וְ⁠גַלֶּ֖י⁠ךָ</w:t>
+      </w:r>
+    </w:p>
+    <w:p>
+      <w:pPr/>
+      <w:r>
+        <w:rPr>
+          <w:lang w:val="en_US" w:bidi="en_US"/>
+        </w:rPr>
+      </w:r>
+      <w:r>
+        <w:rPr>
           <w:b/>
           <w:lang w:val="en_US" w:bidi="en_US"/>
         </w:rPr>
@@ -8671,6 +9786,20 @@
       </w:r>
       <w:r>
         <w:rPr>
+          <w:lang w:val="en_US" w:bidi="en_US"/>
+        </w:rPr>
+        <w:t>וַ⁠אֲנִ֣י</w:t>
+      </w:r>
+    </w:p>
+    <w:p>
+      <w:pPr/>
+      <w:r>
+        <w:rPr>
+          <w:lang w:val="en_US" w:bidi="en_US"/>
+        </w:rPr>
+      </w:r>
+      <w:r>
+        <w:rPr>
           <w:b/>
           <w:lang w:val="en_US" w:bidi="en_US"/>
         </w:rPr>
@@ -8761,6 +9890,20 @@
       </w:r>
       <w:r>
         <w:rPr>
+          <w:lang w:val="en_US" w:bidi="en_US"/>
+        </w:rPr>
+        <w:t>נִגְרַ֖שְׁתִּי</w:t>
+      </w:r>
+    </w:p>
+    <w:p>
+      <w:pPr/>
+      <w:r>
+        <w:rPr>
+          <w:lang w:val="en_US" w:bidi="en_US"/>
+        </w:rPr>
+      </w:r>
+      <w:r>
+        <w:rPr>
           <w:b/>
           <w:lang w:val="en_US" w:bidi="en_US"/>
         </w:rPr>
@@ -8844,6 +9987,20 @@
       </w:r>
       <w:r>
         <w:rPr>
+          <w:lang w:val="en_US" w:bidi="en_US"/>
+        </w:rPr>
+        <w:t>מִ⁠נֶּ֣גֶד עֵינֶ֑י⁠ךָ</w:t>
+      </w:r>
+    </w:p>
+    <w:p>
+      <w:pPr/>
+      <w:r>
+        <w:rPr>
+          <w:lang w:val="en_US" w:bidi="en_US"/>
+        </w:rPr>
+      </w:r>
+      <w:r>
+        <w:rPr>
           <w:b/>
           <w:lang w:val="en_US" w:bidi="en_US"/>
         </w:rPr>
@@ -8940,6 +10097,20 @@
       </w:r>
       <w:r>
         <w:rPr>
+          <w:lang w:val="en_US" w:bidi="en_US"/>
+        </w:rPr>
+        <w:t>אַ֚ךְ</w:t>
+      </w:r>
+    </w:p>
+    <w:p>
+      <w:pPr/>
+      <w:r>
+        <w:rPr>
+          <w:lang w:val="en_US" w:bidi="en_US"/>
+        </w:rPr>
+      </w:r>
+      <w:r>
+        <w:rPr>
           <w:b/>
           <w:lang w:val="en_US" w:bidi="en_US"/>
         </w:rPr>
@@ -9036,6 +10207,20 @@
       </w:r>
       <w:r>
         <w:rPr>
+          <w:lang w:val="en_US" w:bidi="en_US"/>
+        </w:rPr>
+        <w:t>אֲפָפ֤וּ⁠נִי מַ֨יִם֙ עַד־נֶ֔פֶשׁ תְּה֖וֹם יְסֹבְבֵ֑⁠נִי</w:t>
+      </w:r>
+    </w:p>
+    <w:p>
+      <w:pPr/>
+      <w:r>
+        <w:rPr>
+          <w:lang w:val="en_US" w:bidi="en_US"/>
+        </w:rPr>
+      </w:r>
+      <w:r>
+        <w:rPr>
           <w:b/>
           <w:lang w:val="en_US" w:bidi="en_US"/>
         </w:rPr>
@@ -9182,6 +10367,20 @@
       </w:r>
       <w:r>
         <w:rPr>
+          <w:lang w:val="en_US" w:bidi="en_US"/>
+        </w:rPr>
+        <w:t>עַד־נֶ֔פֶשׁ</w:t>
+      </w:r>
+    </w:p>
+    <w:p>
+      <w:pPr/>
+      <w:r>
+        <w:rPr>
+          <w:lang w:val="en_US" w:bidi="en_US"/>
+        </w:rPr>
+      </w:r>
+      <w:r>
+        <w:rPr>
           <w:b/>
           <w:lang w:val="en_US" w:bidi="en_US"/>
         </w:rPr>
@@ -9258,6 +10457,20 @@
       </w:r>
       <w:r>
         <w:rPr>
+          <w:lang w:val="en_US" w:bidi="en_US"/>
+        </w:rPr>
+        <w:t>תְּה֖וֹם יְסֹבְבֵ֑⁠נִי</w:t>
+      </w:r>
+    </w:p>
+    <w:p>
+      <w:pPr/>
+      <w:r>
+        <w:rPr>
+          <w:lang w:val="en_US" w:bidi="en_US"/>
+        </w:rPr>
+      </w:r>
+      <w:r>
+        <w:rPr>
           <w:b/>
           <w:lang w:val="en_US" w:bidi="en_US"/>
         </w:rPr>
@@ -9321,6 +10534,20 @@
       </w:r>
       <w:r>
         <w:rPr>
+          <w:lang w:val="en_US" w:bidi="en_US"/>
+        </w:rPr>
+        <w:t>ס֖וּף</w:t>
+      </w:r>
+    </w:p>
+    <w:p>
+      <w:pPr/>
+      <w:r>
+        <w:rPr>
+          <w:lang w:val="en_US" w:bidi="en_US"/>
+        </w:rPr>
+      </w:r>
+      <w:r>
+        <w:rPr>
           <w:b/>
           <w:lang w:val="en_US" w:bidi="en_US"/>
         </w:rPr>
@@ -9417,6 +10644,20 @@
       </w:r>
       <w:r>
         <w:rPr>
+          <w:lang w:val="en_US" w:bidi="en_US"/>
+        </w:rPr>
+        <w:t>הָ⁠אָ֛רֶץ בְּרִחֶ֥י⁠הָ בַעֲדִ֖⁠י לְ⁠עוֹלָ֑ם</w:t>
+      </w:r>
+    </w:p>
+    <w:p>
+      <w:pPr/>
+      <w:r>
+        <w:rPr>
+          <w:lang w:val="en_US" w:bidi="en_US"/>
+        </w:rPr>
+      </w:r>
+      <w:r>
+        <w:rPr>
           <w:b/>
           <w:lang w:val="en_US" w:bidi="en_US"/>
         </w:rPr>
@@ -9526,6 +10767,20 @@
       </w:r>
       <w:r>
         <w:rPr>
+          <w:lang w:val="en_US" w:bidi="en_US"/>
+        </w:rPr>
+        <w:t>וַ⁠תַּ֧עַל מִ⁠שַּׁ֛חַת חַיַּ֖⁠י</w:t>
+      </w:r>
+    </w:p>
+    <w:p>
+      <w:pPr/>
+      <w:r>
+        <w:rPr>
+          <w:lang w:val="en_US" w:bidi="en_US"/>
+        </w:rPr>
+      </w:r>
+      <w:r>
+        <w:rPr>
           <w:b/>
           <w:lang w:val="en_US" w:bidi="en_US"/>
         </w:rPr>
@@ -9622,6 +10877,20 @@
       </w:r>
       <w:r>
         <w:rPr>
+          <w:lang w:val="en_US" w:bidi="en_US"/>
+        </w:rPr>
+        <w:t>יְהוָ֥ה אֱלֹהָֽ⁠י</w:t>
+      </w:r>
+    </w:p>
+    <w:p>
+      <w:pPr/>
+      <w:r>
+        <w:rPr>
+          <w:lang w:val="en_US" w:bidi="en_US"/>
+        </w:rPr>
+      </w:r>
+      <w:r>
+        <w:rPr>
           <w:b/>
           <w:lang w:val="en_US" w:bidi="en_US"/>
         </w:rPr>
@@ -9731,6 +11000,20 @@
       </w:r>
       <w:r>
         <w:rPr>
+          <w:lang w:val="en_US" w:bidi="en_US"/>
+        </w:rPr>
+        <w:t>חַיַּ֖⁠י</w:t>
+      </w:r>
+    </w:p>
+    <w:p>
+      <w:pPr/>
+      <w:r>
+        <w:rPr>
+          <w:lang w:val="en_US" w:bidi="en_US"/>
+        </w:rPr>
+      </w:r>
+      <w:r>
+        <w:rPr>
           <w:b/>
           <w:lang w:val="en_US" w:bidi="en_US"/>
         </w:rPr>
@@ -9827,6 +11110,20 @@
       </w:r>
       <w:r>
         <w:rPr>
+          <w:lang w:val="en_US" w:bidi="en_US"/>
+        </w:rPr>
+        <w:t>אֱלֹהָֽ⁠י</w:t>
+      </w:r>
+    </w:p>
+    <w:p>
+      <w:pPr/>
+      <w:r>
+        <w:rPr>
+          <w:lang w:val="en_US" w:bidi="en_US"/>
+        </w:rPr>
+      </w:r>
+      <w:r>
+        <w:rPr>
           <w:b/>
           <w:lang w:val="en_US" w:bidi="en_US"/>
         </w:rPr>
@@ -9936,6 +11233,20 @@
       </w:r>
       <w:r>
         <w:rPr>
+          <w:lang w:val="en_US" w:bidi="en_US"/>
+        </w:rPr>
+        <w:t>בְּ⁠הִתְעַטֵּ֤ף עָלַ⁠י֙ נַפְשִׁ֔⁠י</w:t>
+      </w:r>
+    </w:p>
+    <w:p>
+      <w:pPr/>
+      <w:r>
+        <w:rPr>
+          <w:lang w:val="en_US" w:bidi="en_US"/>
+        </w:rPr>
+      </w:r>
+      <w:r>
+        <w:rPr>
           <w:b/>
           <w:lang w:val="en_US" w:bidi="en_US"/>
         </w:rPr>
@@ -10019,6 +11330,20 @@
       </w:r>
       <w:r>
         <w:rPr>
+          <w:lang w:val="en_US" w:bidi="en_US"/>
+        </w:rPr>
+        <w:t>אֶת־יְהוָ֖ה זָכָ֑רְתִּי</w:t>
+      </w:r>
+    </w:p>
+    <w:p>
+      <w:pPr/>
+      <w:r>
+        <w:rPr>
+          <w:lang w:val="en_US" w:bidi="en_US"/>
+        </w:rPr>
+      </w:r>
+      <w:r>
+        <w:rPr>
           <w:b/>
           <w:lang w:val="en_US" w:bidi="en_US"/>
         </w:rPr>
@@ -10115,6 +11440,20 @@
       </w:r>
       <w:r>
         <w:rPr>
+          <w:lang w:val="en_US" w:bidi="en_US"/>
+        </w:rPr>
+        <w:t>וַ⁠תָּב֤וֹא אֵלֶ֨י⁠ךָ֙ תְּפִלָּתִ֔⁠י אֶל־הֵיכַ֖ל קָדְשֶֽׁ⁠ךָ</w:t>
+      </w:r>
+    </w:p>
+    <w:p>
+      <w:pPr/>
+      <w:r>
+        <w:rPr>
+          <w:lang w:val="en_US" w:bidi="en_US"/>
+        </w:rPr>
+      </w:r>
+      <w:r>
+        <w:rPr>
           <w:b/>
           <w:lang w:val="en_US" w:bidi="en_US"/>
         </w:rPr>
@@ -10211,6 +11550,20 @@
       </w:r>
       <w:r>
         <w:rPr>
+          <w:lang w:val="en_US" w:bidi="en_US"/>
+        </w:rPr>
+        <w:t>אֶת־יְהוָ֖ה זָכָ֑רְתִּי</w:t>
+      </w:r>
+    </w:p>
+    <w:p>
+      <w:pPr/>
+      <w:r>
+        <w:rPr>
+          <w:lang w:val="en_US" w:bidi="en_US"/>
+        </w:rPr>
+      </w:r>
+      <w:r>
+        <w:rPr>
           <w:b/>
           <w:lang w:val="en_US" w:bidi="en_US"/>
         </w:rPr>
@@ -10294,6 +11647,20 @@
       </w:r>
       <w:r>
         <w:rPr>
+          <w:lang w:val="en_US" w:bidi="en_US"/>
+        </w:rPr>
+        <w:t>מְשַׁמְּרִ֖ים הַבְלֵי־שָׁ֑וְא</w:t>
+      </w:r>
+    </w:p>
+    <w:p>
+      <w:pPr/>
+      <w:r>
+        <w:rPr>
+          <w:lang w:val="en_US" w:bidi="en_US"/>
+        </w:rPr>
+      </w:r>
+      <w:r>
+        <w:rPr>
           <w:b/>
           <w:lang w:val="en_US" w:bidi="en_US"/>
         </w:rPr>
@@ -10390,6 +11757,20 @@
       </w:r>
       <w:r>
         <w:rPr>
+          <w:lang w:val="en_US" w:bidi="en_US"/>
+        </w:rPr>
+        <w:t>חַסְדָּ֖⁠ם יַעֲזֹֽבוּ</w:t>
+      </w:r>
+    </w:p>
+    <w:p>
+      <w:pPr/>
+      <w:r>
+        <w:rPr>
+          <w:lang w:val="en_US" w:bidi="en_US"/>
+        </w:rPr>
+      </w:r>
+      <w:r>
+        <w:rPr>
           <w:b/>
           <w:lang w:val="en_US" w:bidi="en_US"/>
         </w:rPr>
@@ -10486,6 +11867,20 @@
       </w:r>
       <w:r>
         <w:rPr>
+          <w:lang w:val="en_US" w:bidi="en_US"/>
+        </w:rPr>
+        <w:t>וַ⁠אֲנִ֗י</w:t>
+      </w:r>
+    </w:p>
+    <w:p>
+      <w:pPr/>
+      <w:r>
+        <w:rPr>
+          <w:lang w:val="en_US" w:bidi="en_US"/>
+        </w:rPr>
+      </w:r>
+      <w:r>
+        <w:rPr>
           <w:b/>
           <w:lang w:val="en_US" w:bidi="en_US"/>
         </w:rPr>
@@ -10569,6 +11964,20 @@
       </w:r>
       <w:r>
         <w:rPr>
+          <w:lang w:val="en_US" w:bidi="en_US"/>
+        </w:rPr>
+        <w:t>בְּ⁠ק֤וֹל תּוֹדָה֙</w:t>
+      </w:r>
+    </w:p>
+    <w:p>
+      <w:pPr/>
+      <w:r>
+        <w:rPr>
+          <w:lang w:val="en_US" w:bidi="en_US"/>
+        </w:rPr>
+      </w:r>
+      <w:r>
+        <w:rPr>
           <w:b/>
           <w:lang w:val="en_US" w:bidi="en_US"/>
         </w:rPr>
@@ -10665,6 +12074,20 @@
       </w:r>
       <w:r>
         <w:rPr>
+          <w:lang w:val="en_US" w:bidi="en_US"/>
+        </w:rPr>
+        <w:t>יְשׁוּעָ֖תָ⁠ה לַ⁠יהוָֽה</w:t>
+      </w:r>
+    </w:p>
+    <w:p>
+      <w:pPr/>
+      <w:r>
+        <w:rPr>
+          <w:lang w:val="en_US" w:bidi="en_US"/>
+        </w:rPr>
+      </w:r>
+      <w:r>
+        <w:rPr>
           <w:b/>
           <w:lang w:val="en_US" w:bidi="en_US"/>
         </w:rPr>
@@ -10761,6 +12184,20 @@
       </w:r>
       <w:r>
         <w:rPr>
+          <w:lang w:val="en_US" w:bidi="en_US"/>
+        </w:rPr>
+        <w:t>יְשׁוּעָ֖תָ⁠ה לַ⁠יהוָֽה</w:t>
+      </w:r>
+    </w:p>
+    <w:p>
+      <w:pPr/>
+      <w:r>
+        <w:rPr>
+          <w:lang w:val="en_US" w:bidi="en_US"/>
+        </w:rPr>
+      </w:r>
+      <w:r>
+        <w:rPr>
           <w:b/>
           <w:lang w:val="en_US" w:bidi="en_US"/>
         </w:rPr>
@@ -10857,6 +12294,20 @@
       </w:r>
       <w:r>
         <w:rPr>
+          <w:lang w:val="en_US" w:bidi="en_US"/>
+        </w:rPr>
+        <w:t>יְשׁוּעָ֖תָ⁠ה לַ⁠יהוָֽה</w:t>
+      </w:r>
+    </w:p>
+    <w:p>
+      <w:pPr/>
+      <w:r>
+        <w:rPr>
+          <w:lang w:val="en_US" w:bidi="en_US"/>
+        </w:rPr>
+      </w:r>
+      <w:r>
+        <w:rPr>
           <w:b/>
           <w:lang w:val="en_US" w:bidi="en_US"/>
         </w:rPr>
@@ -10876,7 +12327,7 @@
         </w:rPr>
         <w:t xml:space="preserve">Here Jonah makes a statement about Yahweh in the third person as part of his prayer to Yahweh. If this would not be natural in your language, you could add “you” to make it the second-person form. See also the Note concerning the phrase “I cried out to Yahweh from my distress … ” in </w:t>
       </w:r>
-      <w:hyperlink r:id="rId18">
+      <w:hyperlink r:id="rId20">
         <w:r>
           <w:rPr>
             <w:lang w:val="en_US" w:bidi="en_US"/>
@@ -10958,6 +12409,20 @@
       </w:r>
       <w:r>
         <w:rPr>
+          <w:lang w:val="en_US" w:bidi="en_US"/>
+        </w:rPr>
+        <w:t>אֶל־הַ⁠יַּבָּשָֽׁה</w:t>
+      </w:r>
+    </w:p>
+    <w:p>
+      <w:pPr/>
+      <w:r>
+        <w:rPr>
+          <w:lang w:val="en_US" w:bidi="en_US"/>
+        </w:rPr>
+      </w:r>
+      <w:r>
+        <w:rPr>
           <w:b/>
           <w:lang w:val="en_US" w:bidi="en_US"/>
         </w:rPr>
@@ -11067,6 +12532,20 @@
       </w:r>
       <w:r>
         <w:rPr>
+          <w:lang w:val="en_US" w:bidi="en_US"/>
+        </w:rPr>
+        <w:t>וַ⁠יֹּ֥אמֶר יְהוָ֖ה לַ⁠דָּ֑ג</w:t>
+      </w:r>
+    </w:p>
+    <w:p>
+      <w:pPr/>
+      <w:r>
+        <w:rPr>
+          <w:lang w:val="en_US" w:bidi="en_US"/>
+        </w:rPr>
+      </w:r>
+      <w:r>
+        <w:rPr>
           <w:b/>
           <w:lang w:val="en_US" w:bidi="en_US"/>
         </w:rPr>
@@ -11163,6 +12642,20 @@
       </w:r>
       <w:r>
         <w:rPr>
+          <w:lang w:val="en_US" w:bidi="en_US"/>
+        </w:rPr>
+        <w:t>וַ⁠יֹּ֥אמֶר יְהוָ֖ה לַ⁠דָּ֑ג</w:t>
+      </w:r>
+    </w:p>
+    <w:p>
+      <w:pPr/>
+      <w:r>
+        <w:rPr>
+          <w:lang w:val="en_US" w:bidi="en_US"/>
+        </w:rPr>
+      </w:r>
+      <w:r>
+        <w:rPr>
           <w:b/>
           <w:lang w:val="en_US" w:bidi="en_US"/>
         </w:rPr>
@@ -11506,6 +12999,20 @@
       </w:r>
       <w:r>
         <w:rPr>
+          <w:lang w:val="en_US" w:bidi="en_US"/>
+        </w:rPr>
+        <w:t>וַ⁠יְהִ֧י דְבַר־יְהוָ֛ה</w:t>
+      </w:r>
+    </w:p>
+    <w:p>
+      <w:pPr/>
+      <w:r>
+        <w:rPr>
+          <w:lang w:val="en_US" w:bidi="en_US"/>
+        </w:rPr>
+      </w:r>
+      <w:r>
+        <w:rPr>
           <w:b/>
           <w:lang w:val="en_US" w:bidi="en_US"/>
         </w:rPr>
@@ -11525,7 +13032,7 @@
         </w:rPr>
         <w:t xml:space="preserve">This phrase introduces the second half of the story of Jonah. The same phrase introduced the first half of the story in </w:t>
       </w:r>
-      <w:hyperlink r:id="rId19">
+      <w:hyperlink r:id="rId21">
         <w:r>
           <w:rPr>
             <w:lang w:val="en_US" w:bidi="en_US"/>
@@ -11607,6 +13114,20 @@
       </w:r>
       <w:r>
         <w:rPr>
+          <w:lang w:val="en_US" w:bidi="en_US"/>
+        </w:rPr>
+        <w:t>וַ⁠יְהִ֧י דְבַר־יְהוָ֛ה</w:t>
+      </w:r>
+    </w:p>
+    <w:p>
+      <w:pPr/>
+      <w:r>
+        <w:rPr>
+          <w:lang w:val="en_US" w:bidi="en_US"/>
+        </w:rPr>
+      </w:r>
+      <w:r>
+        <w:rPr>
           <w:b/>
           <w:lang w:val="en_US" w:bidi="en_US"/>
         </w:rPr>
@@ -11626,7 +13147,7 @@
         </w:rPr>
         <w:t xml:space="preserve">This is an idiom meaning that Yahweh spoke in some way. See how you translated this in </w:t>
       </w:r>
-      <w:hyperlink r:id="rId19">
+      <w:hyperlink r:id="rId21">
         <w:r>
           <w:rPr>
             <w:lang w:val="en_US" w:bidi="en_US"/>
@@ -11708,6 +13229,20 @@
       </w:r>
       <w:r>
         <w:rPr>
+          <w:lang w:val="en_US" w:bidi="en_US"/>
+        </w:rPr>
+        <w:t>הָ⁠עִ֣יר הַ⁠גְּדוֹלָ֑ה</w:t>
+      </w:r>
+    </w:p>
+    <w:p>
+      <w:pPr/>
+      <w:r>
+        <w:rPr>
+          <w:lang w:val="en_US" w:bidi="en_US"/>
+        </w:rPr>
+      </w:r>
+      <w:r>
+        <w:rPr>
           <w:b/>
           <w:lang w:val="en_US" w:bidi="en_US"/>
         </w:rPr>
@@ -11727,7 +13262,7 @@
         </w:rPr>
         <w:t xml:space="preserve">Here, as in </w:t>
       </w:r>
-      <w:hyperlink r:id="rId14">
+      <w:hyperlink r:id="rId16">
         <w:r>
           <w:rPr>
             <w:lang w:val="en_US" w:bidi="en_US"/>
@@ -11822,6 +13357,20 @@
       </w:r>
       <w:r>
         <w:rPr>
+          <w:lang w:val="en_US" w:bidi="en_US"/>
+        </w:rPr>
+        <w:t>ק֛וּם</w:t>
+      </w:r>
+    </w:p>
+    <w:p>
+      <w:pPr/>
+      <w:r>
+        <w:rPr>
+          <w:lang w:val="en_US" w:bidi="en_US"/>
+        </w:rPr>
+      </w:r>
+      <w:r>
+        <w:rPr>
           <w:b/>
           <w:lang w:val="en_US" w:bidi="en_US"/>
         </w:rPr>
@@ -11848,7 +13397,7 @@
         </w:rPr>
         <w:t xml:space="preserve"> is an idiom that means that Jonah should take action and obey the next command, which is “go.” If this phrase does not have that meaning in your language, you could use an idiom from your language that does have this meaning or state the meaning plainly. See how you translated this in </w:t>
       </w:r>
-      <w:hyperlink r:id="rId14">
+      <w:hyperlink r:id="rId16">
         <w:r>
           <w:rPr>
             <w:lang w:val="en_US" w:bidi="en_US"/>
@@ -11866,7 +13415,7 @@
         </w:rPr>
         <w:t xml:space="preserve"> and </w:t>
       </w:r>
-      <w:hyperlink r:id="rId15">
+      <w:hyperlink r:id="rId17">
         <w:r>
           <w:rPr>
             <w:lang w:val="en_US" w:bidi="en_US"/>
@@ -11948,6 +13497,20 @@
       </w:r>
       <w:r>
         <w:rPr>
+          <w:lang w:val="en_US" w:bidi="en_US"/>
+        </w:rPr>
+        <w:t>וִּ⁠קְרָ֤א אֵלֶ֨י⁠הָ֙ אֶת־הַ⁠קְּרִיאָ֔ה אֲשֶׁ֥ר אָנֹכִ֖י דֹּבֵ֥ר אֵלֶֽי⁠ךָ</w:t>
+      </w:r>
+    </w:p>
+    <w:p>
+      <w:pPr/>
+      <w:r>
+        <w:rPr>
+          <w:lang w:val="en_US" w:bidi="en_US"/>
+        </w:rPr>
+      </w:r>
+      <w:r>
+        <w:rPr>
           <w:b/>
           <w:lang w:val="en_US" w:bidi="en_US"/>
         </w:rPr>
@@ -12057,6 +13620,20 @@
       </w:r>
       <w:r>
         <w:rPr>
+          <w:lang w:val="en_US" w:bidi="en_US"/>
+        </w:rPr>
+        <w:t>וַ⁠יָּ֣קָם יוֹנָ֗ה וַ⁠יֵּ֛לֶךְ אֶל־נִֽינְוֶ֖ה כִּ⁠דְבַ֣ר יְהוָ֑ה</w:t>
+      </w:r>
+    </w:p>
+    <w:p>
+      <w:pPr/>
+      <w:r>
+        <w:rPr>
+          <w:lang w:val="en_US" w:bidi="en_US"/>
+        </w:rPr>
+      </w:r>
+      <w:r>
+        <w:rPr>
           <w:b/>
           <w:lang w:val="en_US" w:bidi="en_US"/>
         </w:rPr>
@@ -12089,7 +13666,7 @@
         </w:rPr>
         <w:t xml:space="preserve"> mean that Jonah “took action” in response to God’s command to go as he did in </w:t>
       </w:r>
-      <w:hyperlink r:id="rId15">
+      <w:hyperlink r:id="rId17">
         <w:r>
           <w:rPr>
             <w:lang w:val="en_US" w:bidi="en_US"/>
@@ -12171,6 +13748,20 @@
       </w:r>
       <w:r>
         <w:rPr>
+          <w:lang w:val="en_US" w:bidi="en_US"/>
+        </w:rPr>
+        <w:t>כִּ⁠דְבַ֣ר יְהוָ֑ה</w:t>
+      </w:r>
+    </w:p>
+    <w:p>
+      <w:pPr/>
+      <w:r>
+        <w:rPr>
+          <w:lang w:val="en_US" w:bidi="en_US"/>
+        </w:rPr>
+      </w:r>
+      <w:r>
+        <w:rPr>
           <w:b/>
           <w:lang w:val="en_US" w:bidi="en_US"/>
         </w:rPr>
@@ -12267,6 +13858,20 @@
       </w:r>
       <w:r>
         <w:rPr>
+          <w:lang w:val="en_US" w:bidi="en_US"/>
+        </w:rPr>
+        <w:t>וְ⁠נִֽינְוֵ֗ה הָיְתָ֤ה עִיר־גְּדוֹלָה֙ לֵֽ⁠אלֹהִ֔ים מַהֲלַ֖ךְ שְׁלֹ֥שֶׁת יָמִֽים</w:t>
+      </w:r>
+    </w:p>
+    <w:p>
+      <w:pPr/>
+      <w:r>
+        <w:rPr>
+          <w:lang w:val="en_US" w:bidi="en_US"/>
+        </w:rPr>
+      </w:r>
+      <w:r>
+        <w:rPr>
           <w:b/>
           <w:lang w:val="en_US" w:bidi="en_US"/>
         </w:rPr>
@@ -12363,6 +13968,20 @@
       </w:r>
       <w:r>
         <w:rPr>
+          <w:lang w:val="en_US" w:bidi="en_US"/>
+        </w:rPr>
+        <w:t>עִיר־גְּדוֹלָה֙ לֵֽ⁠אלֹהִ֔ים</w:t>
+      </w:r>
+    </w:p>
+    <w:p>
+      <w:pPr/>
+      <w:r>
+        <w:rPr>
+          <w:lang w:val="en_US" w:bidi="en_US"/>
+        </w:rPr>
+      </w:r>
+      <w:r>
+        <w:rPr>
           <w:b/>
           <w:lang w:val="en_US" w:bidi="en_US"/>
         </w:rPr>
@@ -12485,6 +14104,20 @@
       </w:r>
       <w:r>
         <w:rPr>
+          <w:lang w:val="en_US" w:bidi="en_US"/>
+        </w:rPr>
+        <w:t>מַהֲלַ֖ךְ שְׁלֹ֥שֶׁת יָמִֽים</w:t>
+      </w:r>
+    </w:p>
+    <w:p>
+      <w:pPr/>
+      <w:r>
+        <w:rPr>
+          <w:lang w:val="en_US" w:bidi="en_US"/>
+        </w:rPr>
+      </w:r>
+      <w:r>
+        <w:rPr>
           <w:b/>
           <w:lang w:val="en_US" w:bidi="en_US"/>
         </w:rPr>
@@ -12581,6 +14214,20 @@
       </w:r>
       <w:r>
         <w:rPr>
+          <w:lang w:val="en_US" w:bidi="en_US"/>
+        </w:rPr>
+        <w:t>וַ⁠יָּ֤חֶל יוֹנָה֙ לָ⁠ב֣וֹא בָ⁠עִ֔יר מַהֲלַ֖ךְ י֣וֹם אֶחָ֑ד וַ⁠יִּקְרָא֙</w:t>
+      </w:r>
+    </w:p>
+    <w:p>
+      <w:pPr/>
+      <w:r>
+        <w:rPr>
+          <w:lang w:val="en_US" w:bidi="en_US"/>
+        </w:rPr>
+      </w:r>
+      <w:r>
+        <w:rPr>
           <w:b/>
           <w:lang w:val="en_US" w:bidi="en_US"/>
         </w:rPr>
@@ -12677,6 +14324,20 @@
       </w:r>
       <w:r>
         <w:rPr>
+          <w:lang w:val="en_US" w:bidi="en_US"/>
+        </w:rPr>
+        <w:t>וַ⁠יִּקְרָא֙ וַ⁠יֹּאמַ֔ר</w:t>
+      </w:r>
+    </w:p>
+    <w:p>
+      <w:pPr/>
+      <w:r>
+        <w:rPr>
+          <w:lang w:val="en_US" w:bidi="en_US"/>
+        </w:rPr>
+      </w:r>
+      <w:r>
+        <w:rPr>
           <w:b/>
           <w:lang w:val="en_US" w:bidi="en_US"/>
         </w:rPr>
@@ -12773,6 +14434,20 @@
       </w:r>
       <w:r>
         <w:rPr>
+          <w:lang w:val="en_US" w:bidi="en_US"/>
+        </w:rPr>
+        <w:t>ע֚וֹד אַרְבָּעִ֣ים י֔וֹם</w:t>
+      </w:r>
+    </w:p>
+    <w:p>
+      <w:pPr/>
+      <w:r>
+        <w:rPr>
+          <w:lang w:val="en_US" w:bidi="en_US"/>
+        </w:rPr>
+      </w:r>
+      <w:r>
+        <w:rPr>
           <w:b/>
           <w:lang w:val="en_US" w:bidi="en_US"/>
         </w:rPr>
@@ -12836,6 +14511,20 @@
       </w:r>
       <w:r>
         <w:rPr>
+          <w:lang w:val="en_US" w:bidi="en_US"/>
+        </w:rPr>
+        <w:t>וְ⁠נִֽינְוֵ֖ה נֶהְפָּֽכֶת</w:t>
+      </w:r>
+    </w:p>
+    <w:p>
+      <w:pPr/>
+      <w:r>
+        <w:rPr>
+          <w:lang w:val="en_US" w:bidi="en_US"/>
+        </w:rPr>
+      </w:r>
+      <w:r>
+        <w:rPr>
           <w:b/>
           <w:lang w:val="en_US" w:bidi="en_US"/>
         </w:rPr>
@@ -12919,6 +14608,20 @@
       </w:r>
       <w:r>
         <w:rPr>
+          <w:lang w:val="en_US" w:bidi="en_US"/>
+        </w:rPr>
+        <w:t>וַ⁠יִּקְרְאוּ־צוֹם֙ וַ⁠יִּלְבְּשׁ֣וּ שַׂקִּ֔ים</w:t>
+      </w:r>
+    </w:p>
+    <w:p>
+      <w:pPr/>
+      <w:r>
+        <w:rPr>
+          <w:lang w:val="en_US" w:bidi="en_US"/>
+        </w:rPr>
+      </w:r>
+      <w:r>
+        <w:rPr>
           <w:b/>
           <w:lang w:val="en_US" w:bidi="en_US"/>
         </w:rPr>
@@ -13002,6 +14705,20 @@
       </w:r>
       <w:r>
         <w:rPr>
+          <w:lang w:val="en_US" w:bidi="en_US"/>
+        </w:rPr>
+        <w:t>מִ⁠גְּדוֹלָ֖⁠ם וְ⁠עַד־קְטַנָּֽ⁠ם</w:t>
+      </w:r>
+    </w:p>
+    <w:p>
+      <w:pPr/>
+      <w:r>
+        <w:rPr>
+          <w:lang w:val="en_US" w:bidi="en_US"/>
+        </w:rPr>
+      </w:r>
+      <w:r>
+        <w:rPr>
           <w:b/>
           <w:lang w:val="en_US" w:bidi="en_US"/>
         </w:rPr>
@@ -13065,6 +14782,20 @@
       </w:r>
       <w:r>
         <w:rPr>
+          <w:lang w:val="en_US" w:bidi="en_US"/>
+        </w:rPr>
+        <w:t>אַנְשֵׁ֥י נִֽינְוֵ֖ה</w:t>
+      </w:r>
+    </w:p>
+    <w:p>
+      <w:pPr/>
+      <w:r>
+        <w:rPr>
+          <w:lang w:val="en_US" w:bidi="en_US"/>
+        </w:rPr>
+      </w:r>
+      <w:r>
+        <w:rPr>
           <w:b/>
           <w:lang w:val="en_US" w:bidi="en_US"/>
         </w:rPr>
@@ -13161,6 +14892,20 @@
       </w:r>
       <w:r>
         <w:rPr>
+          <w:lang w:val="en_US" w:bidi="en_US"/>
+        </w:rPr>
+        <w:t>הַ⁠דָּבָר֙</w:t>
+      </w:r>
+    </w:p>
+    <w:p>
+      <w:pPr/>
+      <w:r>
+        <w:rPr>
+          <w:lang w:val="en_US" w:bidi="en_US"/>
+        </w:rPr>
+      </w:r>
+      <w:r>
+        <w:rPr>
           <w:b/>
           <w:lang w:val="en_US" w:bidi="en_US"/>
         </w:rPr>
@@ -13257,6 +15002,20 @@
       </w:r>
       <w:r>
         <w:rPr>
+          <w:lang w:val="en_US" w:bidi="en_US"/>
+        </w:rPr>
+        <w:t>וַ⁠יָּ֨קָם֙ מִ⁠כִּסְא֔⁠וֹ וַ⁠יַּעֲבֵ֥ר אַדַּרְתּ֖⁠וֹ מֵֽ⁠עָלָ֑י⁠ו</w:t>
+      </w:r>
+    </w:p>
+    <w:p>
+      <w:pPr/>
+      <w:r>
+        <w:rPr>
+          <w:lang w:val="en_US" w:bidi="en_US"/>
+        </w:rPr>
+      </w:r>
+      <w:r>
+        <w:rPr>
           <w:b/>
           <w:lang w:val="en_US" w:bidi="en_US"/>
         </w:rPr>
@@ -13353,6 +15112,20 @@
       </w:r>
       <w:r>
         <w:rPr>
+          <w:lang w:val="en_US" w:bidi="en_US"/>
+        </w:rPr>
+        <w:t>מִ⁠כִּסְא֔⁠וֹ</w:t>
+      </w:r>
+    </w:p>
+    <w:p>
+      <w:pPr/>
+      <w:r>
+        <w:rPr>
+          <w:lang w:val="en_US" w:bidi="en_US"/>
+        </w:rPr>
+      </w:r>
+      <w:r>
+        <w:rPr>
           <w:b/>
           <w:lang w:val="en_US" w:bidi="en_US"/>
         </w:rPr>
@@ -13449,6 +15222,20 @@
       </w:r>
       <w:r>
         <w:rPr>
+          <w:lang w:val="en_US" w:bidi="en_US"/>
+        </w:rPr>
+        <w:t>וַ⁠יְכַ֣ס שַׂ֔ק וַ⁠יֵּ֖שֶׁב עַל־הָ⁠אֵֽפֶר</w:t>
+      </w:r>
+    </w:p>
+    <w:p>
+      <w:pPr/>
+      <w:r>
+        <w:rPr>
+          <w:lang w:val="en_US" w:bidi="en_US"/>
+        </w:rPr>
+      </w:r>
+      <w:r>
+        <w:rPr>
           <w:b/>
           <w:lang w:val="en_US" w:bidi="en_US"/>
         </w:rPr>
@@ -13558,6 +15345,20 @@
       </w:r>
       <w:r>
         <w:rPr>
+          <w:lang w:val="en_US" w:bidi="en_US"/>
+        </w:rPr>
+        <w:t>וַ⁠יַּזְעֵ֗ק וַ⁠יֹּ֨אמֶר֙</w:t>
+      </w:r>
+    </w:p>
+    <w:p>
+      <w:pPr/>
+      <w:r>
+        <w:rPr>
+          <w:lang w:val="en_US" w:bidi="en_US"/>
+        </w:rPr>
+      </w:r>
+      <w:r>
+        <w:rPr>
           <w:b/>
           <w:lang w:val="en_US" w:bidi="en_US"/>
         </w:rPr>
@@ -13654,6 +15455,20 @@
       </w:r>
       <w:r>
         <w:rPr>
+          <w:lang w:val="en_US" w:bidi="en_US"/>
+        </w:rPr>
+        <w:t>מִ⁠טַּ֧עַם הַ⁠מֶּ֛לֶךְ וּ⁠גְדֹלָ֖י⁠ו</w:t>
+      </w:r>
+    </w:p>
+    <w:p>
+      <w:pPr/>
+      <w:r>
+        <w:rPr>
+          <w:lang w:val="en_US" w:bidi="en_US"/>
+        </w:rPr>
+      </w:r>
+      <w:r>
+        <w:rPr>
           <w:b/>
           <w:lang w:val="en_US" w:bidi="en_US"/>
         </w:rPr>
@@ -13717,6 +15532,20 @@
       </w:r>
       <w:r>
         <w:rPr>
+          <w:lang w:val="en_US" w:bidi="en_US"/>
+        </w:rPr>
+        <w:t>וּ⁠גְדֹלָ֖י⁠ו</w:t>
+      </w:r>
+    </w:p>
+    <w:p>
+      <w:pPr/>
+      <w:r>
+        <w:rPr>
+          <w:lang w:val="en_US" w:bidi="en_US"/>
+        </w:rPr>
+      </w:r>
+      <w:r>
+        <w:rPr>
           <w:b/>
           <w:lang w:val="en_US" w:bidi="en_US"/>
         </w:rPr>
@@ -13813,6 +15642,20 @@
       </w:r>
       <w:r>
         <w:rPr>
+          <w:lang w:val="en_US" w:bidi="en_US"/>
+        </w:rPr>
+        <w:t>הַ⁠בָּקָ֣ר וְ⁠הַ⁠צֹּ֗אן</w:t>
+      </w:r>
+    </w:p>
+    <w:p>
+      <w:pPr/>
+      <w:r>
+        <w:rPr>
+          <w:lang w:val="en_US" w:bidi="en_US"/>
+        </w:rPr>
+      </w:r>
+      <w:r>
+        <w:rPr>
           <w:b/>
           <w:lang w:val="en_US" w:bidi="en_US"/>
         </w:rPr>
@@ -13922,6 +15765,20 @@
       </w:r>
       <w:r>
         <w:rPr>
+          <w:lang w:val="en_US" w:bidi="en_US"/>
+        </w:rPr>
+        <w:t>וַ⁠יַּזְעֵ֗ק וַ⁠יֹּ֨אמֶר֙</w:t>
+      </w:r>
+    </w:p>
+    <w:p>
+      <w:pPr/>
+      <w:r>
+        <w:rPr>
+          <w:lang w:val="en_US" w:bidi="en_US"/>
+        </w:rPr>
+      </w:r>
+      <w:r>
+        <w:rPr>
           <w:b/>
           <w:lang w:val="en_US" w:bidi="en_US"/>
         </w:rPr>
@@ -14005,6 +15862,20 @@
       </w:r>
       <w:r>
         <w:rPr>
+          <w:lang w:val="en_US" w:bidi="en_US"/>
+        </w:rPr>
+        <w:t>וְ⁠הַ⁠בְּהֵמָ֔ה</w:t>
+      </w:r>
+    </w:p>
+    <w:p>
+      <w:pPr/>
+      <w:r>
+        <w:rPr>
+          <w:lang w:val="en_US" w:bidi="en_US"/>
+        </w:rPr>
+      </w:r>
+      <w:r>
+        <w:rPr>
           <w:b/>
           <w:lang w:val="en_US" w:bidi="en_US"/>
         </w:rPr>
@@ -14088,6 +15959,20 @@
       </w:r>
       <w:r>
         <w:rPr>
+          <w:lang w:val="en_US" w:bidi="en_US"/>
+        </w:rPr>
+        <w:t>וְ⁠יִקְרְא֥וּ אֶל־אֱלֹהִ֖ים בְּ⁠חָזְקָ֑ה</w:t>
+      </w:r>
+    </w:p>
+    <w:p>
+      <w:pPr/>
+      <w:r>
+        <w:rPr>
+          <w:lang w:val="en_US" w:bidi="en_US"/>
+        </w:rPr>
+      </w:r>
+      <w:r>
+        <w:rPr>
           <w:b/>
           <w:lang w:val="en_US" w:bidi="en_US"/>
         </w:rPr>
@@ -14171,6 +16056,20 @@
       </w:r>
       <w:r>
         <w:rPr>
+          <w:lang w:val="en_US" w:bidi="en_US"/>
+        </w:rPr>
+        <w:t>הֶ⁠חָמָ֖ס אֲשֶׁ֥ר בְּ⁠כַפֵּי⁠הֶֽם</w:t>
+      </w:r>
+    </w:p>
+    <w:p>
+      <w:pPr/>
+      <w:r>
+        <w:rPr>
+          <w:lang w:val="en_US" w:bidi="en_US"/>
+        </w:rPr>
+      </w:r>
+      <w:r>
+        <w:rPr>
           <w:b/>
           <w:lang w:val="en_US" w:bidi="en_US"/>
         </w:rPr>
@@ -14267,6 +16166,20 @@
       </w:r>
       <w:r>
         <w:rPr>
+          <w:lang w:val="en_US" w:bidi="en_US"/>
+        </w:rPr>
+        <w:t>וְ⁠יִקְרְא֥וּ</w:t>
+      </w:r>
+    </w:p>
+    <w:p>
+      <w:pPr/>
+      <w:r>
+        <w:rPr>
+          <w:lang w:val="en_US" w:bidi="en_US"/>
+        </w:rPr>
+      </w:r>
+      <w:r>
+        <w:rPr>
           <w:b/>
           <w:lang w:val="en_US" w:bidi="en_US"/>
         </w:rPr>
@@ -14363,6 +16276,20 @@
       </w:r>
       <w:r>
         <w:rPr>
+          <w:lang w:val="en_US" w:bidi="en_US"/>
+        </w:rPr>
+        <w:t>מִֽי־יוֹדֵ֣עַ</w:t>
+      </w:r>
+    </w:p>
+    <w:p>
+      <w:pPr/>
+      <w:r>
+        <w:rPr>
+          <w:lang w:val="en_US" w:bidi="en_US"/>
+        </w:rPr>
+      </w:r>
+      <w:r>
+        <w:rPr>
           <w:b/>
           <w:lang w:val="en_US" w:bidi="en_US"/>
         </w:rPr>
@@ -14446,6 +16373,20 @@
       </w:r>
       <w:r>
         <w:rPr>
+          <w:lang w:val="en_US" w:bidi="en_US"/>
+        </w:rPr>
+        <w:t>יָשׁ֔וּב וְ⁠נִחַ֖ם הָ⁠אֱלֹהִ֑ים</w:t>
+      </w:r>
+    </w:p>
+    <w:p>
+      <w:pPr/>
+      <w:r>
+        <w:rPr>
+          <w:lang w:val="en_US" w:bidi="en_US"/>
+        </w:rPr>
+      </w:r>
+      <w:r>
+        <w:rPr>
           <w:b/>
           <w:lang w:val="en_US" w:bidi="en_US"/>
         </w:rPr>
@@ -14529,6 +16470,20 @@
       </w:r>
       <w:r>
         <w:rPr>
+          <w:lang w:val="en_US" w:bidi="en_US"/>
+        </w:rPr>
+        <w:t>מֵ⁠חֲר֥וֹן אַפּ֖⁠וֹ</w:t>
+      </w:r>
+    </w:p>
+    <w:p>
+      <w:pPr/>
+      <w:r>
+        <w:rPr>
+          <w:lang w:val="en_US" w:bidi="en_US"/>
+        </w:rPr>
+      </w:r>
+      <w:r>
+        <w:rPr>
           <w:b/>
           <w:lang w:val="en_US" w:bidi="en_US"/>
         </w:rPr>
@@ -14625,6 +16580,20 @@
       </w:r>
       <w:r>
         <w:rPr>
+          <w:lang w:val="en_US" w:bidi="en_US"/>
+        </w:rPr>
+        <w:t>וְ⁠לֹ֥א נֹאבֵֽד</w:t>
+      </w:r>
+    </w:p>
+    <w:p>
+      <w:pPr/>
+      <w:r>
+        <w:rPr>
+          <w:lang w:val="en_US" w:bidi="en_US"/>
+        </w:rPr>
+      </w:r>
+      <w:r>
+        <w:rPr>
           <w:b/>
           <w:lang w:val="en_US" w:bidi="en_US"/>
         </w:rPr>
@@ -14734,6 +16703,20 @@
       </w:r>
       <w:r>
         <w:rPr>
+          <w:lang w:val="en_US" w:bidi="en_US"/>
+        </w:rPr>
+        <w:t>וַ⁠יַּ֤רְא הָֽ⁠אֱלֹהִים֙ אֶֽת־מַ֣עֲשֵׂי⁠הֶ֔ם כִּי־שָׁ֖בוּ מִ⁠דַּרְכָּ֣⁠ם הָ⁠רָעָ֑ה</w:t>
+      </w:r>
+    </w:p>
+    <w:p>
+      <w:pPr/>
+      <w:r>
+        <w:rPr>
+          <w:lang w:val="en_US" w:bidi="en_US"/>
+        </w:rPr>
+      </w:r>
+      <w:r>
+        <w:rPr>
           <w:b/>
           <w:lang w:val="en_US" w:bidi="en_US"/>
         </w:rPr>
@@ -14797,6 +16780,20 @@
       </w:r>
       <w:r>
         <w:rPr>
+          <w:lang w:val="en_US" w:bidi="en_US"/>
+        </w:rPr>
+        <w:t>שָׁ֖בוּ מִ⁠דַּרְכָּ֣⁠ם הָ⁠רָעָ֑ה</w:t>
+      </w:r>
+    </w:p>
+    <w:p>
+      <w:pPr/>
+      <w:r>
+        <w:rPr>
+          <w:lang w:val="en_US" w:bidi="en_US"/>
+        </w:rPr>
+      </w:r>
+      <w:r>
+        <w:rPr>
           <w:b/>
           <w:lang w:val="en_US" w:bidi="en_US"/>
         </w:rPr>
@@ -14906,6 +16903,20 @@
       </w:r>
       <w:r>
         <w:rPr>
+          <w:lang w:val="en_US" w:bidi="en_US"/>
+        </w:rPr>
+        <w:t>עַל־הָ⁠רָעָ֛ה</w:t>
+      </w:r>
+    </w:p>
+    <w:p>
+      <w:pPr/>
+      <w:r>
+        <w:rPr>
+          <w:lang w:val="en_US" w:bidi="en_US"/>
+        </w:rPr>
+      </w:r>
+      <w:r>
+        <w:rPr>
           <w:b/>
           <w:lang w:val="en_US" w:bidi="en_US"/>
         </w:rPr>
@@ -14989,6 +17000,20 @@
       </w:r>
       <w:r>
         <w:rPr>
+          <w:lang w:val="en_US" w:bidi="en_US"/>
+        </w:rPr>
+        <w:t>וְ⁠לֹ֥א עָשָֽׂה</w:t>
+      </w:r>
+    </w:p>
+    <w:p>
+      <w:pPr/>
+      <w:r>
+        <w:rPr>
+          <w:lang w:val="en_US" w:bidi="en_US"/>
+        </w:rPr>
+      </w:r>
+      <w:r>
+        <w:rPr>
           <w:b/>
           <w:lang w:val="en_US" w:bidi="en_US"/>
         </w:rPr>
@@ -15085,6 +17110,20 @@
       </w:r>
       <w:r>
         <w:rPr>
+          <w:lang w:val="en_US" w:bidi="en_US"/>
+        </w:rPr>
+        <w:t>הָ⁠רָעָ֛ה</w:t>
+      </w:r>
+    </w:p>
+    <w:p>
+      <w:pPr/>
+      <w:r>
+        <w:rPr>
+          <w:lang w:val="en_US" w:bidi="en_US"/>
+        </w:rPr>
+      </w:r>
+      <w:r>
+        <w:rPr>
           <w:b/>
           <w:lang w:val="en_US" w:bidi="en_US"/>
         </w:rPr>
@@ -15332,7 +17371,7 @@
         </w:rPr>
         <w:t xml:space="preserve">In verse 2, Jonah attributes a series of characteristics to God. A Jewish reader of this book would recognize this as the description that God used about himself when speaking with Moses on Mount Sinai (See </w:t>
       </w:r>
-      <w:hyperlink r:id="rId20">
+      <w:hyperlink r:id="rId22">
         <w:r>
           <w:rPr>
             <w:lang w:val="en_US" w:bidi="en_US"/>
@@ -15471,7 +17510,7 @@
         </w:rPr>
         <w:t xml:space="preserve">The Hebrew word translated as “evil” in the ULT is very broad, including moral evil, physical evil, and everything that is bad. God never does moral evil. In verse 1, the author says that Jonah considered God's act of mercy in sparing the people of Nineveh to be evil. In verse 2, Jonah describes God as “relenting from evil.” In verse 6, Jonah's situation and attitude are described as evil. This is after the actions of the Ninevites are described as evil in </w:t>
       </w:r>
-      <w:hyperlink r:id="rId14">
+      <w:hyperlink r:id="rId16">
         <w:r>
           <w:rPr>
             <w:lang w:val="en_US" w:bidi="en_US"/>
@@ -15489,7 +17528,7 @@
         </w:rPr>
         <w:t xml:space="preserve">, </w:t>
       </w:r>
-      <w:hyperlink r:id="rId21">
+      <w:hyperlink r:id="rId23">
         <w:r>
           <w:rPr>
             <w:lang w:val="en_US" w:bidi="en_US"/>
@@ -15507,7 +17546,7 @@
         </w:rPr>
         <w:t xml:space="preserve">, and </w:t>
       </w:r>
-      <w:hyperlink r:id="rId22">
+      <w:hyperlink r:id="rId24">
         <w:r>
           <w:rPr>
             <w:lang w:val="en_US" w:bidi="en_US"/>
@@ -15525,7 +17564,7 @@
         </w:rPr>
         <w:t xml:space="preserve">, and the situation of the sailors in </w:t>
       </w:r>
-      <w:hyperlink r:id="rId23">
+      <w:hyperlink r:id="rId25">
         <w:r>
           <w:rPr>
             <w:lang w:val="en_US" w:bidi="en_US"/>
@@ -15587,6 +17626,20 @@
       </w:r>
       <w:r>
         <w:rPr>
+          <w:lang w:val="en_US" w:bidi="en_US"/>
+        </w:rPr>
+        <w:t>וַ⁠יֵּ֥רַע אֶל־יוֹנָ֖ה</w:t>
+      </w:r>
+    </w:p>
+    <w:p>
+      <w:pPr/>
+      <w:r>
+        <w:rPr>
+          <w:lang w:val="en_US" w:bidi="en_US"/>
+        </w:rPr>
+      </w:r>
+      <w:r>
+        <w:rPr>
           <w:b/>
           <w:lang w:val="en_US" w:bidi="en_US"/>
         </w:rPr>
@@ -15670,6 +17723,20 @@
       </w:r>
       <w:r>
         <w:rPr>
+          <w:lang w:val="en_US" w:bidi="en_US"/>
+        </w:rPr>
+        <w:t>וַ⁠יִּ֖חַר לֽ⁠וֹ</w:t>
+      </w:r>
+    </w:p>
+    <w:p>
+      <w:pPr/>
+      <w:r>
+        <w:rPr>
+          <w:lang w:val="en_US" w:bidi="en_US"/>
+        </w:rPr>
+      </w:r>
+      <w:r>
+        <w:rPr>
           <w:b/>
           <w:lang w:val="en_US" w:bidi="en_US"/>
         </w:rPr>
@@ -15766,6 +17833,20 @@
       </w:r>
       <w:r>
         <w:rPr>
+          <w:lang w:val="en_US" w:bidi="en_US"/>
+        </w:rPr>
+        <w:t>וַ⁠יֵּ֥רַע</w:t>
+      </w:r>
+    </w:p>
+    <w:p>
+      <w:pPr/>
+      <w:r>
+        <w:rPr>
+          <w:lang w:val="en_US" w:bidi="en_US"/>
+        </w:rPr>
+      </w:r>
+      <w:r>
+        <w:rPr>
           <w:b/>
           <w:lang w:val="en_US" w:bidi="en_US"/>
         </w:rPr>
@@ -15862,6 +17943,20 @@
       </w:r>
       <w:r>
         <w:rPr>
+          <w:lang w:val="en_US" w:bidi="en_US"/>
+        </w:rPr>
+        <w:t>וַ⁠יֵּ֥רַע אֶל־יוֹנָ֖ה רָעָ֣ה גְדוֹלָ֑ה</w:t>
+      </w:r>
+    </w:p>
+    <w:p>
+      <w:pPr/>
+      <w:r>
+        <w:rPr>
+          <w:lang w:val="en_US" w:bidi="en_US"/>
+        </w:rPr>
+      </w:r>
+      <w:r>
+        <w:rPr>
           <w:b/>
           <w:lang w:val="en_US" w:bidi="en_US"/>
         </w:rPr>
@@ -15958,6 +18053,20 @@
       </w:r>
       <w:r>
         <w:rPr>
+          <w:lang w:val="en_US" w:bidi="en_US"/>
+        </w:rPr>
+        <w:t>אָנָּ֤ה</w:t>
+      </w:r>
+    </w:p>
+    <w:p>
+      <w:pPr/>
+      <w:r>
+        <w:rPr>
+          <w:lang w:val="en_US" w:bidi="en_US"/>
+        </w:rPr>
+      </w:r>
+      <w:r>
+        <w:rPr>
           <w:b/>
           <w:lang w:val="en_US" w:bidi="en_US"/>
         </w:rPr>
@@ -16041,6 +18150,20 @@
       </w:r>
       <w:r>
         <w:rPr>
+          <w:lang w:val="en_US" w:bidi="en_US"/>
+        </w:rPr>
+        <w:t>יְהוָה֙ הֲ⁠לוֹא־זֶ֣ה דְבָרִ֗⁠י עַד־הֱיוֹתִ⁠י֙ עַל־אַדְמָתִ֔⁠י</w:t>
+      </w:r>
+    </w:p>
+    <w:p>
+      <w:pPr/>
+      <w:r>
+        <w:rPr>
+          <w:lang w:val="en_US" w:bidi="en_US"/>
+        </w:rPr>
+      </w:r>
+      <w:r>
+        <w:rPr>
           <w:b/>
           <w:lang w:val="en_US" w:bidi="en_US"/>
         </w:rPr>
@@ -16124,6 +18247,20 @@
       </w:r>
       <w:r>
         <w:rPr>
+          <w:lang w:val="en_US" w:bidi="en_US"/>
+        </w:rPr>
+        <w:t>יְהוָה֙ הֲ⁠לוֹא־זֶ֣ה דְבָרִ֗⁠י עַד־הֱיוֹתִ⁠י֙ עַל־אַדְמָתִ֔⁠י</w:t>
+      </w:r>
+    </w:p>
+    <w:p>
+      <w:pPr/>
+      <w:r>
+        <w:rPr>
+          <w:lang w:val="en_US" w:bidi="en_US"/>
+        </w:rPr>
+      </w:r>
+      <w:r>
+        <w:rPr>
           <w:b/>
           <w:lang w:val="en_US" w:bidi="en_US"/>
         </w:rPr>
@@ -16207,6 +18344,20 @@
       </w:r>
       <w:r>
         <w:rPr>
+          <w:lang w:val="en_US" w:bidi="en_US"/>
+        </w:rPr>
+        <w:t>אֶ֤רֶךְ אַפַּ֨יִם֙</w:t>
+      </w:r>
+    </w:p>
+    <w:p>
+      <w:pPr/>
+      <w:r>
+        <w:rPr>
+          <w:lang w:val="en_US" w:bidi="en_US"/>
+        </w:rPr>
+      </w:r>
+      <w:r>
+        <w:rPr>
           <w:b/>
           <w:lang w:val="en_US" w:bidi="en_US"/>
         </w:rPr>
@@ -16303,6 +18454,20 @@
       </w:r>
       <w:r>
         <w:rPr>
+          <w:lang w:val="en_US" w:bidi="en_US"/>
+        </w:rPr>
+        <w:t>וְ⁠רַב־חֶ֔סֶד</w:t>
+      </w:r>
+    </w:p>
+    <w:p>
+      <w:pPr/>
+      <w:r>
+        <w:rPr>
+          <w:lang w:val="en_US" w:bidi="en_US"/>
+        </w:rPr>
+      </w:r>
+      <w:r>
+        <w:rPr>
           <w:b/>
           <w:lang w:val="en_US" w:bidi="en_US"/>
         </w:rPr>
@@ -16366,6 +18531,20 @@
       </w:r>
       <w:r>
         <w:rPr>
+          <w:lang w:val="en_US" w:bidi="en_US"/>
+        </w:rPr>
+        <w:t>וְ⁠נִחָ֖ם עַל־הָ⁠רָעָֽה</w:t>
+      </w:r>
+    </w:p>
+    <w:p>
+      <w:pPr/>
+      <w:r>
+        <w:rPr>
+          <w:lang w:val="en_US" w:bidi="en_US"/>
+        </w:rPr>
+      </w:r>
+      <w:r>
+        <w:rPr>
           <w:b/>
           <w:lang w:val="en_US" w:bidi="en_US"/>
         </w:rPr>
@@ -16398,7 +18577,7 @@
         </w:rPr>
         <w:t xml:space="preserve"> refers to the physical destruction of the city of Nineveh and its people. It does not refer to moral evil. In this context, this phrase means that God feels sadness about causing bad things to happen to people who sin, and he acts differently when sinners repent of their sin. You could include this information if that would be helpful to your readers. See the discussion about evil in the chapter introduction, and see how you translated this word in </w:t>
       </w:r>
-      <w:hyperlink r:id="rId24">
+      <w:hyperlink r:id="rId26">
         <w:r>
           <w:rPr>
             <w:lang w:val="en_US" w:bidi="en_US"/>
@@ -16480,6 +18659,20 @@
       </w:r>
       <w:r>
         <w:rPr>
+          <w:lang w:val="en_US" w:bidi="en_US"/>
+        </w:rPr>
+        <w:t>קַח־נָ֥א אֶת־נַפְשִׁ֖⁠י מִמֶּ֑⁠נִּי</w:t>
+      </w:r>
+    </w:p>
+    <w:p>
+      <w:pPr/>
+      <w:r>
+        <w:rPr>
+          <w:lang w:val="en_US" w:bidi="en_US"/>
+        </w:rPr>
+      </w:r>
+      <w:r>
+        <w:rPr>
           <w:b/>
           <w:lang w:val="en_US" w:bidi="en_US"/>
         </w:rPr>
@@ -16563,6 +18756,20 @@
       </w:r>
       <w:r>
         <w:rPr>
+          <w:lang w:val="en_US" w:bidi="en_US"/>
+        </w:rPr>
+        <w:t>כִּ֛י ט֥וֹב מוֹתִ֖⁠י מֵ⁠חַיָּֽ⁠י</w:t>
+      </w:r>
+    </w:p>
+    <w:p>
+      <w:pPr/>
+      <w:r>
+        <w:rPr>
+          <w:lang w:val="en_US" w:bidi="en_US"/>
+        </w:rPr>
+      </w:r>
+      <w:r>
+        <w:rPr>
           <w:b/>
           <w:lang w:val="en_US" w:bidi="en_US"/>
         </w:rPr>
@@ -16672,6 +18879,20 @@
       </w:r>
       <w:r>
         <w:rPr>
+          <w:lang w:val="en_US" w:bidi="en_US"/>
+        </w:rPr>
+        <w:t>הַ⁠הֵיטֵ֖ב חָ֥רָה לָֽ⁠ךְ</w:t>
+      </w:r>
+    </w:p>
+    <w:p>
+      <w:pPr/>
+      <w:r>
+        <w:rPr>
+          <w:lang w:val="en_US" w:bidi="en_US"/>
+        </w:rPr>
+      </w:r>
+      <w:r>
+        <w:rPr>
           <w:b/>
           <w:lang w:val="en_US" w:bidi="en_US"/>
         </w:rPr>
@@ -16704,7 +18925,7 @@
         </w:rPr>
         <w:t xml:space="preserve"> is an idiom that speaks of Jonah’s anger as if it were a fire burning inside him. If this phrase does not have that meaning in your language, you could use an idiom from your language that does have this meaning or state the meaning plainly. See how you translated it in </w:t>
       </w:r>
-      <w:hyperlink r:id="rId24">
+      <w:hyperlink r:id="rId26">
         <w:r>
           <w:rPr>
             <w:lang w:val="en_US" w:bidi="en_US"/>
@@ -16786,6 +19007,20 @@
       </w:r>
       <w:r>
         <w:rPr>
+          <w:lang w:val="en_US" w:bidi="en_US"/>
+        </w:rPr>
+        <w:t>הַ⁠הֵיטֵ֖ב חָ֥רָה לָֽ⁠ךְ</w:t>
+      </w:r>
+    </w:p>
+    <w:p>
+      <w:pPr/>
+      <w:r>
+        <w:rPr>
+          <w:lang w:val="en_US" w:bidi="en_US"/>
+        </w:rPr>
+      </w:r>
+      <w:r>
+        <w:rPr>
           <w:b/>
           <w:lang w:val="en_US" w:bidi="en_US"/>
         </w:rPr>
@@ -16869,6 +19104,20 @@
       </w:r>
       <w:r>
         <w:rPr>
+          <w:lang w:val="en_US" w:bidi="en_US"/>
+        </w:rPr>
+        <w:t>הַ⁠הֵיטֵ֖ב חָ֥רָה לָֽ⁠ךְ</w:t>
+      </w:r>
+    </w:p>
+    <w:p>
+      <w:pPr/>
+      <w:r>
+        <w:rPr>
+          <w:lang w:val="en_US" w:bidi="en_US"/>
+        </w:rPr>
+      </w:r>
+      <w:r>
+        <w:rPr>
           <w:b/>
           <w:lang w:val="en_US" w:bidi="en_US"/>
         </w:rPr>
@@ -16952,6 +19201,20 @@
       </w:r>
       <w:r>
         <w:rPr>
+          <w:lang w:val="en_US" w:bidi="en_US"/>
+        </w:rPr>
+        <w:t>מַה־יִּהְיֶ֖ה בָּ⁠עִֽיר</w:t>
+      </w:r>
+    </w:p>
+    <w:p>
+      <w:pPr/>
+      <w:r>
+        <w:rPr>
+          <w:lang w:val="en_US" w:bidi="en_US"/>
+        </w:rPr>
+      </w:r>
+      <w:r>
+        <w:rPr>
           <w:b/>
           <w:lang w:val="en_US" w:bidi="en_US"/>
         </w:rPr>
@@ -17035,6 +19298,20 @@
       </w:r>
       <w:r>
         <w:rPr>
+          <w:lang w:val="en_US" w:bidi="en_US"/>
+        </w:rPr>
+        <w:t>מֵ⁠עַ֣ל לְ⁠יוֹנָ֗ה לִֽ⁠הְי֥וֹת צֵל֙ עַל־רֹאשׁ֔⁠וֹ</w:t>
+      </w:r>
+    </w:p>
+    <w:p>
+      <w:pPr/>
+      <w:r>
+        <w:rPr>
+          <w:lang w:val="en_US" w:bidi="en_US"/>
+        </w:rPr>
+      </w:r>
+      <w:r>
+        <w:rPr>
           <w:b/>
           <w:lang w:val="en_US" w:bidi="en_US"/>
         </w:rPr>
@@ -17098,6 +19375,20 @@
       </w:r>
       <w:r>
         <w:rPr>
+          <w:lang w:val="en_US" w:bidi="en_US"/>
+        </w:rPr>
+        <w:t>לְ⁠הַצִּ֥יל ל֖⁠וֹ מֵ⁠רָֽעָת֑⁠וֹ</w:t>
+      </w:r>
+    </w:p>
+    <w:p>
+      <w:pPr/>
+      <w:r>
+        <w:rPr>
+          <w:lang w:val="en_US" w:bidi="en_US"/>
+        </w:rPr>
+      </w:r>
+      <w:r>
+        <w:rPr>
           <w:b/>
           <w:lang w:val="en_US" w:bidi="en_US"/>
         </w:rPr>
@@ -17194,6 +19485,20 @@
       </w:r>
       <w:r>
         <w:rPr>
+          <w:lang w:val="en_US" w:bidi="en_US"/>
+        </w:rPr>
+        <w:t>וַ⁠יִּשְׂמַ֥ח יוֹנָ֛ה &amp; שִׂמְחָ֥ה גְדוֹלָֽה</w:t>
+      </w:r>
+    </w:p>
+    <w:p>
+      <w:pPr/>
+      <w:r>
+        <w:rPr>
+          <w:lang w:val="en_US" w:bidi="en_US"/>
+        </w:rPr>
+      </w:r>
+      <w:r>
+        <w:rPr>
           <w:b/>
           <w:lang w:val="en_US" w:bidi="en_US"/>
         </w:rPr>
@@ -17290,6 +19595,20 @@
       </w:r>
       <w:r>
         <w:rPr>
+          <w:lang w:val="en_US" w:bidi="en_US"/>
+        </w:rPr>
+        <w:t>וַ⁠יְמַ֤ן הָֽ⁠אֱלֹהִים֙ תּוֹלַ֔עַת</w:t>
+      </w:r>
+    </w:p>
+    <w:p>
+      <w:pPr/>
+      <w:r>
+        <w:rPr>
+          <w:lang w:val="en_US" w:bidi="en_US"/>
+        </w:rPr>
+      </w:r>
+      <w:r>
+        <w:rPr>
           <w:b/>
           <w:lang w:val="en_US" w:bidi="en_US"/>
         </w:rPr>
@@ -17353,6 +19672,20 @@
       </w:r>
       <w:r>
         <w:rPr>
+          <w:lang w:val="en_US" w:bidi="en_US"/>
+        </w:rPr>
+        <w:t>וַ⁠יִּיבָֽשׁ</w:t>
+      </w:r>
+    </w:p>
+    <w:p>
+      <w:pPr/>
+      <w:r>
+        <w:rPr>
+          <w:lang w:val="en_US" w:bidi="en_US"/>
+        </w:rPr>
+      </w:r>
+      <w:r>
+        <w:rPr>
           <w:b/>
           <w:lang w:val="en_US" w:bidi="en_US"/>
         </w:rPr>
@@ -17449,6 +19782,20 @@
       </w:r>
       <w:r>
         <w:rPr>
+          <w:lang w:val="en_US" w:bidi="en_US"/>
+        </w:rPr>
+        <w:t>וַ⁠יְהִ֣י ׀ כִּ⁠זְרֹ֣חַ הַ⁠שֶּׁ֗מֶשׁ</w:t>
+      </w:r>
+    </w:p>
+    <w:p>
+      <w:pPr/>
+      <w:r>
+        <w:rPr>
+          <w:lang w:val="en_US" w:bidi="en_US"/>
+        </w:rPr>
+      </w:r>
+      <w:r>
+        <w:rPr>
           <w:b/>
           <w:lang w:val="en_US" w:bidi="en_US"/>
         </w:rPr>
@@ -17532,6 +19879,20 @@
       </w:r>
       <w:r>
         <w:rPr>
+          <w:lang w:val="en_US" w:bidi="en_US"/>
+        </w:rPr>
+        <w:t>וַ⁠יְמַ֨ן אֱלֹהִ֜ים ר֤וּחַ קָדִים֙ חֲרִישִׁ֔ית</w:t>
+      </w:r>
+    </w:p>
+    <w:p>
+      <w:pPr/>
+      <w:r>
+        <w:rPr>
+          <w:lang w:val="en_US" w:bidi="en_US"/>
+        </w:rPr>
+      </w:r>
+      <w:r>
+        <w:rPr>
           <w:b/>
           <w:lang w:val="en_US" w:bidi="en_US"/>
         </w:rPr>
@@ -17628,6 +19989,20 @@
       </w:r>
       <w:r>
         <w:rPr>
+          <w:lang w:val="en_US" w:bidi="en_US"/>
+        </w:rPr>
+        <w:t>וַ⁠תַּ֥ךְ הַ⁠שֶּׁ֛מֶשׁ עַל</w:t>
+      </w:r>
+    </w:p>
+    <w:p>
+      <w:pPr/>
+      <w:r>
+        <w:rPr>
+          <w:lang w:val="en_US" w:bidi="en_US"/>
+        </w:rPr>
+      </w:r>
+      <w:r>
+        <w:rPr>
           <w:b/>
           <w:lang w:val="en_US" w:bidi="en_US"/>
         </w:rPr>
@@ -17737,6 +20112,20 @@
       </w:r>
       <w:r>
         <w:rPr>
+          <w:lang w:val="en_US" w:bidi="en_US"/>
+        </w:rPr>
+        <w:t>עַל־רֹ֥אשׁ יוֹנָ֖ה</w:t>
+      </w:r>
+    </w:p>
+    <w:p>
+      <w:pPr/>
+      <w:r>
+        <w:rPr>
+          <w:lang w:val="en_US" w:bidi="en_US"/>
+        </w:rPr>
+      </w:r>
+      <w:r>
+        <w:rPr>
           <w:b/>
           <w:lang w:val="en_US" w:bidi="en_US"/>
         </w:rPr>
@@ -17846,6 +20235,20 @@
       </w:r>
       <w:r>
         <w:rPr>
+          <w:lang w:val="en_US" w:bidi="en_US"/>
+        </w:rPr>
+        <w:t>וַ⁠יִּתְעַלָּ֑ף</w:t>
+      </w:r>
+    </w:p>
+    <w:p>
+      <w:pPr/>
+      <w:r>
+        <w:rPr>
+          <w:lang w:val="en_US" w:bidi="en_US"/>
+        </w:rPr>
+      </w:r>
+      <w:r>
+        <w:rPr>
           <w:b/>
           <w:lang w:val="en_US" w:bidi="en_US"/>
         </w:rPr>
@@ -17909,6 +20312,20 @@
       </w:r>
       <w:r>
         <w:rPr>
+          <w:lang w:val="en_US" w:bidi="en_US"/>
+        </w:rPr>
+        <w:t>וַ⁠יִּשְׁאַ֤ל אֶת־נַפְשׁ⁠וֹ֙ לָ⁠מ֔וּת</w:t>
+      </w:r>
+    </w:p>
+    <w:p>
+      <w:pPr/>
+      <w:r>
+        <w:rPr>
+          <w:lang w:val="en_US" w:bidi="en_US"/>
+        </w:rPr>
+      </w:r>
+      <w:r>
+        <w:rPr>
           <w:b/>
           <w:lang w:val="en_US" w:bidi="en_US"/>
         </w:rPr>
@@ -17928,7 +20345,7 @@
         </w:rPr>
         <w:t xml:space="preserve">If it would be more natural in your language, you could express this as a direct quotation either addressed to himself or, as in </w:t>
       </w:r>
-      <w:hyperlink r:id="rId25">
+      <w:hyperlink r:id="rId27">
         <w:r>
           <w:rPr>
             <w:lang w:val="en_US" w:bidi="en_US"/>
@@ -18010,6 +20427,20 @@
       </w:r>
       <w:r>
         <w:rPr>
+          <w:lang w:val="en_US" w:bidi="en_US"/>
+        </w:rPr>
+        <w:t>ט֥וֹב מוֹתִ֖⁠י מֵ⁠חַיָּֽ⁠י</w:t>
+      </w:r>
+    </w:p>
+    <w:p>
+      <w:pPr/>
+      <w:r>
+        <w:rPr>
+          <w:lang w:val="en_US" w:bidi="en_US"/>
+        </w:rPr>
+      </w:r>
+      <w:r>
+        <w:rPr>
           <w:b/>
           <w:lang w:val="en_US" w:bidi="en_US"/>
         </w:rPr>
@@ -18055,7 +20486,7 @@
         </w:rPr>
         <w:t xml:space="preserve">, you could express the same ideas in other ways. See how you translated this in </w:t>
       </w:r>
-      <w:hyperlink r:id="rId25">
+      <w:hyperlink r:id="rId27">
         <w:r>
           <w:rPr>
             <w:lang w:val="en_US" w:bidi="en_US"/>
@@ -18137,6 +20568,20 @@
       </w:r>
       <w:r>
         <w:rPr>
+          <w:lang w:val="en_US" w:bidi="en_US"/>
+        </w:rPr>
+        <w:t>הַ⁠הֵיטֵ֥ב חָרָֽה־לְ⁠ךָ֖ עַל־הַ⁠קִּֽיקָי֑וֹן</w:t>
+      </w:r>
+    </w:p>
+    <w:p>
+      <w:pPr/>
+      <w:r>
+        <w:rPr>
+          <w:lang w:val="en_US" w:bidi="en_US"/>
+        </w:rPr>
+      </w:r>
+      <w:r>
+        <w:rPr>
           <w:b/>
           <w:lang w:val="en_US" w:bidi="en_US"/>
         </w:rPr>
@@ -18220,6 +20665,20 @@
       </w:r>
       <w:r>
         <w:rPr>
+          <w:lang w:val="en_US" w:bidi="en_US"/>
+        </w:rPr>
+        <w:t>חָרָֽה־לְ⁠ךָ֖ &amp; חָֽרָה־לִ֖⁠י</w:t>
+      </w:r>
+    </w:p>
+    <w:p>
+      <w:pPr/>
+      <w:r>
+        <w:rPr>
+          <w:lang w:val="en_US" w:bidi="en_US"/>
+        </w:rPr>
+      </w:r>
+      <w:r>
+        <w:rPr>
           <w:b/>
           <w:lang w:val="en_US" w:bidi="en_US"/>
         </w:rPr>
@@ -18278,7 +20737,7 @@
         </w:rPr>
         <w:t xml:space="preserve"> are examples of an idiom that speaks of Jonah’s anger as if it were a fire burning inside him. See how you translated this idiom in </w:t>
       </w:r>
-      <w:hyperlink r:id="rId24">
+      <w:hyperlink r:id="rId26">
         <w:r>
           <w:rPr>
             <w:lang w:val="en_US" w:bidi="en_US"/>
@@ -18360,6 +20819,20 @@
       </w:r>
       <w:r>
         <w:rPr>
+          <w:lang w:val="en_US" w:bidi="en_US"/>
+        </w:rPr>
+        <w:t>וַ⁠יֹּ֣אמֶר יְהוָ֔ה</w:t>
+      </w:r>
+    </w:p>
+    <w:p>
+      <w:pPr/>
+      <w:r>
+        <w:rPr>
+          <w:lang w:val="en_US" w:bidi="en_US"/>
+        </w:rPr>
+      </w:r>
+      <w:r>
+        <w:rPr>
           <w:b/>
           <w:lang w:val="en_US" w:bidi="en_US"/>
         </w:rPr>
@@ -18443,6 +20916,20 @@
       </w:r>
       <w:r>
         <w:rPr>
+          <w:lang w:val="en_US" w:bidi="en_US"/>
+        </w:rPr>
+        <w:t>שֶׁ⁠בִּן־לַ֥יְלָה הָיָ֖ה וּ⁠בִן־לַ֥יְלָה אָבָֽד</w:t>
+      </w:r>
+    </w:p>
+    <w:p>
+      <w:pPr/>
+      <w:r>
+        <w:rPr>
+          <w:lang w:val="en_US" w:bidi="en_US"/>
+        </w:rPr>
+      </w:r>
+      <w:r>
+        <w:rPr>
           <w:b/>
           <w:lang w:val="en_US" w:bidi="en_US"/>
         </w:rPr>
@@ -18552,6 +21039,20 @@
       </w:r>
       <w:r>
         <w:rPr>
+          <w:lang w:val="en_US" w:bidi="en_US"/>
+        </w:rPr>
+        <w:t>וַֽ⁠אֲנִי֙</w:t>
+      </w:r>
+    </w:p>
+    <w:p>
+      <w:pPr/>
+      <w:r>
+        <w:rPr>
+          <w:lang w:val="en_US" w:bidi="en_US"/>
+        </w:rPr>
+      </w:r>
+      <w:r>
+        <w:rPr>
           <w:b/>
           <w:lang w:val="en_US" w:bidi="en_US"/>
         </w:rPr>
@@ -18584,7 +21085,7 @@
         </w:rPr>
         <w:t xml:space="preserve"> paired with ""You"" in verse </w:t>
       </w:r>
-      <w:hyperlink r:id="rId26">
+      <w:hyperlink r:id="rId28">
         <w:r>
           <w:rPr>
             <w:lang w:val="en_US" w:bidi="en_US"/>
@@ -18666,6 +21167,20 @@
       </w:r>
       <w:r>
         <w:rPr>
+          <w:lang w:val="en_US" w:bidi="en_US"/>
+        </w:rPr>
+        <w:t>וַֽ⁠אֲנִי֙ לֹ֣א אָח֔וּס עַל־נִינְוֵ֖ה הָ⁠עִ֣יר הַ⁠גְּדוֹלָ֑ה אֲשֶׁ֣ר יֶשׁ־בָּ֡⁠הּ הַרְבֵּה֩ מִֽ⁠שְׁתֵּים־עֶשְׂרֵ֨ה רִבּ֜וֹ אָדָ֗ם אֲשֶׁ֤ר לֹֽא־יָדַע֙ בֵּין־יְמִינ֣⁠וֹ לִ⁠שְׂמֹאל֔⁠וֹ וּ⁠בְהֵמָ֖ה רַבָּֽה</w:t>
+      </w:r>
+    </w:p>
+    <w:p>
+      <w:pPr/>
+      <w:r>
+        <w:rPr>
+          <w:lang w:val="en_US" w:bidi="en_US"/>
+        </w:rPr>
+      </w:r>
+      <w:r>
+        <w:rPr>
           <w:b/>
           <w:lang w:val="en_US" w:bidi="en_US"/>
         </w:rPr>
@@ -18749,6 +21264,20 @@
       </w:r>
       <w:r>
         <w:rPr>
+          <w:lang w:val="en_US" w:bidi="en_US"/>
+        </w:rPr>
+        <w:t>אֲשֶׁ֣ר יֶשׁ־בָּ֡⁠הּ הַרְבֵּה֩</w:t>
+      </w:r>
+    </w:p>
+    <w:p>
+      <w:pPr/>
+      <w:r>
+        <w:rPr>
+          <w:lang w:val="en_US" w:bidi="en_US"/>
+        </w:rPr>
+      </w:r>
+      <w:r>
+        <w:rPr>
           <w:b/>
           <w:lang w:val="en_US" w:bidi="en_US"/>
         </w:rPr>
@@ -18845,6 +21374,20 @@
       </w:r>
       <w:r>
         <w:rPr>
+          <w:lang w:val="en_US" w:bidi="en_US"/>
+        </w:rPr>
+        <w:t>מִֽ⁠שְׁתֵּים־עֶשְׂרֵ֨ה רִבּ֜וֹ</w:t>
+      </w:r>
+    </w:p>
+    <w:p>
+      <w:pPr/>
+      <w:r>
+        <w:rPr>
+          <w:lang w:val="en_US" w:bidi="en_US"/>
+        </w:rPr>
+      </w:r>
+      <w:r>
+        <w:rPr>
           <w:b/>
           <w:lang w:val="en_US" w:bidi="en_US"/>
         </w:rPr>
@@ -18917,6 +21460,20 @@
         <w:rPr>
           <w:lang w:val="en_US" w:bidi="en_US"/>
         </w:rPr>
+      </w:r>
+    </w:p>
+    <w:p>
+      <w:pPr/>
+      <w:r>
+        <w:rPr>
+          <w:lang w:val="en_US" w:bidi="en_US"/>
+        </w:rPr>
+      </w:r>
+      <w:r>
+        <w:rPr>
+          <w:lang w:val="en_US" w:bidi="en_US"/>
+        </w:rPr>
+        <w:t>אֲשֶׁ֤ר לֹֽא־יָדַע֙ בֵּין־יְמִינ֣⁠וֹ לִ⁠שְׂמֹאל֔⁠וֹ</w:t>
       </w:r>
     </w:p>
     <w:p>

--- a/eng/docx/32.content.docx
+++ b/eng/docx/32.content.docx
@@ -1128,6 +1128,20 @@
       </w:r>
       <w:r>
         <w:rPr>
+          <w:lang w:val="en_US" w:bidi="en_US"/>
+        </w:rPr>
+        <w:t>וַֽ⁠יְהִי֙ דְּבַר־יְהוָ֔ה</w:t>
+      </w:r>
+    </w:p>
+    <w:p>
+      <w:pPr/>
+      <w:r>
+        <w:rPr>
+          <w:lang w:val="en_US" w:bidi="en_US"/>
+        </w:rPr>
+      </w:r>
+      <w:r>
+        <w:rPr>
           <w:b/>
           <w:lang w:val="en_US" w:bidi="en_US"/>
         </w:rPr>
@@ -1211,6 +1225,20 @@
       </w:r>
       <w:r>
         <w:rPr>
+          <w:lang w:val="en_US" w:bidi="en_US"/>
+        </w:rPr>
+        <w:t>אֲמִתַּ֖י</w:t>
+      </w:r>
+    </w:p>
+    <w:p>
+      <w:pPr/>
+      <w:r>
+        <w:rPr>
+          <w:lang w:val="en_US" w:bidi="en_US"/>
+        </w:rPr>
+      </w:r>
+      <w:r>
+        <w:rPr>
           <w:b/>
           <w:lang w:val="en_US" w:bidi="en_US"/>
         </w:rPr>
@@ -1301,6 +1329,20 @@
       </w:r>
       <w:r>
         <w:rPr>
+          <w:lang w:val="en_US" w:bidi="en_US"/>
+        </w:rPr>
+        <w:t>נִֽינְוֵ֛ה הָ⁠עִ֥יר הַ⁠גְּדוֹלָ֖ה</w:t>
+      </w:r>
+    </w:p>
+    <w:p>
+      <w:pPr/>
+      <w:r>
+        <w:rPr>
+          <w:lang w:val="en_US" w:bidi="en_US"/>
+        </w:rPr>
+      </w:r>
+      <w:r>
+        <w:rPr>
           <w:b/>
           <w:lang w:val="en_US" w:bidi="en_US"/>
         </w:rPr>
@@ -1397,6 +1439,20 @@
       </w:r>
       <w:r>
         <w:rPr>
+          <w:lang w:val="en_US" w:bidi="en_US"/>
+        </w:rPr>
+        <w:t>ק֠וּם</w:t>
+      </w:r>
+    </w:p>
+    <w:p>
+      <w:pPr/>
+      <w:r>
+        <w:rPr>
+          <w:lang w:val="en_US" w:bidi="en_US"/>
+        </w:rPr>
+      </w:r>
+      <w:r>
+        <w:rPr>
           <w:b/>
           <w:lang w:val="en_US" w:bidi="en_US"/>
         </w:rPr>
@@ -1487,6 +1543,20 @@
       </w:r>
       <w:r>
         <w:rPr>
+          <w:lang w:val="en_US" w:bidi="en_US"/>
+        </w:rPr>
+        <w:t>וּ⁠קְרָ֣א עָלֶ֑י⁠הָ</w:t>
+      </w:r>
+    </w:p>
+    <w:p>
+      <w:pPr/>
+      <w:r>
+        <w:rPr>
+          <w:lang w:val="en_US" w:bidi="en_US"/>
+        </w:rPr>
+      </w:r>
+      <w:r>
+        <w:rPr>
           <w:b/>
           <w:lang w:val="en_US" w:bidi="en_US"/>
         </w:rPr>
@@ -1583,6 +1653,20 @@
       </w:r>
       <w:r>
         <w:rPr>
+          <w:lang w:val="en_US" w:bidi="en_US"/>
+        </w:rPr>
+        <w:t>עָלְתָ֥ה רָעָתָ֖⁠ם לְ⁠פָנָֽ⁠י</w:t>
+      </w:r>
+    </w:p>
+    <w:p>
+      <w:pPr/>
+      <w:r>
+        <w:rPr>
+          <w:lang w:val="en_US" w:bidi="en_US"/>
+        </w:rPr>
+      </w:r>
+      <w:r>
+        <w:rPr>
           <w:b/>
           <w:lang w:val="en_US" w:bidi="en_US"/>
         </w:rPr>
@@ -1692,6 +1776,20 @@
       </w:r>
       <w:r>
         <w:rPr>
+          <w:lang w:val="en_US" w:bidi="en_US"/>
+        </w:rPr>
+        <w:t>ק֠וּם לֵ֧ךְ אֶל־נִֽינְוֵ֛ה הָ⁠עִ֥יר הַ⁠גְּדוֹלָ֖ה וּ⁠קְרָ֣א עָלֶ֑י⁠הָ כִּֽי־עָלְתָ֥ה רָעָתָ֖⁠ם לְ⁠פָנָֽ⁠י</w:t>
+      </w:r>
+    </w:p>
+    <w:p>
+      <w:pPr/>
+      <w:r>
+        <w:rPr>
+          <w:lang w:val="en_US" w:bidi="en_US"/>
+        </w:rPr>
+      </w:r>
+      <w:r>
+        <w:rPr>
           <w:b/>
           <w:lang w:val="en_US" w:bidi="en_US"/>
         </w:rPr>
@@ -1775,6 +1873,20 @@
       </w:r>
       <w:r>
         <w:rPr>
+          <w:lang w:val="en_US" w:bidi="en_US"/>
+        </w:rPr>
+        <w:t>עָלְתָ֥ה רָעָתָ֖⁠ם לְ⁠פָנָֽ⁠י</w:t>
+      </w:r>
+    </w:p>
+    <w:p>
+      <w:pPr/>
+      <w:r>
+        <w:rPr>
+          <w:lang w:val="en_US" w:bidi="en_US"/>
+        </w:rPr>
+      </w:r>
+      <w:r>
+        <w:rPr>
           <w:b/>
           <w:lang w:val="en_US" w:bidi="en_US"/>
         </w:rPr>
@@ -1860,6 +1972,20 @@
         <w:rPr>
           <w:lang w:val="en_US" w:bidi="en_US"/>
         </w:rPr>
+      </w:r>
+    </w:p>
+    <w:p>
+      <w:pPr/>
+      <w:r>
+        <w:rPr>
+          <w:lang w:val="en_US" w:bidi="en_US"/>
+        </w:rPr>
+      </w:r>
+      <w:r>
+        <w:rPr>
+          <w:lang w:val="en_US" w:bidi="en_US"/>
+        </w:rPr>
+        <w:t>וַ⁠יָּ֤קָם יוֹנָה֙ לִ⁠בְרֹ֣חַ</w:t>
       </w:r>
     </w:p>
     <w:p>
@@ -1985,6 +2111,20 @@
       </w:r>
       <w:r>
         <w:rPr>
+          <w:lang w:val="en_US" w:bidi="en_US"/>
+        </w:rPr>
+        <w:t>מִ⁠לִּ⁠פְנֵ֖י יְהוָ֑ה &amp; מִ⁠לִּ⁠פְנֵ֖י יְהוָֽה</w:t>
+      </w:r>
+    </w:p>
+    <w:p>
+      <w:pPr/>
+      <w:r>
+        <w:rPr>
+          <w:lang w:val="en_US" w:bidi="en_US"/>
+        </w:rPr>
+      </w:r>
+      <w:r>
+        <w:rPr>
           <w:b/>
           <w:lang w:val="en_US" w:bidi="en_US"/>
         </w:rPr>
@@ -2094,6 +2234,20 @@
       </w:r>
       <w:r>
         <w:rPr>
+          <w:lang w:val="en_US" w:bidi="en_US"/>
+        </w:rPr>
+        <w:t>לִ⁠בְרֹ֣חַ תַּרְשִׁ֔ישָׁ⁠ה</w:t>
+      </w:r>
+    </w:p>
+    <w:p>
+      <w:pPr/>
+      <w:r>
+        <w:rPr>
+          <w:lang w:val="en_US" w:bidi="en_US"/>
+        </w:rPr>
+      </w:r>
+      <w:r>
+        <w:rPr>
           <w:b/>
           <w:lang w:val="en_US" w:bidi="en_US"/>
         </w:rPr>
@@ -2240,6 +2394,20 @@
       </w:r>
       <w:r>
         <w:rPr>
+          <w:lang w:val="en_US" w:bidi="en_US"/>
+        </w:rPr>
+        <w:t>אָנִיָּ֣ה</w:t>
+      </w:r>
+    </w:p>
+    <w:p>
+      <w:pPr/>
+      <w:r>
+        <w:rPr>
+          <w:lang w:val="en_US" w:bidi="en_US"/>
+        </w:rPr>
+      </w:r>
+      <w:r>
+        <w:rPr>
           <w:b/>
           <w:lang w:val="en_US" w:bidi="en_US"/>
         </w:rPr>
@@ -2399,6 +2567,20 @@
       </w:r>
       <w:r>
         <w:rPr>
+          <w:lang w:val="en_US" w:bidi="en_US"/>
+        </w:rPr>
+        <w:t>וַ⁠יֵּ֤רֶד בָּ⁠הּ֙</w:t>
+      </w:r>
+    </w:p>
+    <w:p>
+      <w:pPr/>
+      <w:r>
+        <w:rPr>
+          <w:lang w:val="en_US" w:bidi="en_US"/>
+        </w:rPr>
+      </w:r>
+      <w:r>
+        <w:rPr>
           <w:b/>
           <w:lang w:val="en_US" w:bidi="en_US"/>
         </w:rPr>
@@ -2482,6 +2664,20 @@
       </w:r>
       <w:r>
         <w:rPr>
+          <w:lang w:val="en_US" w:bidi="en_US"/>
+        </w:rPr>
+        <w:t>עִמָּ⁠הֶם֙</w:t>
+      </w:r>
+    </w:p>
+    <w:p>
+      <w:pPr/>
+      <w:r>
+        <w:rPr>
+          <w:lang w:val="en_US" w:bidi="en_US"/>
+        </w:rPr>
+      </w:r>
+      <w:r>
+        <w:rPr>
           <w:b/>
           <w:lang w:val="en_US" w:bidi="en_US"/>
         </w:rPr>
@@ -2578,6 +2774,20 @@
       </w:r>
       <w:r>
         <w:rPr>
+          <w:lang w:val="en_US" w:bidi="en_US"/>
+        </w:rPr>
+        <w:t>וַֽ⁠יהוָ֗ה</w:t>
+      </w:r>
+    </w:p>
+    <w:p>
+      <w:pPr/>
+      <w:r>
+        <w:rPr>
+          <w:lang w:val="en_US" w:bidi="en_US"/>
+        </w:rPr>
+      </w:r>
+      <w:r>
+        <w:rPr>
           <w:b/>
           <w:lang w:val="en_US" w:bidi="en_US"/>
         </w:rPr>
@@ -2668,6 +2878,20 @@
       </w:r>
       <w:r>
         <w:rPr>
+          <w:lang w:val="en_US" w:bidi="en_US"/>
+        </w:rPr>
+        <w:t>וְ⁠הָ֣⁠אֳנִיָּ֔ה חִשְּׁבָ֖ה לְ⁠הִשָּׁבֵֽר</w:t>
+      </w:r>
+    </w:p>
+    <w:p>
+      <w:pPr/>
+      <w:r>
+        <w:rPr>
+          <w:lang w:val="en_US" w:bidi="en_US"/>
+        </w:rPr>
+      </w:r>
+      <w:r>
+        <w:rPr>
           <w:b/>
           <w:lang w:val="en_US" w:bidi="en_US"/>
         </w:rPr>
@@ -2764,6 +2988,20 @@
       </w:r>
       <w:r>
         <w:rPr>
+          <w:lang w:val="en_US" w:bidi="en_US"/>
+        </w:rPr>
+        <w:t>לְ⁠הִשָּׁבֵֽר</w:t>
+      </w:r>
+    </w:p>
+    <w:p>
+      <w:pPr/>
+      <w:r>
+        <w:rPr>
+          <w:lang w:val="en_US" w:bidi="en_US"/>
+        </w:rPr>
+      </w:r>
+      <w:r>
+        <w:rPr>
           <w:b/>
           <w:lang w:val="en_US" w:bidi="en_US"/>
         </w:rPr>
@@ -2847,6 +3085,20 @@
       </w:r>
       <w:r>
         <w:rPr>
+          <w:lang w:val="en_US" w:bidi="en_US"/>
+        </w:rPr>
+        <w:t>הַ⁠מַּלָּחִ֗ים</w:t>
+      </w:r>
+    </w:p>
+    <w:p>
+      <w:pPr/>
+      <w:r>
+        <w:rPr>
+          <w:lang w:val="en_US" w:bidi="en_US"/>
+        </w:rPr>
+      </w:r>
+      <w:r>
+        <w:rPr>
           <w:b/>
           <w:lang w:val="en_US" w:bidi="en_US"/>
         </w:rPr>
@@ -2943,6 +3195,20 @@
       </w:r>
       <w:r>
         <w:rPr>
+          <w:lang w:val="en_US" w:bidi="en_US"/>
+        </w:rPr>
+        <w:t>אֱלֹהָי⁠ו֒</w:t>
+      </w:r>
+    </w:p>
+    <w:p>
+      <w:pPr/>
+      <w:r>
+        <w:rPr>
+          <w:lang w:val="en_US" w:bidi="en_US"/>
+        </w:rPr>
+      </w:r>
+      <w:r>
+        <w:rPr>
           <w:b/>
           <w:lang w:val="en_US" w:bidi="en_US"/>
         </w:rPr>
@@ -3039,6 +3305,20 @@
       </w:r>
       <w:r>
         <w:rPr>
+          <w:lang w:val="en_US" w:bidi="en_US"/>
+        </w:rPr>
+        <w:t>לְ⁠הָקֵ֖ל מֵֽ⁠עֲלֵי⁠הֶ֑ם</w:t>
+      </w:r>
+    </w:p>
+    <w:p>
+      <w:pPr/>
+      <w:r>
+        <w:rPr>
+          <w:lang w:val="en_US" w:bidi="en_US"/>
+        </w:rPr>
+      </w:r>
+      <w:r>
+        <w:rPr>
           <w:b/>
           <w:lang w:val="en_US" w:bidi="en_US"/>
         </w:rPr>
@@ -3122,6 +3402,20 @@
       </w:r>
       <w:r>
         <w:rPr>
+          <w:lang w:val="en_US" w:bidi="en_US"/>
+        </w:rPr>
+        <w:t>וְ⁠יוֹנָ֗ה יָרַד֙ אֶל־יַרְכְּתֵ֣י הַ⁠סְּפִינָ֔ה וַ⁠יִּשְׁכַּ֖ב וַ⁠יֵּרָדַֽם</w:t>
+      </w:r>
+    </w:p>
+    <w:p>
+      <w:pPr/>
+      <w:r>
+        <w:rPr>
+          <w:lang w:val="en_US" w:bidi="en_US"/>
+        </w:rPr>
+      </w:r>
+      <w:r>
+        <w:rPr>
           <w:b/>
           <w:lang w:val="en_US" w:bidi="en_US"/>
         </w:rPr>
@@ -3205,6 +3499,20 @@
       </w:r>
       <w:r>
         <w:rPr>
+          <w:lang w:val="en_US" w:bidi="en_US"/>
+        </w:rPr>
+        <w:t>יַרְכְּתֵ֣י הַ⁠סְּפִינָ֔ה</w:t>
+      </w:r>
+    </w:p>
+    <w:p>
+      <w:pPr/>
+      <w:r>
+        <w:rPr>
+          <w:lang w:val="en_US" w:bidi="en_US"/>
+        </w:rPr>
+      </w:r>
+      <w:r>
+        <w:rPr>
           <w:b/>
           <w:lang w:val="en_US" w:bidi="en_US"/>
         </w:rPr>
@@ -3268,6 +3576,20 @@
       </w:r>
       <w:r>
         <w:rPr>
+          <w:lang w:val="en_US" w:bidi="en_US"/>
+        </w:rPr>
+        <w:t>וַ⁠יִּשְׁכַּ֖ב וַ⁠יֵּרָדַֽם</w:t>
+      </w:r>
+    </w:p>
+    <w:p>
+      <w:pPr/>
+      <w:r>
+        <w:rPr>
+          <w:lang w:val="en_US" w:bidi="en_US"/>
+        </w:rPr>
+      </w:r>
+      <w:r>
+        <w:rPr>
           <w:b/>
           <w:lang w:val="en_US" w:bidi="en_US"/>
         </w:rPr>
@@ -3331,6 +3653,20 @@
       </w:r>
       <w:r>
         <w:rPr>
+          <w:lang w:val="en_US" w:bidi="en_US"/>
+        </w:rPr>
+        <w:t>וַ⁠יִּקְרַ֤ב אֵלָי⁠ו֙ רַ֣ב הַ⁠חֹבֵ֔ל וַ⁠יֹּ֥אמֶר ל֖⁠וֹ</w:t>
+      </w:r>
+    </w:p>
+    <w:p>
+      <w:pPr/>
+      <w:r>
+        <w:rPr>
+          <w:lang w:val="en_US" w:bidi="en_US"/>
+        </w:rPr>
+      </w:r>
+      <w:r>
+        <w:rPr>
           <w:b/>
           <w:lang w:val="en_US" w:bidi="en_US"/>
         </w:rPr>
@@ -3453,6 +3789,20 @@
       </w:r>
       <w:r>
         <w:rPr>
+          <w:lang w:val="en_US" w:bidi="en_US"/>
+        </w:rPr>
+        <w:t>מַה־לְּ⁠ךָ֣ נִרְדָּ֑ם</w:t>
+      </w:r>
+    </w:p>
+    <w:p>
+      <w:pPr/>
+      <w:r>
+        <w:rPr>
+          <w:lang w:val="en_US" w:bidi="en_US"/>
+        </w:rPr>
+      </w:r>
+      <w:r>
+        <w:rPr>
           <w:b/>
           <w:lang w:val="en_US" w:bidi="en_US"/>
         </w:rPr>
@@ -3525,6 +3875,20 @@
         <w:rPr>
           <w:lang w:val="en_US" w:bidi="en_US"/>
         </w:rPr>
+      </w:r>
+    </w:p>
+    <w:p>
+      <w:pPr/>
+      <w:r>
+        <w:rPr>
+          <w:lang w:val="en_US" w:bidi="en_US"/>
+        </w:rPr>
+      </w:r>
+      <w:r>
+        <w:rPr>
+          <w:lang w:val="en_US" w:bidi="en_US"/>
+        </w:rPr>
+        <w:t>ק֚וּם</w:t>
       </w:r>
     </w:p>
     <w:p>
@@ -3635,6 +3999,20 @@
       </w:r>
       <w:r>
         <w:rPr>
+          <w:lang w:val="en_US" w:bidi="en_US"/>
+        </w:rPr>
+        <w:t>קְרָ֣א אֶל־אֱלֹהֶ֔י⁠ךָ</w:t>
+      </w:r>
+    </w:p>
+    <w:p>
+      <w:pPr/>
+      <w:r>
+        <w:rPr>
+          <w:lang w:val="en_US" w:bidi="en_US"/>
+        </w:rPr>
+      </w:r>
+      <w:r>
+        <w:rPr>
           <w:b/>
           <w:lang w:val="en_US" w:bidi="en_US"/>
         </w:rPr>
@@ -3731,6 +4109,20 @@
       </w:r>
       <w:r>
         <w:rPr>
+          <w:lang w:val="en_US" w:bidi="en_US"/>
+        </w:rPr>
+        <w:t>אוּלַ֞י יִתְעַשֵּׁ֧ת הָ⁠אֱלֹהִ֛ים לָ֖⁠נוּ וְ⁠לֹ֥א נֹאבֵֽד</w:t>
+      </w:r>
+    </w:p>
+    <w:p>
+      <w:pPr/>
+      <w:r>
+        <w:rPr>
+          <w:lang w:val="en_US" w:bidi="en_US"/>
+        </w:rPr>
+      </w:r>
+      <w:r>
+        <w:rPr>
           <w:b/>
           <w:lang w:val="en_US" w:bidi="en_US"/>
         </w:rPr>
@@ -3814,6 +4206,20 @@
       </w:r>
       <w:r>
         <w:rPr>
+          <w:lang w:val="en_US" w:bidi="en_US"/>
+        </w:rPr>
+        <w:t>וְ⁠לֹ֥א נֹאבֵֽד</w:t>
+      </w:r>
+    </w:p>
+    <w:p>
+      <w:pPr/>
+      <w:r>
+        <w:rPr>
+          <w:lang w:val="en_US" w:bidi="en_US"/>
+        </w:rPr>
+      </w:r>
+      <w:r>
+        <w:rPr>
           <w:b/>
           <w:lang w:val="en_US" w:bidi="en_US"/>
         </w:rPr>
@@ -3923,6 +4329,20 @@
       </w:r>
       <w:r>
         <w:rPr>
+          <w:lang w:val="en_US" w:bidi="en_US"/>
+        </w:rPr>
+        <w:t>וַ⁠יֹּאמְר֞וּ אִ֣ישׁ אֶל־רֵעֵ֗⁠הוּ</w:t>
+      </w:r>
+    </w:p>
+    <w:p>
+      <w:pPr/>
+      <w:r>
+        <w:rPr>
+          <w:lang w:val="en_US" w:bidi="en_US"/>
+        </w:rPr>
+      </w:r>
+      <w:r>
+        <w:rPr>
           <w:b/>
           <w:lang w:val="en_US" w:bidi="en_US"/>
         </w:rPr>
@@ -4019,6 +4439,20 @@
       </w:r>
       <w:r>
         <w:rPr>
+          <w:lang w:val="en_US" w:bidi="en_US"/>
+        </w:rPr>
+        <w:t>וְ⁠נֵ֣דְעָ֔ה בְּ⁠שֶׁ⁠לְּ⁠מִ֛י הָ⁠רָעָ֥ה הַ⁠זֹּ֖את לָ֑⁠נוּ</w:t>
+      </w:r>
+    </w:p>
+    <w:p>
+      <w:pPr/>
+      <w:r>
+        <w:rPr>
+          <w:lang w:val="en_US" w:bidi="en_US"/>
+        </w:rPr>
+      </w:r>
+      <w:r>
+        <w:rPr>
           <w:b/>
           <w:lang w:val="en_US" w:bidi="en_US"/>
         </w:rPr>
@@ -4178,6 +4612,20 @@
       </w:r>
       <w:r>
         <w:rPr>
+          <w:lang w:val="en_US" w:bidi="en_US"/>
+        </w:rPr>
+        <w:t>וַ⁠יִּפֹּ֥ל הַ⁠גּוֹרָ֖ל עַל־יוֹנָֽה</w:t>
+      </w:r>
+    </w:p>
+    <w:p>
+      <w:pPr/>
+      <w:r>
+        <w:rPr>
+          <w:lang w:val="en_US" w:bidi="en_US"/>
+        </w:rPr>
+      </w:r>
+      <w:r>
+        <w:rPr>
           <w:b/>
           <w:lang w:val="en_US" w:bidi="en_US"/>
         </w:rPr>
@@ -4274,6 +4722,20 @@
       </w:r>
       <w:r>
         <w:rPr>
+          <w:lang w:val="en_US" w:bidi="en_US"/>
+        </w:rPr>
+        <w:t>לְכוּ֙ וְ⁠נַפִּ֣ילָה גֽוֹרָל֔וֹת</w:t>
+      </w:r>
+    </w:p>
+    <w:p>
+      <w:pPr/>
+      <w:r>
+        <w:rPr>
+          <w:lang w:val="en_US" w:bidi="en_US"/>
+        </w:rPr>
+      </w:r>
+      <w:r>
+        <w:rPr>
           <w:b/>
           <w:lang w:val="en_US" w:bidi="en_US"/>
         </w:rPr>
@@ -4383,6 +4845,20 @@
       </w:r>
       <w:r>
         <w:rPr>
+          <w:lang w:val="en_US" w:bidi="en_US"/>
+        </w:rPr>
+        <w:t>וְ⁠נַפִּ֣ילָה גֽוֹרָל֔וֹת</w:t>
+      </w:r>
+    </w:p>
+    <w:p>
+      <w:pPr/>
+      <w:r>
+        <w:rPr>
+          <w:lang w:val="en_US" w:bidi="en_US"/>
+        </w:rPr>
+      </w:r>
+      <w:r>
+        <w:rPr>
           <w:b/>
           <w:lang w:val="en_US" w:bidi="en_US"/>
         </w:rPr>
@@ -4466,6 +4942,20 @@
       </w:r>
       <w:r>
         <w:rPr>
+          <w:lang w:val="en_US" w:bidi="en_US"/>
+        </w:rPr>
+        <w:t>וַ⁠יֹּאמְר֣וּ אֵלָ֔י⁠ו</w:t>
+      </w:r>
+    </w:p>
+    <w:p>
+      <w:pPr/>
+      <w:r>
+        <w:rPr>
+          <w:lang w:val="en_US" w:bidi="en_US"/>
+        </w:rPr>
+      </w:r>
+      <w:r>
+        <w:rPr>
           <w:b/>
           <w:lang w:val="en_US" w:bidi="en_US"/>
         </w:rPr>
@@ -4638,6 +5128,20 @@
       </w:r>
       <w:r>
         <w:rPr>
+          <w:lang w:val="en_US" w:bidi="en_US"/>
+        </w:rPr>
+        <w:t>יְהוָ֞ה &amp; אֲנִ֣י יָרֵ֔א</w:t>
+      </w:r>
+    </w:p>
+    <w:p>
+      <w:pPr/>
+      <w:r>
+        <w:rPr>
+          <w:lang w:val="en_US" w:bidi="en_US"/>
+        </w:rPr>
+      </w:r>
+      <w:r>
+        <w:rPr>
           <w:b/>
           <w:lang w:val="en_US" w:bidi="en_US"/>
         </w:rPr>
@@ -4734,6 +5238,20 @@
       </w:r>
       <w:r>
         <w:rPr>
+          <w:lang w:val="en_US" w:bidi="en_US"/>
+        </w:rPr>
+        <w:t>וַ⁠יִּֽירְא֤וּ הָֽ⁠אֲנָשִׁים֙ יִרְאָ֣ה גְדוֹלָ֔ה</w:t>
+      </w:r>
+    </w:p>
+    <w:p>
+      <w:pPr/>
+      <w:r>
+        <w:rPr>
+          <w:lang w:val="en_US" w:bidi="en_US"/>
+        </w:rPr>
+      </w:r>
+      <w:r>
+        <w:rPr>
           <w:b/>
           <w:lang w:val="en_US" w:bidi="en_US"/>
         </w:rPr>
@@ -4830,6 +5348,20 @@
       </w:r>
       <w:r>
         <w:rPr>
+          <w:lang w:val="en_US" w:bidi="en_US"/>
+        </w:rPr>
+        <w:t>מַה־זֹּ֣את עָשִׂ֑יתָ</w:t>
+      </w:r>
+    </w:p>
+    <w:p>
+      <w:pPr/>
+      <w:r>
+        <w:rPr>
+          <w:lang w:val="en_US" w:bidi="en_US"/>
+        </w:rPr>
+      </w:r>
+      <w:r>
+        <w:rPr>
           <w:b/>
           <w:lang w:val="en_US" w:bidi="en_US"/>
         </w:rPr>
@@ -4913,6 +5445,20 @@
       </w:r>
       <w:r>
         <w:rPr>
+          <w:lang w:val="en_US" w:bidi="en_US"/>
+        </w:rPr>
+        <w:t>מִ⁠לִּ⁠פְנֵ֤י יְהוָה֙</w:t>
+      </w:r>
+    </w:p>
+    <w:p>
+      <w:pPr/>
+      <w:r>
+        <w:rPr>
+          <w:lang w:val="en_US" w:bidi="en_US"/>
+        </w:rPr>
+      </w:r>
+      <w:r>
+        <w:rPr>
           <w:b/>
           <w:lang w:val="en_US" w:bidi="en_US"/>
         </w:rPr>
@@ -4996,6 +5542,20 @@
       </w:r>
       <w:r>
         <w:rPr>
+          <w:lang w:val="en_US" w:bidi="en_US"/>
+        </w:rPr>
+        <w:t>כִּ֥י הִגִּ֖יד לָ⁠הֶֽם</w:t>
+      </w:r>
+    </w:p>
+    <w:p>
+      <w:pPr/>
+      <w:r>
+        <w:rPr>
+          <w:lang w:val="en_US" w:bidi="en_US"/>
+        </w:rPr>
+      </w:r>
+      <w:r>
+        <w:rPr>
           <w:b/>
           <w:lang w:val="en_US" w:bidi="en_US"/>
         </w:rPr>
@@ -5079,6 +5639,20 @@
       </w:r>
       <w:r>
         <w:rPr>
+          <w:lang w:val="en_US" w:bidi="en_US"/>
+        </w:rPr>
+        <w:t>כִּֽי־יָדְע֣וּ הָ⁠אֲנָשִׁ֗ים כִּֽי־מִ⁠לִּ⁠פְנֵ֤י יְהוָה֙ ה֣וּא בֹרֵ֔חַ כִּ֥י הִגִּ֖יד לָ⁠הֶֽם</w:t>
+      </w:r>
+    </w:p>
+    <w:p>
+      <w:pPr/>
+      <w:r>
+        <w:rPr>
+          <w:lang w:val="en_US" w:bidi="en_US"/>
+        </w:rPr>
+      </w:r>
+      <w:r>
+        <w:rPr>
           <w:b/>
           <w:lang w:val="en_US" w:bidi="en_US"/>
         </w:rPr>
@@ -5188,6 +5762,20 @@
       </w:r>
       <w:r>
         <w:rPr>
+          <w:lang w:val="en_US" w:bidi="en_US"/>
+        </w:rPr>
+        <w:t>וַ⁠יֹּאמְר֤וּ אֵלָי⁠ו֙</w:t>
+      </w:r>
+    </w:p>
+    <w:p>
+      <w:pPr/>
+      <w:r>
+        <w:rPr>
+          <w:lang w:val="en_US" w:bidi="en_US"/>
+        </w:rPr>
+      </w:r>
+      <w:r>
+        <w:rPr>
           <w:b/>
           <w:lang w:val="en_US" w:bidi="en_US"/>
         </w:rPr>
@@ -5284,6 +5872,20 @@
       </w:r>
       <w:r>
         <w:rPr>
+          <w:lang w:val="en_US" w:bidi="en_US"/>
+        </w:rPr>
+        <w:t>וְ⁠יִשְׁתֹּ֥ק הַ⁠יָּ֖ם מֵֽ⁠עָלֵ֑י⁠נוּ</w:t>
+      </w:r>
+    </w:p>
+    <w:p>
+      <w:pPr/>
+      <w:r>
+        <w:rPr>
+          <w:lang w:val="en_US" w:bidi="en_US"/>
+        </w:rPr>
+      </w:r>
+      <w:r>
+        <w:rPr>
           <w:b/>
           <w:lang w:val="en_US" w:bidi="en_US"/>
         </w:rPr>
@@ -5380,6 +5982,20 @@
       </w:r>
       <w:r>
         <w:rPr>
+          <w:lang w:val="en_US" w:bidi="en_US"/>
+        </w:rPr>
+        <w:t>הַ⁠יָּ֖ם הוֹלֵ֥ךְ וְ⁠סֹעֵֽר</w:t>
+      </w:r>
+    </w:p>
+    <w:p>
+      <w:pPr/>
+      <w:r>
+        <w:rPr>
+          <w:lang w:val="en_US" w:bidi="en_US"/>
+        </w:rPr>
+      </w:r>
+      <w:r>
+        <w:rPr>
           <w:b/>
           <w:lang w:val="en_US" w:bidi="en_US"/>
         </w:rPr>
@@ -5476,6 +6092,20 @@
       </w:r>
       <w:r>
         <w:rPr>
+          <w:lang w:val="en_US" w:bidi="en_US"/>
+        </w:rPr>
+        <w:t>וַ⁠יֹּאמְר֤וּ אֵלָי⁠ו֙ מַה־נַּ֣עֲשֶׂה לָּ֔⁠ךְ וְ⁠יִשְׁתֹּ֥ק הַ⁠יָּ֖ם מֵֽ⁠עָלֵ֑י⁠נוּ כִּ֥י הַ⁠יָּ֖ם הוֹלֵ֥ךְ וְ⁠סֹעֵֽר</w:t>
+      </w:r>
+    </w:p>
+    <w:p>
+      <w:pPr/>
+      <w:r>
+        <w:rPr>
+          <w:lang w:val="en_US" w:bidi="en_US"/>
+        </w:rPr>
+      </w:r>
+      <w:r>
+        <w:rPr>
           <w:b/>
           <w:lang w:val="en_US" w:bidi="en_US"/>
         </w:rPr>
@@ -5548,6 +6178,20 @@
         <w:rPr>
           <w:lang w:val="en_US" w:bidi="en_US"/>
         </w:rPr>
+      </w:r>
+    </w:p>
+    <w:p>
+      <w:pPr/>
+      <w:r>
+        <w:rPr>
+          <w:lang w:val="en_US" w:bidi="en_US"/>
+        </w:rPr>
+      </w:r>
+      <w:r>
+        <w:rPr>
+          <w:lang w:val="en_US" w:bidi="en_US"/>
+        </w:rPr>
+        <w:t>כִּ֚י יוֹדֵ֣עַ אָ֔נִי כִּ֣י בְ⁠שֶׁ⁠לִּ֔⁠י הַ⁠סַּ֧עַר הַ⁠גָּד֛וֹל הַ⁠זֶּ֖ה עֲלֵי⁠כֶֽם</w:t>
       </w:r>
     </w:p>
     <w:p>
@@ -5736,6 +6380,20 @@
       </w:r>
       <w:r>
         <w:rPr>
+          <w:lang w:val="en_US" w:bidi="en_US"/>
+        </w:rPr>
+        <w:t>וַ⁠יַּחְתְּר֣וּ הָ⁠אֲנָשִׁ֗ים</w:t>
+      </w:r>
+    </w:p>
+    <w:p>
+      <w:pPr/>
+      <w:r>
+        <w:rPr>
+          <w:lang w:val="en_US" w:bidi="en_US"/>
+        </w:rPr>
+      </w:r>
+      <w:r>
+        <w:rPr>
           <w:b/>
           <w:lang w:val="en_US" w:bidi="en_US"/>
         </w:rPr>
@@ -5808,6 +6466,20 @@
         <w:rPr>
           <w:lang w:val="en_US" w:bidi="en_US"/>
         </w:rPr>
+      </w:r>
+    </w:p>
+    <w:p>
+      <w:pPr/>
+      <w:r>
+        <w:rPr>
+          <w:lang w:val="en_US" w:bidi="en_US"/>
+        </w:rPr>
+      </w:r>
+      <w:r>
+        <w:rPr>
+          <w:lang w:val="en_US" w:bidi="en_US"/>
+        </w:rPr>
+        <w:t>הַ⁠יָּ֔ם הוֹלֵ֥ךְ וְ⁠סֹעֵ֖ר</w:t>
       </w:r>
     </w:p>
     <w:p>
@@ -5920,6 +6592,20 @@
       </w:r>
       <w:r>
         <w:rPr>
+          <w:lang w:val="en_US" w:bidi="en_US"/>
+        </w:rPr>
+        <w:t>וַ⁠יִּקְרְא֨וּ</w:t>
+      </w:r>
+    </w:p>
+    <w:p>
+      <w:pPr/>
+      <w:r>
+        <w:rPr>
+          <w:lang w:val="en_US" w:bidi="en_US"/>
+        </w:rPr>
+      </w:r>
+      <w:r>
+        <w:rPr>
           <w:b/>
           <w:lang w:val="en_US" w:bidi="en_US"/>
         </w:rPr>
@@ -6016,6 +6702,20 @@
       </w:r>
       <w:r>
         <w:rPr>
+          <w:lang w:val="en_US" w:bidi="en_US"/>
+        </w:rPr>
+        <w:t>וַ⁠יִּקְרְא֨וּ אֶל־יְהוָ֜ה</w:t>
+      </w:r>
+    </w:p>
+    <w:p>
+      <w:pPr/>
+      <w:r>
+        <w:rPr>
+          <w:lang w:val="en_US" w:bidi="en_US"/>
+        </w:rPr>
+      </w:r>
+      <w:r>
+        <w:rPr>
           <w:b/>
           <w:lang w:val="en_US" w:bidi="en_US"/>
         </w:rPr>
@@ -6079,6 +6779,20 @@
       </w:r>
       <w:r>
         <w:rPr>
+          <w:lang w:val="en_US" w:bidi="en_US"/>
+        </w:rPr>
+        <w:t>אָנָּ֤ה</w:t>
+      </w:r>
+    </w:p>
+    <w:p>
+      <w:pPr/>
+      <w:r>
+        <w:rPr>
+          <w:lang w:val="en_US" w:bidi="en_US"/>
+        </w:rPr>
+      </w:r>
+      <w:r>
+        <w:rPr>
           <w:b/>
           <w:lang w:val="en_US" w:bidi="en_US"/>
         </w:rPr>
@@ -6169,6 +6883,20 @@
       </w:r>
       <w:r>
         <w:rPr>
+          <w:lang w:val="en_US" w:bidi="en_US"/>
+        </w:rPr>
+        <w:t>אַל־נָ֣א נֹאבְדָ֗ה בְּ⁠נֶ֨פֶשׁ֙ הָ⁠אִ֣ישׁ הַ⁠זֶּ֔ה</w:t>
+      </w:r>
+    </w:p>
+    <w:p>
+      <w:pPr/>
+      <w:r>
+        <w:rPr>
+          <w:lang w:val="en_US" w:bidi="en_US"/>
+        </w:rPr>
+      </w:r>
+      <w:r>
+        <w:rPr>
           <w:b/>
           <w:lang w:val="en_US" w:bidi="en_US"/>
         </w:rPr>
@@ -6265,6 +6993,20 @@
       </w:r>
       <w:r>
         <w:rPr>
+          <w:lang w:val="en_US" w:bidi="en_US"/>
+        </w:rPr>
+        <w:t>וְ⁠אַל־תִּתֵּ֥ן עָלֵ֖י⁠נוּ דָּ֣ם נָקִ֑יא</w:t>
+      </w:r>
+    </w:p>
+    <w:p>
+      <w:pPr/>
+      <w:r>
+        <w:rPr>
+          <w:lang w:val="en_US" w:bidi="en_US"/>
+        </w:rPr>
+      </w:r>
+      <w:r>
+        <w:rPr>
           <w:b/>
           <w:lang w:val="en_US" w:bidi="en_US"/>
         </w:rPr>
@@ -6361,6 +7103,20 @@
       </w:r>
       <w:r>
         <w:rPr>
+          <w:lang w:val="en_US" w:bidi="en_US"/>
+        </w:rPr>
+        <w:t>אָנָּ֤ה יְהוָה֙ אַל־נָ֣א נֹאבְדָ֗ה בְּ⁠נֶ֨פֶשׁ֙ הָ⁠אִ֣ישׁ הַ⁠זֶּ֔ה וְ⁠אַל־תִּתֵּ֥ן עָלֵ֖י⁠נוּ דָּ֣ם נָקִ֑יא כִּֽי־אַתָּ֣ה יְהוָ֔ה כַּ⁠אֲשֶׁ֥ר חָפַ֖צְתָּ עָשִֽׂיתָ</w:t>
+      </w:r>
+    </w:p>
+    <w:p>
+      <w:pPr/>
+      <w:r>
+        <w:rPr>
+          <w:lang w:val="en_US" w:bidi="en_US"/>
+        </w:rPr>
+      </w:r>
+      <w:r>
+        <w:rPr>
           <w:b/>
           <w:lang w:val="en_US" w:bidi="en_US"/>
         </w:rPr>
@@ -6444,6 +7200,20 @@
       </w:r>
       <w:r>
         <w:rPr>
+          <w:lang w:val="en_US" w:bidi="en_US"/>
+        </w:rPr>
+        <w:t>אַל־נָ֣א נֹאבְדָ֗ה בְּ⁠נֶ֨פֶשׁ֙ הָ⁠אִ֣ישׁ הַ⁠זֶּ֔ה וְ⁠אַל־תִּתֵּ֥ן עָלֵ֖י⁠נוּ דָּ֣ם נָקִ֑יא</w:t>
+      </w:r>
+    </w:p>
+    <w:p>
+      <w:pPr/>
+      <w:r>
+        <w:rPr>
+          <w:lang w:val="en_US" w:bidi="en_US"/>
+        </w:rPr>
+      </w:r>
+      <w:r>
+        <w:rPr>
           <w:b/>
           <w:lang w:val="en_US" w:bidi="en_US"/>
         </w:rPr>
@@ -6540,6 +7310,20 @@
       </w:r>
       <w:r>
         <w:rPr>
+          <w:lang w:val="en_US" w:bidi="en_US"/>
+        </w:rPr>
+        <w:t>וַ⁠יַּעֲמֹ֥ד הַ⁠יָּ֖ם מִ⁠זַּעְפּֽ⁠וֹ</w:t>
+      </w:r>
+    </w:p>
+    <w:p>
+      <w:pPr/>
+      <w:r>
+        <w:rPr>
+          <w:lang w:val="en_US" w:bidi="en_US"/>
+        </w:rPr>
+      </w:r>
+      <w:r>
+        <w:rPr>
           <w:b/>
           <w:lang w:val="en_US" w:bidi="en_US"/>
         </w:rPr>
@@ -6636,6 +7420,20 @@
       </w:r>
       <w:r>
         <w:rPr>
+          <w:lang w:val="en_US" w:bidi="en_US"/>
+        </w:rPr>
+        <w:t>וַ⁠יַּעֲמֹ֥ד הַ⁠יָּ֖ם מִ⁠זַּעְפּֽ⁠וֹ</w:t>
+      </w:r>
+    </w:p>
+    <w:p>
+      <w:pPr/>
+      <w:r>
+        <w:rPr>
+          <w:lang w:val="en_US" w:bidi="en_US"/>
+        </w:rPr>
+      </w:r>
+      <w:r>
+        <w:rPr>
           <w:b/>
           <w:lang w:val="en_US" w:bidi="en_US"/>
         </w:rPr>
@@ -6734,6 +7532,20 @@
         <w:rPr>
           <w:lang w:val="en_US" w:bidi="en_US"/>
         </w:rPr>
+      </w:r>
+    </w:p>
+    <w:p>
+      <w:pPr/>
+      <w:r>
+        <w:rPr>
+          <w:lang w:val="en_US" w:bidi="en_US"/>
+        </w:rPr>
+      </w:r>
+      <w:r>
+        <w:rPr>
+          <w:lang w:val="en_US" w:bidi="en_US"/>
+        </w:rPr>
+        <w:t>וַ⁠יִּֽירְא֧וּ הָ⁠אֲנָשִׁ֛ים יִרְאָ֥ה גְדוֹלָ֖ה אֶת־יְהוָ֑ה</w:t>
       </w:r>
     </w:p>
     <w:p>
@@ -6859,6 +7671,20 @@
       </w:r>
       <w:r>
         <w:rPr>
+          <w:lang w:val="en_US" w:bidi="en_US"/>
+        </w:rPr>
+        <w:t>וַ⁠יִּֽזְבְּחוּ־זֶ֨בַח֙ לַֽ⁠יהוָ֔ה וַֽ⁠יִּדְּר֖וּ נְדָרִֽים</w:t>
+      </w:r>
+    </w:p>
+    <w:p>
+      <w:pPr/>
+      <w:r>
+        <w:rPr>
+          <w:lang w:val="en_US" w:bidi="en_US"/>
+        </w:rPr>
+      </w:r>
+      <w:r>
+        <w:rPr>
           <w:b/>
           <w:lang w:val="en_US" w:bidi="en_US"/>
         </w:rPr>
@@ -6968,6 +7794,20 @@
       </w:r>
       <w:r>
         <w:rPr>
+          <w:lang w:val="en_US" w:bidi="en_US"/>
+        </w:rPr>
+        <w:t>וַ⁠יְמַ֤ן יְהוָה֙ דָּ֣ג גָּד֔וֹל לִ⁠בְלֹ֖עַ אֶת־יוֹנָ֑ה וַ⁠יְהִ֤י יוֹנָה֙ בִּ⁠מְעֵ֣י הַ⁠דָּ֔ג שְׁלֹשָׁ֥ה יָמִ֖ים וּ⁠שְׁלֹשָׁ֥ה לֵילֽוֹת</w:t>
+      </w:r>
+    </w:p>
+    <w:p>
+      <w:pPr/>
+      <w:r>
+        <w:rPr>
+          <w:lang w:val="en_US" w:bidi="en_US"/>
+        </w:rPr>
+      </w:r>
+      <w:r>
+        <w:rPr>
           <w:b/>
           <w:lang w:val="en_US" w:bidi="en_US"/>
         </w:rPr>
@@ -7031,6 +7871,20 @@
       </w:r>
       <w:r>
         <w:rPr>
+          <w:lang w:val="en_US" w:bidi="en_US"/>
+        </w:rPr>
+        <w:t>וַ⁠יְמַ֤ן יְהוָה֙ דָּ֣ג גָּד֔וֹל לִ⁠בְלֹ֖עַ אֶת־יוֹנָ֑ה</w:t>
+      </w:r>
+    </w:p>
+    <w:p>
+      <w:pPr/>
+      <w:r>
+        <w:rPr>
+          <w:lang w:val="en_US" w:bidi="en_US"/>
+        </w:rPr>
+      </w:r>
+      <w:r>
+        <w:rPr>
           <w:b/>
           <w:lang w:val="en_US" w:bidi="en_US"/>
         </w:rPr>
@@ -7372,6 +8226,20 @@
       </w:r>
       <w:r>
         <w:rPr>
+          <w:lang w:val="en_US" w:bidi="en_US"/>
+        </w:rPr>
+        <w:t>יְהוָ֖ה אֱלֹהָ֑י⁠ו</w:t>
+      </w:r>
+    </w:p>
+    <w:p>
+      <w:pPr/>
+      <w:r>
+        <w:rPr>
+          <w:lang w:val="en_US" w:bidi="en_US"/>
+        </w:rPr>
+      </w:r>
+      <w:r>
+        <w:rPr>
           <w:b/>
           <w:lang w:val="en_US" w:bidi="en_US"/>
         </w:rPr>
@@ -7481,6 +8349,20 @@
       </w:r>
       <w:r>
         <w:rPr>
+          <w:lang w:val="en_US" w:bidi="en_US"/>
+        </w:rPr>
+        <w:t>וַ⁠יֹּ֗אמֶר</w:t>
+      </w:r>
+    </w:p>
+    <w:p>
+      <w:pPr/>
+      <w:r>
+        <w:rPr>
+          <w:lang w:val="en_US" w:bidi="en_US"/>
+        </w:rPr>
+      </w:r>
+      <w:r>
+        <w:rPr>
           <w:b/>
           <w:lang w:val="en_US" w:bidi="en_US"/>
         </w:rPr>
@@ -7544,6 +8426,20 @@
       </w:r>
       <w:r>
         <w:rPr>
+          <w:lang w:val="en_US" w:bidi="en_US"/>
+        </w:rPr>
+        <w:t>קָ֠רָאתִי מִ⁠צָּ֥רָה לִ֛⁠י אֶל־יְהוָ֖ה וַֽ⁠יַּעֲנֵ֑⁠נִי</w:t>
+      </w:r>
+    </w:p>
+    <w:p>
+      <w:pPr/>
+      <w:r>
+        <w:rPr>
+          <w:lang w:val="en_US" w:bidi="en_US"/>
+        </w:rPr>
+      </w:r>
+      <w:r>
+        <w:rPr>
           <w:b/>
           <w:lang w:val="en_US" w:bidi="en_US"/>
         </w:rPr>
@@ -7627,6 +8523,20 @@
       </w:r>
       <w:r>
         <w:rPr>
+          <w:lang w:val="en_US" w:bidi="en_US"/>
+        </w:rPr>
+        <w:t>קָ֠רָאתִי מִ⁠צָּ֥רָה לִ֛⁠י אֶל־יְהוָ֖ה וַֽ⁠יַּעֲנֵ֑⁠נִי</w:t>
+      </w:r>
+    </w:p>
+    <w:p>
+      <w:pPr/>
+      <w:r>
+        <w:rPr>
+          <w:lang w:val="en_US" w:bidi="en_US"/>
+        </w:rPr>
+      </w:r>
+      <w:r>
+        <w:rPr>
           <w:b/>
           <w:lang w:val="en_US" w:bidi="en_US"/>
         </w:rPr>
@@ -7710,6 +8620,20 @@
       </w:r>
       <w:r>
         <w:rPr>
+          <w:lang w:val="en_US" w:bidi="en_US"/>
+        </w:rPr>
+        <w:t>וַֽ⁠יַּעֲנֵ֑⁠נִי</w:t>
+      </w:r>
+    </w:p>
+    <w:p>
+      <w:pPr/>
+      <w:r>
+        <w:rPr>
+          <w:lang w:val="en_US" w:bidi="en_US"/>
+        </w:rPr>
+      </w:r>
+      <w:r>
+        <w:rPr>
           <w:b/>
           <w:lang w:val="en_US" w:bidi="en_US"/>
         </w:rPr>
@@ -7793,6 +8717,20 @@
       </w:r>
       <w:r>
         <w:rPr>
+          <w:lang w:val="en_US" w:bidi="en_US"/>
+        </w:rPr>
+        <w:t>מִ⁠בֶּ֧טֶן שְׁא֛וֹל</w:t>
+      </w:r>
+    </w:p>
+    <w:p>
+      <w:pPr/>
+      <w:r>
+        <w:rPr>
+          <w:lang w:val="en_US" w:bidi="en_US"/>
+        </w:rPr>
+      </w:r>
+      <w:r>
+        <w:rPr>
           <w:b/>
           <w:lang w:val="en_US" w:bidi="en_US"/>
         </w:rPr>
@@ -7889,6 +8827,20 @@
       </w:r>
       <w:r>
         <w:rPr>
+          <w:lang w:val="en_US" w:bidi="en_US"/>
+        </w:rPr>
+        <w:t>שְׁא֛וֹל</w:t>
+      </w:r>
+    </w:p>
+    <w:p>
+      <w:pPr/>
+      <w:r>
+        <w:rPr>
+          <w:lang w:val="en_US" w:bidi="en_US"/>
+        </w:rPr>
+      </w:r>
+      <w:r>
+        <w:rPr>
           <w:b/>
           <w:lang w:val="en_US" w:bidi="en_US"/>
         </w:rPr>
@@ -7979,6 +8931,20 @@
       </w:r>
       <w:r>
         <w:rPr>
+          <w:lang w:val="en_US" w:bidi="en_US"/>
+        </w:rPr>
+        <w:t>שָׁמַ֥עְתָּ קוֹלִֽ⁠י</w:t>
+      </w:r>
+    </w:p>
+    <w:p>
+      <w:pPr/>
+      <w:r>
+        <w:rPr>
+          <w:lang w:val="en_US" w:bidi="en_US"/>
+        </w:rPr>
+      </w:r>
+      <w:r>
+        <w:rPr>
           <w:b/>
           <w:lang w:val="en_US" w:bidi="en_US"/>
         </w:rPr>
@@ -8075,6 +9041,20 @@
       </w:r>
       <w:r>
         <w:rPr>
+          <w:lang w:val="en_US" w:bidi="en_US"/>
+        </w:rPr>
+        <w:t>קָ֠רָאתִי מִ⁠צָּ֥רָה לִ֛⁠י אֶל־יְהוָ֖ה וַֽ⁠יַּעֲנֵ֑⁠נִי מִ⁠בֶּ֧טֶן שְׁא֛וֹל שִׁוַּ֖עְתִּי שָׁמַ֥עְתָּ קוֹלִֽ⁠י</w:t>
+      </w:r>
+    </w:p>
+    <w:p>
+      <w:pPr/>
+      <w:r>
+        <w:rPr>
+          <w:lang w:val="en_US" w:bidi="en_US"/>
+        </w:rPr>
+      </w:r>
+      <w:r>
+        <w:rPr>
           <w:b/>
           <w:lang w:val="en_US" w:bidi="en_US"/>
         </w:rPr>
@@ -8172,6 +9152,20 @@
       </w:r>
       <w:r>
         <w:rPr>
+          <w:lang w:val="en_US" w:bidi="en_US"/>
+        </w:rPr>
+        <w:t>בִּ⁠לְבַ֣ב יַמִּ֔ים</w:t>
+      </w:r>
+    </w:p>
+    <w:p>
+      <w:pPr/>
+      <w:r>
+        <w:rPr>
+          <w:lang w:val="en_US" w:bidi="en_US"/>
+        </w:rPr>
+      </w:r>
+      <w:r>
+        <w:rPr>
           <w:b/>
           <w:lang w:val="en_US" w:bidi="en_US"/>
         </w:rPr>
@@ -8281,6 +9275,20 @@
       </w:r>
       <w:r>
         <w:rPr>
+          <w:lang w:val="en_US" w:bidi="en_US"/>
+        </w:rPr>
+        <w:t>וְ⁠נָהָ֖ר יְסֹבְבֵ֑⁠נִי</w:t>
+      </w:r>
+    </w:p>
+    <w:p>
+      <w:pPr/>
+      <w:r>
+        <w:rPr>
+          <w:lang w:val="en_US" w:bidi="en_US"/>
+        </w:rPr>
+      </w:r>
+      <w:r>
+        <w:rPr>
           <w:b/>
           <w:lang w:val="en_US" w:bidi="en_US"/>
         </w:rPr>
@@ -8344,6 +9352,20 @@
       </w:r>
       <w:r>
         <w:rPr>
+          <w:lang w:val="en_US" w:bidi="en_US"/>
+        </w:rPr>
+        <w:t>מִשְׁבָּרֶ֥י⁠ךָ וְ⁠גַלֶּ֖י⁠ךָ</w:t>
+      </w:r>
+    </w:p>
+    <w:p>
+      <w:pPr/>
+      <w:r>
+        <w:rPr>
+          <w:lang w:val="en_US" w:bidi="en_US"/>
+        </w:rPr>
+      </w:r>
+      <w:r>
+        <w:rPr>
           <w:b/>
           <w:lang w:val="en_US" w:bidi="en_US"/>
         </w:rPr>
@@ -8453,6 +9475,20 @@
       </w:r>
       <w:r>
         <w:rPr>
+          <w:lang w:val="en_US" w:bidi="en_US"/>
+        </w:rPr>
+        <w:t>יַמִּ֔ים</w:t>
+      </w:r>
+    </w:p>
+    <w:p>
+      <w:pPr/>
+      <w:r>
+        <w:rPr>
+          <w:lang w:val="en_US" w:bidi="en_US"/>
+        </w:rPr>
+      </w:r>
+      <w:r>
+        <w:rPr>
           <w:b/>
           <w:lang w:val="en_US" w:bidi="en_US"/>
         </w:rPr>
@@ -8549,6 +9585,20 @@
       </w:r>
       <w:r>
         <w:rPr>
+          <w:lang w:val="en_US" w:bidi="en_US"/>
+        </w:rPr>
+        <w:t>מִשְׁבָּרֶ֥י⁠ךָ וְ⁠גַלֶּ֖י⁠ךָ</w:t>
+      </w:r>
+    </w:p>
+    <w:p>
+      <w:pPr/>
+      <w:r>
+        <w:rPr>
+          <w:lang w:val="en_US" w:bidi="en_US"/>
+        </w:rPr>
+      </w:r>
+      <w:r>
+        <w:rPr>
           <w:b/>
           <w:lang w:val="en_US" w:bidi="en_US"/>
         </w:rPr>
@@ -8671,6 +9721,20 @@
       </w:r>
       <w:r>
         <w:rPr>
+          <w:lang w:val="en_US" w:bidi="en_US"/>
+        </w:rPr>
+        <w:t>וַ⁠אֲנִ֣י</w:t>
+      </w:r>
+    </w:p>
+    <w:p>
+      <w:pPr/>
+      <w:r>
+        <w:rPr>
+          <w:lang w:val="en_US" w:bidi="en_US"/>
+        </w:rPr>
+      </w:r>
+      <w:r>
+        <w:rPr>
           <w:b/>
           <w:lang w:val="en_US" w:bidi="en_US"/>
         </w:rPr>
@@ -8761,6 +9825,20 @@
       </w:r>
       <w:r>
         <w:rPr>
+          <w:lang w:val="en_US" w:bidi="en_US"/>
+        </w:rPr>
+        <w:t>נִגְרַ֖שְׁתִּי</w:t>
+      </w:r>
+    </w:p>
+    <w:p>
+      <w:pPr/>
+      <w:r>
+        <w:rPr>
+          <w:lang w:val="en_US" w:bidi="en_US"/>
+        </w:rPr>
+      </w:r>
+      <w:r>
+        <w:rPr>
           <w:b/>
           <w:lang w:val="en_US" w:bidi="en_US"/>
         </w:rPr>
@@ -8844,6 +9922,20 @@
       </w:r>
       <w:r>
         <w:rPr>
+          <w:lang w:val="en_US" w:bidi="en_US"/>
+        </w:rPr>
+        <w:t>מִ⁠נֶּ֣גֶד עֵינֶ֑י⁠ךָ</w:t>
+      </w:r>
+    </w:p>
+    <w:p>
+      <w:pPr/>
+      <w:r>
+        <w:rPr>
+          <w:lang w:val="en_US" w:bidi="en_US"/>
+        </w:rPr>
+      </w:r>
+      <w:r>
+        <w:rPr>
           <w:b/>
           <w:lang w:val="en_US" w:bidi="en_US"/>
         </w:rPr>
@@ -8940,6 +10032,20 @@
       </w:r>
       <w:r>
         <w:rPr>
+          <w:lang w:val="en_US" w:bidi="en_US"/>
+        </w:rPr>
+        <w:t>אַ֚ךְ</w:t>
+      </w:r>
+    </w:p>
+    <w:p>
+      <w:pPr/>
+      <w:r>
+        <w:rPr>
+          <w:lang w:val="en_US" w:bidi="en_US"/>
+        </w:rPr>
+      </w:r>
+      <w:r>
+        <w:rPr>
           <w:b/>
           <w:lang w:val="en_US" w:bidi="en_US"/>
         </w:rPr>
@@ -9036,6 +10142,20 @@
       </w:r>
       <w:r>
         <w:rPr>
+          <w:lang w:val="en_US" w:bidi="en_US"/>
+        </w:rPr>
+        <w:t>אֲפָפ֤וּ⁠נִי מַ֨יִם֙ עַד־נֶ֔פֶשׁ תְּה֖וֹם יְסֹבְבֵ֑⁠נִי</w:t>
+      </w:r>
+    </w:p>
+    <w:p>
+      <w:pPr/>
+      <w:r>
+        <w:rPr>
+          <w:lang w:val="en_US" w:bidi="en_US"/>
+        </w:rPr>
+      </w:r>
+      <w:r>
+        <w:rPr>
           <w:b/>
           <w:lang w:val="en_US" w:bidi="en_US"/>
         </w:rPr>
@@ -9182,6 +10302,20 @@
       </w:r>
       <w:r>
         <w:rPr>
+          <w:lang w:val="en_US" w:bidi="en_US"/>
+        </w:rPr>
+        <w:t>עַד־נֶ֔פֶשׁ</w:t>
+      </w:r>
+    </w:p>
+    <w:p>
+      <w:pPr/>
+      <w:r>
+        <w:rPr>
+          <w:lang w:val="en_US" w:bidi="en_US"/>
+        </w:rPr>
+      </w:r>
+      <w:r>
+        <w:rPr>
           <w:b/>
           <w:lang w:val="en_US" w:bidi="en_US"/>
         </w:rPr>
@@ -9258,6 +10392,20 @@
       </w:r>
       <w:r>
         <w:rPr>
+          <w:lang w:val="en_US" w:bidi="en_US"/>
+        </w:rPr>
+        <w:t>תְּה֖וֹם יְסֹבְבֵ֑⁠נִי</w:t>
+      </w:r>
+    </w:p>
+    <w:p>
+      <w:pPr/>
+      <w:r>
+        <w:rPr>
+          <w:lang w:val="en_US" w:bidi="en_US"/>
+        </w:rPr>
+      </w:r>
+      <w:r>
+        <w:rPr>
           <w:b/>
           <w:lang w:val="en_US" w:bidi="en_US"/>
         </w:rPr>
@@ -9321,6 +10469,20 @@
       </w:r>
       <w:r>
         <w:rPr>
+          <w:lang w:val="en_US" w:bidi="en_US"/>
+        </w:rPr>
+        <w:t>ס֖וּף</w:t>
+      </w:r>
+    </w:p>
+    <w:p>
+      <w:pPr/>
+      <w:r>
+        <w:rPr>
+          <w:lang w:val="en_US" w:bidi="en_US"/>
+        </w:rPr>
+      </w:r>
+      <w:r>
+        <w:rPr>
           <w:b/>
           <w:lang w:val="en_US" w:bidi="en_US"/>
         </w:rPr>
@@ -9417,6 +10579,20 @@
       </w:r>
       <w:r>
         <w:rPr>
+          <w:lang w:val="en_US" w:bidi="en_US"/>
+        </w:rPr>
+        <w:t>הָ⁠אָ֛רֶץ בְּרִחֶ֥י⁠הָ בַעֲדִ֖⁠י לְ⁠עוֹלָ֑ם</w:t>
+      </w:r>
+    </w:p>
+    <w:p>
+      <w:pPr/>
+      <w:r>
+        <w:rPr>
+          <w:lang w:val="en_US" w:bidi="en_US"/>
+        </w:rPr>
+      </w:r>
+      <w:r>
+        <w:rPr>
           <w:b/>
           <w:lang w:val="en_US" w:bidi="en_US"/>
         </w:rPr>
@@ -9526,6 +10702,20 @@
       </w:r>
       <w:r>
         <w:rPr>
+          <w:lang w:val="en_US" w:bidi="en_US"/>
+        </w:rPr>
+        <w:t>וַ⁠תַּ֧עַל מִ⁠שַּׁ֛חַת חַיַּ֖⁠י</w:t>
+      </w:r>
+    </w:p>
+    <w:p>
+      <w:pPr/>
+      <w:r>
+        <w:rPr>
+          <w:lang w:val="en_US" w:bidi="en_US"/>
+        </w:rPr>
+      </w:r>
+      <w:r>
+        <w:rPr>
           <w:b/>
           <w:lang w:val="en_US" w:bidi="en_US"/>
         </w:rPr>
@@ -9622,6 +10812,20 @@
       </w:r>
       <w:r>
         <w:rPr>
+          <w:lang w:val="en_US" w:bidi="en_US"/>
+        </w:rPr>
+        <w:t>יְהוָ֥ה אֱלֹהָֽ⁠י</w:t>
+      </w:r>
+    </w:p>
+    <w:p>
+      <w:pPr/>
+      <w:r>
+        <w:rPr>
+          <w:lang w:val="en_US" w:bidi="en_US"/>
+        </w:rPr>
+      </w:r>
+      <w:r>
+        <w:rPr>
           <w:b/>
           <w:lang w:val="en_US" w:bidi="en_US"/>
         </w:rPr>
@@ -9731,6 +10935,20 @@
       </w:r>
       <w:r>
         <w:rPr>
+          <w:lang w:val="en_US" w:bidi="en_US"/>
+        </w:rPr>
+        <w:t>חַיַּ֖⁠י</w:t>
+      </w:r>
+    </w:p>
+    <w:p>
+      <w:pPr/>
+      <w:r>
+        <w:rPr>
+          <w:lang w:val="en_US" w:bidi="en_US"/>
+        </w:rPr>
+      </w:r>
+      <w:r>
+        <w:rPr>
           <w:b/>
           <w:lang w:val="en_US" w:bidi="en_US"/>
         </w:rPr>
@@ -9827,6 +11045,20 @@
       </w:r>
       <w:r>
         <w:rPr>
+          <w:lang w:val="en_US" w:bidi="en_US"/>
+        </w:rPr>
+        <w:t>אֱלֹהָֽ⁠י</w:t>
+      </w:r>
+    </w:p>
+    <w:p>
+      <w:pPr/>
+      <w:r>
+        <w:rPr>
+          <w:lang w:val="en_US" w:bidi="en_US"/>
+        </w:rPr>
+      </w:r>
+      <w:r>
+        <w:rPr>
           <w:b/>
           <w:lang w:val="en_US" w:bidi="en_US"/>
         </w:rPr>
@@ -9936,6 +11168,20 @@
       </w:r>
       <w:r>
         <w:rPr>
+          <w:lang w:val="en_US" w:bidi="en_US"/>
+        </w:rPr>
+        <w:t>בְּ⁠הִתְעַטֵּ֤ף עָלַ⁠י֙ נַפְשִׁ֔⁠י</w:t>
+      </w:r>
+    </w:p>
+    <w:p>
+      <w:pPr/>
+      <w:r>
+        <w:rPr>
+          <w:lang w:val="en_US" w:bidi="en_US"/>
+        </w:rPr>
+      </w:r>
+      <w:r>
+        <w:rPr>
           <w:b/>
           <w:lang w:val="en_US" w:bidi="en_US"/>
         </w:rPr>
@@ -10019,6 +11265,20 @@
       </w:r>
       <w:r>
         <w:rPr>
+          <w:lang w:val="en_US" w:bidi="en_US"/>
+        </w:rPr>
+        <w:t>אֶת־יְהוָ֖ה זָכָ֑רְתִּי</w:t>
+      </w:r>
+    </w:p>
+    <w:p>
+      <w:pPr/>
+      <w:r>
+        <w:rPr>
+          <w:lang w:val="en_US" w:bidi="en_US"/>
+        </w:rPr>
+      </w:r>
+      <w:r>
+        <w:rPr>
           <w:b/>
           <w:lang w:val="en_US" w:bidi="en_US"/>
         </w:rPr>
@@ -10115,6 +11375,20 @@
       </w:r>
       <w:r>
         <w:rPr>
+          <w:lang w:val="en_US" w:bidi="en_US"/>
+        </w:rPr>
+        <w:t>וַ⁠תָּב֤וֹא אֵלֶ֨י⁠ךָ֙ תְּפִלָּתִ֔⁠י אֶל־הֵיכַ֖ל קָדְשֶֽׁ⁠ךָ</w:t>
+      </w:r>
+    </w:p>
+    <w:p>
+      <w:pPr/>
+      <w:r>
+        <w:rPr>
+          <w:lang w:val="en_US" w:bidi="en_US"/>
+        </w:rPr>
+      </w:r>
+      <w:r>
+        <w:rPr>
           <w:b/>
           <w:lang w:val="en_US" w:bidi="en_US"/>
         </w:rPr>
@@ -10211,6 +11485,20 @@
       </w:r>
       <w:r>
         <w:rPr>
+          <w:lang w:val="en_US" w:bidi="en_US"/>
+        </w:rPr>
+        <w:t>אֶת־יְהוָ֖ה זָכָ֑רְתִּי</w:t>
+      </w:r>
+    </w:p>
+    <w:p>
+      <w:pPr/>
+      <w:r>
+        <w:rPr>
+          <w:lang w:val="en_US" w:bidi="en_US"/>
+        </w:rPr>
+      </w:r>
+      <w:r>
+        <w:rPr>
           <w:b/>
           <w:lang w:val="en_US" w:bidi="en_US"/>
         </w:rPr>
@@ -10294,6 +11582,20 @@
       </w:r>
       <w:r>
         <w:rPr>
+          <w:lang w:val="en_US" w:bidi="en_US"/>
+        </w:rPr>
+        <w:t>מְשַׁמְּרִ֖ים הַבְלֵי־שָׁ֑וְא</w:t>
+      </w:r>
+    </w:p>
+    <w:p>
+      <w:pPr/>
+      <w:r>
+        <w:rPr>
+          <w:lang w:val="en_US" w:bidi="en_US"/>
+        </w:rPr>
+      </w:r>
+      <w:r>
+        <w:rPr>
           <w:b/>
           <w:lang w:val="en_US" w:bidi="en_US"/>
         </w:rPr>
@@ -10390,6 +11692,20 @@
       </w:r>
       <w:r>
         <w:rPr>
+          <w:lang w:val="en_US" w:bidi="en_US"/>
+        </w:rPr>
+        <w:t>חַסְדָּ֖⁠ם יַעֲזֹֽבוּ</w:t>
+      </w:r>
+    </w:p>
+    <w:p>
+      <w:pPr/>
+      <w:r>
+        <w:rPr>
+          <w:lang w:val="en_US" w:bidi="en_US"/>
+        </w:rPr>
+      </w:r>
+      <w:r>
+        <w:rPr>
           <w:b/>
           <w:lang w:val="en_US" w:bidi="en_US"/>
         </w:rPr>
@@ -10486,6 +11802,20 @@
       </w:r>
       <w:r>
         <w:rPr>
+          <w:lang w:val="en_US" w:bidi="en_US"/>
+        </w:rPr>
+        <w:t>וַ⁠אֲנִ֗י</w:t>
+      </w:r>
+    </w:p>
+    <w:p>
+      <w:pPr/>
+      <w:r>
+        <w:rPr>
+          <w:lang w:val="en_US" w:bidi="en_US"/>
+        </w:rPr>
+      </w:r>
+      <w:r>
+        <w:rPr>
           <w:b/>
           <w:lang w:val="en_US" w:bidi="en_US"/>
         </w:rPr>
@@ -10569,6 +11899,20 @@
       </w:r>
       <w:r>
         <w:rPr>
+          <w:lang w:val="en_US" w:bidi="en_US"/>
+        </w:rPr>
+        <w:t>בְּ⁠ק֤וֹל תּוֹדָה֙</w:t>
+      </w:r>
+    </w:p>
+    <w:p>
+      <w:pPr/>
+      <w:r>
+        <w:rPr>
+          <w:lang w:val="en_US" w:bidi="en_US"/>
+        </w:rPr>
+      </w:r>
+      <w:r>
+        <w:rPr>
           <w:b/>
           <w:lang w:val="en_US" w:bidi="en_US"/>
         </w:rPr>
@@ -10665,6 +12009,20 @@
       </w:r>
       <w:r>
         <w:rPr>
+          <w:lang w:val="en_US" w:bidi="en_US"/>
+        </w:rPr>
+        <w:t>יְשׁוּעָ֖תָ⁠ה לַ⁠יהוָֽה</w:t>
+      </w:r>
+    </w:p>
+    <w:p>
+      <w:pPr/>
+      <w:r>
+        <w:rPr>
+          <w:lang w:val="en_US" w:bidi="en_US"/>
+        </w:rPr>
+      </w:r>
+      <w:r>
+        <w:rPr>
           <w:b/>
           <w:lang w:val="en_US" w:bidi="en_US"/>
         </w:rPr>
@@ -10761,6 +12119,20 @@
       </w:r>
       <w:r>
         <w:rPr>
+          <w:lang w:val="en_US" w:bidi="en_US"/>
+        </w:rPr>
+        <w:t>יְשׁוּעָ֖תָ⁠ה לַ⁠יהוָֽה</w:t>
+      </w:r>
+    </w:p>
+    <w:p>
+      <w:pPr/>
+      <w:r>
+        <w:rPr>
+          <w:lang w:val="en_US" w:bidi="en_US"/>
+        </w:rPr>
+      </w:r>
+      <w:r>
+        <w:rPr>
           <w:b/>
           <w:lang w:val="en_US" w:bidi="en_US"/>
         </w:rPr>
@@ -10846,6 +12218,20 @@
         <w:rPr>
           <w:lang w:val="en_US" w:bidi="en_US"/>
         </w:rPr>
+      </w:r>
+    </w:p>
+    <w:p>
+      <w:pPr/>
+      <w:r>
+        <w:rPr>
+          <w:lang w:val="en_US" w:bidi="en_US"/>
+        </w:rPr>
+      </w:r>
+      <w:r>
+        <w:rPr>
+          <w:lang w:val="en_US" w:bidi="en_US"/>
+        </w:rPr>
+        <w:t>יְשׁוּעָ֖תָ⁠ה לַ⁠יהוָֽה</w:t>
       </w:r>
     </w:p>
     <w:p>
@@ -10958,6 +12344,20 @@
       </w:r>
       <w:r>
         <w:rPr>
+          <w:lang w:val="en_US" w:bidi="en_US"/>
+        </w:rPr>
+        <w:t>אֶל־הַ⁠יַּבָּשָֽׁה</w:t>
+      </w:r>
+    </w:p>
+    <w:p>
+      <w:pPr/>
+      <w:r>
+        <w:rPr>
+          <w:lang w:val="en_US" w:bidi="en_US"/>
+        </w:rPr>
+      </w:r>
+      <w:r>
+        <w:rPr>
           <w:b/>
           <w:lang w:val="en_US" w:bidi="en_US"/>
         </w:rPr>
@@ -11067,6 +12467,20 @@
       </w:r>
       <w:r>
         <w:rPr>
+          <w:lang w:val="en_US" w:bidi="en_US"/>
+        </w:rPr>
+        <w:t>וַ⁠יֹּ֥אמֶר יְהוָ֖ה לַ⁠דָּ֑ג</w:t>
+      </w:r>
+    </w:p>
+    <w:p>
+      <w:pPr/>
+      <w:r>
+        <w:rPr>
+          <w:lang w:val="en_US" w:bidi="en_US"/>
+        </w:rPr>
+      </w:r>
+      <w:r>
+        <w:rPr>
           <w:b/>
           <w:lang w:val="en_US" w:bidi="en_US"/>
         </w:rPr>
@@ -11163,6 +12577,20 @@
       </w:r>
       <w:r>
         <w:rPr>
+          <w:lang w:val="en_US" w:bidi="en_US"/>
+        </w:rPr>
+        <w:t>וַ⁠יֹּ֥אמֶר יְהוָ֖ה לַ⁠דָּ֑ג</w:t>
+      </w:r>
+    </w:p>
+    <w:p>
+      <w:pPr/>
+      <w:r>
+        <w:rPr>
+          <w:lang w:val="en_US" w:bidi="en_US"/>
+        </w:rPr>
+      </w:r>
+      <w:r>
+        <w:rPr>
           <w:b/>
           <w:lang w:val="en_US" w:bidi="en_US"/>
         </w:rPr>
@@ -11495,6 +12923,20 @@
         <w:rPr>
           <w:lang w:val="en_US" w:bidi="en_US"/>
         </w:rPr>
+      </w:r>
+    </w:p>
+    <w:p>
+      <w:pPr/>
+      <w:r>
+        <w:rPr>
+          <w:lang w:val="en_US" w:bidi="en_US"/>
+        </w:rPr>
+      </w:r>
+      <w:r>
+        <w:rPr>
+          <w:lang w:val="en_US" w:bidi="en_US"/>
+        </w:rPr>
+        <w:t>וַ⁠יְהִ֧י דְבַר־יְהוָ֛ה</w:t>
       </w:r>
     </w:p>
     <w:p>
@@ -11607,6 +13049,20 @@
       </w:r>
       <w:r>
         <w:rPr>
+          <w:lang w:val="en_US" w:bidi="en_US"/>
+        </w:rPr>
+        <w:t>וַ⁠יְהִ֧י דְבַר־יְהוָ֛ה</w:t>
+      </w:r>
+    </w:p>
+    <w:p>
+      <w:pPr/>
+      <w:r>
+        <w:rPr>
+          <w:lang w:val="en_US" w:bidi="en_US"/>
+        </w:rPr>
+      </w:r>
+      <w:r>
+        <w:rPr>
           <w:b/>
           <w:lang w:val="en_US" w:bidi="en_US"/>
         </w:rPr>
@@ -11708,6 +13164,20 @@
       </w:r>
       <w:r>
         <w:rPr>
+          <w:lang w:val="en_US" w:bidi="en_US"/>
+        </w:rPr>
+        <w:t>הָ⁠עִ֣יר הַ⁠גְּדוֹלָ֑ה</w:t>
+      </w:r>
+    </w:p>
+    <w:p>
+      <w:pPr/>
+      <w:r>
+        <w:rPr>
+          <w:lang w:val="en_US" w:bidi="en_US"/>
+        </w:rPr>
+      </w:r>
+      <w:r>
+        <w:rPr>
           <w:b/>
           <w:lang w:val="en_US" w:bidi="en_US"/>
         </w:rPr>
@@ -11822,6 +13292,20 @@
       </w:r>
       <w:r>
         <w:rPr>
+          <w:lang w:val="en_US" w:bidi="en_US"/>
+        </w:rPr>
+        <w:t>ק֛וּם</w:t>
+      </w:r>
+    </w:p>
+    <w:p>
+      <w:pPr/>
+      <w:r>
+        <w:rPr>
+          <w:lang w:val="en_US" w:bidi="en_US"/>
+        </w:rPr>
+      </w:r>
+      <w:r>
+        <w:rPr>
           <w:b/>
           <w:lang w:val="en_US" w:bidi="en_US"/>
         </w:rPr>
@@ -11948,6 +13432,20 @@
       </w:r>
       <w:r>
         <w:rPr>
+          <w:lang w:val="en_US" w:bidi="en_US"/>
+        </w:rPr>
+        <w:t>וִּ⁠קְרָ֤א אֵלֶ֨י⁠הָ֙ אֶת־הַ⁠קְּרִיאָ֔ה אֲשֶׁ֥ר אָנֹכִ֖י דֹּבֵ֥ר אֵלֶֽי⁠ךָ</w:t>
+      </w:r>
+    </w:p>
+    <w:p>
+      <w:pPr/>
+      <w:r>
+        <w:rPr>
+          <w:lang w:val="en_US" w:bidi="en_US"/>
+        </w:rPr>
+      </w:r>
+      <w:r>
+        <w:rPr>
           <w:b/>
           <w:lang w:val="en_US" w:bidi="en_US"/>
         </w:rPr>
@@ -12046,6 +13544,20 @@
         <w:rPr>
           <w:lang w:val="en_US" w:bidi="en_US"/>
         </w:rPr>
+      </w:r>
+    </w:p>
+    <w:p>
+      <w:pPr/>
+      <w:r>
+        <w:rPr>
+          <w:lang w:val="en_US" w:bidi="en_US"/>
+        </w:rPr>
+      </w:r>
+      <w:r>
+        <w:rPr>
+          <w:lang w:val="en_US" w:bidi="en_US"/>
+        </w:rPr>
+        <w:t>וַ⁠יָּ֣קָם יוֹנָ֗ה וַ⁠יֵּ֛לֶךְ אֶל־נִֽינְוֶ֖ה כִּ⁠דְבַ֣ר יְהוָ֑ה</w:t>
       </w:r>
     </w:p>
     <w:p>
@@ -12171,6 +13683,20 @@
       </w:r>
       <w:r>
         <w:rPr>
+          <w:lang w:val="en_US" w:bidi="en_US"/>
+        </w:rPr>
+        <w:t>כִּ⁠דְבַ֣ר יְהוָ֑ה</w:t>
+      </w:r>
+    </w:p>
+    <w:p>
+      <w:pPr/>
+      <w:r>
+        <w:rPr>
+          <w:lang w:val="en_US" w:bidi="en_US"/>
+        </w:rPr>
+      </w:r>
+      <w:r>
+        <w:rPr>
           <w:b/>
           <w:lang w:val="en_US" w:bidi="en_US"/>
         </w:rPr>
@@ -12267,6 +13793,20 @@
       </w:r>
       <w:r>
         <w:rPr>
+          <w:lang w:val="en_US" w:bidi="en_US"/>
+        </w:rPr>
+        <w:t>וְ⁠נִֽינְוֵ֗ה הָיְתָ֤ה עִיר־גְּדוֹלָה֙ לֵֽ⁠אלֹהִ֔ים מַהֲלַ֖ךְ שְׁלֹ֥שֶׁת יָמִֽים</w:t>
+      </w:r>
+    </w:p>
+    <w:p>
+      <w:pPr/>
+      <w:r>
+        <w:rPr>
+          <w:lang w:val="en_US" w:bidi="en_US"/>
+        </w:rPr>
+      </w:r>
+      <w:r>
+        <w:rPr>
           <w:b/>
           <w:lang w:val="en_US" w:bidi="en_US"/>
         </w:rPr>
@@ -12363,6 +13903,20 @@
       </w:r>
       <w:r>
         <w:rPr>
+          <w:lang w:val="en_US" w:bidi="en_US"/>
+        </w:rPr>
+        <w:t>עִיר־גְּדוֹלָה֙ לֵֽ⁠אלֹהִ֔ים</w:t>
+      </w:r>
+    </w:p>
+    <w:p>
+      <w:pPr/>
+      <w:r>
+        <w:rPr>
+          <w:lang w:val="en_US" w:bidi="en_US"/>
+        </w:rPr>
+      </w:r>
+      <w:r>
+        <w:rPr>
           <w:b/>
           <w:lang w:val="en_US" w:bidi="en_US"/>
         </w:rPr>
@@ -12485,6 +14039,20 @@
       </w:r>
       <w:r>
         <w:rPr>
+          <w:lang w:val="en_US" w:bidi="en_US"/>
+        </w:rPr>
+        <w:t>מַהֲלַ֖ךְ שְׁלֹ֥שֶׁת יָמִֽים</w:t>
+      </w:r>
+    </w:p>
+    <w:p>
+      <w:pPr/>
+      <w:r>
+        <w:rPr>
+          <w:lang w:val="en_US" w:bidi="en_US"/>
+        </w:rPr>
+      </w:r>
+      <w:r>
+        <w:rPr>
           <w:b/>
           <w:lang w:val="en_US" w:bidi="en_US"/>
         </w:rPr>
@@ -12581,6 +14149,20 @@
       </w:r>
       <w:r>
         <w:rPr>
+          <w:lang w:val="en_US" w:bidi="en_US"/>
+        </w:rPr>
+        <w:t>וַ⁠יָּ֤חֶל יוֹנָה֙ לָ⁠ב֣וֹא בָ⁠עִ֔יר מַהֲלַ֖ךְ י֣וֹם אֶחָ֑ד וַ⁠יִּקְרָא֙</w:t>
+      </w:r>
+    </w:p>
+    <w:p>
+      <w:pPr/>
+      <w:r>
+        <w:rPr>
+          <w:lang w:val="en_US" w:bidi="en_US"/>
+        </w:rPr>
+      </w:r>
+      <w:r>
+        <w:rPr>
           <w:b/>
           <w:lang w:val="en_US" w:bidi="en_US"/>
         </w:rPr>
@@ -12677,6 +14259,20 @@
       </w:r>
       <w:r>
         <w:rPr>
+          <w:lang w:val="en_US" w:bidi="en_US"/>
+        </w:rPr>
+        <w:t>וַ⁠יִּקְרָא֙ וַ⁠יֹּאמַ֔ר</w:t>
+      </w:r>
+    </w:p>
+    <w:p>
+      <w:pPr/>
+      <w:r>
+        <w:rPr>
+          <w:lang w:val="en_US" w:bidi="en_US"/>
+        </w:rPr>
+      </w:r>
+      <w:r>
+        <w:rPr>
           <w:b/>
           <w:lang w:val="en_US" w:bidi="en_US"/>
         </w:rPr>
@@ -12773,6 +14369,20 @@
       </w:r>
       <w:r>
         <w:rPr>
+          <w:lang w:val="en_US" w:bidi="en_US"/>
+        </w:rPr>
+        <w:t>ע֚וֹד אַרְבָּעִ֣ים י֔וֹם</w:t>
+      </w:r>
+    </w:p>
+    <w:p>
+      <w:pPr/>
+      <w:r>
+        <w:rPr>
+          <w:lang w:val="en_US" w:bidi="en_US"/>
+        </w:rPr>
+      </w:r>
+      <w:r>
+        <w:rPr>
           <w:b/>
           <w:lang w:val="en_US" w:bidi="en_US"/>
         </w:rPr>
@@ -12836,6 +14446,20 @@
       </w:r>
       <w:r>
         <w:rPr>
+          <w:lang w:val="en_US" w:bidi="en_US"/>
+        </w:rPr>
+        <w:t>וְ⁠נִֽינְוֵ֖ה נֶהְפָּֽכֶת</w:t>
+      </w:r>
+    </w:p>
+    <w:p>
+      <w:pPr/>
+      <w:r>
+        <w:rPr>
+          <w:lang w:val="en_US" w:bidi="en_US"/>
+        </w:rPr>
+      </w:r>
+      <w:r>
+        <w:rPr>
           <w:b/>
           <w:lang w:val="en_US" w:bidi="en_US"/>
         </w:rPr>
@@ -12919,6 +14543,20 @@
       </w:r>
       <w:r>
         <w:rPr>
+          <w:lang w:val="en_US" w:bidi="en_US"/>
+        </w:rPr>
+        <w:t>וַ⁠יִּקְרְאוּ־צוֹם֙ וַ⁠יִּלְבְּשׁ֣וּ שַׂקִּ֔ים</w:t>
+      </w:r>
+    </w:p>
+    <w:p>
+      <w:pPr/>
+      <w:r>
+        <w:rPr>
+          <w:lang w:val="en_US" w:bidi="en_US"/>
+        </w:rPr>
+      </w:r>
+      <w:r>
+        <w:rPr>
           <w:b/>
           <w:lang w:val="en_US" w:bidi="en_US"/>
         </w:rPr>
@@ -13002,6 +14640,20 @@
       </w:r>
       <w:r>
         <w:rPr>
+          <w:lang w:val="en_US" w:bidi="en_US"/>
+        </w:rPr>
+        <w:t>מִ⁠גְּדוֹלָ֖⁠ם וְ⁠עַד־קְטַנָּֽ⁠ם</w:t>
+      </w:r>
+    </w:p>
+    <w:p>
+      <w:pPr/>
+      <w:r>
+        <w:rPr>
+          <w:lang w:val="en_US" w:bidi="en_US"/>
+        </w:rPr>
+      </w:r>
+      <w:r>
+        <w:rPr>
           <w:b/>
           <w:lang w:val="en_US" w:bidi="en_US"/>
         </w:rPr>
@@ -13065,6 +14717,20 @@
       </w:r>
       <w:r>
         <w:rPr>
+          <w:lang w:val="en_US" w:bidi="en_US"/>
+        </w:rPr>
+        <w:t>אַנְשֵׁ֥י נִֽינְוֵ֖ה</w:t>
+      </w:r>
+    </w:p>
+    <w:p>
+      <w:pPr/>
+      <w:r>
+        <w:rPr>
+          <w:lang w:val="en_US" w:bidi="en_US"/>
+        </w:rPr>
+      </w:r>
+      <w:r>
+        <w:rPr>
           <w:b/>
           <w:lang w:val="en_US" w:bidi="en_US"/>
         </w:rPr>
@@ -13161,6 +14827,20 @@
       </w:r>
       <w:r>
         <w:rPr>
+          <w:lang w:val="en_US" w:bidi="en_US"/>
+        </w:rPr>
+        <w:t>הַ⁠דָּבָר֙</w:t>
+      </w:r>
+    </w:p>
+    <w:p>
+      <w:pPr/>
+      <w:r>
+        <w:rPr>
+          <w:lang w:val="en_US" w:bidi="en_US"/>
+        </w:rPr>
+      </w:r>
+      <w:r>
+        <w:rPr>
           <w:b/>
           <w:lang w:val="en_US" w:bidi="en_US"/>
         </w:rPr>
@@ -13257,6 +14937,20 @@
       </w:r>
       <w:r>
         <w:rPr>
+          <w:lang w:val="en_US" w:bidi="en_US"/>
+        </w:rPr>
+        <w:t>וַ⁠יָּ֨קָם֙ מִ⁠כִּסְא֔⁠וֹ וַ⁠יַּעֲבֵ֥ר אַדַּרְתּ֖⁠וֹ מֵֽ⁠עָלָ֑י⁠ו</w:t>
+      </w:r>
+    </w:p>
+    <w:p>
+      <w:pPr/>
+      <w:r>
+        <w:rPr>
+          <w:lang w:val="en_US" w:bidi="en_US"/>
+        </w:rPr>
+      </w:r>
+      <w:r>
+        <w:rPr>
           <w:b/>
           <w:lang w:val="en_US" w:bidi="en_US"/>
         </w:rPr>
@@ -13353,6 +15047,20 @@
       </w:r>
       <w:r>
         <w:rPr>
+          <w:lang w:val="en_US" w:bidi="en_US"/>
+        </w:rPr>
+        <w:t>מִ⁠כִּסְא֔⁠וֹ</w:t>
+      </w:r>
+    </w:p>
+    <w:p>
+      <w:pPr/>
+      <w:r>
+        <w:rPr>
+          <w:lang w:val="en_US" w:bidi="en_US"/>
+        </w:rPr>
+      </w:r>
+      <w:r>
+        <w:rPr>
           <w:b/>
           <w:lang w:val="en_US" w:bidi="en_US"/>
         </w:rPr>
@@ -13449,6 +15157,20 @@
       </w:r>
       <w:r>
         <w:rPr>
+          <w:lang w:val="en_US" w:bidi="en_US"/>
+        </w:rPr>
+        <w:t>וַ⁠יְכַ֣ס שַׂ֔ק וַ⁠יֵּ֖שֶׁב עַל־הָ⁠אֵֽפֶר</w:t>
+      </w:r>
+    </w:p>
+    <w:p>
+      <w:pPr/>
+      <w:r>
+        <w:rPr>
+          <w:lang w:val="en_US" w:bidi="en_US"/>
+        </w:rPr>
+      </w:r>
+      <w:r>
+        <w:rPr>
           <w:b/>
           <w:lang w:val="en_US" w:bidi="en_US"/>
         </w:rPr>
@@ -13558,6 +15280,20 @@
       </w:r>
       <w:r>
         <w:rPr>
+          <w:lang w:val="en_US" w:bidi="en_US"/>
+        </w:rPr>
+        <w:t>וַ⁠יַּזְעֵ֗ק וַ⁠יֹּ֨אמֶר֙</w:t>
+      </w:r>
+    </w:p>
+    <w:p>
+      <w:pPr/>
+      <w:r>
+        <w:rPr>
+          <w:lang w:val="en_US" w:bidi="en_US"/>
+        </w:rPr>
+      </w:r>
+      <w:r>
+        <w:rPr>
           <w:b/>
           <w:lang w:val="en_US" w:bidi="en_US"/>
         </w:rPr>
@@ -13654,6 +15390,20 @@
       </w:r>
       <w:r>
         <w:rPr>
+          <w:lang w:val="en_US" w:bidi="en_US"/>
+        </w:rPr>
+        <w:t>מִ⁠טַּ֧עַם הַ⁠מֶּ֛לֶךְ וּ⁠גְדֹלָ֖י⁠ו</w:t>
+      </w:r>
+    </w:p>
+    <w:p>
+      <w:pPr/>
+      <w:r>
+        <w:rPr>
+          <w:lang w:val="en_US" w:bidi="en_US"/>
+        </w:rPr>
+      </w:r>
+      <w:r>
+        <w:rPr>
           <w:b/>
           <w:lang w:val="en_US" w:bidi="en_US"/>
         </w:rPr>
@@ -13717,6 +15467,20 @@
       </w:r>
       <w:r>
         <w:rPr>
+          <w:lang w:val="en_US" w:bidi="en_US"/>
+        </w:rPr>
+        <w:t>וּ⁠גְדֹלָ֖י⁠ו</w:t>
+      </w:r>
+    </w:p>
+    <w:p>
+      <w:pPr/>
+      <w:r>
+        <w:rPr>
+          <w:lang w:val="en_US" w:bidi="en_US"/>
+        </w:rPr>
+      </w:r>
+      <w:r>
+        <w:rPr>
           <w:b/>
           <w:lang w:val="en_US" w:bidi="en_US"/>
         </w:rPr>
@@ -13813,6 +15577,20 @@
       </w:r>
       <w:r>
         <w:rPr>
+          <w:lang w:val="en_US" w:bidi="en_US"/>
+        </w:rPr>
+        <w:t>הַ⁠בָּקָ֣ר וְ⁠הַ⁠צֹּ֗אן</w:t>
+      </w:r>
+    </w:p>
+    <w:p>
+      <w:pPr/>
+      <w:r>
+        <w:rPr>
+          <w:lang w:val="en_US" w:bidi="en_US"/>
+        </w:rPr>
+      </w:r>
+      <w:r>
+        <w:rPr>
           <w:b/>
           <w:lang w:val="en_US" w:bidi="en_US"/>
         </w:rPr>
@@ -13922,6 +15700,20 @@
       </w:r>
       <w:r>
         <w:rPr>
+          <w:lang w:val="en_US" w:bidi="en_US"/>
+        </w:rPr>
+        <w:t>וַ⁠יַּזְעֵ֗ק וַ⁠יֹּ֨אמֶר֙</w:t>
+      </w:r>
+    </w:p>
+    <w:p>
+      <w:pPr/>
+      <w:r>
+        <w:rPr>
+          <w:lang w:val="en_US" w:bidi="en_US"/>
+        </w:rPr>
+      </w:r>
+      <w:r>
+        <w:rPr>
           <w:b/>
           <w:lang w:val="en_US" w:bidi="en_US"/>
         </w:rPr>
@@ -14005,6 +15797,20 @@
       </w:r>
       <w:r>
         <w:rPr>
+          <w:lang w:val="en_US" w:bidi="en_US"/>
+        </w:rPr>
+        <w:t>וְ⁠הַ⁠בְּהֵמָ֔ה</w:t>
+      </w:r>
+    </w:p>
+    <w:p>
+      <w:pPr/>
+      <w:r>
+        <w:rPr>
+          <w:lang w:val="en_US" w:bidi="en_US"/>
+        </w:rPr>
+      </w:r>
+      <w:r>
+        <w:rPr>
           <w:b/>
           <w:lang w:val="en_US" w:bidi="en_US"/>
         </w:rPr>
@@ -14088,6 +15894,20 @@
       </w:r>
       <w:r>
         <w:rPr>
+          <w:lang w:val="en_US" w:bidi="en_US"/>
+        </w:rPr>
+        <w:t>וְ⁠יִקְרְא֥וּ אֶל־אֱלֹהִ֖ים בְּ⁠חָזְקָ֑ה</w:t>
+      </w:r>
+    </w:p>
+    <w:p>
+      <w:pPr/>
+      <w:r>
+        <w:rPr>
+          <w:lang w:val="en_US" w:bidi="en_US"/>
+        </w:rPr>
+      </w:r>
+      <w:r>
+        <w:rPr>
           <w:b/>
           <w:lang w:val="en_US" w:bidi="en_US"/>
         </w:rPr>
@@ -14171,6 +15991,20 @@
       </w:r>
       <w:r>
         <w:rPr>
+          <w:lang w:val="en_US" w:bidi="en_US"/>
+        </w:rPr>
+        <w:t>הֶ⁠חָמָ֖ס אֲשֶׁ֥ר בְּ⁠כַפֵּי⁠הֶֽם</w:t>
+      </w:r>
+    </w:p>
+    <w:p>
+      <w:pPr/>
+      <w:r>
+        <w:rPr>
+          <w:lang w:val="en_US" w:bidi="en_US"/>
+        </w:rPr>
+      </w:r>
+      <w:r>
+        <w:rPr>
           <w:b/>
           <w:lang w:val="en_US" w:bidi="en_US"/>
         </w:rPr>
@@ -14267,6 +16101,20 @@
       </w:r>
       <w:r>
         <w:rPr>
+          <w:lang w:val="en_US" w:bidi="en_US"/>
+        </w:rPr>
+        <w:t>וְ⁠יִקְרְא֥וּ</w:t>
+      </w:r>
+    </w:p>
+    <w:p>
+      <w:pPr/>
+      <w:r>
+        <w:rPr>
+          <w:lang w:val="en_US" w:bidi="en_US"/>
+        </w:rPr>
+      </w:r>
+      <w:r>
+        <w:rPr>
           <w:b/>
           <w:lang w:val="en_US" w:bidi="en_US"/>
         </w:rPr>
@@ -14363,6 +16211,20 @@
       </w:r>
       <w:r>
         <w:rPr>
+          <w:lang w:val="en_US" w:bidi="en_US"/>
+        </w:rPr>
+        <w:t>מִֽי־יוֹדֵ֣עַ</w:t>
+      </w:r>
+    </w:p>
+    <w:p>
+      <w:pPr/>
+      <w:r>
+        <w:rPr>
+          <w:lang w:val="en_US" w:bidi="en_US"/>
+        </w:rPr>
+      </w:r>
+      <w:r>
+        <w:rPr>
           <w:b/>
           <w:lang w:val="en_US" w:bidi="en_US"/>
         </w:rPr>
@@ -14446,6 +16308,20 @@
       </w:r>
       <w:r>
         <w:rPr>
+          <w:lang w:val="en_US" w:bidi="en_US"/>
+        </w:rPr>
+        <w:t>יָשׁ֔וּב וְ⁠נִחַ֖ם הָ⁠אֱלֹהִ֑ים</w:t>
+      </w:r>
+    </w:p>
+    <w:p>
+      <w:pPr/>
+      <w:r>
+        <w:rPr>
+          <w:lang w:val="en_US" w:bidi="en_US"/>
+        </w:rPr>
+      </w:r>
+      <w:r>
+        <w:rPr>
           <w:b/>
           <w:lang w:val="en_US" w:bidi="en_US"/>
         </w:rPr>
@@ -14529,6 +16405,20 @@
       </w:r>
       <w:r>
         <w:rPr>
+          <w:lang w:val="en_US" w:bidi="en_US"/>
+        </w:rPr>
+        <w:t>מֵ⁠חֲר֥וֹן אַפּ֖⁠וֹ</w:t>
+      </w:r>
+    </w:p>
+    <w:p>
+      <w:pPr/>
+      <w:r>
+        <w:rPr>
+          <w:lang w:val="en_US" w:bidi="en_US"/>
+        </w:rPr>
+      </w:r>
+      <w:r>
+        <w:rPr>
           <w:b/>
           <w:lang w:val="en_US" w:bidi="en_US"/>
         </w:rPr>
@@ -14625,6 +16515,20 @@
       </w:r>
       <w:r>
         <w:rPr>
+          <w:lang w:val="en_US" w:bidi="en_US"/>
+        </w:rPr>
+        <w:t>וְ⁠לֹ֥א נֹאבֵֽד</w:t>
+      </w:r>
+    </w:p>
+    <w:p>
+      <w:pPr/>
+      <w:r>
+        <w:rPr>
+          <w:lang w:val="en_US" w:bidi="en_US"/>
+        </w:rPr>
+      </w:r>
+      <w:r>
+        <w:rPr>
           <w:b/>
           <w:lang w:val="en_US" w:bidi="en_US"/>
         </w:rPr>
@@ -14734,6 +16638,20 @@
       </w:r>
       <w:r>
         <w:rPr>
+          <w:lang w:val="en_US" w:bidi="en_US"/>
+        </w:rPr>
+        <w:t>וַ⁠יַּ֤רְא הָֽ⁠אֱלֹהִים֙ אֶֽת־מַ֣עֲשֵׂי⁠הֶ֔ם כִּי־שָׁ֖בוּ מִ⁠דַּרְכָּ֣⁠ם הָ⁠רָעָ֑ה</w:t>
+      </w:r>
+    </w:p>
+    <w:p>
+      <w:pPr/>
+      <w:r>
+        <w:rPr>
+          <w:lang w:val="en_US" w:bidi="en_US"/>
+        </w:rPr>
+      </w:r>
+      <w:r>
+        <w:rPr>
           <w:b/>
           <w:lang w:val="en_US" w:bidi="en_US"/>
         </w:rPr>
@@ -14797,6 +16715,20 @@
       </w:r>
       <w:r>
         <w:rPr>
+          <w:lang w:val="en_US" w:bidi="en_US"/>
+        </w:rPr>
+        <w:t>שָׁ֖בוּ מִ⁠דַּרְכָּ֣⁠ם הָ⁠רָעָ֑ה</w:t>
+      </w:r>
+    </w:p>
+    <w:p>
+      <w:pPr/>
+      <w:r>
+        <w:rPr>
+          <w:lang w:val="en_US" w:bidi="en_US"/>
+        </w:rPr>
+      </w:r>
+      <w:r>
+        <w:rPr>
           <w:b/>
           <w:lang w:val="en_US" w:bidi="en_US"/>
         </w:rPr>
@@ -14906,6 +16838,20 @@
       </w:r>
       <w:r>
         <w:rPr>
+          <w:lang w:val="en_US" w:bidi="en_US"/>
+        </w:rPr>
+        <w:t>עַל־הָ⁠רָעָ֛ה</w:t>
+      </w:r>
+    </w:p>
+    <w:p>
+      <w:pPr/>
+      <w:r>
+        <w:rPr>
+          <w:lang w:val="en_US" w:bidi="en_US"/>
+        </w:rPr>
+      </w:r>
+      <w:r>
+        <w:rPr>
           <w:b/>
           <w:lang w:val="en_US" w:bidi="en_US"/>
         </w:rPr>
@@ -14989,6 +16935,20 @@
       </w:r>
       <w:r>
         <w:rPr>
+          <w:lang w:val="en_US" w:bidi="en_US"/>
+        </w:rPr>
+        <w:t>וְ⁠לֹ֥א עָשָֽׂה</w:t>
+      </w:r>
+    </w:p>
+    <w:p>
+      <w:pPr/>
+      <w:r>
+        <w:rPr>
+          <w:lang w:val="en_US" w:bidi="en_US"/>
+        </w:rPr>
+      </w:r>
+      <w:r>
+        <w:rPr>
           <w:b/>
           <w:lang w:val="en_US" w:bidi="en_US"/>
         </w:rPr>
@@ -15074,6 +17034,20 @@
         <w:rPr>
           <w:lang w:val="en_US" w:bidi="en_US"/>
         </w:rPr>
+      </w:r>
+    </w:p>
+    <w:p>
+      <w:pPr/>
+      <w:r>
+        <w:rPr>
+          <w:lang w:val="en_US" w:bidi="en_US"/>
+        </w:rPr>
+      </w:r>
+      <w:r>
+        <w:rPr>
+          <w:lang w:val="en_US" w:bidi="en_US"/>
+        </w:rPr>
+        <w:t>הָ⁠רָעָ֛ה</w:t>
       </w:r>
     </w:p>
     <w:p>
@@ -15587,6 +17561,20 @@
       </w:r>
       <w:r>
         <w:rPr>
+          <w:lang w:val="en_US" w:bidi="en_US"/>
+        </w:rPr>
+        <w:t>וַ⁠יֵּ֥רַע אֶל־יוֹנָ֖ה</w:t>
+      </w:r>
+    </w:p>
+    <w:p>
+      <w:pPr/>
+      <w:r>
+        <w:rPr>
+          <w:lang w:val="en_US" w:bidi="en_US"/>
+        </w:rPr>
+      </w:r>
+      <w:r>
+        <w:rPr>
           <w:b/>
           <w:lang w:val="en_US" w:bidi="en_US"/>
         </w:rPr>
@@ -15670,6 +17658,20 @@
       </w:r>
       <w:r>
         <w:rPr>
+          <w:lang w:val="en_US" w:bidi="en_US"/>
+        </w:rPr>
+        <w:t>וַ⁠יִּ֖חַר לֽ⁠וֹ</w:t>
+      </w:r>
+    </w:p>
+    <w:p>
+      <w:pPr/>
+      <w:r>
+        <w:rPr>
+          <w:lang w:val="en_US" w:bidi="en_US"/>
+        </w:rPr>
+      </w:r>
+      <w:r>
+        <w:rPr>
           <w:b/>
           <w:lang w:val="en_US" w:bidi="en_US"/>
         </w:rPr>
@@ -15766,6 +17768,20 @@
       </w:r>
       <w:r>
         <w:rPr>
+          <w:lang w:val="en_US" w:bidi="en_US"/>
+        </w:rPr>
+        <w:t>וַ⁠יֵּ֥רַע</w:t>
+      </w:r>
+    </w:p>
+    <w:p>
+      <w:pPr/>
+      <w:r>
+        <w:rPr>
+          <w:lang w:val="en_US" w:bidi="en_US"/>
+        </w:rPr>
+      </w:r>
+      <w:r>
+        <w:rPr>
           <w:b/>
           <w:lang w:val="en_US" w:bidi="en_US"/>
         </w:rPr>
@@ -15862,6 +17878,20 @@
       </w:r>
       <w:r>
         <w:rPr>
+          <w:lang w:val="en_US" w:bidi="en_US"/>
+        </w:rPr>
+        <w:t>וַ⁠יֵּ֥רַע אֶל־יוֹנָ֖ה רָעָ֣ה גְדוֹלָ֑ה</w:t>
+      </w:r>
+    </w:p>
+    <w:p>
+      <w:pPr/>
+      <w:r>
+        <w:rPr>
+          <w:lang w:val="en_US" w:bidi="en_US"/>
+        </w:rPr>
+      </w:r>
+      <w:r>
+        <w:rPr>
           <w:b/>
           <w:lang w:val="en_US" w:bidi="en_US"/>
         </w:rPr>
@@ -15958,6 +17988,20 @@
       </w:r>
       <w:r>
         <w:rPr>
+          <w:lang w:val="en_US" w:bidi="en_US"/>
+        </w:rPr>
+        <w:t>אָנָּ֤ה</w:t>
+      </w:r>
+    </w:p>
+    <w:p>
+      <w:pPr/>
+      <w:r>
+        <w:rPr>
+          <w:lang w:val="en_US" w:bidi="en_US"/>
+        </w:rPr>
+      </w:r>
+      <w:r>
+        <w:rPr>
           <w:b/>
           <w:lang w:val="en_US" w:bidi="en_US"/>
         </w:rPr>
@@ -16041,6 +18085,20 @@
       </w:r>
       <w:r>
         <w:rPr>
+          <w:lang w:val="en_US" w:bidi="en_US"/>
+        </w:rPr>
+        <w:t>יְהוָה֙ הֲ⁠לוֹא־זֶ֣ה דְבָרִ֗⁠י עַד־הֱיוֹתִ⁠י֙ עַל־אַדְמָתִ֔⁠י</w:t>
+      </w:r>
+    </w:p>
+    <w:p>
+      <w:pPr/>
+      <w:r>
+        <w:rPr>
+          <w:lang w:val="en_US" w:bidi="en_US"/>
+        </w:rPr>
+      </w:r>
+      <w:r>
+        <w:rPr>
           <w:b/>
           <w:lang w:val="en_US" w:bidi="en_US"/>
         </w:rPr>
@@ -16124,6 +18182,20 @@
       </w:r>
       <w:r>
         <w:rPr>
+          <w:lang w:val="en_US" w:bidi="en_US"/>
+        </w:rPr>
+        <w:t>יְהוָה֙ הֲ⁠לוֹא־זֶ֣ה דְבָרִ֗⁠י עַד־הֱיוֹתִ⁠י֙ עַל־אַדְמָתִ֔⁠י</w:t>
+      </w:r>
+    </w:p>
+    <w:p>
+      <w:pPr/>
+      <w:r>
+        <w:rPr>
+          <w:lang w:val="en_US" w:bidi="en_US"/>
+        </w:rPr>
+      </w:r>
+      <w:r>
+        <w:rPr>
           <w:b/>
           <w:lang w:val="en_US" w:bidi="en_US"/>
         </w:rPr>
@@ -16207,6 +18279,20 @@
       </w:r>
       <w:r>
         <w:rPr>
+          <w:lang w:val="en_US" w:bidi="en_US"/>
+        </w:rPr>
+        <w:t>אֶ֤רֶךְ אַפַּ֨יִם֙</w:t>
+      </w:r>
+    </w:p>
+    <w:p>
+      <w:pPr/>
+      <w:r>
+        <w:rPr>
+          <w:lang w:val="en_US" w:bidi="en_US"/>
+        </w:rPr>
+      </w:r>
+      <w:r>
+        <w:rPr>
           <w:b/>
           <w:lang w:val="en_US" w:bidi="en_US"/>
         </w:rPr>
@@ -16303,6 +18389,20 @@
       </w:r>
       <w:r>
         <w:rPr>
+          <w:lang w:val="en_US" w:bidi="en_US"/>
+        </w:rPr>
+        <w:t>וְ⁠רַב־חֶ֔סֶד</w:t>
+      </w:r>
+    </w:p>
+    <w:p>
+      <w:pPr/>
+      <w:r>
+        <w:rPr>
+          <w:lang w:val="en_US" w:bidi="en_US"/>
+        </w:rPr>
+      </w:r>
+      <w:r>
+        <w:rPr>
           <w:b/>
           <w:lang w:val="en_US" w:bidi="en_US"/>
         </w:rPr>
@@ -16355,6 +18455,20 @@
         <w:rPr>
           <w:lang w:val="en_US" w:bidi="en_US"/>
         </w:rPr>
+      </w:r>
+    </w:p>
+    <w:p>
+      <w:pPr/>
+      <w:r>
+        <w:rPr>
+          <w:lang w:val="en_US" w:bidi="en_US"/>
+        </w:rPr>
+      </w:r>
+      <w:r>
+        <w:rPr>
+          <w:lang w:val="en_US" w:bidi="en_US"/>
+        </w:rPr>
+        <w:t>וְ⁠נִחָ֖ם עַל־הָ⁠רָעָֽה</w:t>
       </w:r>
     </w:p>
     <w:p>
@@ -16480,6 +18594,20 @@
       </w:r>
       <w:r>
         <w:rPr>
+          <w:lang w:val="en_US" w:bidi="en_US"/>
+        </w:rPr>
+        <w:t>קַח־נָ֥א אֶת־נַפְשִׁ֖⁠י מִמֶּ֑⁠נִּי</w:t>
+      </w:r>
+    </w:p>
+    <w:p>
+      <w:pPr/>
+      <w:r>
+        <w:rPr>
+          <w:lang w:val="en_US" w:bidi="en_US"/>
+        </w:rPr>
+      </w:r>
+      <w:r>
+        <w:rPr>
           <w:b/>
           <w:lang w:val="en_US" w:bidi="en_US"/>
         </w:rPr>
@@ -16563,6 +18691,20 @@
       </w:r>
       <w:r>
         <w:rPr>
+          <w:lang w:val="en_US" w:bidi="en_US"/>
+        </w:rPr>
+        <w:t>כִּ֛י ט֥וֹב מוֹתִ֖⁠י מֵ⁠חַיָּֽ⁠י</w:t>
+      </w:r>
+    </w:p>
+    <w:p>
+      <w:pPr/>
+      <w:r>
+        <w:rPr>
+          <w:lang w:val="en_US" w:bidi="en_US"/>
+        </w:rPr>
+      </w:r>
+      <w:r>
+        <w:rPr>
           <w:b/>
           <w:lang w:val="en_US" w:bidi="en_US"/>
         </w:rPr>
@@ -16661,6 +18803,20 @@
         <w:rPr>
           <w:lang w:val="en_US" w:bidi="en_US"/>
         </w:rPr>
+      </w:r>
+    </w:p>
+    <w:p>
+      <w:pPr/>
+      <w:r>
+        <w:rPr>
+          <w:lang w:val="en_US" w:bidi="en_US"/>
+        </w:rPr>
+      </w:r>
+      <w:r>
+        <w:rPr>
+          <w:lang w:val="en_US" w:bidi="en_US"/>
+        </w:rPr>
+        <w:t>הַ⁠הֵיטֵ֖ב חָ֥רָה לָֽ⁠ךְ</w:t>
       </w:r>
     </w:p>
     <w:p>
@@ -16786,6 +18942,20 @@
       </w:r>
       <w:r>
         <w:rPr>
+          <w:lang w:val="en_US" w:bidi="en_US"/>
+        </w:rPr>
+        <w:t>הַ⁠הֵיטֵ֖ב חָ֥רָה לָֽ⁠ךְ</w:t>
+      </w:r>
+    </w:p>
+    <w:p>
+      <w:pPr/>
+      <w:r>
+        <w:rPr>
+          <w:lang w:val="en_US" w:bidi="en_US"/>
+        </w:rPr>
+      </w:r>
+      <w:r>
+        <w:rPr>
           <w:b/>
           <w:lang w:val="en_US" w:bidi="en_US"/>
         </w:rPr>
@@ -16869,6 +19039,20 @@
       </w:r>
       <w:r>
         <w:rPr>
+          <w:lang w:val="en_US" w:bidi="en_US"/>
+        </w:rPr>
+        <w:t>הַ⁠הֵיטֵ֖ב חָ֥רָה לָֽ⁠ךְ</w:t>
+      </w:r>
+    </w:p>
+    <w:p>
+      <w:pPr/>
+      <w:r>
+        <w:rPr>
+          <w:lang w:val="en_US" w:bidi="en_US"/>
+        </w:rPr>
+      </w:r>
+      <w:r>
+        <w:rPr>
           <w:b/>
           <w:lang w:val="en_US" w:bidi="en_US"/>
         </w:rPr>
@@ -16952,6 +19136,20 @@
       </w:r>
       <w:r>
         <w:rPr>
+          <w:lang w:val="en_US" w:bidi="en_US"/>
+        </w:rPr>
+        <w:t>מַה־יִּהְיֶ֖ה בָּ⁠עִֽיר</w:t>
+      </w:r>
+    </w:p>
+    <w:p>
+      <w:pPr/>
+      <w:r>
+        <w:rPr>
+          <w:lang w:val="en_US" w:bidi="en_US"/>
+        </w:rPr>
+      </w:r>
+      <w:r>
+        <w:rPr>
           <w:b/>
           <w:lang w:val="en_US" w:bidi="en_US"/>
         </w:rPr>
@@ -17035,6 +19233,20 @@
       </w:r>
       <w:r>
         <w:rPr>
+          <w:lang w:val="en_US" w:bidi="en_US"/>
+        </w:rPr>
+        <w:t>מֵ⁠עַ֣ל לְ⁠יוֹנָ֗ה לִֽ⁠הְי֥וֹת צֵל֙ עַל־רֹאשׁ֔⁠וֹ</w:t>
+      </w:r>
+    </w:p>
+    <w:p>
+      <w:pPr/>
+      <w:r>
+        <w:rPr>
+          <w:lang w:val="en_US" w:bidi="en_US"/>
+        </w:rPr>
+      </w:r>
+      <w:r>
+        <w:rPr>
           <w:b/>
           <w:lang w:val="en_US" w:bidi="en_US"/>
         </w:rPr>
@@ -17098,6 +19310,20 @@
       </w:r>
       <w:r>
         <w:rPr>
+          <w:lang w:val="en_US" w:bidi="en_US"/>
+        </w:rPr>
+        <w:t>לְ⁠הַצִּ֥יל ל֖⁠וֹ מֵ⁠רָֽעָת֑⁠וֹ</w:t>
+      </w:r>
+    </w:p>
+    <w:p>
+      <w:pPr/>
+      <w:r>
+        <w:rPr>
+          <w:lang w:val="en_US" w:bidi="en_US"/>
+        </w:rPr>
+      </w:r>
+      <w:r>
+        <w:rPr>
           <w:b/>
           <w:lang w:val="en_US" w:bidi="en_US"/>
         </w:rPr>
@@ -17194,6 +19420,20 @@
       </w:r>
       <w:r>
         <w:rPr>
+          <w:lang w:val="en_US" w:bidi="en_US"/>
+        </w:rPr>
+        <w:t>וַ⁠יִּשְׂמַ֥ח יוֹנָ֛ה &amp; שִׂמְחָ֥ה גְדוֹלָֽה</w:t>
+      </w:r>
+    </w:p>
+    <w:p>
+      <w:pPr/>
+      <w:r>
+        <w:rPr>
+          <w:lang w:val="en_US" w:bidi="en_US"/>
+        </w:rPr>
+      </w:r>
+      <w:r>
+        <w:rPr>
           <w:b/>
           <w:lang w:val="en_US" w:bidi="en_US"/>
         </w:rPr>
@@ -17290,6 +19530,20 @@
       </w:r>
       <w:r>
         <w:rPr>
+          <w:lang w:val="en_US" w:bidi="en_US"/>
+        </w:rPr>
+        <w:t>וַ⁠יְמַ֤ן הָֽ⁠אֱלֹהִים֙ תּוֹלַ֔עַת</w:t>
+      </w:r>
+    </w:p>
+    <w:p>
+      <w:pPr/>
+      <w:r>
+        <w:rPr>
+          <w:lang w:val="en_US" w:bidi="en_US"/>
+        </w:rPr>
+      </w:r>
+      <w:r>
+        <w:rPr>
           <w:b/>
           <w:lang w:val="en_US" w:bidi="en_US"/>
         </w:rPr>
@@ -17353,6 +19607,20 @@
       </w:r>
       <w:r>
         <w:rPr>
+          <w:lang w:val="en_US" w:bidi="en_US"/>
+        </w:rPr>
+        <w:t>וַ⁠יִּיבָֽשׁ</w:t>
+      </w:r>
+    </w:p>
+    <w:p>
+      <w:pPr/>
+      <w:r>
+        <w:rPr>
+          <w:lang w:val="en_US" w:bidi="en_US"/>
+        </w:rPr>
+      </w:r>
+      <w:r>
+        <w:rPr>
           <w:b/>
           <w:lang w:val="en_US" w:bidi="en_US"/>
         </w:rPr>
@@ -17449,6 +19717,20 @@
       </w:r>
       <w:r>
         <w:rPr>
+          <w:lang w:val="en_US" w:bidi="en_US"/>
+        </w:rPr>
+        <w:t>וַ⁠יְהִ֣י ׀ כִּ⁠זְרֹ֣חַ הַ⁠שֶּׁ֗מֶשׁ</w:t>
+      </w:r>
+    </w:p>
+    <w:p>
+      <w:pPr/>
+      <w:r>
+        <w:rPr>
+          <w:lang w:val="en_US" w:bidi="en_US"/>
+        </w:rPr>
+      </w:r>
+      <w:r>
+        <w:rPr>
           <w:b/>
           <w:lang w:val="en_US" w:bidi="en_US"/>
         </w:rPr>
@@ -17532,6 +19814,20 @@
       </w:r>
       <w:r>
         <w:rPr>
+          <w:lang w:val="en_US" w:bidi="en_US"/>
+        </w:rPr>
+        <w:t>וַ⁠יְמַ֨ן אֱלֹהִ֜ים ר֤וּחַ קָדִים֙ חֲרִישִׁ֔ית</w:t>
+      </w:r>
+    </w:p>
+    <w:p>
+      <w:pPr/>
+      <w:r>
+        <w:rPr>
+          <w:lang w:val="en_US" w:bidi="en_US"/>
+        </w:rPr>
+      </w:r>
+      <w:r>
+        <w:rPr>
           <w:b/>
           <w:lang w:val="en_US" w:bidi="en_US"/>
         </w:rPr>
@@ -17628,6 +19924,20 @@
       </w:r>
       <w:r>
         <w:rPr>
+          <w:lang w:val="en_US" w:bidi="en_US"/>
+        </w:rPr>
+        <w:t>וַ⁠תַּ֥ךְ הַ⁠שֶּׁ֛מֶשׁ עַל</w:t>
+      </w:r>
+    </w:p>
+    <w:p>
+      <w:pPr/>
+      <w:r>
+        <w:rPr>
+          <w:lang w:val="en_US" w:bidi="en_US"/>
+        </w:rPr>
+      </w:r>
+      <w:r>
+        <w:rPr>
           <w:b/>
           <w:lang w:val="en_US" w:bidi="en_US"/>
         </w:rPr>
@@ -17737,6 +20047,20 @@
       </w:r>
       <w:r>
         <w:rPr>
+          <w:lang w:val="en_US" w:bidi="en_US"/>
+        </w:rPr>
+        <w:t>עַל־רֹ֥אשׁ יוֹנָ֖ה</w:t>
+      </w:r>
+    </w:p>
+    <w:p>
+      <w:pPr/>
+      <w:r>
+        <w:rPr>
+          <w:lang w:val="en_US" w:bidi="en_US"/>
+        </w:rPr>
+      </w:r>
+      <w:r>
+        <w:rPr>
           <w:b/>
           <w:lang w:val="en_US" w:bidi="en_US"/>
         </w:rPr>
@@ -17846,6 +20170,20 @@
       </w:r>
       <w:r>
         <w:rPr>
+          <w:lang w:val="en_US" w:bidi="en_US"/>
+        </w:rPr>
+        <w:t>וַ⁠יִּתְעַלָּ֑ף</w:t>
+      </w:r>
+    </w:p>
+    <w:p>
+      <w:pPr/>
+      <w:r>
+        <w:rPr>
+          <w:lang w:val="en_US" w:bidi="en_US"/>
+        </w:rPr>
+      </w:r>
+      <w:r>
+        <w:rPr>
           <w:b/>
           <w:lang w:val="en_US" w:bidi="en_US"/>
         </w:rPr>
@@ -17898,6 +20236,20 @@
         <w:rPr>
           <w:lang w:val="en_US" w:bidi="en_US"/>
         </w:rPr>
+      </w:r>
+    </w:p>
+    <w:p>
+      <w:pPr/>
+      <w:r>
+        <w:rPr>
+          <w:lang w:val="en_US" w:bidi="en_US"/>
+        </w:rPr>
+      </w:r>
+      <w:r>
+        <w:rPr>
+          <w:lang w:val="en_US" w:bidi="en_US"/>
+        </w:rPr>
+        <w:t>וַ⁠יִּשְׁאַ֤ל אֶת־נַפְשׁ⁠וֹ֙ לָ⁠מ֔וּת</w:t>
       </w:r>
     </w:p>
     <w:p>
@@ -18010,6 +20362,20 @@
       </w:r>
       <w:r>
         <w:rPr>
+          <w:lang w:val="en_US" w:bidi="en_US"/>
+        </w:rPr>
+        <w:t>ט֥וֹב מוֹתִ֖⁠י מֵ⁠חַיָּֽ⁠י</w:t>
+      </w:r>
+    </w:p>
+    <w:p>
+      <w:pPr/>
+      <w:r>
+        <w:rPr>
+          <w:lang w:val="en_US" w:bidi="en_US"/>
+        </w:rPr>
+      </w:r>
+      <w:r>
+        <w:rPr>
           <w:b/>
           <w:lang w:val="en_US" w:bidi="en_US"/>
         </w:rPr>
@@ -18137,6 +20503,20 @@
       </w:r>
       <w:r>
         <w:rPr>
+          <w:lang w:val="en_US" w:bidi="en_US"/>
+        </w:rPr>
+        <w:t>הַ⁠הֵיטֵ֥ב חָרָֽה־לְ⁠ךָ֖ עַל־הַ⁠קִּֽיקָי֑וֹן</w:t>
+      </w:r>
+    </w:p>
+    <w:p>
+      <w:pPr/>
+      <w:r>
+        <w:rPr>
+          <w:lang w:val="en_US" w:bidi="en_US"/>
+        </w:rPr>
+      </w:r>
+      <w:r>
+        <w:rPr>
           <w:b/>
           <w:lang w:val="en_US" w:bidi="en_US"/>
         </w:rPr>
@@ -18209,6 +20589,20 @@
         <w:rPr>
           <w:lang w:val="en_US" w:bidi="en_US"/>
         </w:rPr>
+      </w:r>
+    </w:p>
+    <w:p>
+      <w:pPr/>
+      <w:r>
+        <w:rPr>
+          <w:lang w:val="en_US" w:bidi="en_US"/>
+        </w:rPr>
+      </w:r>
+      <w:r>
+        <w:rPr>
+          <w:lang w:val="en_US" w:bidi="en_US"/>
+        </w:rPr>
+        <w:t>חָרָֽה־לְ⁠ךָ֖ &amp; חָֽרָה־לִ֖⁠י</w:t>
       </w:r>
     </w:p>
     <w:p>
@@ -18360,6 +20754,20 @@
       </w:r>
       <w:r>
         <w:rPr>
+          <w:lang w:val="en_US" w:bidi="en_US"/>
+        </w:rPr>
+        <w:t>וַ⁠יֹּ֣אמֶר יְהוָ֔ה</w:t>
+      </w:r>
+    </w:p>
+    <w:p>
+      <w:pPr/>
+      <w:r>
+        <w:rPr>
+          <w:lang w:val="en_US" w:bidi="en_US"/>
+        </w:rPr>
+      </w:r>
+      <w:r>
+        <w:rPr>
           <w:b/>
           <w:lang w:val="en_US" w:bidi="en_US"/>
         </w:rPr>
@@ -18443,6 +20851,20 @@
       </w:r>
       <w:r>
         <w:rPr>
+          <w:lang w:val="en_US" w:bidi="en_US"/>
+        </w:rPr>
+        <w:t>שֶׁ⁠בִּן־לַ֥יְלָה הָיָ֖ה וּ⁠בִן־לַ֥יְלָה אָבָֽד</w:t>
+      </w:r>
+    </w:p>
+    <w:p>
+      <w:pPr/>
+      <w:r>
+        <w:rPr>
+          <w:lang w:val="en_US" w:bidi="en_US"/>
+        </w:rPr>
+      </w:r>
+      <w:r>
+        <w:rPr>
           <w:b/>
           <w:lang w:val="en_US" w:bidi="en_US"/>
         </w:rPr>
@@ -18541,6 +20963,20 @@
         <w:rPr>
           <w:lang w:val="en_US" w:bidi="en_US"/>
         </w:rPr>
+      </w:r>
+    </w:p>
+    <w:p>
+      <w:pPr/>
+      <w:r>
+        <w:rPr>
+          <w:lang w:val="en_US" w:bidi="en_US"/>
+        </w:rPr>
+      </w:r>
+      <w:r>
+        <w:rPr>
+          <w:lang w:val="en_US" w:bidi="en_US"/>
+        </w:rPr>
+        <w:t>וַֽ⁠אֲנִי֙</w:t>
       </w:r>
     </w:p>
     <w:p>
@@ -18666,6 +21102,20 @@
       </w:r>
       <w:r>
         <w:rPr>
+          <w:lang w:val="en_US" w:bidi="en_US"/>
+        </w:rPr>
+        <w:t>וַֽ⁠אֲנִי֙ לֹ֣א אָח֔וּס עַל־נִינְוֵ֖ה הָ⁠עִ֣יר הַ⁠גְּדוֹלָ֑ה אֲשֶׁ֣ר יֶשׁ־בָּ֡⁠הּ הַרְבֵּה֩ מִֽ⁠שְׁתֵּים־עֶשְׂרֵ֨ה רִבּ֜וֹ אָדָ֗ם אֲשֶׁ֤ר לֹֽא־יָדַע֙ בֵּין־יְמִינ֣⁠וֹ לִ⁠שְׂמֹאל֔⁠וֹ וּ⁠בְהֵמָ֖ה רַבָּֽה</w:t>
+      </w:r>
+    </w:p>
+    <w:p>
+      <w:pPr/>
+      <w:r>
+        <w:rPr>
+          <w:lang w:val="en_US" w:bidi="en_US"/>
+        </w:rPr>
+      </w:r>
+      <w:r>
+        <w:rPr>
           <w:b/>
           <w:lang w:val="en_US" w:bidi="en_US"/>
         </w:rPr>
@@ -18749,6 +21199,20 @@
       </w:r>
       <w:r>
         <w:rPr>
+          <w:lang w:val="en_US" w:bidi="en_US"/>
+        </w:rPr>
+        <w:t>אֲשֶׁ֣ר יֶשׁ־בָּ֡⁠הּ הַרְבֵּה֩</w:t>
+      </w:r>
+    </w:p>
+    <w:p>
+      <w:pPr/>
+      <w:r>
+        <w:rPr>
+          <w:lang w:val="en_US" w:bidi="en_US"/>
+        </w:rPr>
+      </w:r>
+      <w:r>
+        <w:rPr>
           <w:b/>
           <w:lang w:val="en_US" w:bidi="en_US"/>
         </w:rPr>
@@ -18845,6 +21309,20 @@
       </w:r>
       <w:r>
         <w:rPr>
+          <w:lang w:val="en_US" w:bidi="en_US"/>
+        </w:rPr>
+        <w:t>מִֽ⁠שְׁתֵּים־עֶשְׂרֵ֨ה רִבּ֜וֹ</w:t>
+      </w:r>
+    </w:p>
+    <w:p>
+      <w:pPr/>
+      <w:r>
+        <w:rPr>
+          <w:lang w:val="en_US" w:bidi="en_US"/>
+        </w:rPr>
+      </w:r>
+      <w:r>
+        <w:rPr>
           <w:b/>
           <w:lang w:val="en_US" w:bidi="en_US"/>
         </w:rPr>
@@ -18917,6 +21395,20 @@
         <w:rPr>
           <w:lang w:val="en_US" w:bidi="en_US"/>
         </w:rPr>
+      </w:r>
+    </w:p>
+    <w:p>
+      <w:pPr/>
+      <w:r>
+        <w:rPr>
+          <w:lang w:val="en_US" w:bidi="en_US"/>
+        </w:rPr>
+      </w:r>
+      <w:r>
+        <w:rPr>
+          <w:lang w:val="en_US" w:bidi="en_US"/>
+        </w:rPr>
+        <w:t>אֲשֶׁ֤ר לֹֽא־יָדַע֙ בֵּין־יְמִינ֣⁠וֹ לִ⁠שְׂמֹאל֔⁠וֹ</w:t>
       </w:r>
     </w:p>
     <w:p>

--- a/eng/docx/32.content.docx
+++ b/eng/docx/32.content.docx
@@ -28,49 +28,15 @@
       </w:r>
     </w:p>
     <w:p>
-      <w:pPr>
-        <w:pStyle w:val="Heading2"/>
-      </w:pPr>
-      <w:r>
-        <w:rPr>
-          <w:lang w:val="en_US" w:bidi="en_US"/>
-        </w:rPr>
-        <w:t>License Information</w:t>
-      </w:r>
-      <w:r>
-        <w:rPr>
-          <w:lang w:val="en_US" w:bidi="en_US"/>
-        </w:rPr>
-      </w:r>
-    </w:p>
-    <w:p>
-      <w:pPr/>
-      <w:r>
-        <w:rPr>
-          <w:lang w:val="en_US" w:bidi="en_US"/>
-        </w:rPr>
-      </w:r>
-      <w:r>
-        <w:rPr>
-          <w:b/>
-          <w:lang w:val="en_US" w:bidi="en_US"/>
-        </w:rPr>
-        <w:t>Translation Notes (unfoldingWord)</w:t>
-      </w:r>
-      <w:r>
-        <w:rPr>
-          <w:lang w:val="en_US" w:bidi="en_US"/>
-        </w:rPr>
-        <w:t xml:space="preserve"> is based on</w:t>
-      </w:r>
-      <w:r>
-        <w:rPr>
-          <w:lang w:val="en_US" w:bidi="en_US"/>
-        </w:rPr>
-        <w:t xml:space="preserve">: </w:t>
-      </w:r>
-      <w:r>
-        <w:rPr>
+      <w:pPr/>
+      <w:r>
+        <w:rPr>
+          <w:lang w:val="en_US" w:bidi="en_US"/>
+        </w:rPr>
+      </w:r>
+      <w:r>
+        <w:rPr>
+          <w:b/>
           <w:lang w:val="en_US" w:bidi="en_US"/>
         </w:rPr>
         <w:t>unfoldingWord® Translation Notes</w:t>
@@ -79,62 +45,31 @@
         <w:rPr>
           <w:lang w:val="en_US" w:bidi="en_US"/>
         </w:rPr>
-        <w:t xml:space="preserve">, </w:t>
-      </w:r>
-      <w:hyperlink r:id="rId13">
-        <w:r>
-          <w:rPr>
-            <w:lang w:val="en_US" w:bidi="en_US"/>
-          </w:rPr>
-          <w:rPr>
-            <w:color w:val="0000EE"/>
-            <w:u w:val="single"/>
-          </w:rPr>
-          <w:t>unfoldingWord</w:t>
-        </w:r>
-      </w:hyperlink>
-      <w:r>
-        <w:rPr>
-          <w:lang w:val="en_US" w:bidi="en_US"/>
-        </w:rPr>
-        <w:t xml:space="preserve">, 2022, which is licensed under a </w:t>
-      </w:r>
-      <w:hyperlink r:id="rId14">
-        <w:r>
-          <w:rPr>
-            <w:lang w:val="en_US" w:bidi="en_US"/>
-          </w:rPr>
-          <w:rPr>
-            <w:color w:val="0000EE"/>
-            <w:u w:val="single"/>
-          </w:rPr>
-          <w:t>CC BY-SA 4.0 license</w:t>
-        </w:r>
-      </w:hyperlink>
-      <w:r>
-        <w:rPr>
-          <w:lang w:val="en_US" w:bidi="en_US"/>
-        </w:rPr>
-        <w:t>.</w:t>
-      </w:r>
-      <w:r>
-        <w:rPr>
-          <w:lang w:val="en_US" w:bidi="en_US"/>
-        </w:rPr>
-      </w:r>
-    </w:p>
-    <w:p>
-      <w:pPr/>
-      <w:r>
-        <w:rPr>
-          <w:lang w:val="en_US" w:bidi="en_US"/>
-        </w:rPr>
-      </w:r>
-      <w:r>
-        <w:rPr>
-          <w:lang w:val="en_US" w:bidi="en_US"/>
-        </w:rPr>
-        <w:t>This PDF version is provided under the same license.</w:t>
+        <w:t xml:space="preserve"> © 2022 unfoldingWord. Released under CC BY-SA 4.0 license. </w:t>
+      </w:r>
+      <w:r>
+        <w:rPr>
+          <w:lang w:val="en_US" w:bidi="en_US"/>
+        </w:rPr>
+        <w:t>unfoldingWord® Translation Notes</w:t>
+      </w:r>
+      <w:r>
+        <w:rPr>
+          <w:lang w:val="en_US" w:bidi="en_US"/>
+        </w:rPr>
+        <w:t xml:space="preserve"> has been adapted in the following languages: Tok Pisin, Arabic (عربي), French (Français), Hindi (हिंदी), Indonesian (Bahasa Indonesia), Portuguese (Português), Russian (Русский), Spanish (Español), Swahili (Kiswahili), and Simplified Chinese (简体中文) from </w:t>
+      </w:r>
+      <w:r>
+        <w:rPr>
+          <w:lang w:val="en_US" w:bidi="en_US"/>
+        </w:rPr>
+        <w:t>unfoldingWord® Translation Notes</w:t>
+      </w:r>
+      <w:r>
+        <w:rPr>
+          <w:lang w:val="en_US" w:bidi="en_US"/>
+        </w:rPr>
+        <w:t xml:space="preserve"> © 2022 unfoldingWord. Released under CC BY-SA 4.0 license by Mission Mutual</w:t>
       </w:r>
       <w:r>
         <w:rPr>
@@ -867,7 +802,7 @@
         </w:rPr>
         <w:t xml:space="preserve">In verse </w:t>
       </w:r>
-      <w:hyperlink r:id="rId15">
+      <w:hyperlink r:id="rId13">
         <w:r>
           <w:rPr>
             <w:lang w:val="en_US" w:bidi="en_US"/>
@@ -2094,7 +2029,7 @@
         </w:rPr>
         <w:t xml:space="preserve"> mean that Jonah took action in response to God’s command, but his action was to disobey instead of to obey. If your readers would misunderstand this, you could state the meaning plainly. See how you translated this idiom in </w:t>
       </w:r>
-      <w:hyperlink r:id="rId16">
+      <w:hyperlink r:id="rId14">
         <w:r>
           <w:rPr>
             <w:lang w:val="en_US" w:bidi="en_US"/>
@@ -3984,7 +3919,7 @@
         </w:rPr>
         <w:t xml:space="preserve">While this phrase was used as an idiom in </w:t>
       </w:r>
-      <w:hyperlink r:id="rId16">
+      <w:hyperlink r:id="rId14">
         <w:r>
           <w:rPr>
             <w:lang w:val="en_US" w:bidi="en_US"/>
@@ -4002,7 +3937,7 @@
         </w:rPr>
         <w:t xml:space="preserve"> and </w:t>
       </w:r>
-      <w:hyperlink r:id="rId17">
+      <w:hyperlink r:id="rId15">
         <w:r>
           <w:rPr>
             <w:lang w:val="en_US" w:bidi="en_US"/>
@@ -6363,7 +6298,7 @@
         </w:rPr>
         <w:t xml:space="preserve"> in </w:t>
       </w:r>
-      <w:hyperlink r:id="rId18">
+      <w:hyperlink r:id="rId16">
         <w:r>
           <w:rPr>
             <w:lang w:val="en_US" w:bidi="en_US"/>
@@ -6575,7 +6510,7 @@
         </w:rPr>
         <w:t xml:space="preserve">See how you translated this idiom in </w:t>
       </w:r>
-      <w:hyperlink r:id="rId19">
+      <w:hyperlink r:id="rId17">
         <w:r>
           <w:rPr>
             <w:lang w:val="en_US" w:bidi="en_US"/>
@@ -7654,7 +7589,7 @@
         </w:rPr>
         <w:t xml:space="preserve"> is an emphatic construction that uses a verb and its object that both come from the same root. You may be able to use the same construction in your language to express the meaning here. Alternatively, your language may have another way of showing the emphasis. See how you translated this phrase in </w:t>
       </w:r>
-      <w:hyperlink r:id="rId18">
+      <w:hyperlink r:id="rId16">
         <w:r>
           <w:rPr>
             <w:lang w:val="en_US" w:bidi="en_US"/>
@@ -12327,7 +12262,7 @@
         </w:rPr>
         <w:t xml:space="preserve">Here Jonah makes a statement about Yahweh in the third person as part of his prayer to Yahweh. If this would not be natural in your language, you could add “you” to make it the second-person form. See also the Note concerning the phrase “I cried out to Yahweh from my distress … ” in </w:t>
       </w:r>
-      <w:hyperlink r:id="rId20">
+      <w:hyperlink r:id="rId18">
         <w:r>
           <w:rPr>
             <w:lang w:val="en_US" w:bidi="en_US"/>
@@ -13032,7 +12967,7 @@
         </w:rPr>
         <w:t xml:space="preserve">This phrase introduces the second half of the story of Jonah. The same phrase introduced the first half of the story in </w:t>
       </w:r>
-      <w:hyperlink r:id="rId21">
+      <w:hyperlink r:id="rId19">
         <w:r>
           <w:rPr>
             <w:lang w:val="en_US" w:bidi="en_US"/>
@@ -13147,7 +13082,7 @@
         </w:rPr>
         <w:t xml:space="preserve">This is an idiom meaning that Yahweh spoke in some way. See how you translated this in </w:t>
       </w:r>
-      <w:hyperlink r:id="rId21">
+      <w:hyperlink r:id="rId19">
         <w:r>
           <w:rPr>
             <w:lang w:val="en_US" w:bidi="en_US"/>
@@ -13262,7 +13197,7 @@
         </w:rPr>
         <w:t xml:space="preserve">Here, as in </w:t>
       </w:r>
-      <w:hyperlink r:id="rId16">
+      <w:hyperlink r:id="rId14">
         <w:r>
           <w:rPr>
             <w:lang w:val="en_US" w:bidi="en_US"/>
@@ -13397,7 +13332,7 @@
         </w:rPr>
         <w:t xml:space="preserve"> is an idiom that means that Jonah should take action and obey the next command, which is “go.” If this phrase does not have that meaning in your language, you could use an idiom from your language that does have this meaning or state the meaning plainly. See how you translated this in </w:t>
       </w:r>
-      <w:hyperlink r:id="rId16">
+      <w:hyperlink r:id="rId14">
         <w:r>
           <w:rPr>
             <w:lang w:val="en_US" w:bidi="en_US"/>
@@ -13415,7 +13350,7 @@
         </w:rPr>
         <w:t xml:space="preserve"> and </w:t>
       </w:r>
-      <w:hyperlink r:id="rId17">
+      <w:hyperlink r:id="rId15">
         <w:r>
           <w:rPr>
             <w:lang w:val="en_US" w:bidi="en_US"/>
@@ -13666,7 +13601,7 @@
         </w:rPr>
         <w:t xml:space="preserve"> mean that Jonah “took action” in response to God’s command to go as he did in </w:t>
       </w:r>
-      <w:hyperlink r:id="rId17">
+      <w:hyperlink r:id="rId15">
         <w:r>
           <w:rPr>
             <w:lang w:val="en_US" w:bidi="en_US"/>
@@ -17371,7 +17306,7 @@
         </w:rPr>
         <w:t xml:space="preserve">In verse 2, Jonah attributes a series of characteristics to God. A Jewish reader of this book would recognize this as the description that God used about himself when speaking with Moses on Mount Sinai (See </w:t>
       </w:r>
-      <w:hyperlink r:id="rId22">
+      <w:hyperlink r:id="rId20">
         <w:r>
           <w:rPr>
             <w:lang w:val="en_US" w:bidi="en_US"/>
@@ -17510,7 +17445,7 @@
         </w:rPr>
         <w:t xml:space="preserve">The Hebrew word translated as “evil” in the ULT is very broad, including moral evil, physical evil, and everything that is bad. God never does moral evil. In verse 1, the author says that Jonah considered God's act of mercy in sparing the people of Nineveh to be evil. In verse 2, Jonah describes God as “relenting from evil.” In verse 6, Jonah's situation and attitude are described as evil. This is after the actions of the Ninevites are described as evil in </w:t>
       </w:r>
-      <w:hyperlink r:id="rId16">
+      <w:hyperlink r:id="rId14">
         <w:r>
           <w:rPr>
             <w:lang w:val="en_US" w:bidi="en_US"/>
@@ -17528,7 +17463,7 @@
         </w:rPr>
         <w:t xml:space="preserve">, </w:t>
       </w:r>
-      <w:hyperlink r:id="rId23">
+      <w:hyperlink r:id="rId21">
         <w:r>
           <w:rPr>
             <w:lang w:val="en_US" w:bidi="en_US"/>
@@ -17546,7 +17481,7 @@
         </w:rPr>
         <w:t xml:space="preserve">, and </w:t>
       </w:r>
-      <w:hyperlink r:id="rId24">
+      <w:hyperlink r:id="rId22">
         <w:r>
           <w:rPr>
             <w:lang w:val="en_US" w:bidi="en_US"/>
@@ -17564,7 +17499,7 @@
         </w:rPr>
         <w:t xml:space="preserve">, and the situation of the sailors in </w:t>
       </w:r>
-      <w:hyperlink r:id="rId25">
+      <w:hyperlink r:id="rId23">
         <w:r>
           <w:rPr>
             <w:lang w:val="en_US" w:bidi="en_US"/>
@@ -18577,7 +18512,7 @@
         </w:rPr>
         <w:t xml:space="preserve"> refers to the physical destruction of the city of Nineveh and its people. It does not refer to moral evil. In this context, this phrase means that God feels sadness about causing bad things to happen to people who sin, and he acts differently when sinners repent of their sin. You could include this information if that would be helpful to your readers. See the discussion about evil in the chapter introduction, and see how you translated this word in </w:t>
       </w:r>
-      <w:hyperlink r:id="rId26">
+      <w:hyperlink r:id="rId24">
         <w:r>
           <w:rPr>
             <w:lang w:val="en_US" w:bidi="en_US"/>
@@ -18925,7 +18860,7 @@
         </w:rPr>
         <w:t xml:space="preserve"> is an idiom that speaks of Jonah’s anger as if it were a fire burning inside him. If this phrase does not have that meaning in your language, you could use an idiom from your language that does have this meaning or state the meaning plainly. See how you translated it in </w:t>
       </w:r>
-      <w:hyperlink r:id="rId26">
+      <w:hyperlink r:id="rId24">
         <w:r>
           <w:rPr>
             <w:lang w:val="en_US" w:bidi="en_US"/>
@@ -20345,7 +20280,7 @@
         </w:rPr>
         <w:t xml:space="preserve">If it would be more natural in your language, you could express this as a direct quotation either addressed to himself or, as in </w:t>
       </w:r>
-      <w:hyperlink r:id="rId27">
+      <w:hyperlink r:id="rId25">
         <w:r>
           <w:rPr>
             <w:lang w:val="en_US" w:bidi="en_US"/>
@@ -20486,7 +20421,7 @@
         </w:rPr>
         <w:t xml:space="preserve">, you could express the same ideas in other ways. See how you translated this in </w:t>
       </w:r>
-      <w:hyperlink r:id="rId27">
+      <w:hyperlink r:id="rId25">
         <w:r>
           <w:rPr>
             <w:lang w:val="en_US" w:bidi="en_US"/>
@@ -20737,7 +20672,7 @@
         </w:rPr>
         <w:t xml:space="preserve"> are examples of an idiom that speaks of Jonah’s anger as if it were a fire burning inside him. See how you translated this idiom in </w:t>
       </w:r>
-      <w:hyperlink r:id="rId26">
+      <w:hyperlink r:id="rId24">
         <w:r>
           <w:rPr>
             <w:lang w:val="en_US" w:bidi="en_US"/>
@@ -21085,7 +21020,7 @@
         </w:rPr>
         <w:t xml:space="preserve"> paired with ""You"" in verse </w:t>
       </w:r>
-      <w:hyperlink r:id="rId28">
+      <w:hyperlink r:id="rId26">
         <w:r>
           <w:rPr>
             <w:lang w:val="en_US" w:bidi="en_US"/>

--- a/eng/docx/32.content.docx
+++ b/eng/docx/32.content.docx
@@ -141,13 +141,6 @@
         <w:rPr>
           <w:lang w:val="en_US" w:bidi="en_US"/>
         </w:rPr>
-      </w:r>
-      <w:r>
-        <w:rPr>
-          <w:i/>
-          <w:lang w:val="en_US" w:bidi="en_US"/>
-        </w:rPr>
-        <w:t>Jonah - Introduction, Jonah - Chapter 1 Introduction, Jonah 1:1 (#1), Jonah 1:1 (#2), Jonah 1:1 (#3), Jonah 1:2 (#2), Jonah 1:2 (#3), Jonah 1:2 (#4), Jonah 1:2 (#5), Jonah 1:2 (#1), Jonah 1:2 (#6), Jonah 1:3 (#1), Jonah 1:3 (#2), Jonah 1:3 (#3), Jonah 1:3 (#4), Jonah 1:3 (#5), Jonah 1:3 (#6), Jonah 1:3 (#7), Jonah 1:3 (#8), Jonah 1:4 (#1), Jonah 1:4 (#2), Jonah 1:4 (#3), Jonah 1:5 (#1), Jonah 1:5 (#2), Jonah 1:5 (#3), Jonah 1:5 (#4), Jonah 1:5 (#5), Jonah 1:5 (#6), Jonah 1:6 (#1), Jonah 1:6 (#2), Jonah 1:6 (#3), Jonah 1:6 (#4), Jonah 1:6 (#5), Jonah 1:6 (#6), Jonah 1:7 (#1), Jonah 1:7 (#4), Jonah 1:7 (#5), Jonah 1:7 (#6), Jonah 1:7 (#2), Jonah 1:7 (#3), Jonah 1:8 (#1), Jonah 1:8 (#2), Jonah 1:9 (#1), Jonah 1:10 (#1), Jonah 1:10 (#2), Jonah 1:10 (#3), Jonah 1:10 (#4), Jonah 1:10 (#5), Jonah 1:11 (#1), Jonah 1:11 (#2), Jonah 1:11 (#3), Jonah 1:11 (#4), Jonah 1:12 (#1), Jonah 1:12 (#2), Jonah 1:13 (#1), Jonah 1:13 (#2), Jonah 1:14 (#1), Jonah 1:14 (#2), Jonah 1:14 (#3), Jonah 1:14 (#4), Jonah 1:14 (#5), Jonah 1:14 (#7), Jonah 1:14 (#6), Jonah 1:15 (#1), Jonah 1:15 (#2), Jonah 1:16 (#1), Jonah 1:16 (#2), Jonah 1:17 (#1), Jonah 1:17 (#2), Jonah - Chapter 2 Introduction, Jonah 2:1 (#1), Jonah 2:2 (#1), Jonah 2:2 (#2), Jonah 2:2 (#3), Jonah 2:2 (#4), Jonah 2:2 (#6), Jonah 2:2 (#7), Jonah 2:2 (#8), Jonah 2:2 (#5), Jonah 2:3 (#1), Jonah 2:3 (#3), Jonah 2:3 (#4), Jonah 2:3 (#2), Jonah 2:3 (#5), Jonah 2:4 (#1), Jonah 2:4 (#2), Jonah 2:4 (#3), Jonah 2:4 (#4), Jonah 2:5 (#1), Jonah 2:5 (#2), Jonah 2:5 (#3), Jonah 2:5 (#4), Jonah 2:5 (#5), Jonah 2:6 (#1), Jonah 2:6 (#3), Jonah 2:6 (#4), Jonah 2:6 (#2), Jonah 2:6 (#5), Jonah 2:7 (#1), Jonah 2:7 (#2), Jonah 2:7 (#4), Jonah 2:7 (#3), Jonah 2:8 (#1), Jonah 2:8 (#2), Jonah 2:9 (#1), Jonah 2:9 (#2), Jonah 2:9 (#3), Jonah 2:9 (#5), Jonah 2:9 (#4), Jonah 2:10 (#3), Jonah 2:10 (#1), Jonah 2:10 (#2), Jonah - Chapter 3 Introduction, Jonah 3:1 (#1), Jonah 3:1 (#2), Jonah 3:2 (#2), Jonah 3:2 (#1), Jonah 3:2 (#3), Jonah 3:3 (#1), Jonah 3:3 (#2), Jonah 3:3 (#3), Jonah 3:3 (#4), Jonah 3:3 (#5), Jonah 3:4 (#1), Jonah 3:4 (#2), Jonah 3:4 (#3), Jonah 3:4 (#4), Jonah 3:5 (#2), Jonah 3:5 (#3), Jonah 3:5 (#1), Jonah 3:6 (#1), Jonah 3:6 (#2), Jonah 3:6 (#3), Jonah 3:6 (#4), Jonah 3:7 (#1), Jonah 3:7 (#3), Jonah 3:7 (#4), Jonah 3:7 (#5), Jonah 3:7 (#2), Jonah 3:8 (#1), Jonah 3:8 (#2), Jonah 3:8 (#4), Jonah 3:8 (#3), Jonah 3:9 (#1), Jonah 3:9 (#2), Jonah 3:9 (#3), Jonah 3:9 (#4), Jonah 3:10 (#1), Jonah 3:10 (#2), Jonah 3:10 (#3), Jonah 3:10 (#5), Jonah 3:10 (#4), Jonah - Chapter 4 Introduction, Jonah 4:1 (#1), Jonah 4:1 (#4), Jonah 4:1 (#2), Jonah 4:1 (#3), Jonah 4:2 (#1), Jonah 4:2 (#2), Jonah 4:2 (#3), Jonah 4:2 (#4), Jonah 4:2 (#5), Jonah 4:2 (#6), Jonah 4:3 (#1), Jonah 4:3 (#2), Jonah 4:4 (#1), Jonah 4:4 (#2), Jonah 4:4 (#3), Jonah 4:5 (#1), Jonah 4:6 (#1), Jonah 4:6 (#2), Jonah 4:6 (#3), Jonah 4:7 (#1), Jonah 4:7 (#2), Jonah 4:8 (#1), Jonah 4:8 (#2), Jonah 4:8 (#3), Jonah 4:8 (#4), Jonah 4:8 (#5), Jonah 4:8 (#6), Jonah 4:8 (#7), Jonah 4:9 (#1), Jonah 4:9 (#2), Jonah 4:10 (#1), Jonah 4:10 (#2), Jonah 4:11 (#1), Jonah 4:11 (#2), Jonah 4:11 (#3), Jonah 4:11 (#4), Jonah 4:11 (#5)</w:t>
       </w:r>
       <w:r>
         <w:rPr>

--- a/eng/docx/32.content.docx
+++ b/eng/docx/32.content.docx
@@ -19,7 +19,7 @@
         <w:rPr>
           <w:lang w:val="en_US" w:bidi="en_US"/>
         </w:rPr>
-        <w:t>Resource: Translation Notes (unfoldingWord)</w:t>
+        <w:t>Resource: unfoldingWord® Translation Notes</w:t>
       </w:r>
       <w:r>
         <w:rPr>
@@ -90,7 +90,7 @@
         <w:rPr>
           <w:lang w:val="en_US" w:bidi="en_US"/>
         </w:rPr>
-        <w:t>Translation Notes (unfoldingWord)</w:t>
+        <w:t>unfoldingWord® Translation Notes</w:t>
       </w:r>
     </w:p>
     <w:p>

--- a/eng/docx/32.content.docx
+++ b/eng/docx/32.content.docx
@@ -802,7 +802,7 @@
         <w:rPr>
           <w:lang w:val="en_US" w:bidi="en_US"/>
         </w:rPr>
-        <w:t>וַֽ⁠יְהִי֙ דְּבַר־יְהוָ֔ה</w:t>
+        <w:t>וַֽ⁠יְהִי֙ דְּבַר־יְהוָ֔ה</w:t>
       </w:r>
     </w:p>
     <w:p>
@@ -899,7 +899,7 @@
         <w:rPr>
           <w:lang w:val="en_US" w:bidi="en_US"/>
         </w:rPr>
-        <w:t>אֲמִתַּ֖י</w:t>
+        <w:t>אֲמִתַּ֖י</w:t>
       </w:r>
     </w:p>
     <w:p>
@@ -1003,7 +1003,7 @@
         <w:rPr>
           <w:lang w:val="en_US" w:bidi="en_US"/>
         </w:rPr>
-        <w:t>נִֽינְוֵ֛ה הָ⁠עִ֥יר הַ⁠גְּדוֹלָ֖ה</w:t>
+        <w:t>נִֽינְוֵ֛ה הָ⁠עִ֥יר הַ⁠גְּדוֹלָ֖ה</w:t>
       </w:r>
     </w:p>
     <w:p>
@@ -1450,7 +1450,7 @@
         <w:rPr>
           <w:lang w:val="en_US" w:bidi="en_US"/>
         </w:rPr>
-        <w:t>ק֠וּם לֵ֧ךְ אֶל־נִֽינְוֵ֛ה הָ⁠עִ֥יר הַ⁠גְּדוֹלָ֖ה וּ⁠קְרָ֣א עָלֶ֑י⁠הָ כִּֽי־עָלְתָ֥ה רָעָתָ֖⁠ם לְ⁠פָנָֽ⁠י</w:t>
+        <w:t>ק֠וּם לֵ֧ךְ אֶל־נִֽינְוֵ֛ה הָ⁠עִ֥יר הַ⁠גְּדוֹלָ֖ה וּ⁠קְרָ֣א עָלֶ֑י⁠הָ כִּֽי־עָלְתָ֥ה רָעָתָ֖⁠ם לְ⁠פָנָֽ⁠י</w:t>
       </w:r>
     </w:p>
     <w:p>
@@ -1657,7 +1657,7 @@
         <w:rPr>
           <w:lang w:val="en_US" w:bidi="en_US"/>
         </w:rPr>
-        <w:t>וַ⁠יָּ֤קָם יוֹנָה֙ לִ⁠בְרֹ֣חַ</w:t>
+        <w:t>וַ⁠יָּ֤קָם יוֹנָה֙ לִ⁠בְרֹ֣חַ</w:t>
       </w:r>
     </w:p>
     <w:p>
@@ -1785,7 +1785,7 @@
         <w:rPr>
           <w:lang w:val="en_US" w:bidi="en_US"/>
         </w:rPr>
-        <w:t>מִ⁠לִּ⁠פְנֵ֖י יְהוָ֑ה &amp; מִ⁠לִּ⁠פְנֵ֖י יְהוָֽה</w:t>
+        <w:t>מִ⁠לִּ⁠פְנֵ֖י יְהוָ֑ה &amp; מִ⁠לִּ⁠פְנֵ֖י יְהוָֽה</w:t>
       </w:r>
     </w:p>
     <w:p>
@@ -1908,7 +1908,7 @@
         <w:rPr>
           <w:lang w:val="en_US" w:bidi="en_US"/>
         </w:rPr>
-        <w:t>לִ⁠בְרֹ֣חַ תַּרְשִׁ֔ישָׁ⁠ה</w:t>
+        <w:t>לִ⁠בְרֹ֣חַ תַּרְשִׁ֔ישָׁ⁠ה</w:t>
       </w:r>
     </w:p>
     <w:p>
@@ -2068,7 +2068,7 @@
         <w:rPr>
           <w:lang w:val="en_US" w:bidi="en_US"/>
         </w:rPr>
-        <w:t>אָנִיָּ֣ה</w:t>
+        <w:t>אָנִיָּ֣ה</w:t>
       </w:r>
     </w:p>
     <w:p>
@@ -2241,7 +2241,7 @@
         <w:rPr>
           <w:lang w:val="en_US" w:bidi="en_US"/>
         </w:rPr>
-        <w:t>וַ⁠יֵּ֤רֶד בָּ⁠הּ֙</w:t>
+        <w:t>וַ⁠יֵּ֤רֶד בָּ⁠הּ֙</w:t>
       </w:r>
     </w:p>
     <w:p>
@@ -2338,7 +2338,7 @@
         <w:rPr>
           <w:lang w:val="en_US" w:bidi="en_US"/>
         </w:rPr>
-        <w:t>עִמָּ⁠הֶם֙</w:t>
+        <w:t>עִמָּ⁠הֶם֙</w:t>
       </w:r>
     </w:p>
     <w:p>
@@ -2552,7 +2552,7 @@
         <w:rPr>
           <w:lang w:val="en_US" w:bidi="en_US"/>
         </w:rPr>
-        <w:t>וְ⁠הָ֣⁠אֳנִיָּ֔ה חִשְּׁבָ֖ה לְ⁠הִשָּׁבֵֽר</w:t>
+        <w:t>וְ⁠הָ֣⁠אֳנִיָּ֔ה חִשְּׁבָ֖ה לְ⁠הִשָּׁבֵֽר</w:t>
       </w:r>
     </w:p>
     <w:p>
@@ -2662,7 +2662,7 @@
         <w:rPr>
           <w:lang w:val="en_US" w:bidi="en_US"/>
         </w:rPr>
-        <w:t>לְ⁠הִשָּׁבֵֽר</w:t>
+        <w:t>לְ⁠הִשָּׁבֵֽר</w:t>
       </w:r>
     </w:p>
     <w:p>
@@ -2759,7 +2759,7 @@
         <w:rPr>
           <w:lang w:val="en_US" w:bidi="en_US"/>
         </w:rPr>
-        <w:t>הַ⁠מַּלָּחִ֗ים</w:t>
+        <w:t>הַ⁠מַּלָּחִ֗ים</w:t>
       </w:r>
     </w:p>
     <w:p>
@@ -3076,7 +3076,7 @@
         <w:rPr>
           <w:lang w:val="en_US" w:bidi="en_US"/>
         </w:rPr>
-        <w:t>וְ⁠יוֹנָ֗ה יָרַד֙ אֶל־יַרְכְּתֵ֣י הַ⁠סְּפִינָ֔ה וַ⁠יִּשְׁכַּ֖ב וַ⁠יֵּרָדַֽם</w:t>
+        <w:t>וְ⁠יוֹנָ֗ה יָרַד֙ אֶל־יַרְכְּתֵ֣י הַ⁠סְּפִינָ֔ה וַ⁠יִּשְׁכַּ֖ב וַ⁠יֵּרָדַֽם</w:t>
       </w:r>
     </w:p>
     <w:p>
@@ -3173,7 +3173,7 @@
         <w:rPr>
           <w:lang w:val="en_US" w:bidi="en_US"/>
         </w:rPr>
-        <w:t>יַרְכְּתֵ֣י הַ⁠סְּפִינָ֔ה</w:t>
+        <w:t>יַרְכְּתֵ֣י הַ⁠סְּפִינָ֔ה</w:t>
       </w:r>
     </w:p>
     <w:p>
@@ -3250,7 +3250,7 @@
         <w:rPr>
           <w:lang w:val="en_US" w:bidi="en_US"/>
         </w:rPr>
-        <w:t>וַ⁠יִּשְׁכַּ֖ב וַ⁠יֵּרָדַֽם</w:t>
+        <w:t>וַ⁠יִּשְׁכַּ֖ב וַ⁠יֵּרָדַֽם</w:t>
       </w:r>
     </w:p>
     <w:p>
@@ -3327,7 +3327,7 @@
         <w:rPr>
           <w:lang w:val="en_US" w:bidi="en_US"/>
         </w:rPr>
-        <w:t>וַ⁠יִּקְרַ֤ב אֵלָי⁠ו֙ רַ֣ב הַ⁠חֹבֵ֔ל וַ⁠יֹּ֥אמֶר ל֖⁠וֹ</w:t>
+        <w:t>וַ⁠יִּקְרַ֤ב אֵלָי⁠ו֙ רַ֣ב הַ⁠חֹבֵ֔ל וַ⁠יֹּ֥אמֶר ל֖⁠וֹ</w:t>
       </w:r>
     </w:p>
     <w:p>
@@ -3463,7 +3463,7 @@
         <w:rPr>
           <w:lang w:val="en_US" w:bidi="en_US"/>
         </w:rPr>
-        <w:t>מַה־לְּ⁠ךָ֣ נִרְדָּ֑ם</w:t>
+        <w:t>מַה־לְּ⁠ךָ֣ נִרְדָּ֑ם</w:t>
       </w:r>
     </w:p>
     <w:p>
@@ -3783,7 +3783,7 @@
         <w:rPr>
           <w:lang w:val="en_US" w:bidi="en_US"/>
         </w:rPr>
-        <w:t>אוּלַ֞י יִתְעַשֵּׁ֧ת הָ⁠אֱלֹהִ֛ים לָ֖⁠נוּ וְ⁠לֹ֥א נֹאבֵֽד</w:t>
+        <w:t>אוּלַ֞י יִתְעַשֵּׁ֧ת הָ⁠אֱלֹהִ֛ים לָ֖⁠נוּ וְ⁠לֹ֥א נֹאבֵֽד</w:t>
       </w:r>
     </w:p>
     <w:p>
@@ -4003,7 +4003,7 @@
         <w:rPr>
           <w:lang w:val="en_US" w:bidi="en_US"/>
         </w:rPr>
-        <w:t>וַ⁠יֹּאמְר֞וּ אִ֣ישׁ אֶל־רֵעֵ֗⁠הוּ</w:t>
+        <w:t>וַ⁠יֹּאמְר֞וּ אִ֣ישׁ אֶל־רֵעֵ֗⁠הוּ</w:t>
       </w:r>
     </w:p>
     <w:p>
@@ -4113,7 +4113,7 @@
         <w:rPr>
           <w:lang w:val="en_US" w:bidi="en_US"/>
         </w:rPr>
-        <w:t>וְ⁠נֵ֣דְעָ֔ה בְּ⁠שֶׁ⁠לְּ⁠מִ֛י הָ⁠רָעָ֥ה הַ⁠זֹּ֖את לָ֑⁠נוּ</w:t>
+        <w:t>וְ⁠נֵ֣דְעָ֔ה בְּ⁠שֶׁ⁠לְּ⁠מִ֛י הָ⁠רָעָ֥ה הַ⁠זֹּ֖את לָ֑⁠נוּ</w:t>
       </w:r>
     </w:p>
     <w:p>
@@ -4286,7 +4286,7 @@
         <w:rPr>
           <w:lang w:val="en_US" w:bidi="en_US"/>
         </w:rPr>
-        <w:t>וַ⁠יִּפֹּ֥ל הַ⁠גּוֹרָ֖ל עַל־יוֹנָֽה</w:t>
+        <w:t>וַ⁠יִּפֹּ֥ל הַ⁠גּוֹרָ֖ל עַל־יוֹנָֽה</w:t>
       </w:r>
     </w:p>
     <w:p>
@@ -4396,7 +4396,7 @@
         <w:rPr>
           <w:lang w:val="en_US" w:bidi="en_US"/>
         </w:rPr>
-        <w:t>לְכוּ֙ וְ⁠נַפִּ֣ילָה גֽוֹרָל֔וֹת</w:t>
+        <w:t>לְכוּ֙ וְ⁠נַפִּ֣ילָה גֽוֹרָל֔וֹת</w:t>
       </w:r>
     </w:p>
     <w:p>
@@ -4519,7 +4519,7 @@
         <w:rPr>
           <w:lang w:val="en_US" w:bidi="en_US"/>
         </w:rPr>
-        <w:t>וְ⁠נַפִּ֣ילָה גֽוֹרָל֔וֹת</w:t>
+        <w:t>וְ⁠נַפִּ֣ילָה גֽוֹרָל֔וֹת</w:t>
       </w:r>
     </w:p>
     <w:p>
@@ -4616,7 +4616,7 @@
         <w:rPr>
           <w:lang w:val="en_US" w:bidi="en_US"/>
         </w:rPr>
-        <w:t>וַ⁠יֹּאמְר֣וּ אֵלָ֔י⁠ו</w:t>
+        <w:t>וַ⁠יֹּאמְר֣וּ אֵלָ֔י⁠ו</w:t>
       </w:r>
     </w:p>
     <w:p>
@@ -4912,7 +4912,7 @@
         <w:rPr>
           <w:lang w:val="en_US" w:bidi="en_US"/>
         </w:rPr>
-        <w:t>וַ⁠יִּֽירְא֤וּ הָֽ⁠אֲנָשִׁים֙ יִרְאָ֣ה גְדוֹלָ֔ה</w:t>
+        <w:t>וַ⁠יִּֽירְא֤וּ הָֽ⁠אֲנָשִׁים֙ יִרְאָ֣ה גְדוֹלָ֔ה</w:t>
       </w:r>
     </w:p>
     <w:p>
@@ -5022,7 +5022,7 @@
         <w:rPr>
           <w:lang w:val="en_US" w:bidi="en_US"/>
         </w:rPr>
-        <w:t>מַה־זֹּ֣את עָשִׂ֑יתָ</w:t>
+        <w:t>מַה־זֹּ֣את עָשִׂ֑יתָ</w:t>
       </w:r>
     </w:p>
     <w:p>
@@ -5119,7 +5119,7 @@
         <w:rPr>
           <w:lang w:val="en_US" w:bidi="en_US"/>
         </w:rPr>
-        <w:t>מִ⁠לִּ⁠פְנֵ֤י יְהוָה֙</w:t>
+        <w:t>מִ⁠לִּ⁠פְנֵ֤י יְהוָה֙</w:t>
       </w:r>
     </w:p>
     <w:p>
@@ -5216,7 +5216,7 @@
         <w:rPr>
           <w:lang w:val="en_US" w:bidi="en_US"/>
         </w:rPr>
-        <w:t>כִּ֥י הִגִּ֖יד לָ⁠הֶֽם</w:t>
+        <w:t>כִּ֥י הִגִּ֖יד לָ⁠הֶֽם</w:t>
       </w:r>
     </w:p>
     <w:p>
@@ -5313,7 +5313,7 @@
         <w:rPr>
           <w:lang w:val="en_US" w:bidi="en_US"/>
         </w:rPr>
-        <w:t>כִּֽי־יָדְע֣וּ הָ⁠אֲנָשִׁ֗ים כִּֽי־מִ⁠לִּ⁠פְנֵ֤י יְהוָה֙ ה֣וּא בֹרֵ֔חַ כִּ֥י הִגִּ֖יד לָ⁠הֶֽם</w:t>
+        <w:t>כִּֽי־יָדְע֣וּ הָ⁠אֲנָשִׁ֗ים כִּֽי־מִ⁠לִּ⁠פְנֵ֤י יְהוָה֙ ה֣וּא בֹרֵ֔חַ כִּ֥י הִגִּ֖יד לָ⁠הֶֽם</w:t>
       </w:r>
     </w:p>
     <w:p>
@@ -5436,7 +5436,7 @@
         <w:rPr>
           <w:lang w:val="en_US" w:bidi="en_US"/>
         </w:rPr>
-        <w:t>וַ⁠יֹּאמְר֤וּ אֵלָי⁠ו֙</w:t>
+        <w:t>וַ⁠יֹּאמְר֤וּ אֵלָי⁠ו֙</w:t>
       </w:r>
     </w:p>
     <w:p>
@@ -5546,7 +5546,7 @@
         <w:rPr>
           <w:lang w:val="en_US" w:bidi="en_US"/>
         </w:rPr>
-        <w:t>וְ⁠יִשְׁתֹּ֥ק הַ⁠יָּ֖ם מֵֽ⁠עָלֵ֑י⁠נוּ</w:t>
+        <w:t>וְ⁠יִשְׁתֹּ֥ק הַ⁠יָּ֖ם מֵֽ⁠עָלֵ֑י⁠נוּ</w:t>
       </w:r>
     </w:p>
     <w:p>
@@ -5656,7 +5656,7 @@
         <w:rPr>
           <w:lang w:val="en_US" w:bidi="en_US"/>
         </w:rPr>
-        <w:t>הַ⁠יָּ֖ם הוֹלֵ֥ךְ וְ⁠סֹעֵֽר</w:t>
+        <w:t>הַ⁠יָּ֖ם הוֹלֵ֥ךְ וְ⁠סֹעֵֽר</w:t>
       </w:r>
     </w:p>
     <w:p>
@@ -5766,7 +5766,7 @@
         <w:rPr>
           <w:lang w:val="en_US" w:bidi="en_US"/>
         </w:rPr>
-        <w:t>וַ⁠יֹּאמְר֤וּ אֵלָי⁠ו֙ מַה־נַּ֣עֲשֶׂה לָּ֔⁠ךְ וְ⁠יִשְׁתֹּ֥ק הַ⁠יָּ֖ם מֵֽ⁠עָלֵ֑י⁠נוּ כִּ֥י הַ⁠יָּ֖ם הוֹלֵ֥ךְ וְ⁠סֹעֵֽר</w:t>
+        <w:t>וַ⁠יֹּאמְר֤וּ אֵלָי⁠ו֙ מַה־נַּ֣עֲשֶׂה לָּ֔⁠ךְ וְ⁠יִשְׁתֹּ֥ק הַ⁠יָּ֖ם מֵֽ⁠עָלֵ֑י⁠נוּ כִּ֥י הַ⁠יָּ֖ם הוֹלֵ֥ךְ וְ⁠סֹעֵֽר</w:t>
       </w:r>
     </w:p>
     <w:p>
@@ -5863,7 +5863,7 @@
         <w:rPr>
           <w:lang w:val="en_US" w:bidi="en_US"/>
         </w:rPr>
-        <w:t>כִּ֚י יוֹדֵ֣עַ אָ֔נִי כִּ֣י בְ⁠שֶׁ⁠לִּ֔⁠י הַ⁠סַּ֧עַר הַ⁠גָּד֛וֹל הַ⁠זֶּ֖ה עֲלֵי⁠כֶֽם</w:t>
+        <w:t>כִּ֚י יוֹדֵ֣עַ אָ֔נִי כִּ֣י בְ⁠שֶׁ⁠לִּ֔⁠י הַ⁠סַּ֧עַר הַ⁠גָּד֛וֹל הַ⁠זֶּ֖ה עֲלֵי⁠כֶֽם</w:t>
       </w:r>
     </w:p>
     <w:p>
@@ -6054,7 +6054,7 @@
         <w:rPr>
           <w:lang w:val="en_US" w:bidi="en_US"/>
         </w:rPr>
-        <w:t>וַ⁠יַּחְתְּר֣וּ הָ⁠אֲנָשִׁ֗ים</w:t>
+        <w:t>וַ⁠יַּחְתְּר֣וּ הָ⁠אֲנָשִׁ֗ים</w:t>
       </w:r>
     </w:p>
     <w:p>
@@ -6151,7 +6151,7 @@
         <w:rPr>
           <w:lang w:val="en_US" w:bidi="en_US"/>
         </w:rPr>
-        <w:t>הַ⁠יָּ֔ם הוֹלֵ֥ךְ וְ⁠סֹעֵ֖ר</w:t>
+        <w:t>הַ⁠יָּ֔ם הוֹלֵ֥ךְ וְ⁠סֹעֵ֖ר</w:t>
       </w:r>
     </w:p>
     <w:p>
@@ -6266,7 +6266,7 @@
         <w:rPr>
           <w:lang w:val="en_US" w:bidi="en_US"/>
         </w:rPr>
-        <w:t>וַ⁠יִּקְרְא֨וּ</w:t>
+        <w:t>וַ⁠יִּקְרְא֨וּ</w:t>
       </w:r>
     </w:p>
     <w:p>
@@ -6376,7 +6376,7 @@
         <w:rPr>
           <w:lang w:val="en_US" w:bidi="en_US"/>
         </w:rPr>
-        <w:t>וַ⁠יִּקְרְא֨וּ אֶל־יְהוָ֜ה</w:t>
+        <w:t>וַ⁠יִּקְרְא֨וּ אֶל־יְהוָ֜ה</w:t>
       </w:r>
     </w:p>
     <w:p>
@@ -6453,7 +6453,7 @@
         <w:rPr>
           <w:lang w:val="en_US" w:bidi="en_US"/>
         </w:rPr>
-        <w:t>אָנָּ֤ה</w:t>
+        <w:t>אָנָּ֤ה</w:t>
       </w:r>
     </w:p>
     <w:p>
@@ -6557,7 +6557,7 @@
         <w:rPr>
           <w:lang w:val="en_US" w:bidi="en_US"/>
         </w:rPr>
-        <w:t>אַל־נָ֣א נֹאבְדָ֗ה בְּ⁠נֶ֨פֶשׁ֙ הָ⁠אִ֣ישׁ הַ⁠זֶּ֔ה</w:t>
+        <w:t>אַל־נָ֣א נֹאבְדָ֗ה בְּ⁠נֶ֨פֶשׁ֙ הָ⁠אִ֣ישׁ הַ⁠זֶּ֔ה</w:t>
       </w:r>
     </w:p>
     <w:p>
@@ -6667,7 +6667,7 @@
         <w:rPr>
           <w:lang w:val="en_US" w:bidi="en_US"/>
         </w:rPr>
-        <w:t>וְ⁠אַל־תִּתֵּ֥ן עָלֵ֖י⁠נוּ דָּ֣ם נָקִ֑יא</w:t>
+        <w:t>וְ⁠אַל־תִּתֵּ֥ן עָלֵ֖י⁠נוּ דָּ֣ם נָקִ֑יא</w:t>
       </w:r>
     </w:p>
     <w:p>
@@ -6777,7 +6777,7 @@
         <w:rPr>
           <w:lang w:val="en_US" w:bidi="en_US"/>
         </w:rPr>
-        <w:t>אָנָּ֤ה יְהוָה֙ אַל־נָ֣א נֹאבְדָ֗ה בְּ⁠נֶ֨פֶשׁ֙ הָ⁠אִ֣ישׁ הַ⁠זֶּ֔ה וְ⁠אַל־תִּתֵּ֥ן עָלֵ֖י⁠נוּ דָּ֣ם נָקִ֑יא כִּֽי־אַתָּ֣ה יְהוָ֔ה כַּ⁠אֲשֶׁ֥ר חָפַ֖צְתָּ עָשִֽׂיתָ</w:t>
+        <w:t>אָנָּ֤ה יְהוָה֙ אַל־נָ֣א נֹאבְדָ֗ה בְּ⁠נֶ֨פֶשׁ֙ הָ⁠אִ֣ישׁ הַ⁠זֶּ֔ה וְ⁠אַל־תִּתֵּ֥ן עָלֵ֖י⁠נוּ דָּ֣ם נָקִ֑יא כִּֽי־אַתָּ֣ה יְהוָ֔ה כַּ⁠אֲשֶׁ֥ר חָפַ֖צְתָּ עָשִֽׂיתָ</w:t>
       </w:r>
     </w:p>
     <w:p>
@@ -6874,7 +6874,7 @@
         <w:rPr>
           <w:lang w:val="en_US" w:bidi="en_US"/>
         </w:rPr>
-        <w:t>אַל־נָ֣א נֹאבְדָ֗ה בְּ⁠נֶ֨פֶשׁ֙ הָ⁠אִ֣ישׁ הַ⁠זֶּ֔ה וְ⁠אַל־תִּתֵּ֥ן עָלֵ֖י⁠נוּ דָּ֣ם נָקִ֑יא</w:t>
+        <w:t>אַל־נָ֣א נֹאבְדָ֗ה בְּ⁠נֶ֨פֶשׁ֙ הָ⁠אִ֣ישׁ הַ⁠זֶּ֔ה וְ⁠אַל־תִּתֵּ֥ן עָלֵ֖י⁠נוּ דָּ֣ם נָקִ֑יא</w:t>
       </w:r>
     </w:p>
     <w:p>
@@ -6984,7 +6984,7 @@
         <w:rPr>
           <w:lang w:val="en_US" w:bidi="en_US"/>
         </w:rPr>
-        <w:t>וַ⁠יַּעֲמֹ֥ד הַ⁠יָּ֖ם מִ⁠זַּעְפּֽ⁠וֹ</w:t>
+        <w:t>וַ⁠יַּעֲמֹ֥ד הַ⁠יָּ֖ם מִ⁠זַּעְפּֽ⁠וֹ</w:t>
       </w:r>
     </w:p>
     <w:p>
@@ -7094,7 +7094,7 @@
         <w:rPr>
           <w:lang w:val="en_US" w:bidi="en_US"/>
         </w:rPr>
-        <w:t>וַ⁠יַּעֲמֹ֥ד הַ⁠יָּ֖ם מִ⁠זַּעְפּֽ⁠וֹ</w:t>
+        <w:t>וַ⁠יַּעֲמֹ֥ד הַ⁠יָּ֖ם מִ⁠זַּעְפּֽ⁠וֹ</w:t>
       </w:r>
     </w:p>
     <w:p>
@@ -7217,7 +7217,7 @@
         <w:rPr>
           <w:lang w:val="en_US" w:bidi="en_US"/>
         </w:rPr>
-        <w:t>וַ⁠יִּֽירְא֧וּ הָ⁠אֲנָשִׁ֛ים יִרְאָ֥ה גְדוֹלָ֖ה אֶת־יְהוָ֑ה</w:t>
+        <w:t>וַ⁠יִּֽירְא֧וּ הָ⁠אֲנָשִׁ֛ים יִרְאָ֥ה גְדוֹלָ֖ה אֶת־יְהוָ֑ה</w:t>
       </w:r>
     </w:p>
     <w:p>
@@ -7345,7 +7345,7 @@
         <w:rPr>
           <w:lang w:val="en_US" w:bidi="en_US"/>
         </w:rPr>
-        <w:t>וַ⁠יִּֽזְבְּחוּ־זֶ֨בַח֙ לַֽ⁠יהוָ֔ה וַֽ⁠יִּדְּר֖וּ נְדָרִֽים</w:t>
+        <w:t>וַ⁠יִּֽזְבְּחוּ־זֶ֨בַח֙ לַֽ⁠יהוָ֔ה וַֽ⁠יִּדְּר֖וּ נְדָרִֽים</w:t>
       </w:r>
     </w:p>
     <w:p>
@@ -7468,7 +7468,7 @@
         <w:rPr>
           <w:lang w:val="en_US" w:bidi="en_US"/>
         </w:rPr>
-        <w:t>וַ⁠יְמַ֤ן יְהוָה֙ דָּ֣ג גָּד֔וֹל לִ⁠בְלֹ֖עַ אֶת־יוֹנָ֑ה וַ⁠יְהִ֤י יוֹנָה֙ בִּ⁠מְעֵ֣י הַ⁠דָּ֔ג שְׁלֹשָׁ֥ה יָמִ֖ים וּ⁠שְׁלֹשָׁ֥ה לֵילֽוֹת</w:t>
+        <w:t>וַ⁠יְמַ֤ן יְהוָה֙ דָּ֣ג גָּד֔וֹל לִ⁠בְלֹ֖עַ אֶת־יוֹנָ֑ה וַ⁠יְהִ֤י יוֹנָה֙ בִּ⁠מְעֵ֣י הַ⁠דָּ֔ג שְׁלֹשָׁ֥ה יָמִ֖ים וּ⁠שְׁלֹשָׁ֥ה לֵילֽוֹת</w:t>
       </w:r>
     </w:p>
     <w:p>
@@ -7545,7 +7545,7 @@
         <w:rPr>
           <w:lang w:val="en_US" w:bidi="en_US"/>
         </w:rPr>
-        <w:t>וַ⁠יְמַ֤ן יְהוָה֙ דָּ֣ג גָּד֔וֹל לִ⁠בְלֹ֖עַ אֶת־יוֹנָ֑ה</w:t>
+        <w:t>וַ⁠יְמַ֤ן יְהוָה֙ דָּ֣ג גָּד֔וֹל לִ⁠בְלֹ֖עַ אֶת־יוֹנָ֑ה</w:t>
       </w:r>
     </w:p>
     <w:p>
@@ -7778,7 +7778,7 @@
         <w:rPr>
           <w:lang w:val="en_US" w:bidi="en_US"/>
         </w:rPr>
-        <w:t>וַ⁠יֹּ֗אמֶר</w:t>
+        <w:t>וַ⁠יֹּ֗אמֶר</w:t>
       </w:r>
     </w:p>
     <w:p>
@@ -7855,7 +7855,7 @@
         <w:rPr>
           <w:lang w:val="en_US" w:bidi="en_US"/>
         </w:rPr>
-        <w:t>קָ֠רָאתִי מִ⁠צָּ֥רָה לִ֛⁠י אֶל־יְהוָ֖ה וַֽ⁠יַּעֲנֵ֑⁠נִי</w:t>
+        <w:t>קָ֠רָאתִי מִ⁠צָּ֥רָה לִ֛⁠י אֶל־יְהוָ֖ה וַֽ⁠יַּעֲנֵ֑⁠נִי</w:t>
       </w:r>
     </w:p>
     <w:p>
@@ -7952,7 +7952,7 @@
         <w:rPr>
           <w:lang w:val="en_US" w:bidi="en_US"/>
         </w:rPr>
-        <w:t>קָ֠רָאתִי מִ⁠צָּ֥רָה לִ֛⁠י אֶל־יְהוָ֖ה וַֽ⁠יַּעֲנֵ֑⁠נִי</w:t>
+        <w:t>קָ֠רָאתִי מִ⁠צָּ֥רָה לִ֛⁠י אֶל־יְהוָ֖ה וַֽ⁠יַּעֲנֵ֑⁠נִי</w:t>
       </w:r>
     </w:p>
     <w:p>
@@ -8049,7 +8049,7 @@
         <w:rPr>
           <w:lang w:val="en_US" w:bidi="en_US"/>
         </w:rPr>
-        <w:t>וַֽ⁠יַּעֲנֵ֑⁠נִי</w:t>
+        <w:t>וַֽ⁠יַּעֲנֵ֑⁠נִי</w:t>
       </w:r>
     </w:p>
     <w:p>
@@ -8146,7 +8146,7 @@
         <w:rPr>
           <w:lang w:val="en_US" w:bidi="en_US"/>
         </w:rPr>
-        <w:t>מִ⁠בֶּ֧טֶן שְׁא֛וֹל</w:t>
+        <w:t>מִ⁠בֶּ֧טֶן שְׁא֛וֹל</w:t>
       </w:r>
     </w:p>
     <w:p>
@@ -8256,7 +8256,7 @@
         <w:rPr>
           <w:lang w:val="en_US" w:bidi="en_US"/>
         </w:rPr>
-        <w:t>שְׁא֛וֹל</w:t>
+        <w:t>שְׁא֛וֹל</w:t>
       </w:r>
     </w:p>
     <w:p>
@@ -8360,7 +8360,7 @@
         <w:rPr>
           <w:lang w:val="en_US" w:bidi="en_US"/>
         </w:rPr>
-        <w:t>שָׁמַ֥עְתָּ קוֹלִֽ⁠י</w:t>
+        <w:t>שָׁמַ֥עְתָּ קוֹלִֽ⁠י</w:t>
       </w:r>
     </w:p>
     <w:p>
@@ -8470,7 +8470,7 @@
         <w:rPr>
           <w:lang w:val="en_US" w:bidi="en_US"/>
         </w:rPr>
-        <w:t>קָ֠רָאתִי מִ⁠צָּ֥רָה לִ֛⁠י אֶל־יְהוָ֖ה וַֽ⁠יַּעֲנֵ֑⁠נִי מִ⁠בֶּ֧טֶן שְׁא֛וֹל שִׁוַּ֖עְתִּי שָׁמַ֥עְתָּ קוֹלִֽ⁠י</w:t>
+        <w:t>קָ֠רָאתִי מִ⁠צָּ֥רָה לִ֛⁠י אֶל־יְהוָ֖ה וַֽ⁠יַּעֲנֵ֑⁠נִי מִ⁠בֶּ֧טֶן שְׁא֛וֹל שִׁוַּ֖עְתִּי שָׁמַ֥עְתָּ קוֹלִֽ⁠י</w:t>
       </w:r>
     </w:p>
     <w:p>
@@ -8581,7 +8581,7 @@
         <w:rPr>
           <w:lang w:val="en_US" w:bidi="en_US"/>
         </w:rPr>
-        <w:t>בִּ⁠לְבַ֣ב יַמִּ֔ים</w:t>
+        <w:t>בִּ⁠לְבַ֣ב יַמִּ֔ים</w:t>
       </w:r>
     </w:p>
     <w:p>
@@ -8781,7 +8781,7 @@
         <w:rPr>
           <w:lang w:val="en_US" w:bidi="en_US"/>
         </w:rPr>
-        <w:t>מִשְׁבָּרֶ֥י⁠ךָ וְ⁠גַלֶּ֖י⁠ךָ</w:t>
+        <w:t>מִשְׁבָּרֶ֥י⁠ךָ וְ⁠גַלֶּ֖י⁠ךָ</w:t>
       </w:r>
     </w:p>
     <w:p>
@@ -8904,7 +8904,7 @@
         <w:rPr>
           <w:lang w:val="en_US" w:bidi="en_US"/>
         </w:rPr>
-        <w:t>יַמִּ֔ים</w:t>
+        <w:t>יַמִּ֔ים</w:t>
       </w:r>
     </w:p>
     <w:p>
@@ -9014,7 +9014,7 @@
         <w:rPr>
           <w:lang w:val="en_US" w:bidi="en_US"/>
         </w:rPr>
-        <w:t>מִשְׁבָּרֶ֥י⁠ךָ וְ⁠גַלֶּ֖י⁠ךָ</w:t>
+        <w:t>מִשְׁבָּרֶ֥י⁠ךָ וְ⁠גַלֶּ֖י⁠ךָ</w:t>
       </w:r>
     </w:p>
     <w:p>
@@ -9254,7 +9254,7 @@
         <w:rPr>
           <w:lang w:val="en_US" w:bidi="en_US"/>
         </w:rPr>
-        <w:t>נִגְרַ֖שְׁתִּי</w:t>
+        <w:t>נִגְרַ֖שְׁתִּי</w:t>
       </w:r>
     </w:p>
     <w:p>
@@ -9351,7 +9351,7 @@
         <w:rPr>
           <w:lang w:val="en_US" w:bidi="en_US"/>
         </w:rPr>
-        <w:t>מִ⁠נֶּ֣גֶד עֵינֶ֑י⁠ךָ</w:t>
+        <w:t>מִ⁠נֶּ֣גֶד עֵינֶ֑י⁠ךָ</w:t>
       </w:r>
     </w:p>
     <w:p>
@@ -9571,7 +9571,7 @@
         <w:rPr>
           <w:lang w:val="en_US" w:bidi="en_US"/>
         </w:rPr>
-        <w:t>אֲפָפ֤וּ⁠נִי מַ֨יִם֙ עַד־נֶ֔פֶשׁ תְּה֖וֹם יְסֹבְבֵ֑⁠נִי</w:t>
+        <w:t>אֲפָפ֤וּ⁠נִי מַ֨יִם֙ עַד־נֶ֔פֶשׁ תְּה֖וֹם יְסֹבְבֵ֑⁠נִי</w:t>
       </w:r>
     </w:p>
     <w:p>
@@ -9821,7 +9821,7 @@
         <w:rPr>
           <w:lang w:val="en_US" w:bidi="en_US"/>
         </w:rPr>
-        <w:t>תְּה֖וֹם יְסֹבְבֵ֑⁠נִי</w:t>
+        <w:t>תְּה֖וֹם יְסֹבְבֵ֑⁠נִי</w:t>
       </w:r>
     </w:p>
     <w:p>
@@ -10008,7 +10008,7 @@
         <w:rPr>
           <w:lang w:val="en_US" w:bidi="en_US"/>
         </w:rPr>
-        <w:t>הָ⁠אָ֛רֶץ בְּרִחֶ֥י⁠הָ בַעֲדִ֖⁠י לְ⁠עוֹלָ֑ם</w:t>
+        <w:t>הָ⁠אָ֛רֶץ בְּרִחֶ֥י⁠הָ בַעֲדִ֖⁠י לְ⁠עוֹלָ֑ם</w:t>
       </w:r>
     </w:p>
     <w:p>
@@ -10131,7 +10131,7 @@
         <w:rPr>
           <w:lang w:val="en_US" w:bidi="en_US"/>
         </w:rPr>
-        <w:t>וַ⁠תַּ֧עַל מִ⁠שַּׁ֛חַת חַיַּ֖⁠י</w:t>
+        <w:t>וַ⁠תַּ֧עַל מִ⁠שַּׁ֛חַת חַיַּ֖⁠י</w:t>
       </w:r>
     </w:p>
     <w:p>
@@ -10364,7 +10364,7 @@
         <w:rPr>
           <w:lang w:val="en_US" w:bidi="en_US"/>
         </w:rPr>
-        <w:t>חַיַּ֖⁠י</w:t>
+        <w:t>חַיַּ֖⁠י</w:t>
       </w:r>
     </w:p>
     <w:p>
@@ -10597,7 +10597,7 @@
         <w:rPr>
           <w:lang w:val="en_US" w:bidi="en_US"/>
         </w:rPr>
-        <w:t>בְּ⁠הִתְעַטֵּ֤ף עָלַ⁠י֙ נַפְשִׁ֔⁠י</w:t>
+        <w:t>בְּ⁠הִתְעַטֵּ֤ף עָלַ⁠י֙ נַפְשִׁ֔⁠י</w:t>
       </w:r>
     </w:p>
     <w:p>
@@ -10694,7 +10694,7 @@
         <w:rPr>
           <w:lang w:val="en_US" w:bidi="en_US"/>
         </w:rPr>
-        <w:t>אֶת־יְהוָ֖ה זָכָ֑רְתִּי</w:t>
+        <w:t>אֶת־יְהוָ֖ה זָכָ֑רְתִּי</w:t>
       </w:r>
     </w:p>
     <w:p>
@@ -10804,7 +10804,7 @@
         <w:rPr>
           <w:lang w:val="en_US" w:bidi="en_US"/>
         </w:rPr>
-        <w:t>וַ⁠תָּב֤וֹא אֵלֶ֨י⁠ךָ֙ תְּפִלָּתִ֔⁠י אֶל־הֵיכַ֖ל קָדְשֶֽׁ⁠ךָ</w:t>
+        <w:t>וַ⁠תָּב֤וֹא אֵלֶ֨י⁠ךָ֙ תְּפִלָּתִ֔⁠י אֶל־הֵיכַ֖ל קָדְשֶֽׁ⁠ךָ</w:t>
       </w:r>
     </w:p>
     <w:p>
@@ -10914,7 +10914,7 @@
         <w:rPr>
           <w:lang w:val="en_US" w:bidi="en_US"/>
         </w:rPr>
-        <w:t>אֶת־יְהוָ֖ה זָכָ֑רְתִּי</w:t>
+        <w:t>אֶת־יְהוָ֖ה זָכָ֑רְתִּי</w:t>
       </w:r>
     </w:p>
     <w:p>
@@ -11011,7 +11011,7 @@
         <w:rPr>
           <w:lang w:val="en_US" w:bidi="en_US"/>
         </w:rPr>
-        <w:t>מְשַׁמְּרִ֖ים הַבְלֵי־שָׁ֑וְא</w:t>
+        <w:t>מְשַׁמְּרִ֖ים הַבְלֵי־שָׁ֑וְא</w:t>
       </w:r>
     </w:p>
     <w:p>
@@ -11121,7 +11121,7 @@
         <w:rPr>
           <w:lang w:val="en_US" w:bidi="en_US"/>
         </w:rPr>
-        <w:t>חַסְדָּ֖⁠ם יַעֲזֹֽבוּ</w:t>
+        <w:t>חַסְדָּ֖⁠ם יַעֲזֹֽבוּ</w:t>
       </w:r>
     </w:p>
     <w:p>
@@ -11328,7 +11328,7 @@
         <w:rPr>
           <w:lang w:val="en_US" w:bidi="en_US"/>
         </w:rPr>
-        <w:t>בְּ⁠ק֤וֹל תּוֹדָה֙</w:t>
+        <w:t>בְּ⁠ק֤וֹל תּוֹדָה֙</w:t>
       </w:r>
     </w:p>
     <w:p>
@@ -11773,7 +11773,7 @@
         <w:rPr>
           <w:lang w:val="en_US" w:bidi="en_US"/>
         </w:rPr>
-        <w:t>אֶל־הַ⁠יַּבָּשָֽׁה</w:t>
+        <w:t>אֶל־הַ⁠יַּבָּשָֽׁה</w:t>
       </w:r>
     </w:p>
     <w:p>
@@ -11896,7 +11896,7 @@
         <w:rPr>
           <w:lang w:val="en_US" w:bidi="en_US"/>
         </w:rPr>
-        <w:t>וַ⁠יֹּ֥אמֶר יְהוָ֖ה לַ⁠דָּ֑ג</w:t>
+        <w:t>וַ⁠יֹּ֥אמֶר יְהוָ֖ה לַ⁠דָּ֑ג</w:t>
       </w:r>
     </w:p>
     <w:p>
@@ -12006,7 +12006,7 @@
         <w:rPr>
           <w:lang w:val="en_US" w:bidi="en_US"/>
         </w:rPr>
-        <w:t>וַ⁠יֹּ֥אמֶר יְהוָ֖ה לַ⁠דָּ֑ג</w:t>
+        <w:t>וַ⁠יֹּ֥אמֶר יְהוָ֖ה לַ⁠דָּ֑ג</w:t>
       </w:r>
     </w:p>
     <w:p>
@@ -12333,7 +12333,7 @@
         <w:rPr>
           <w:lang w:val="en_US" w:bidi="en_US"/>
         </w:rPr>
-        <w:t>הָ⁠עִ֣יר הַ⁠גְּדוֹלָ֑ה</w:t>
+        <w:t>הָ⁠עִ֣יר הַ⁠גְּדוֹלָ֑ה</w:t>
       </w:r>
     </w:p>
     <w:p>
@@ -12601,7 +12601,7 @@
         <w:rPr>
           <w:lang w:val="en_US" w:bidi="en_US"/>
         </w:rPr>
-        <w:t>וִּ⁠קְרָ֤א אֵלֶ֨י⁠הָ֙ אֶת־הַ⁠קְּרִיאָ֔ה אֲשֶׁ֥ר אָנֹכִ֖י דֹּבֵ֥ר אֵלֶֽי⁠ךָ</w:t>
+        <w:t>וִּ⁠קְרָ֤א אֵלֶ֨י⁠הָ֙ אֶת־הַ⁠קְּרִיאָ֔ה אֲשֶׁ֥ר אָנֹכִ֖י דֹּבֵ֥ר אֵלֶֽי⁠ךָ</w:t>
       </w:r>
     </w:p>
     <w:p>
@@ -12724,7 +12724,7 @@
         <w:rPr>
           <w:lang w:val="en_US" w:bidi="en_US"/>
         </w:rPr>
-        <w:t>וַ⁠יָּ֣קָם יוֹנָ֗ה וַ⁠יֵּ֛לֶךְ אֶל־נִֽינְוֶ֖ה כִּ⁠דְבַ֣ר יְהוָ֑ה</w:t>
+        <w:t>וַ⁠יָּ֣קָם יוֹנָ֗ה וַ⁠יֵּ֛לֶךְ אֶל־נִֽינְוֶ֖ה כִּ⁠דְבַ֣ר יְהוָ֑ה</w:t>
       </w:r>
     </w:p>
     <w:p>
@@ -12852,7 +12852,7 @@
         <w:rPr>
           <w:lang w:val="en_US" w:bidi="en_US"/>
         </w:rPr>
-        <w:t>כִּ⁠דְבַ֣ר יְהוָ֑ה</w:t>
+        <w:t>כִּ⁠דְבַ֣ר יְהוָ֑ה</w:t>
       </w:r>
     </w:p>
     <w:p>
@@ -12962,7 +12962,7 @@
         <w:rPr>
           <w:lang w:val="en_US" w:bidi="en_US"/>
         </w:rPr>
-        <w:t>וְ⁠נִֽינְוֵ֗ה הָיְתָ֤ה עִיר־גְּדוֹלָה֙ לֵֽ⁠אלֹהִ֔ים מַהֲלַ֖ךְ שְׁלֹ֥שֶׁת יָמִֽים</w:t>
+        <w:t>וְ⁠נִֽינְוֵ֗ה הָיְתָ֤ה עִיר־גְּדוֹלָה֙ לֵֽ⁠אלֹהִ֔ים מַהֲלַ֖ךְ שְׁלֹ֥שֶׁת יָמִֽים</w:t>
       </w:r>
     </w:p>
     <w:p>
@@ -13072,7 +13072,7 @@
         <w:rPr>
           <w:lang w:val="en_US" w:bidi="en_US"/>
         </w:rPr>
-        <w:t>עִיר־גְּדוֹלָה֙ לֵֽ⁠אלֹהִ֔ים</w:t>
+        <w:t>עִיר־גְּדוֹלָה֙ לֵֽ⁠אלֹהִ֔ים</w:t>
       </w:r>
     </w:p>
     <w:p>
@@ -13208,7 +13208,7 @@
         <w:rPr>
           <w:lang w:val="en_US" w:bidi="en_US"/>
         </w:rPr>
-        <w:t>מַהֲלַ֖ךְ שְׁלֹ֥שֶׁת יָמִֽים</w:t>
+        <w:t>מַהֲלַ֖ךְ שְׁלֹ֥שֶׁת יָמִֽים</w:t>
       </w:r>
     </w:p>
     <w:p>
@@ -13318,7 +13318,7 @@
         <w:rPr>
           <w:lang w:val="en_US" w:bidi="en_US"/>
         </w:rPr>
-        <w:t>וַ⁠יָּ֤חֶל יוֹנָה֙ לָ⁠ב֣וֹא בָ⁠עִ֔יר מַהֲלַ֖ךְ י֣וֹם אֶחָ֑ד וַ⁠יִּקְרָא֙</w:t>
+        <w:t>וַ⁠יָּ֤חֶל יוֹנָה֙ לָ⁠ב֣וֹא בָ⁠עִ֔יר מַהֲלַ֖ךְ י֣וֹם אֶחָ֑ד וַ⁠יִּקְרָא֙</w:t>
       </w:r>
     </w:p>
     <w:p>
@@ -13428,7 +13428,7 @@
         <w:rPr>
           <w:lang w:val="en_US" w:bidi="en_US"/>
         </w:rPr>
-        <w:t>וַ⁠יִּקְרָא֙ וַ⁠יֹּאמַ֔ר</w:t>
+        <w:t>וַ⁠יִּקְרָא֙ וַ⁠יֹּאמַ֔ר</w:t>
       </w:r>
     </w:p>
     <w:p>
@@ -13538,7 +13538,7 @@
         <w:rPr>
           <w:lang w:val="en_US" w:bidi="en_US"/>
         </w:rPr>
-        <w:t>ע֚וֹד אַרְבָּעִ֣ים י֔וֹם</w:t>
+        <w:t>ע֚וֹד אַרְבָּעִ֣ים י֔וֹם</w:t>
       </w:r>
     </w:p>
     <w:p>
@@ -13615,7 +13615,7 @@
         <w:rPr>
           <w:lang w:val="en_US" w:bidi="en_US"/>
         </w:rPr>
-        <w:t>וְ⁠נִֽינְוֵ֖ה נֶהְפָּֽכֶת</w:t>
+        <w:t>וְ⁠נִֽינְוֵ֖ה נֶהְפָּֽכֶת</w:t>
       </w:r>
     </w:p>
     <w:p>
@@ -13712,7 +13712,7 @@
         <w:rPr>
           <w:lang w:val="en_US" w:bidi="en_US"/>
         </w:rPr>
-        <w:t>וַ⁠יִּקְרְאוּ־צוֹם֙ וַ⁠יִּלְבְּשׁ֣וּ שַׂקִּ֔ים</w:t>
+        <w:t>וַ⁠יִּקְרְאוּ־צוֹם֙ וַ⁠יִּלְבְּשׁ֣וּ שַׂקִּ֔ים</w:t>
       </w:r>
     </w:p>
     <w:p>
@@ -13809,7 +13809,7 @@
         <w:rPr>
           <w:lang w:val="en_US" w:bidi="en_US"/>
         </w:rPr>
-        <w:t>מִ⁠גְּדוֹלָ֖⁠ם וְ⁠עַד־קְטַנָּֽ⁠ם</w:t>
+        <w:t>מִ⁠גְּדוֹלָ֖⁠ם וְ⁠עַד־קְטַנָּֽ⁠ם</w:t>
       </w:r>
     </w:p>
     <w:p>
@@ -13886,7 +13886,7 @@
         <w:rPr>
           <w:lang w:val="en_US" w:bidi="en_US"/>
         </w:rPr>
-        <w:t>אַנְשֵׁ֥י נִֽינְוֵ֖ה</w:t>
+        <w:t>אַנְשֵׁ֥י נִֽינְוֵ֖ה</w:t>
       </w:r>
     </w:p>
     <w:p>
@@ -13996,7 +13996,7 @@
         <w:rPr>
           <w:lang w:val="en_US" w:bidi="en_US"/>
         </w:rPr>
-        <w:t>הַ⁠דָּבָר֙</w:t>
+        <w:t>הַ⁠דָּבָר֙</w:t>
       </w:r>
     </w:p>
     <w:p>
@@ -14106,7 +14106,7 @@
         <w:rPr>
           <w:lang w:val="en_US" w:bidi="en_US"/>
         </w:rPr>
-        <w:t>וַ⁠יָּ֨קָם֙ מִ⁠כִּסְא֔⁠וֹ וַ⁠יַּעֲבֵ֥ר אַדַּרְתּ֖⁠וֹ מֵֽ⁠עָלָ֑י⁠ו</w:t>
+        <w:t>וַ⁠יָּ֨קָם֙ מִ⁠כִּסְא֔⁠וֹ וַ⁠יַּעֲבֵ֥ר אַדַּרְתּ֖⁠וֹ מֵֽ⁠עָלָ֑י⁠ו</w:t>
       </w:r>
     </w:p>
     <w:p>
@@ -14216,7 +14216,7 @@
         <w:rPr>
           <w:lang w:val="en_US" w:bidi="en_US"/>
         </w:rPr>
-        <w:t>מִ⁠כִּסְא֔⁠וֹ</w:t>
+        <w:t>מִ⁠כִּסְא֔⁠וֹ</w:t>
       </w:r>
     </w:p>
     <w:p>
@@ -14326,7 +14326,7 @@
         <w:rPr>
           <w:lang w:val="en_US" w:bidi="en_US"/>
         </w:rPr>
-        <w:t>וַ⁠יְכַ֣ס שַׂ֔ק וַ⁠יֵּ֖שֶׁב עַל־הָ⁠אֵֽפֶר</w:t>
+        <w:t>וַ⁠יְכַ֣ס שַׂ֔ק וַ⁠יֵּ֖שֶׁב עַל־הָ⁠אֵֽפֶר</w:t>
       </w:r>
     </w:p>
     <w:p>
@@ -14449,7 +14449,7 @@
         <w:rPr>
           <w:lang w:val="en_US" w:bidi="en_US"/>
         </w:rPr>
-        <w:t>וַ⁠יַּזְעֵ֗ק וַ⁠יֹּ֨אמֶר֙</w:t>
+        <w:t>וַ⁠יַּזְעֵ֗ק וַ⁠יֹּ֨אמֶר֙</w:t>
       </w:r>
     </w:p>
     <w:p>
@@ -14559,7 +14559,7 @@
         <w:rPr>
           <w:lang w:val="en_US" w:bidi="en_US"/>
         </w:rPr>
-        <w:t>מִ⁠טַּ֧עַם הַ⁠מֶּ֛לֶךְ וּ⁠גְדֹלָ֖י⁠ו</w:t>
+        <w:t>מִ⁠טַּ֧עַם הַ⁠מֶּ֛לֶךְ וּ⁠גְדֹלָ֖י⁠ו</w:t>
       </w:r>
     </w:p>
     <w:p>
@@ -14746,7 +14746,7 @@
         <w:rPr>
           <w:lang w:val="en_US" w:bidi="en_US"/>
         </w:rPr>
-        <w:t>הַ⁠בָּקָ֣ר וְ⁠הַ⁠צֹּ֗אן</w:t>
+        <w:t>הַ⁠בָּקָ֣ר וְ⁠הַ⁠צֹּ֗אן</w:t>
       </w:r>
     </w:p>
     <w:p>
@@ -14869,7 +14869,7 @@
         <w:rPr>
           <w:lang w:val="en_US" w:bidi="en_US"/>
         </w:rPr>
-        <w:t>וַ⁠יַּזְעֵ֗ק וַ⁠יֹּ֨אמֶר֙</w:t>
+        <w:t>וַ⁠יַּזְעֵ֗ק וַ⁠יֹּ֨אמֶר֙</w:t>
       </w:r>
     </w:p>
     <w:p>
@@ -14966,7 +14966,7 @@
         <w:rPr>
           <w:lang w:val="en_US" w:bidi="en_US"/>
         </w:rPr>
-        <w:t>וְ⁠הַ⁠בְּהֵמָ֔ה</w:t>
+        <w:t>וְ⁠הַ⁠בְּהֵמָ֔ה</w:t>
       </w:r>
     </w:p>
     <w:p>
@@ -15063,7 +15063,7 @@
         <w:rPr>
           <w:lang w:val="en_US" w:bidi="en_US"/>
         </w:rPr>
-        <w:t>וְ⁠יִקְרְא֥וּ אֶל־אֱלֹהִ֖ים בְּ⁠חָזְקָ֑ה</w:t>
+        <w:t>וְ⁠יִקְרְא֥וּ אֶל־אֱלֹהִ֖ים בְּ⁠חָזְקָ֑ה</w:t>
       </w:r>
     </w:p>
     <w:p>
@@ -15160,7 +15160,7 @@
         <w:rPr>
           <w:lang w:val="en_US" w:bidi="en_US"/>
         </w:rPr>
-        <w:t>הֶ⁠חָמָ֖ס אֲשֶׁ֥ר בְּ⁠כַפֵּי⁠הֶֽם</w:t>
+        <w:t>הֶ⁠חָמָ֖ס אֲשֶׁ֥ר בְּ⁠כַפֵּי⁠הֶֽם</w:t>
       </w:r>
     </w:p>
     <w:p>
@@ -15807,7 +15807,7 @@
         <w:rPr>
           <w:lang w:val="en_US" w:bidi="en_US"/>
         </w:rPr>
-        <w:t>וַ⁠יַּ֤רְא הָֽ⁠אֱלֹהִים֙ אֶֽת־מַ֣עֲשֵׂי⁠הֶ֔ם כִּי־שָׁ֖בוּ מִ⁠דַּרְכָּ֣⁠ם הָ⁠רָעָ֑ה</w:t>
+        <w:t>וַ⁠יַּ֤רְא הָֽ⁠אֱלֹהִים֙ אֶֽת־מַ֣עֲשֵׂי⁠הֶ֔ם כִּי־שָׁ֖בוּ מִ⁠דַּרְכָּ֣⁠ם הָ⁠רָעָ֑ה</w:t>
       </w:r>
     </w:p>
     <w:p>
@@ -15884,7 +15884,7 @@
         <w:rPr>
           <w:lang w:val="en_US" w:bidi="en_US"/>
         </w:rPr>
-        <w:t>שָׁ֖בוּ מִ⁠דַּרְכָּ֣⁠ם הָ⁠רָעָ֑ה</w:t>
+        <w:t>שָׁ֖בוּ מִ⁠דַּרְכָּ֣⁠ם הָ⁠רָעָ֑ה</w:t>
       </w:r>
     </w:p>
     <w:p>
@@ -16104,7 +16104,7 @@
         <w:rPr>
           <w:lang w:val="en_US" w:bidi="en_US"/>
         </w:rPr>
-        <w:t>וְ⁠לֹ֥א עָשָֽׂה</w:t>
+        <w:t>וְ⁠לֹ֥א עָשָֽׂה</w:t>
       </w:r>
     </w:p>
     <w:p>
@@ -16324,7 +16324,7 @@
         <w:rPr>
           <w:lang w:val="en_US" w:bidi="en_US"/>
         </w:rPr>
-        <w:t>וַ⁠יֵּ֥רַע אֶל־יוֹנָ֖ה</w:t>
+        <w:t>וַ⁠יֵּ֥רַע אֶל־יוֹנָ֖ה</w:t>
       </w:r>
     </w:p>
     <w:p>
@@ -16421,7 +16421,7 @@
         <w:rPr>
           <w:lang w:val="en_US" w:bidi="en_US"/>
         </w:rPr>
-        <w:t>וַ⁠יִּ֖חַר לֽ⁠וֹ</w:t>
+        <w:t>וַ⁠יִּ֖חַר לֽ⁠וֹ</w:t>
       </w:r>
     </w:p>
     <w:p>
@@ -16531,7 +16531,7 @@
         <w:rPr>
           <w:lang w:val="en_US" w:bidi="en_US"/>
         </w:rPr>
-        <w:t>וַ⁠יֵּ֥רַע</w:t>
+        <w:t>וַ⁠יֵּ֥רַע</w:t>
       </w:r>
     </w:p>
     <w:p>
@@ -16641,7 +16641,7 @@
         <w:rPr>
           <w:lang w:val="en_US" w:bidi="en_US"/>
         </w:rPr>
-        <w:t>וַ⁠יֵּ֥רַע אֶל־יוֹנָ֖ה רָעָ֣ה גְדוֹלָ֑ה</w:t>
+        <w:t>וַ⁠יֵּ֥רַע אֶל־יוֹנָ֖ה רָעָ֣ה גְדוֹלָ֑ה</w:t>
       </w:r>
     </w:p>
     <w:p>
@@ -16751,7 +16751,7 @@
         <w:rPr>
           <w:lang w:val="en_US" w:bidi="en_US"/>
         </w:rPr>
-        <w:t>אָנָּ֤ה</w:t>
+        <w:t>אָנָּ֤ה</w:t>
       </w:r>
     </w:p>
     <w:p>
@@ -17042,7 +17042,7 @@
         <w:rPr>
           <w:lang w:val="en_US" w:bidi="en_US"/>
         </w:rPr>
-        <w:t>אֶ֤רֶךְ אַפַּ֨יִם֙</w:t>
+        <w:t>אֶ֤רֶךְ אַפַּ֨יִם֙</w:t>
       </w:r>
     </w:p>
     <w:p>
@@ -17357,7 +17357,7 @@
         <w:rPr>
           <w:lang w:val="en_US" w:bidi="en_US"/>
         </w:rPr>
-        <w:t>קַח־נָ֥א אֶת־נַפְשִׁ֖⁠י מִמֶּ֑⁠נִּי</w:t>
+        <w:t>קַח־נָ֥א אֶת־נַפְשִׁ֖⁠י מִמֶּ֑⁠נִּי</w:t>
       </w:r>
     </w:p>
     <w:p>
@@ -17454,7 +17454,7 @@
         <w:rPr>
           <w:lang w:val="en_US" w:bidi="en_US"/>
         </w:rPr>
-        <w:t>כִּ֛י ט֥וֹב מוֹתִ֖⁠י מֵ⁠חַיָּֽ⁠י</w:t>
+        <w:t>כִּ֛י ט֥וֹב מוֹתִ֖⁠י מֵ⁠חַיָּֽ⁠י</w:t>
       </w:r>
     </w:p>
     <w:p>
@@ -17899,7 +17899,7 @@
         <w:rPr>
           <w:lang w:val="en_US" w:bidi="en_US"/>
         </w:rPr>
-        <w:t>מַה־יִּהְיֶ֖ה בָּ⁠עִֽיר</w:t>
+        <w:t>מַה־יִּהְיֶ֖ה בָּ⁠עִֽיר</w:t>
       </w:r>
     </w:p>
     <w:p>
@@ -18073,7 +18073,7 @@
         <w:rPr>
           <w:lang w:val="en_US" w:bidi="en_US"/>
         </w:rPr>
-        <w:t>לְ⁠הַצִּ֥יל ל֖⁠וֹ מֵ⁠רָֽעָת֑⁠וֹ</w:t>
+        <w:t>לְ⁠הַצִּ֥יל ל֖⁠וֹ מֵ⁠רָֽעָת֑⁠וֹ</w:t>
       </w:r>
     </w:p>
     <w:p>
@@ -18183,7 +18183,7 @@
         <w:rPr>
           <w:lang w:val="en_US" w:bidi="en_US"/>
         </w:rPr>
-        <w:t>וַ⁠יִּשְׂמַ֥ח יוֹנָ֛ה &amp; שִׂמְחָ֥ה גְדוֹלָֽה</w:t>
+        <w:t>וַ⁠יִּשְׂמַ֥ח יוֹנָ֛ה &amp; שִׂמְחָ֥ה גְדוֹלָֽה</w:t>
       </w:r>
     </w:p>
     <w:p>
@@ -18370,7 +18370,7 @@
         <w:rPr>
           <w:lang w:val="en_US" w:bidi="en_US"/>
         </w:rPr>
-        <w:t>וַ⁠יִּיבָֽשׁ</w:t>
+        <w:t>וַ⁠יִּיבָֽשׁ</w:t>
       </w:r>
     </w:p>
     <w:p>
@@ -18480,7 +18480,7 @@
         <w:rPr>
           <w:lang w:val="en_US" w:bidi="en_US"/>
         </w:rPr>
-        <w:t>וַ⁠יְהִ֣י ׀ כִּ⁠זְרֹ֣חַ הַ⁠שֶּׁ֗מֶשׁ</w:t>
+        <w:t>וַ⁠יְהִ֣י ׀ כִּ⁠זְרֹ֣חַ הַ⁠שֶּׁ֗מֶשׁ</w:t>
       </w:r>
     </w:p>
     <w:p>
@@ -18577,7 +18577,7 @@
         <w:rPr>
           <w:lang w:val="en_US" w:bidi="en_US"/>
         </w:rPr>
-        <w:t>וַ⁠יְמַ֨ן אֱלֹהִ֜ים ר֤וּחַ קָדִים֙ חֲרִישִׁ֔ית</w:t>
+        <w:t>וַ⁠יְמַ֨ן אֱלֹהִ֜ים ר֤וּחַ קָדִים֙ חֲרִישִׁ֔ית</w:t>
       </w:r>
     </w:p>
     <w:p>
@@ -18687,7 +18687,7 @@
         <w:rPr>
           <w:lang w:val="en_US" w:bidi="en_US"/>
         </w:rPr>
-        <w:t>וַ⁠תַּ֥ךְ הַ⁠שֶּׁ֛מֶשׁ עַל</w:t>
+        <w:t>וַ⁠תַּ֥ךְ הַ⁠שֶּׁ֛מֶשׁ עַל</w:t>
       </w:r>
     </w:p>
     <w:p>
@@ -18933,7 +18933,7 @@
         <w:rPr>
           <w:lang w:val="en_US" w:bidi="en_US"/>
         </w:rPr>
-        <w:t>וַ⁠יִּתְעַלָּ֑ף</w:t>
+        <w:t>וַ⁠יִּתְעַלָּ֑ף</w:t>
       </w:r>
     </w:p>
     <w:p>
@@ -19010,7 +19010,7 @@
         <w:rPr>
           <w:lang w:val="en_US" w:bidi="en_US"/>
         </w:rPr>
-        <w:t>וַ⁠יִּשְׁאַ֤ל אֶת־נַפְשׁ⁠וֹ֙ לָ⁠מ֔וּת</w:t>
+        <w:t>וַ⁠יִּשְׁאַ֤ל אֶת־נַפְשׁ⁠וֹ֙ לָ⁠מ֔וּת</w:t>
       </w:r>
     </w:p>
     <w:p>
@@ -19125,7 +19125,7 @@
         <w:rPr>
           <w:lang w:val="en_US" w:bidi="en_US"/>
         </w:rPr>
-        <w:t>ט֥וֹב מוֹתִ֖⁠י מֵ⁠חַיָּֽ⁠י</w:t>
+        <w:t>ט֥וֹב מוֹתִ֖⁠י מֵ⁠חַיָּֽ⁠י</w:t>
       </w:r>
     </w:p>
     <w:p>
@@ -19266,7 +19266,7 @@
         <w:rPr>
           <w:lang w:val="en_US" w:bidi="en_US"/>
         </w:rPr>
-        <w:t>הַ⁠הֵיטֵ֥ב חָרָֽה־לְ⁠ךָ֖ עַל־הַ⁠קִּֽיקָי֑וֹן</w:t>
+        <w:t>הַ⁠הֵיטֵ֥ב חָרָֽה־לְ⁠ךָ֖ עַל־הַ⁠קִּֽיקָי֑וֹן</w:t>
       </w:r>
     </w:p>
     <w:p>
@@ -19517,7 +19517,7 @@
         <w:rPr>
           <w:lang w:val="en_US" w:bidi="en_US"/>
         </w:rPr>
-        <w:t>וַ⁠יֹּ֣אמֶר יְהוָ֔ה</w:t>
+        <w:t>וַ⁠יֹּ֣אמֶר יְהוָ֔ה</w:t>
       </w:r>
     </w:p>
     <w:p>
@@ -19614,7 +19614,7 @@
         <w:rPr>
           <w:lang w:val="en_US" w:bidi="en_US"/>
         </w:rPr>
-        <w:t>שֶׁ⁠בִּן־לַ֥יְלָה הָיָ֖ה וּ⁠בִן־לַ֥יְלָה אָבָֽד</w:t>
+        <w:t>שֶׁ⁠בִּן־לַ֥יְלָה הָיָ֖ה וּ⁠בִן־לַ֥יְלָה אָבָֽד</w:t>
       </w:r>
     </w:p>
     <w:p>
@@ -19865,7 +19865,7 @@
         <w:rPr>
           <w:lang w:val="en_US" w:bidi="en_US"/>
         </w:rPr>
-        <w:t>וַֽ⁠אֲנִי֙ לֹ֣א אָח֔וּס עַל־נִינְוֵ֖ה הָ⁠עִ֣יר הַ⁠גְּדוֹלָ֑ה אֲשֶׁ֣ר יֶשׁ־בָּ֡⁠הּ הַרְבֵּה֩ מִֽ⁠שְׁתֵּים־עֶשְׂרֵ֨ה רִבּ֜וֹ אָדָ֗ם אֲשֶׁ֤ר לֹֽא־יָדַע֙ בֵּין־יְמִינ֣⁠וֹ לִ⁠שְׂמֹאל֔⁠וֹ וּ⁠בְהֵמָ֖ה רַבָּֽה</w:t>
+        <w:t>וַֽ⁠אֲנִי֙ לֹ֣א אָח֔וּס עַל־נִינְוֵ֖ה הָ⁠עִ֣יר הַ⁠גְּדוֹלָ֑ה אֲשֶׁ֣ר יֶשׁ־בָּ֡⁠הּ הַרְבֵּה֩ מִֽ⁠שְׁתֵּים־עֶשְׂרֵ֨ה רִבּ֜וֹ אָדָ֗ם אֲשֶׁ֤ר לֹֽא־יָדַע֙ בֵּין־יְמִינ֣⁠וֹ לִ⁠שְׂמֹאל֔⁠וֹ וּ⁠בְהֵמָ֖ה רַבָּֽה</w:t>
       </w:r>
     </w:p>
     <w:p>
@@ -19962,7 +19962,7 @@
         <w:rPr>
           <w:lang w:val="en_US" w:bidi="en_US"/>
         </w:rPr>
-        <w:t>אֲשֶׁ֣ר יֶשׁ־בָּ֡⁠הּ הַרְבֵּה֩</w:t>
+        <w:t>אֲשֶׁ֣ר יֶשׁ־בָּ֡⁠הּ הַרְבֵּה֩</w:t>
       </w:r>
     </w:p>
     <w:p>
@@ -20072,7 +20072,7 @@
         <w:rPr>
           <w:lang w:val="en_US" w:bidi="en_US"/>
         </w:rPr>
-        <w:t>מִֽ⁠שְׁתֵּים־עֶשְׂרֵ֨ה רִבּ֜וֹ</w:t>
+        <w:t>מִֽ⁠שְׁתֵּים־עֶשְׂרֵ֨ה רִבּ֜וֹ</w:t>
       </w:r>
     </w:p>
     <w:p>
@@ -20169,7 +20169,7 @@
         <w:rPr>
           <w:lang w:val="en_US" w:bidi="en_US"/>
         </w:rPr>
-        <w:t>אֲשֶׁ֤ר לֹֽא־יָדַע֙ בֵּין־יְמִינ֣⁠וֹ לִ⁠שְׂמֹאל֔⁠וֹ</w:t>
+        <w:t>אֲשֶׁ֤ר לֹֽא־יָדַע֙ בֵּין־יְמִינ֣⁠וֹ לִ⁠שְׂמֹאל֔⁠וֹ</w:t>
       </w:r>
     </w:p>
     <w:p>

--- a/eng/docx/32.content.docx
+++ b/eng/docx/32.content.docx
@@ -700,6 +700,314 @@
         <w:rPr>
           <w:lang w:val="en_US" w:bidi="en_US"/>
         </w:rPr>
+        <w:t>Jonah - Chapter 1 Introduction</w:t>
+      </w:r>
+      <w:r>
+        <w:rPr>
+          <w:lang w:val="en_US" w:bidi="en_US"/>
+        </w:rPr>
+      </w:r>
+    </w:p>
+    <w:p>
+      <w:pPr/>
+      <w:r>
+        <w:rPr>
+          <w:lang w:val="en_US" w:bidi="en_US"/>
+        </w:rPr>
+      </w:r>
+      <w:r>
+        <w:rPr>
+          <w:lang w:val="en_US" w:bidi="en_US"/>
+        </w:rPr>
+        <w:t>Jonah 1 General Notes</w:t>
+      </w:r>
+    </w:p>
+    <w:p>
+      <w:pPr>
+        <w:pStyle w:val="Heading3"/>
+      </w:pPr>
+      <w:r>
+        <w:rPr>
+          <w:lang w:val="en_US" w:bidi="en_US"/>
+        </w:rPr>
+        <w:t>Structure and Formatting</w:t>
+      </w:r>
+    </w:p>
+    <w:p>
+      <w:pPr/>
+      <w:r>
+        <w:rPr>
+          <w:lang w:val="en_US" w:bidi="en_US"/>
+        </w:rPr>
+      </w:r>
+      <w:r>
+        <w:rPr>
+          <w:lang w:val="en_US" w:bidi="en_US"/>
+        </w:rPr>
+        <w:t>The narrative of this chapter starts abruptly. This is a typical way for a prophetic book to begin. The translator should not add information to smooth this introduction, but the first verse could be made into several sentences to make a more natural beginning. See the UST.</w:t>
+      </w:r>
+    </w:p>
+    <w:p>
+      <w:pPr>
+        <w:pStyle w:val="Heading3"/>
+      </w:pPr>
+      <w:r>
+        <w:rPr>
+          <w:lang w:val="en_US" w:bidi="en_US"/>
+        </w:rPr>
+        <w:t>Special Concepts in this Chapter</w:t>
+      </w:r>
+    </w:p>
+    <w:p>
+      <w:pPr>
+        <w:pStyle w:val="Heading4"/>
+      </w:pPr>
+      <w:r>
+        <w:rPr>
+          <w:lang w:val="en_US" w:bidi="en_US"/>
+        </w:rPr>
+        <w:t>Miracle</w:t>
+      </w:r>
+    </w:p>
+    <w:p>
+      <w:pPr/>
+      <w:r>
+        <w:rPr>
+          <w:lang w:val="en_US" w:bidi="en_US"/>
+        </w:rPr>
+      </w:r>
+      <w:r>
+        <w:rPr>
+          <w:lang w:val="en_US" w:bidi="en_US"/>
+        </w:rPr>
+        <w:t xml:space="preserve">In verse </w:t>
+      </w:r>
+      <w:hyperlink r:id="rId13">
+        <w:r>
+          <w:rPr>
+            <w:lang w:val="en_US" w:bidi="en_US"/>
+          </w:rPr>
+          <w:rPr>
+            <w:color w:val="0000EE"/>
+            <w:u w:val="single"/>
+          </w:rPr>
+          <w:t>1:17</w:t>
+        </w:r>
+      </w:hyperlink>
+      <w:r>
+        <w:rPr>
+          <w:lang w:val="en_US" w:bidi="en_US"/>
+        </w:rPr>
+        <w:t xml:space="preserve">, there is the mention of “a great fish.” It may be difficult to imagine a sea creature big enough to swallow a man whole, and we do not know what kind of creature this was. Jonah then survives for three days and nights inside the fish. This is something that God made to happen. Translators should not try to explain miraculous events in an attempt to make them easier to understand. (See: </w:t>
+      </w:r>
+      <w:r>
+        <w:rPr>
+          <w:lang w:val="en_US" w:bidi="en_US"/>
+        </w:rPr>
+        <w:t>Miracle</w:t>
+      </w:r>
+      <w:r>
+        <w:rPr>
+          <w:lang w:val="en_US" w:bidi="en_US"/>
+        </w:rPr>
+        <w:t>)</w:t>
+      </w:r>
+    </w:p>
+    <w:p>
+      <w:pPr>
+        <w:pStyle w:val="Heading3"/>
+      </w:pPr>
+      <w:r>
+        <w:rPr>
+          <w:lang w:val="en_US" w:bidi="en_US"/>
+        </w:rPr>
+        <w:t>Important Figures of Speech in this Chapter</w:t>
+      </w:r>
+    </w:p>
+    <w:p>
+      <w:pPr>
+        <w:pStyle w:val="Heading4"/>
+      </w:pPr>
+      <w:r>
+        <w:rPr>
+          <w:lang w:val="en_US" w:bidi="en_US"/>
+        </w:rPr>
+        <w:t>Situational irony</w:t>
+      </w:r>
+    </w:p>
+    <w:p>
+      <w:pPr/>
+      <w:r>
+        <w:rPr>
+          <w:lang w:val="en_US" w:bidi="en_US"/>
+        </w:rPr>
+      </w:r>
+      <w:r>
+        <w:rPr>
+          <w:lang w:val="en_US" w:bidi="en_US"/>
+        </w:rPr>
+        <w:t xml:space="preserve">There is an ironic situation in this chapter. This means that people do or say things that are the opposite of what one would expect them to do. Jonah is a prophet of God, and as such, he would be expected to endeavor to do God’s will. Instead, he runs away from God. Although the Gentile sailors are not Israelites, they act out of faith and fear of Yahweh when sending Jonah to an almost certain death by throwing him overboard. (See: </w:t>
+      </w:r>
+      <w:r>
+        <w:rPr>
+          <w:lang w:val="en_US" w:bidi="en_US"/>
+        </w:rPr>
+        <w:t>Irony</w:t>
+      </w:r>
+      <w:r>
+        <w:rPr>
+          <w:lang w:val="en_US" w:bidi="en_US"/>
+        </w:rPr>
+        <w:t xml:space="preserve">, </w:t>
+      </w:r>
+      <w:r>
+        <w:rPr>
+          <w:lang w:val="en_US" w:bidi="en_US"/>
+        </w:rPr>
+        <w:t>Prophet</w:t>
+      </w:r>
+      <w:r>
+        <w:rPr>
+          <w:lang w:val="en_US" w:bidi="en_US"/>
+        </w:rPr>
+        <w:t xml:space="preserve"> and </w:t>
+      </w:r>
+      <w:r>
+        <w:rPr>
+          <w:lang w:val="en_US" w:bidi="en_US"/>
+        </w:rPr>
+        <w:t>Willofgod</w:t>
+      </w:r>
+      <w:r>
+        <w:rPr>
+          <w:lang w:val="en_US" w:bidi="en_US"/>
+        </w:rPr>
+        <w:t xml:space="preserve"> and </w:t>
+      </w:r>
+      <w:r>
+        <w:rPr>
+          <w:lang w:val="en_US" w:bidi="en_US"/>
+        </w:rPr>
+        <w:t>Faith</w:t>
+      </w:r>
+      <w:r>
+        <w:rPr>
+          <w:lang w:val="en_US" w:bidi="en_US"/>
+        </w:rPr>
+        <w:t>)</w:t>
+      </w:r>
+    </w:p>
+    <w:p>
+      <w:pPr>
+        <w:pStyle w:val="Heading4"/>
+      </w:pPr>
+      <w:r>
+        <w:rPr>
+          <w:lang w:val="en_US" w:bidi="en_US"/>
+        </w:rPr>
+        <w:t>Sea</w:t>
+      </w:r>
+    </w:p>
+    <w:p>
+      <w:pPr/>
+      <w:r>
+        <w:rPr>
+          <w:lang w:val="en_US" w:bidi="en_US"/>
+        </w:rPr>
+      </w:r>
+      <w:r>
+        <w:rPr>
+          <w:lang w:val="en_US" w:bidi="en_US"/>
+        </w:rPr>
+        <w:t xml:space="preserve">People in the ancient Near East saw the sea as chaotic, and they did not trust it. Some of the gods they worshiped were gods of the sea. Jonah’s people, the Hebrews, feared the sea greatly. However, Jonah’s fear of the sea was not enough to keep him from sailing on a ship to avoid doing what Yahweh commanded. (See: </w:t>
+      </w:r>
+      <w:r>
+        <w:rPr>
+          <w:lang w:val="en_US" w:bidi="en_US"/>
+        </w:rPr>
+        <w:t>Fear</w:t>
+      </w:r>
+      <w:r>
+        <w:rPr>
+          <w:lang w:val="en_US" w:bidi="en_US"/>
+        </w:rPr>
+        <w:t>)</w:t>
+      </w:r>
+    </w:p>
+    <w:p>
+      <w:pPr>
+        <w:pStyle w:val="Heading3"/>
+      </w:pPr>
+      <w:r>
+        <w:rPr>
+          <w:lang w:val="en_US" w:bidi="en_US"/>
+        </w:rPr>
+        <w:t>Other Possible Translation Difficulties in this Chapter</w:t>
+      </w:r>
+    </w:p>
+    <w:p>
+      <w:pPr>
+        <w:pStyle w:val="Heading4"/>
+      </w:pPr>
+      <w:r>
+        <w:rPr>
+          <w:lang w:val="en_US" w:bidi="en_US"/>
+        </w:rPr>
+        <w:t>Implicit information</w:t>
+      </w:r>
+    </w:p>
+    <w:p>
+      <w:pPr/>
+      <w:r>
+        <w:rPr>
+          <w:lang w:val="en_US" w:bidi="en_US"/>
+        </w:rPr>
+      </w:r>
+      <w:r>
+        <w:rPr>
+          <w:lang w:val="en_US" w:bidi="en_US"/>
+        </w:rPr>
+        <w:t xml:space="preserve">Even though no one knows for sure where Tarshish was, the writer assumes that the reader knows that Jonah had to face away from Nineveh to go there. (See: </w:t>
+      </w:r>
+      <w:r>
+        <w:rPr>
+          <w:lang w:val="en_US" w:bidi="en_US"/>
+        </w:rPr>
+        <w:t>Assumed Knowledge and Implicit Information</w:t>
+      </w:r>
+      <w:r>
+        <w:rPr>
+          <w:lang w:val="en_US" w:bidi="en_US"/>
+        </w:rPr>
+        <w:t>)</w:t>
+      </w:r>
+      <w:r>
+        <w:rPr>
+          <w:lang w:val="en_US" w:bidi="en_US"/>
+        </w:rPr>
+      </w:r>
+      <w:r>
+        <w:rPr>
+          <w:lang w:val="en_US" w:bidi="en_US"/>
+        </w:rPr>
+      </w:r>
+    </w:p>
+    <w:p>
+      <w:pPr/>
+      <w:r>
+        <w:rPr>
+          <w:lang w:val="en_US" w:bidi="en_US"/>
+        </w:rPr>
+      </w:r>
+    </w:p>
+    <w:p>
+      <w:pPr>
+        <w:pStyle w:val="Heading2"/>
+      </w:pPr>
+      <w:r>
+        <w:rPr>
+          <w:lang w:val="en_US" w:bidi="en_US"/>
+        </w:rPr>
         <w:t>Jonah 1:1 (#1)</w:t>
       </w:r>
       <w:r>
@@ -1701,7 +2009,7 @@
         </w:rPr>
         <w:t xml:space="preserve"> mean that Jonah took action in response to God’s command, but his action was to disobey instead of to obey. If your readers would misunderstand this, you could state the meaning plainly. See how you translated this idiom in </w:t>
       </w:r>
-      <w:hyperlink r:id="rId13">
+      <w:hyperlink r:id="rId14">
         <w:r>
           <w:rPr>
             <w:lang w:val="en_US" w:bidi="en_US"/>
@@ -3591,7 +3899,7 @@
         </w:rPr>
         <w:t xml:space="preserve">While this phrase was used as an idiom in </w:t>
       </w:r>
-      <w:hyperlink r:id="rId13">
+      <w:hyperlink r:id="rId14">
         <w:r>
           <w:rPr>
             <w:lang w:val="en_US" w:bidi="en_US"/>
@@ -3609,7 +3917,7 @@
         </w:rPr>
         <w:t xml:space="preserve"> and </w:t>
       </w:r>
-      <w:hyperlink r:id="rId14">
+      <w:hyperlink r:id="rId15">
         <w:r>
           <w:rPr>
             <w:lang w:val="en_US" w:bidi="en_US"/>
@@ -5970,7 +6278,7 @@
         </w:rPr>
         <w:t xml:space="preserve"> in </w:t>
       </w:r>
-      <w:hyperlink r:id="rId15">
+      <w:hyperlink r:id="rId16">
         <w:r>
           <w:rPr>
             <w:lang w:val="en_US" w:bidi="en_US"/>
@@ -6182,7 +6490,7 @@
         </w:rPr>
         <w:t xml:space="preserve">See how you translated this idiom in </w:t>
       </w:r>
-      <w:hyperlink r:id="rId16">
+      <w:hyperlink r:id="rId17">
         <w:r>
           <w:rPr>
             <w:lang w:val="en_US" w:bidi="en_US"/>
@@ -7261,7 +7569,7 @@
         </w:rPr>
         <w:t xml:space="preserve"> is an emphatic construction that uses a verb and its object that both come from the same root. You may be able to use the same construction in your language to express the meaning here. Alternatively, your language may have another way of showing the emphasis. See how you translated this phrase in </w:t>
       </w:r>
-      <w:hyperlink r:id="rId15">
+      <w:hyperlink r:id="rId16">
         <w:r>
           <w:rPr>
             <w:lang w:val="en_US" w:bidi="en_US"/>
@@ -7636,6 +7944,251 @@
         <w:rPr>
           <w:lang w:val="en_US" w:bidi="en_US"/>
         </w:rPr>
+        <w:t>Jonah - Chapter 2 Introduction</w:t>
+      </w:r>
+      <w:r>
+        <w:rPr>
+          <w:lang w:val="en_US" w:bidi="en_US"/>
+        </w:rPr>
+      </w:r>
+    </w:p>
+    <w:p>
+      <w:pPr/>
+      <w:r>
+        <w:rPr>
+          <w:lang w:val="en_US" w:bidi="en_US"/>
+        </w:rPr>
+      </w:r>
+      <w:r>
+        <w:rPr>
+          <w:lang w:val="en_US" w:bidi="en_US"/>
+        </w:rPr>
+        <w:t>Jonah 2 General Notes</w:t>
+      </w:r>
+    </w:p>
+    <w:p>
+      <w:pPr>
+        <w:pStyle w:val="Heading3"/>
+      </w:pPr>
+      <w:r>
+        <w:rPr>
+          <w:lang w:val="en_US" w:bidi="en_US"/>
+        </w:rPr>
+        <w:t>Structure and Formatting</w:t>
+      </w:r>
+    </w:p>
+    <w:p>
+      <w:pPr/>
+      <w:r>
+        <w:rPr>
+          <w:lang w:val="en_US" w:bidi="en_US"/>
+        </w:rPr>
+      </w:r>
+      <w:r>
+        <w:rPr>
+          <w:lang w:val="en_US" w:bidi="en_US"/>
+        </w:rPr>
+        <w:t>This chapter begins with a prayer by Jonah, and many translators have chosen to set it apart by setting its lines farther to the right on the page than the rest of the text. Also, the prayer is in the style of poetry. To show that, many translations put each line of the poem on a separate line. Translators can follow these practices, but they are not obligated to do so. You may wish to follow the format of a well-known translation in your area.</w:t>
+      </w:r>
+    </w:p>
+    <w:p>
+      <w:pPr>
+        <w:pStyle w:val="Heading3"/>
+      </w:pPr>
+      <w:r>
+        <w:rPr>
+          <w:lang w:val="en_US" w:bidi="en_US"/>
+        </w:rPr>
+        <w:t>Special Concepts in this Chapter</w:t>
+      </w:r>
+    </w:p>
+    <w:p>
+      <w:pPr>
+        <w:pStyle w:val="Heading4"/>
+      </w:pPr>
+      <w:r>
+        <w:rPr>
+          <w:lang w:val="en_US" w:bidi="en_US"/>
+        </w:rPr>
+        <w:t>Sea</w:t>
+      </w:r>
+    </w:p>
+    <w:p>
+      <w:pPr/>
+      <w:r>
+        <w:rPr>
+          <w:lang w:val="en_US" w:bidi="en_US"/>
+        </w:rPr>
+      </w:r>
+      <w:r>
+        <w:rPr>
+          <w:lang w:val="en_US" w:bidi="en_US"/>
+        </w:rPr>
+        <w:t xml:space="preserve">This chapter contains many terms that describe the sea. If people who speak your language are unfamiliar with the sea, you will need to discuss how to describe these things. (See: </w:t>
+      </w:r>
+      <w:r>
+        <w:rPr>
+          <w:lang w:val="en_US" w:bidi="en_US"/>
+        </w:rPr>
+        <w:t>Translate Unknowns</w:t>
+      </w:r>
+      <w:r>
+        <w:rPr>
+          <w:lang w:val="en_US" w:bidi="en_US"/>
+        </w:rPr>
+        <w:t>)</w:t>
+      </w:r>
+    </w:p>
+    <w:p>
+      <w:pPr>
+        <w:pStyle w:val="Heading3"/>
+      </w:pPr>
+      <w:r>
+        <w:rPr>
+          <w:lang w:val="en_US" w:bidi="en_US"/>
+        </w:rPr>
+        <w:t>Important Figures of Speech in this Chapter</w:t>
+      </w:r>
+    </w:p>
+    <w:p>
+      <w:pPr>
+        <w:pStyle w:val="Heading4"/>
+      </w:pPr>
+      <w:r>
+        <w:rPr>
+          <w:lang w:val="en_US" w:bidi="en_US"/>
+        </w:rPr>
+        <w:t>Poetic Imagery</w:t>
+      </w:r>
+    </w:p>
+    <w:p>
+      <w:pPr/>
+      <w:r>
+        <w:rPr>
+          <w:lang w:val="en_US" w:bidi="en_US"/>
+        </w:rPr>
+      </w:r>
+      <w:r>
+        <w:rPr>
+          <w:lang w:val="en_US" w:bidi="en_US"/>
+        </w:rPr>
+        <w:t xml:space="preserve">Prayers in Scripture are often expressed in poetry. Poetry frequently uses metaphors and other imagery to more powerfully communicate very emotional topics. For example, Jonah thought he would die in a fish in the sea, and so he compares being trapped there as being surrounded by the bars of the earth and being in the “belly of Sheol.” Jonah is overwhelmed by the depth of the sea and expresses this by speaking about being at the “base of the mountains.” (See: </w:t>
+      </w:r>
+      <w:r>
+        <w:rPr>
+          <w:lang w:val="en_US" w:bidi="en_US"/>
+        </w:rPr>
+        <w:t>Metaphor</w:t>
+      </w:r>
+      <w:r>
+        <w:rPr>
+          <w:lang w:val="en_US" w:bidi="en_US"/>
+        </w:rPr>
+        <w:t>)</w:t>
+      </w:r>
+    </w:p>
+    <w:p>
+      <w:pPr>
+        <w:pStyle w:val="Heading3"/>
+      </w:pPr>
+      <w:r>
+        <w:rPr>
+          <w:lang w:val="en_US" w:bidi="en_US"/>
+        </w:rPr>
+        <w:t>Other Possible Translation Difficulties in this Chapter</w:t>
+      </w:r>
+    </w:p>
+    <w:p>
+      <w:pPr>
+        <w:pStyle w:val="Heading4"/>
+      </w:pPr>
+      <w:r>
+        <w:rPr>
+          <w:lang w:val="en_US" w:bidi="en_US"/>
+        </w:rPr>
+        <w:t>Parallelism</w:t>
+      </w:r>
+    </w:p>
+    <w:p>
+      <w:pPr/>
+      <w:r>
+        <w:rPr>
+          <w:lang w:val="en_US" w:bidi="en_US"/>
+        </w:rPr>
+      </w:r>
+      <w:r>
+        <w:rPr>
+          <w:lang w:val="en_US" w:bidi="en_US"/>
+        </w:rPr>
+        <w:t>Hebrew poetry often expresses something in one line and then expresses that same thought in another line but using different words. This emphasizes the ideas in the parallel lines. For example, verse 2 has two halves that are saying basically the same thing.</w:t>
+      </w:r>
+    </w:p>
+    <w:p>
+      <w:pPr/>
+      <w:r>
+        <w:rPr>
+          <w:lang w:val="en_US" w:bidi="en_US"/>
+        </w:rPr>
+      </w:r>
+      <w:r>
+        <w:rPr>
+          <w:lang w:val="en_US" w:bidi="en_US"/>
+        </w:rPr>
+        <w:t>I cried out to Yahweh from my distress, and he answered me; from the belly of Sheol I cried out; you heard my voice.</w:t>
+      </w:r>
+    </w:p>
+    <w:p>
+      <w:pPr/>
+      <w:r>
+        <w:rPr>
+          <w:lang w:val="en_US" w:bidi="en_US"/>
+        </w:rPr>
+      </w:r>
+      <w:r>
+        <w:rPr>
+          <w:lang w:val="en_US" w:bidi="en_US"/>
+        </w:rPr>
+        <w:t xml:space="preserve">Each half also has two parts. The first part of each half is saying the same thing as the other, and the second part of each half is also saying the same thing as each other. If your language would not repeat ideas like this in poetry, see: </w:t>
+      </w:r>
+      <w:r>
+        <w:rPr>
+          <w:lang w:val="en_US" w:bidi="en_US"/>
+        </w:rPr>
+        <w:t>Parallelism</w:t>
+      </w:r>
+      <w:r>
+        <w:rPr>
+          <w:lang w:val="en_US" w:bidi="en_US"/>
+        </w:rPr>
+        <w:t xml:space="preserve"> for ideas for how to translate this kind of poetry.</w:t>
+      </w:r>
+      <w:r>
+        <w:rPr>
+          <w:lang w:val="en_US" w:bidi="en_US"/>
+        </w:rPr>
+      </w:r>
+      <w:r>
+        <w:rPr>
+          <w:lang w:val="en_US" w:bidi="en_US"/>
+        </w:rPr>
+      </w:r>
+    </w:p>
+    <w:p>
+      <w:pPr/>
+      <w:r>
+        <w:rPr>
+          <w:lang w:val="en_US" w:bidi="en_US"/>
+        </w:rPr>
+      </w:r>
+    </w:p>
+    <w:p>
+      <w:pPr>
+        <w:pStyle w:val="Heading2"/>
+      </w:pPr>
+      <w:r>
+        <w:rPr>
+          <w:lang w:val="en_US" w:bidi="en_US"/>
+        </w:rPr>
         <w:t>Jonah 2:1 (#1)</w:t>
       </w:r>
       <w:r>
@@ -11689,7 +12242,7 @@
         </w:rPr>
         <w:t xml:space="preserve">Here Jonah makes a statement about Yahweh in the third person as part of his prayer to Yahweh. If this would not be natural in your language, you could add “you” to make it the second-person form. See also the Note concerning the phrase “I cried out to Yahweh from my distress … ” in </w:t>
       </w:r>
-      <w:hyperlink r:id="rId17">
+      <w:hyperlink r:id="rId18">
         <w:r>
           <w:rPr>
             <w:lang w:val="en_US" w:bidi="en_US"/>
@@ -12084,6 +12637,266 @@
         <w:rPr>
           <w:lang w:val="en_US" w:bidi="en_US"/>
         </w:rPr>
+        <w:t>Jonah - Chapter 3 Introduction</w:t>
+      </w:r>
+      <w:r>
+        <w:rPr>
+          <w:lang w:val="en_US" w:bidi="en_US"/>
+        </w:rPr>
+      </w:r>
+    </w:p>
+    <w:p>
+      <w:pPr/>
+      <w:r>
+        <w:rPr>
+          <w:lang w:val="en_US" w:bidi="en_US"/>
+        </w:rPr>
+      </w:r>
+      <w:r>
+        <w:rPr>
+          <w:lang w:val="en_US" w:bidi="en_US"/>
+        </w:rPr>
+        <w:t>"# Jonah 3 General Notes</w:t>
+      </w:r>
+    </w:p>
+    <w:p>
+      <w:pPr>
+        <w:pStyle w:val="Heading3"/>
+      </w:pPr>
+      <w:r>
+        <w:rPr>
+          <w:lang w:val="en_US" w:bidi="en_US"/>
+        </w:rPr>
+        <w:t>Structure and Formatting</w:t>
+      </w:r>
+    </w:p>
+    <w:p>
+      <w:pPr/>
+      <w:r>
+        <w:rPr>
+          <w:lang w:val="en_US" w:bidi="en_US"/>
+        </w:rPr>
+      </w:r>
+      <w:r>
+        <w:rPr>
+          <w:lang w:val="en_US" w:bidi="en_US"/>
+        </w:rPr>
+        <w:t>This chapter returns to the narrative about Jonah.</w:t>
+      </w:r>
+    </w:p>
+    <w:p>
+      <w:pPr>
+        <w:pStyle w:val="Heading3"/>
+      </w:pPr>
+      <w:r>
+        <w:rPr>
+          <w:lang w:val="en_US" w:bidi="en_US"/>
+        </w:rPr>
+        <w:t>Special Concepts in this Chapter</w:t>
+      </w:r>
+    </w:p>
+    <w:p>
+      <w:pPr>
+        <w:pStyle w:val="Heading4"/>
+      </w:pPr>
+      <w:r>
+        <w:rPr>
+          <w:lang w:val="en_US" w:bidi="en_US"/>
+        </w:rPr>
+        <w:t>Animals</w:t>
+      </w:r>
+    </w:p>
+    <w:p>
+      <w:pPr/>
+      <w:r>
+        <w:rPr>
+          <w:lang w:val="en_US" w:bidi="en_US"/>
+        </w:rPr>
+      </w:r>
+      <w:r>
+        <w:rPr>
+          <w:lang w:val="en_US" w:bidi="en_US"/>
+        </w:rPr>
+        <w:t xml:space="preserve">According to the king’s proclamation, the animals had to participate in the fast which he had ordered. This was unusual and probably indicates that the king wanted God to see that all of Nineveh was taking his proclamation of destruction very seriously. There is nothing in the law of Moses that instructed the people to have their animals participate in fasting. (See: </w:t>
+      </w:r>
+      <w:r>
+        <w:rPr>
+          <w:lang w:val="en_US" w:bidi="en_US"/>
+        </w:rPr>
+        <w:t>Law of Moses</w:t>
+      </w:r>
+      <w:r>
+        <w:rPr>
+          <w:lang w:val="en_US" w:bidi="en_US"/>
+        </w:rPr>
+        <w:t>)</w:t>
+      </w:r>
+    </w:p>
+    <w:p>
+      <w:pPr>
+        <w:pStyle w:val="Heading4"/>
+      </w:pPr>
+      <w:r>
+        <w:rPr>
+          <w:lang w:val="en_US" w:bidi="en_US"/>
+        </w:rPr>
+        <w:t>God Repenting or Relenting</w:t>
+      </w:r>
+    </w:p>
+    <w:p>
+      <w:pPr/>
+      <w:r>
+        <w:rPr>
+          <w:lang w:val="en_US" w:bidi="en_US"/>
+        </w:rPr>
+      </w:r>
+      <w:r>
+        <w:rPr>
+          <w:lang w:val="en_US" w:bidi="en_US"/>
+        </w:rPr>
+        <w:t>The last verse of this chapter says, “So then God relented in regard to the evil that he had said he would do to them, and he did not do it.” This concept of God changing His mind may seem inconsistent with the fact that God’s character and his plans do not change.</w:t>
+      </w:r>
+    </w:p>
+    <w:p>
+      <w:pPr/>
+      <w:r>
+        <w:rPr>
+          <w:lang w:val="en_US" w:bidi="en_US"/>
+        </w:rPr>
+      </w:r>
+      <w:r>
+        <w:rPr>
+          <w:lang w:val="en_US" w:bidi="en_US"/>
+        </w:rPr>
+        <w:t>However, God's actions of punishment or mercy depend on human actions. God often changes his action from punishment to mercy in response to humans who repent of their sins, because he prefers to be merciful. Because the Ninevites repented, God did not follow through with the judgment that he told Jonah to proclaim, and Jonah described that in a human way as “relenting” or as some versions say, “changing his mind.” The reader understands that this was God’s plan from the beginning.</w:t>
+      </w:r>
+    </w:p>
+    <w:p>
+      <w:pPr>
+        <w:pStyle w:val="Heading4"/>
+      </w:pPr>
+      <w:r>
+        <w:rPr>
+          <w:lang w:val="en_US" w:bidi="en_US"/>
+        </w:rPr>
+        <w:t>God Planning Evil</w:t>
+      </w:r>
+    </w:p>
+    <w:p>
+      <w:pPr/>
+      <w:r>
+        <w:rPr>
+          <w:lang w:val="en_US" w:bidi="en_US"/>
+        </w:rPr>
+      </w:r>
+      <w:r>
+        <w:rPr>
+          <w:lang w:val="en_US" w:bidi="en_US"/>
+        </w:rPr>
+        <w:t>The Hebrew word translated as “evil” in the ULT is very broad, including moral evil, physical evil, and everything that is bad. So in verse 10, the author uses the same word for God's planned destruction of Nineveh as he used for the people's wicked behavior. The ULT translates each of these uses as “evil” to show the user that it is the same Hebrew word in each place. By using the same word, the author is showing that when people repent of moral evil, God relents from doing physical evil (punishment). God never does moral evil. If your language would not use the same word for both of these, you will want to use different words for them.</w:t>
+      </w:r>
+    </w:p>
+    <w:p>
+      <w:pPr>
+        <w:pStyle w:val="Heading3"/>
+      </w:pPr>
+      <w:r>
+        <w:rPr>
+          <w:lang w:val="en_US" w:bidi="en_US"/>
+        </w:rPr>
+        <w:t>Other Possible Translation Difficulties in this Chapter</w:t>
+      </w:r>
+    </w:p>
+    <w:p>
+      <w:pPr>
+        <w:pStyle w:val="Heading4"/>
+      </w:pPr>
+      <w:r>
+        <w:rPr>
+          <w:lang w:val="en_US" w:bidi="en_US"/>
+        </w:rPr>
+        <w:t>Size of Nineveh</w:t>
+      </w:r>
+    </w:p>
+    <w:p>
+      <w:pPr/>
+      <w:r>
+        <w:rPr>
+          <w:lang w:val="en_US" w:bidi="en_US"/>
+        </w:rPr>
+      </w:r>
+      <w:r>
+        <w:rPr>
+          <w:lang w:val="en_US" w:bidi="en_US"/>
+        </w:rPr>
+        <w:t>The ruins of the ancient city of Nineveh that have been uncovered are about 8 miles or 13 kilometers around. So, although Nineveh was a very big city in the ancient world, it was not as big as most modern cities. The description of Nineveh as “a journey of three days” seems to mean that it took three days to walk through it, although that seems to be more time than would be needed to walk through a city of that size. Of course, it depends on several factors: what a person is doing while on this journey through the city, and that there may have been extensive settlements outside the city walls. Also, the length of time given is probably only a general approximation. Translators should simply translate the text and not try to reconcile it with what modern archeologists think that they know about ancient Nineveh and the people who walked through it.</w:t>
+      </w:r>
+    </w:p>
+    <w:p>
+      <w:pPr>
+        <w:pStyle w:val="Heading4"/>
+      </w:pPr>
+      <w:r>
+        <w:rPr>
+          <w:lang w:val="en_US" w:bidi="en_US"/>
+        </w:rPr>
+        <w:t>A City Great to God</w:t>
+      </w:r>
+    </w:p>
+    <w:p>
+      <w:pPr/>
+      <w:r>
+        <w:rPr>
+          <w:lang w:val="en_US" w:bidi="en_US"/>
+        </w:rPr>
+      </w:r>
+      <w:r>
+        <w:rPr>
+          <w:lang w:val="en_US" w:bidi="en_US"/>
+        </w:rPr>
+        <w:t>Verse three in the ULT describes Nineveh as “a city great to God.” In Hebrew, saying that something is ""to God"" or ""of God"" is an idiom that means that it is an extreme example of that thing. For example, in Genesis 30:8, Rachel describes the struggle she has had with her sister as “a struggle of God,” meaning “a mighty struggle” or “an extremely difficult struggle.” Other examples of this idiom in the Bible are found in Genesis 23:6, Exodus 9:28, 1 Samuel 14:15, Psalms 36:6, and Psalms 80:10. In Jonah 3:3, this idiom probably means that Nineveh was an extremely large city. See how this is translated in the Bible that is most commonly used in your area. You may want to follow how they translated this idiom.</w:t>
+      </w:r>
+    </w:p>
+    <w:p>
+      <w:pPr/>
+      <w:r>
+        <w:rPr>
+          <w:lang w:val="en_US" w:bidi="en_US"/>
+        </w:rPr>
+      </w:r>
+      <w:r>
+        <w:rPr>
+          <w:lang w:val="en_US" w:bidi="en_US"/>
+        </w:rPr>
+        <w:t>"</w:t>
+      </w:r>
+      <w:r>
+        <w:rPr>
+          <w:lang w:val="en_US" w:bidi="en_US"/>
+        </w:rPr>
+      </w:r>
+      <w:r>
+        <w:rPr>
+          <w:lang w:val="en_US" w:bidi="en_US"/>
+        </w:rPr>
+      </w:r>
+    </w:p>
+    <w:p>
+      <w:pPr/>
+      <w:r>
+        <w:rPr>
+          <w:lang w:val="en_US" w:bidi="en_US"/>
+        </w:rPr>
+      </w:r>
+    </w:p>
+    <w:p>
+      <w:pPr>
+        <w:pStyle w:val="Heading2"/>
+      </w:pPr>
+      <w:r>
+        <w:rPr>
+          <w:lang w:val="en_US" w:bidi="en_US"/>
+        </w:rPr>
         <w:t>Jonah 3:1 (#1)</w:t>
       </w:r>
       <w:r>
@@ -12134,7 +12947,7 @@
         </w:rPr>
         <w:t xml:space="preserve">This phrase introduces the second half of the story of Jonah. The same phrase introduced the first half of the story in </w:t>
       </w:r>
-      <w:hyperlink r:id="rId18">
+      <w:hyperlink r:id="rId19">
         <w:r>
           <w:rPr>
             <w:lang w:val="en_US" w:bidi="en_US"/>
@@ -12249,7 +13062,7 @@
         </w:rPr>
         <w:t xml:space="preserve">This is an idiom meaning that Yahweh spoke in some way. See how you translated this in </w:t>
       </w:r>
-      <w:hyperlink r:id="rId18">
+      <w:hyperlink r:id="rId19">
         <w:r>
           <w:rPr>
             <w:lang w:val="en_US" w:bidi="en_US"/>
@@ -12364,7 +13177,7 @@
         </w:rPr>
         <w:t xml:space="preserve">Here, as in </w:t>
       </w:r>
-      <w:hyperlink r:id="rId13">
+      <w:hyperlink r:id="rId14">
         <w:r>
           <w:rPr>
             <w:lang w:val="en_US" w:bidi="en_US"/>
@@ -12499,7 +13312,7 @@
         </w:rPr>
         <w:t xml:space="preserve"> is an idiom that means that Jonah should take action and obey the next command, which is “go.” If this phrase does not have that meaning in your language, you could use an idiom from your language that does have this meaning or state the meaning plainly. See how you translated this in </w:t>
       </w:r>
-      <w:hyperlink r:id="rId13">
+      <w:hyperlink r:id="rId14">
         <w:r>
           <w:rPr>
             <w:lang w:val="en_US" w:bidi="en_US"/>
@@ -12517,7 +13330,7 @@
         </w:rPr>
         <w:t xml:space="preserve"> and </w:t>
       </w:r>
-      <w:hyperlink r:id="rId14">
+      <w:hyperlink r:id="rId15">
         <w:r>
           <w:rPr>
             <w:lang w:val="en_US" w:bidi="en_US"/>
@@ -12768,7 +13581,7 @@
         </w:rPr>
         <w:t xml:space="preserve"> mean that Jonah “took action” in response to God’s command to go as he did in </w:t>
       </w:r>
-      <w:hyperlink r:id="rId14">
+      <w:hyperlink r:id="rId15">
         <w:r>
           <w:rPr>
             <w:lang w:val="en_US" w:bidi="en_US"/>
@@ -16305,6 +17118,412 @@
         <w:rPr>
           <w:lang w:val="en_US" w:bidi="en_US"/>
         </w:rPr>
+        <w:t>Jonah - Chapter 4 Introduction</w:t>
+      </w:r>
+      <w:r>
+        <w:rPr>
+          <w:lang w:val="en_US" w:bidi="en_US"/>
+        </w:rPr>
+      </w:r>
+    </w:p>
+    <w:p>
+      <w:pPr/>
+      <w:r>
+        <w:rPr>
+          <w:lang w:val="en_US" w:bidi="en_US"/>
+        </w:rPr>
+      </w:r>
+      <w:r>
+        <w:rPr>
+          <w:lang w:val="en_US" w:bidi="en_US"/>
+        </w:rPr>
+        <w:t>Jonah 4 General Notes</w:t>
+      </w:r>
+    </w:p>
+    <w:p>
+      <w:pPr>
+        <w:pStyle w:val="Heading3"/>
+      </w:pPr>
+      <w:r>
+        <w:rPr>
+          <w:lang w:val="en_US" w:bidi="en_US"/>
+        </w:rPr>
+        <w:t>Structure and Formatting</w:t>
+      </w:r>
+    </w:p>
+    <w:p>
+      <w:pPr/>
+      <w:r>
+        <w:rPr>
+          <w:lang w:val="en_US" w:bidi="en_US"/>
+        </w:rPr>
+      </w:r>
+      <w:r>
+        <w:rPr>
+          <w:lang w:val="en_US" w:bidi="en_US"/>
+        </w:rPr>
+        <w:t xml:space="preserve">Jonah continues the narrative and brings the book to an unusual conclusion, ending it with a question from God. This emphasizes that the book is not really about Jonah. It is about God’s desire to be merciful to everyone, whether Jew or Gentile. (See: </w:t>
+      </w:r>
+      <w:r>
+        <w:rPr>
+          <w:lang w:val="en_US" w:bidi="en_US"/>
+        </w:rPr>
+        <w:t>Mercy</w:t>
+      </w:r>
+      <w:r>
+        <w:rPr>
+          <w:lang w:val="en_US" w:bidi="en_US"/>
+        </w:rPr>
+        <w:t>)</w:t>
+      </w:r>
+    </w:p>
+    <w:p>
+      <w:pPr>
+        <w:pStyle w:val="Heading3"/>
+      </w:pPr>
+      <w:r>
+        <w:rPr>
+          <w:lang w:val="en_US" w:bidi="en_US"/>
+        </w:rPr>
+        <w:t>Special Concepts in this Chapter</w:t>
+      </w:r>
+    </w:p>
+    <w:p>
+      <w:pPr>
+        <w:pStyle w:val="Heading4"/>
+      </w:pPr>
+      <w:r>
+        <w:rPr>
+          <w:lang w:val="en_US" w:bidi="en_US"/>
+        </w:rPr>
+        <w:t>Prophecy delayed</w:t>
+      </w:r>
+    </w:p>
+    <w:p>
+      <w:pPr/>
+      <w:r>
+        <w:rPr>
+          <w:lang w:val="en_US" w:bidi="en_US"/>
+        </w:rPr>
+      </w:r>
+      <w:r>
+        <w:rPr>
+          <w:lang w:val="en_US" w:bidi="en_US"/>
+        </w:rPr>
+        <w:t xml:space="preserve">According to the law of Moses, a prophet must prophesy what Yahweh tells him to prophesy, and his words must come true. If that did not happen, the penalty was death, because that unfulfilled prophecy shows that the man was not a real prophet. But when Jonah told the city of Nineveh that it was going to be destroyed in 40 days, it did not happen at that time. This is because God reserves the right to be merciful. (See: </w:t>
+      </w:r>
+      <w:r>
+        <w:rPr>
+          <w:lang w:val="en_US" w:bidi="en_US"/>
+        </w:rPr>
+        <w:t>Prophet</w:t>
+      </w:r>
+      <w:r>
+        <w:rPr>
+          <w:lang w:val="en_US" w:bidi="en_US"/>
+        </w:rPr>
+        <w:t xml:space="preserve"> and </w:t>
+      </w:r>
+      <w:r>
+        <w:rPr>
+          <w:lang w:val="en_US" w:bidi="en_US"/>
+        </w:rPr>
+        <w:t>Law of Moses</w:t>
+      </w:r>
+      <w:r>
+        <w:rPr>
+          <w:lang w:val="en_US" w:bidi="en_US"/>
+        </w:rPr>
+        <w:t>)</w:t>
+      </w:r>
+    </w:p>
+    <w:p>
+      <w:pPr>
+        <w:pStyle w:val="Heading4"/>
+      </w:pPr>
+      <w:r>
+        <w:rPr>
+          <w:lang w:val="en_US" w:bidi="en_US"/>
+        </w:rPr>
+        <w:t>Jonah’s anger</w:t>
+      </w:r>
+    </w:p>
+    <w:p>
+      <w:pPr/>
+      <w:r>
+        <w:rPr>
+          <w:lang w:val="en_US" w:bidi="en_US"/>
+        </w:rPr>
+      </w:r>
+      <w:r>
+        <w:rPr>
+          <w:lang w:val="en_US" w:bidi="en_US"/>
+        </w:rPr>
+        <w:t>When God did not destroy Nineveh, Jonah was angry with God because Jonah hated the people of Nineveh. They were enemies of Israel. But God wanted Jonah and the readers of this book to learn that God loves all people.</w:t>
+      </w:r>
+    </w:p>
+    <w:p>
+      <w:pPr>
+        <w:pStyle w:val="Heading4"/>
+      </w:pPr>
+      <w:r>
+        <w:rPr>
+          <w:lang w:val="en_US" w:bidi="en_US"/>
+        </w:rPr>
+        <w:t>Characteristics of God</w:t>
+      </w:r>
+    </w:p>
+    <w:p>
+      <w:pPr/>
+      <w:r>
+        <w:rPr>
+          <w:lang w:val="en_US" w:bidi="en_US"/>
+        </w:rPr>
+      </w:r>
+      <w:r>
+        <w:rPr>
+          <w:lang w:val="en_US" w:bidi="en_US"/>
+        </w:rPr>
+        <w:t xml:space="preserve">In verse 2, Jonah attributes a series of characteristics to God. A Jewish reader of this book would recognize this as the description that God used about himself when speaking with Moses on Mount Sinai (See </w:t>
+      </w:r>
+      <w:hyperlink r:id="rId20">
+        <w:r>
+          <w:rPr>
+            <w:lang w:val="en_US" w:bidi="en_US"/>
+          </w:rPr>
+          <w:rPr>
+            <w:color w:val="0000EE"/>
+            <w:u w:val="single"/>
+          </w:rPr>
+          <w:t>Exodus 34:6–7</w:t>
+        </w:r>
+      </w:hyperlink>
+      <w:r>
+        <w:rPr>
+          <w:lang w:val="en_US" w:bidi="en_US"/>
+        </w:rPr>
+        <w:t>).</w:t>
+      </w:r>
+    </w:p>
+    <w:p>
+      <w:pPr>
+        <w:pStyle w:val="Heading4"/>
+      </w:pPr>
+      <w:r>
+        <w:rPr>
+          <w:lang w:val="en_US" w:bidi="en_US"/>
+        </w:rPr>
+        <w:t>God’s grace</w:t>
+      </w:r>
+    </w:p>
+    <w:p>
+      <w:pPr/>
+      <w:r>
+        <w:rPr>
+          <w:lang w:val="en_US" w:bidi="en_US"/>
+        </w:rPr>
+      </w:r>
+      <w:r>
+        <w:rPr>
+          <w:lang w:val="en_US" w:bidi="en_US"/>
+        </w:rPr>
+        <w:t xml:space="preserve">When Jonah went outside the city, he got very hot; God graciously provided some relief through the plant. God was trying to teach Jonah that he is a merciful God through this object lesson. (See: </w:t>
+      </w:r>
+      <w:r>
+        <w:rPr>
+          <w:lang w:val="en_US" w:bidi="en_US"/>
+        </w:rPr>
+        <w:t>Grace</w:t>
+      </w:r>
+      <w:r>
+        <w:rPr>
+          <w:lang w:val="en_US" w:bidi="en_US"/>
+        </w:rPr>
+        <w:t>)</w:t>
+      </w:r>
+    </w:p>
+    <w:p>
+      <w:pPr>
+        <w:pStyle w:val="Heading3"/>
+      </w:pPr>
+      <w:r>
+        <w:rPr>
+          <w:lang w:val="en_US" w:bidi="en_US"/>
+        </w:rPr>
+        <w:t>Important Figures of Speech in this Chapter</w:t>
+      </w:r>
+    </w:p>
+    <w:p>
+      <w:pPr>
+        <w:pStyle w:val="Heading4"/>
+      </w:pPr>
+      <w:r>
+        <w:rPr>
+          <w:lang w:val="en_US" w:bidi="en_US"/>
+        </w:rPr>
+        <w:t>Rhetorical questions</w:t>
+      </w:r>
+    </w:p>
+    <w:p>
+      <w:pPr/>
+      <w:r>
+        <w:rPr>
+          <w:lang w:val="en_US" w:bidi="en_US"/>
+        </w:rPr>
+      </w:r>
+      <w:r>
+        <w:rPr>
+          <w:lang w:val="en_US" w:bidi="en_US"/>
+        </w:rPr>
+        <w:t xml:space="preserve">In this chapter, Jonah uses a rhetorical question to show how angry he is at Yahweh. Yahweh then uses a series of three rhetorical questions to teach Jonah about the attitude that he should have. If your language would not use rhetorical questions for these purposes, then use a more natural form. (See: </w:t>
+      </w:r>
+      <w:r>
+        <w:rPr>
+          <w:lang w:val="en_US" w:bidi="en_US"/>
+        </w:rPr>
+        <w:t>Rhetorical Question</w:t>
+      </w:r>
+      <w:r>
+        <w:rPr>
+          <w:lang w:val="en_US" w:bidi="en_US"/>
+        </w:rPr>
+        <w:t>)</w:t>
+      </w:r>
+    </w:p>
+    <w:p>
+      <w:pPr>
+        <w:pStyle w:val="Heading3"/>
+      </w:pPr>
+      <w:r>
+        <w:rPr>
+          <w:lang w:val="en_US" w:bidi="en_US"/>
+        </w:rPr>
+        <w:t>Other Possible Translation Difficulties in this Chapter</w:t>
+      </w:r>
+    </w:p>
+    <w:p>
+      <w:pPr>
+        <w:pStyle w:val="Heading4"/>
+      </w:pPr>
+      <w:r>
+        <w:rPr>
+          <w:lang w:val="en_US" w:bidi="en_US"/>
+        </w:rPr>
+        <w:t>Evil</w:t>
+      </w:r>
+    </w:p>
+    <w:p>
+      <w:pPr/>
+      <w:r>
+        <w:rPr>
+          <w:lang w:val="en_US" w:bidi="en_US"/>
+        </w:rPr>
+      </w:r>
+      <w:r>
+        <w:rPr>
+          <w:lang w:val="en_US" w:bidi="en_US"/>
+        </w:rPr>
+        <w:t xml:space="preserve">The Hebrew word translated as “evil” in the ULT is very broad, including moral evil, physical evil, and everything that is bad. God never does moral evil. In verse 1, the author says that Jonah considered God's act of mercy in sparing the people of Nineveh to be evil. In verse 2, Jonah describes God as “relenting from evil.” In verse 6, Jonah's situation and attitude are described as evil. This is after the actions of the Ninevites are described as evil in </w:t>
+      </w:r>
+      <w:hyperlink r:id="rId14">
+        <w:r>
+          <w:rPr>
+            <w:lang w:val="en_US" w:bidi="en_US"/>
+          </w:rPr>
+          <w:rPr>
+            <w:color w:val="0000EE"/>
+            <w:u w:val="single"/>
+          </w:rPr>
+          <w:t>1:2</w:t>
+        </w:r>
+      </w:hyperlink>
+      <w:r>
+        <w:rPr>
+          <w:lang w:val="en_US" w:bidi="en_US"/>
+        </w:rPr>
+        <w:t xml:space="preserve">, </w:t>
+      </w:r>
+      <w:hyperlink r:id="rId21">
+        <w:r>
+          <w:rPr>
+            <w:lang w:val="en_US" w:bidi="en_US"/>
+          </w:rPr>
+          <w:rPr>
+            <w:color w:val="0000EE"/>
+            <w:u w:val="single"/>
+          </w:rPr>
+          <w:t>3:8</w:t>
+        </w:r>
+      </w:hyperlink>
+      <w:r>
+        <w:rPr>
+          <w:lang w:val="en_US" w:bidi="en_US"/>
+        </w:rPr>
+        <w:t xml:space="preserve">, and </w:t>
+      </w:r>
+      <w:hyperlink r:id="rId22">
+        <w:r>
+          <w:rPr>
+            <w:lang w:val="en_US" w:bidi="en_US"/>
+          </w:rPr>
+          <w:rPr>
+            <w:color w:val="0000EE"/>
+            <w:u w:val="single"/>
+          </w:rPr>
+          <w:t>3:10</w:t>
+        </w:r>
+      </w:hyperlink>
+      <w:r>
+        <w:rPr>
+          <w:lang w:val="en_US" w:bidi="en_US"/>
+        </w:rPr>
+        <w:t xml:space="preserve">, and the situation of the sailors in </w:t>
+      </w:r>
+      <w:hyperlink r:id="rId23">
+        <w:r>
+          <w:rPr>
+            <w:lang w:val="en_US" w:bidi="en_US"/>
+          </w:rPr>
+          <w:rPr>
+            <w:color w:val="0000EE"/>
+            <w:u w:val="single"/>
+          </w:rPr>
+          <w:t>1:7</w:t>
+        </w:r>
+      </w:hyperlink>
+      <w:r>
+        <w:rPr>
+          <w:lang w:val="en_US" w:bidi="en_US"/>
+        </w:rPr>
+        <w:t>. The ULT translates the word as “evil” in each place to show the irony that the author wants to convey by using the same Hebrew word for each different bad thing in the book and for one good thing—God's mercy on Nineveh (from Jonah's perspective). If your language would not use the same word for both moral and physical evil, you will want to use different words for each of them.</w:t>
+      </w:r>
+      <w:r>
+        <w:rPr>
+          <w:lang w:val="en_US" w:bidi="en_US"/>
+        </w:rPr>
+      </w:r>
+      <w:r>
+        <w:rPr>
+          <w:lang w:val="en_US" w:bidi="en_US"/>
+        </w:rPr>
+      </w:r>
+    </w:p>
+    <w:p>
+      <w:pPr/>
+      <w:r>
+        <w:rPr>
+          <w:lang w:val="en_US" w:bidi="en_US"/>
+        </w:rPr>
+      </w:r>
+    </w:p>
+    <w:p>
+      <w:pPr>
+        <w:pStyle w:val="Heading2"/>
+      </w:pPr>
+      <w:r>
+        <w:rPr>
+          <w:lang w:val="en_US" w:bidi="en_US"/>
+        </w:rPr>
         <w:t>Jonah 4:1 (#1)</w:t>
       </w:r>
       <w:r>
@@ -17273,7 +18492,7 @@
         </w:rPr>
         <w:t xml:space="preserve"> refers to the physical destruction of the city of Nineveh and its people. It does not refer to moral evil. In this context, this phrase means that God feels sadness about causing bad things to happen to people who sin, and he acts differently when sinners repent of their sin. You could include this information if that would be helpful to your readers. See the discussion about evil in the chapter introduction, and see how you translated this word in </w:t>
       </w:r>
-      <w:hyperlink r:id="rId19">
+      <w:hyperlink r:id="rId24">
         <w:r>
           <w:rPr>
             <w:lang w:val="en_US" w:bidi="en_US"/>
@@ -17621,7 +18840,7 @@
         </w:rPr>
         <w:t xml:space="preserve"> is an idiom that speaks of Jonah’s anger as if it were a fire burning inside him. If this phrase does not have that meaning in your language, you could use an idiom from your language that does have this meaning or state the meaning plainly. See how you translated it in </w:t>
       </w:r>
-      <w:hyperlink r:id="rId19">
+      <w:hyperlink r:id="rId24">
         <w:r>
           <w:rPr>
             <w:lang w:val="en_US" w:bidi="en_US"/>
@@ -19041,7 +20260,7 @@
         </w:rPr>
         <w:t xml:space="preserve">If it would be more natural in your language, you could express this as a direct quotation either addressed to himself or, as in </w:t>
       </w:r>
-      <w:hyperlink r:id="rId20">
+      <w:hyperlink r:id="rId25">
         <w:r>
           <w:rPr>
             <w:lang w:val="en_US" w:bidi="en_US"/>
@@ -19182,7 +20401,7 @@
         </w:rPr>
         <w:t xml:space="preserve">, you could express the same ideas in other ways. See how you translated this in </w:t>
       </w:r>
-      <w:hyperlink r:id="rId20">
+      <w:hyperlink r:id="rId25">
         <w:r>
           <w:rPr>
             <w:lang w:val="en_US" w:bidi="en_US"/>
@@ -19433,7 +20652,7 @@
         </w:rPr>
         <w:t xml:space="preserve"> are examples of an idiom that speaks of Jonah’s anger as if it were a fire burning inside him. See how you translated this idiom in </w:t>
       </w:r>
-      <w:hyperlink r:id="rId19">
+      <w:hyperlink r:id="rId24">
         <w:r>
           <w:rPr>
             <w:lang w:val="en_US" w:bidi="en_US"/>
@@ -19781,7 +21000,7 @@
         </w:rPr>
         <w:t xml:space="preserve"> paired with ""You"" in verse </w:t>
       </w:r>
-      <w:hyperlink r:id="rId21">
+      <w:hyperlink r:id="rId26">
         <w:r>
           <w:rPr>
             <w:lang w:val="en_US" w:bidi="en_US"/>
@@ -20219,1225 +21438,6 @@
           <w:lang w:val="en_US" w:bidi="en_US"/>
         </w:rPr>
         <w:t>Idiom</w:t>
-      </w:r>
-      <w:r>
-        <w:rPr>
-          <w:lang w:val="en_US" w:bidi="en_US"/>
-        </w:rPr>
-      </w:r>
-      <w:r>
-        <w:rPr>
-          <w:lang w:val="en_US" w:bidi="en_US"/>
-        </w:rPr>
-      </w:r>
-    </w:p>
-    <w:p>
-      <w:pPr/>
-      <w:r>
-        <w:rPr>
-          <w:lang w:val="en_US" w:bidi="en_US"/>
-        </w:rPr>
-      </w:r>
-    </w:p>
-    <w:p>
-      <w:pPr>
-        <w:pStyle w:val="Heading2"/>
-      </w:pPr>
-      <w:r>
-        <w:rPr>
-          <w:lang w:val="en_US" w:bidi="en_US"/>
-        </w:rPr>
-        <w:t>Jonah - Chapter 1 Introduction</w:t>
-      </w:r>
-      <w:r>
-        <w:rPr>
-          <w:lang w:val="en_US" w:bidi="en_US"/>
-        </w:rPr>
-      </w:r>
-    </w:p>
-    <w:p>
-      <w:pPr/>
-      <w:r>
-        <w:rPr>
-          <w:lang w:val="en_US" w:bidi="en_US"/>
-        </w:rPr>
-      </w:r>
-      <w:r>
-        <w:rPr>
-          <w:lang w:val="en_US" w:bidi="en_US"/>
-        </w:rPr>
-        <w:t>Jonah 1 General Notes</w:t>
-      </w:r>
-    </w:p>
-    <w:p>
-      <w:pPr>
-        <w:pStyle w:val="Heading3"/>
-      </w:pPr>
-      <w:r>
-        <w:rPr>
-          <w:lang w:val="en_US" w:bidi="en_US"/>
-        </w:rPr>
-        <w:t>Structure and Formatting</w:t>
-      </w:r>
-    </w:p>
-    <w:p>
-      <w:pPr/>
-      <w:r>
-        <w:rPr>
-          <w:lang w:val="en_US" w:bidi="en_US"/>
-        </w:rPr>
-      </w:r>
-      <w:r>
-        <w:rPr>
-          <w:lang w:val="en_US" w:bidi="en_US"/>
-        </w:rPr>
-        <w:t>The narrative of this chapter starts abruptly. This is a typical way for a prophetic book to begin. The translator should not add information to smooth this introduction, but the first verse could be made into several sentences to make a more natural beginning. See the UST.</w:t>
-      </w:r>
-    </w:p>
-    <w:p>
-      <w:pPr>
-        <w:pStyle w:val="Heading3"/>
-      </w:pPr>
-      <w:r>
-        <w:rPr>
-          <w:lang w:val="en_US" w:bidi="en_US"/>
-        </w:rPr>
-        <w:t>Special Concepts in this Chapter</w:t>
-      </w:r>
-    </w:p>
-    <w:p>
-      <w:pPr>
-        <w:pStyle w:val="Heading4"/>
-      </w:pPr>
-      <w:r>
-        <w:rPr>
-          <w:lang w:val="en_US" w:bidi="en_US"/>
-        </w:rPr>
-        <w:t>Miracle</w:t>
-      </w:r>
-    </w:p>
-    <w:p>
-      <w:pPr/>
-      <w:r>
-        <w:rPr>
-          <w:lang w:val="en_US" w:bidi="en_US"/>
-        </w:rPr>
-      </w:r>
-      <w:r>
-        <w:rPr>
-          <w:lang w:val="en_US" w:bidi="en_US"/>
-        </w:rPr>
-        <w:t xml:space="preserve">In verse </w:t>
-      </w:r>
-      <w:hyperlink r:id="rId22">
-        <w:r>
-          <w:rPr>
-            <w:lang w:val="en_US" w:bidi="en_US"/>
-          </w:rPr>
-          <w:rPr>
-            <w:color w:val="0000EE"/>
-            <w:u w:val="single"/>
-          </w:rPr>
-          <w:t>1:17</w:t>
-        </w:r>
-      </w:hyperlink>
-      <w:r>
-        <w:rPr>
-          <w:lang w:val="en_US" w:bidi="en_US"/>
-        </w:rPr>
-        <w:t xml:space="preserve">, there is the mention of “a great fish.” It may be difficult to imagine a sea creature big enough to swallow a man whole, and we do not know what kind of creature this was. Jonah then survives for three days and nights inside the fish. This is something that God made to happen. Translators should not try to explain miraculous events in an attempt to make them easier to understand. (See: </w:t>
-      </w:r>
-      <w:r>
-        <w:rPr>
-          <w:lang w:val="en_US" w:bidi="en_US"/>
-        </w:rPr>
-        <w:t>Miracle</w:t>
-      </w:r>
-      <w:r>
-        <w:rPr>
-          <w:lang w:val="en_US" w:bidi="en_US"/>
-        </w:rPr>
-        <w:t>)</w:t>
-      </w:r>
-    </w:p>
-    <w:p>
-      <w:pPr>
-        <w:pStyle w:val="Heading3"/>
-      </w:pPr>
-      <w:r>
-        <w:rPr>
-          <w:lang w:val="en_US" w:bidi="en_US"/>
-        </w:rPr>
-        <w:t>Important Figures of Speech in this Chapter</w:t>
-      </w:r>
-    </w:p>
-    <w:p>
-      <w:pPr>
-        <w:pStyle w:val="Heading4"/>
-      </w:pPr>
-      <w:r>
-        <w:rPr>
-          <w:lang w:val="en_US" w:bidi="en_US"/>
-        </w:rPr>
-        <w:t>Situational irony</w:t>
-      </w:r>
-    </w:p>
-    <w:p>
-      <w:pPr/>
-      <w:r>
-        <w:rPr>
-          <w:lang w:val="en_US" w:bidi="en_US"/>
-        </w:rPr>
-      </w:r>
-      <w:r>
-        <w:rPr>
-          <w:lang w:val="en_US" w:bidi="en_US"/>
-        </w:rPr>
-        <w:t xml:space="preserve">There is an ironic situation in this chapter. This means that people do or say things that are the opposite of what one would expect them to do. Jonah is a prophet of God, and as such, he would be expected to endeavor to do God’s will. Instead, he runs away from God. Although the Gentile sailors are not Israelites, they act out of faith and fear of Yahweh when sending Jonah to an almost certain death by throwing him overboard. (See: </w:t>
-      </w:r>
-      <w:r>
-        <w:rPr>
-          <w:lang w:val="en_US" w:bidi="en_US"/>
-        </w:rPr>
-        <w:t>Irony</w:t>
-      </w:r>
-      <w:r>
-        <w:rPr>
-          <w:lang w:val="en_US" w:bidi="en_US"/>
-        </w:rPr>
-        <w:t xml:space="preserve">, </w:t>
-      </w:r>
-      <w:r>
-        <w:rPr>
-          <w:lang w:val="en_US" w:bidi="en_US"/>
-        </w:rPr>
-        <w:t>Prophet</w:t>
-      </w:r>
-      <w:r>
-        <w:rPr>
-          <w:lang w:val="en_US" w:bidi="en_US"/>
-        </w:rPr>
-        <w:t xml:space="preserve"> and </w:t>
-      </w:r>
-      <w:r>
-        <w:rPr>
-          <w:lang w:val="en_US" w:bidi="en_US"/>
-        </w:rPr>
-        <w:t>Willofgod</w:t>
-      </w:r>
-      <w:r>
-        <w:rPr>
-          <w:lang w:val="en_US" w:bidi="en_US"/>
-        </w:rPr>
-        <w:t xml:space="preserve"> and </w:t>
-      </w:r>
-      <w:r>
-        <w:rPr>
-          <w:lang w:val="en_US" w:bidi="en_US"/>
-        </w:rPr>
-        <w:t>Faith</w:t>
-      </w:r>
-      <w:r>
-        <w:rPr>
-          <w:lang w:val="en_US" w:bidi="en_US"/>
-        </w:rPr>
-        <w:t>)</w:t>
-      </w:r>
-    </w:p>
-    <w:p>
-      <w:pPr>
-        <w:pStyle w:val="Heading4"/>
-      </w:pPr>
-      <w:r>
-        <w:rPr>
-          <w:lang w:val="en_US" w:bidi="en_US"/>
-        </w:rPr>
-        <w:t>Sea</w:t>
-      </w:r>
-    </w:p>
-    <w:p>
-      <w:pPr/>
-      <w:r>
-        <w:rPr>
-          <w:lang w:val="en_US" w:bidi="en_US"/>
-        </w:rPr>
-      </w:r>
-      <w:r>
-        <w:rPr>
-          <w:lang w:val="en_US" w:bidi="en_US"/>
-        </w:rPr>
-        <w:t xml:space="preserve">People in the ancient Near East saw the sea as chaotic, and they did not trust it. Some of the gods they worshiped were gods of the sea. Jonah’s people, the Hebrews, feared the sea greatly. However, Jonah’s fear of the sea was not enough to keep him from sailing on a ship to avoid doing what Yahweh commanded. (See: </w:t>
-      </w:r>
-      <w:r>
-        <w:rPr>
-          <w:lang w:val="en_US" w:bidi="en_US"/>
-        </w:rPr>
-        <w:t>Fear</w:t>
-      </w:r>
-      <w:r>
-        <w:rPr>
-          <w:lang w:val="en_US" w:bidi="en_US"/>
-        </w:rPr>
-        <w:t>)</w:t>
-      </w:r>
-    </w:p>
-    <w:p>
-      <w:pPr>
-        <w:pStyle w:val="Heading3"/>
-      </w:pPr>
-      <w:r>
-        <w:rPr>
-          <w:lang w:val="en_US" w:bidi="en_US"/>
-        </w:rPr>
-        <w:t>Other Possible Translation Difficulties in this Chapter</w:t>
-      </w:r>
-    </w:p>
-    <w:p>
-      <w:pPr>
-        <w:pStyle w:val="Heading4"/>
-      </w:pPr>
-      <w:r>
-        <w:rPr>
-          <w:lang w:val="en_US" w:bidi="en_US"/>
-        </w:rPr>
-        <w:t>Implicit information</w:t>
-      </w:r>
-    </w:p>
-    <w:p>
-      <w:pPr/>
-      <w:r>
-        <w:rPr>
-          <w:lang w:val="en_US" w:bidi="en_US"/>
-        </w:rPr>
-      </w:r>
-      <w:r>
-        <w:rPr>
-          <w:lang w:val="en_US" w:bidi="en_US"/>
-        </w:rPr>
-        <w:t xml:space="preserve">Even though no one knows for sure where Tarshish was, the writer assumes that the reader knows that Jonah had to face away from Nineveh to go there. (See: </w:t>
-      </w:r>
-      <w:r>
-        <w:rPr>
-          <w:lang w:val="en_US" w:bidi="en_US"/>
-        </w:rPr>
-        <w:t>Assumed Knowledge and Implicit Information</w:t>
-      </w:r>
-      <w:r>
-        <w:rPr>
-          <w:lang w:val="en_US" w:bidi="en_US"/>
-        </w:rPr>
-        <w:t>)</w:t>
-      </w:r>
-      <w:r>
-        <w:rPr>
-          <w:lang w:val="en_US" w:bidi="en_US"/>
-        </w:rPr>
-      </w:r>
-      <w:r>
-        <w:rPr>
-          <w:lang w:val="en_US" w:bidi="en_US"/>
-        </w:rPr>
-      </w:r>
-    </w:p>
-    <w:p>
-      <w:pPr/>
-      <w:r>
-        <w:rPr>
-          <w:lang w:val="en_US" w:bidi="en_US"/>
-        </w:rPr>
-      </w:r>
-    </w:p>
-    <w:p>
-      <w:pPr>
-        <w:pStyle w:val="Heading2"/>
-      </w:pPr>
-      <w:r>
-        <w:rPr>
-          <w:lang w:val="en_US" w:bidi="en_US"/>
-        </w:rPr>
-        <w:t>Jonah - Chapter 2 Introduction</w:t>
-      </w:r>
-      <w:r>
-        <w:rPr>
-          <w:lang w:val="en_US" w:bidi="en_US"/>
-        </w:rPr>
-      </w:r>
-    </w:p>
-    <w:p>
-      <w:pPr/>
-      <w:r>
-        <w:rPr>
-          <w:lang w:val="en_US" w:bidi="en_US"/>
-        </w:rPr>
-      </w:r>
-      <w:r>
-        <w:rPr>
-          <w:lang w:val="en_US" w:bidi="en_US"/>
-        </w:rPr>
-        <w:t>Jonah 2 General Notes</w:t>
-      </w:r>
-    </w:p>
-    <w:p>
-      <w:pPr>
-        <w:pStyle w:val="Heading3"/>
-      </w:pPr>
-      <w:r>
-        <w:rPr>
-          <w:lang w:val="en_US" w:bidi="en_US"/>
-        </w:rPr>
-        <w:t>Structure and Formatting</w:t>
-      </w:r>
-    </w:p>
-    <w:p>
-      <w:pPr/>
-      <w:r>
-        <w:rPr>
-          <w:lang w:val="en_US" w:bidi="en_US"/>
-        </w:rPr>
-      </w:r>
-      <w:r>
-        <w:rPr>
-          <w:lang w:val="en_US" w:bidi="en_US"/>
-        </w:rPr>
-        <w:t>This chapter begins with a prayer by Jonah, and many translators have chosen to set it apart by setting its lines farther to the right on the page than the rest of the text. Also, the prayer is in the style of poetry. To show that, many translations put each line of the poem on a separate line. Translators can follow these practices, but they are not obligated to do so. You may wish to follow the format of a well-known translation in your area.</w:t>
-      </w:r>
-    </w:p>
-    <w:p>
-      <w:pPr>
-        <w:pStyle w:val="Heading3"/>
-      </w:pPr>
-      <w:r>
-        <w:rPr>
-          <w:lang w:val="en_US" w:bidi="en_US"/>
-        </w:rPr>
-        <w:t>Special Concepts in this Chapter</w:t>
-      </w:r>
-    </w:p>
-    <w:p>
-      <w:pPr>
-        <w:pStyle w:val="Heading4"/>
-      </w:pPr>
-      <w:r>
-        <w:rPr>
-          <w:lang w:val="en_US" w:bidi="en_US"/>
-        </w:rPr>
-        <w:t>Sea</w:t>
-      </w:r>
-    </w:p>
-    <w:p>
-      <w:pPr/>
-      <w:r>
-        <w:rPr>
-          <w:lang w:val="en_US" w:bidi="en_US"/>
-        </w:rPr>
-      </w:r>
-      <w:r>
-        <w:rPr>
-          <w:lang w:val="en_US" w:bidi="en_US"/>
-        </w:rPr>
-        <w:t xml:space="preserve">This chapter contains many terms that describe the sea. If people who speak your language are unfamiliar with the sea, you will need to discuss how to describe these things. (See: </w:t>
-      </w:r>
-      <w:r>
-        <w:rPr>
-          <w:lang w:val="en_US" w:bidi="en_US"/>
-        </w:rPr>
-        <w:t>Translate Unknowns</w:t>
-      </w:r>
-      <w:r>
-        <w:rPr>
-          <w:lang w:val="en_US" w:bidi="en_US"/>
-        </w:rPr>
-        <w:t>)</w:t>
-      </w:r>
-    </w:p>
-    <w:p>
-      <w:pPr>
-        <w:pStyle w:val="Heading3"/>
-      </w:pPr>
-      <w:r>
-        <w:rPr>
-          <w:lang w:val="en_US" w:bidi="en_US"/>
-        </w:rPr>
-        <w:t>Important Figures of Speech in this Chapter</w:t>
-      </w:r>
-    </w:p>
-    <w:p>
-      <w:pPr>
-        <w:pStyle w:val="Heading4"/>
-      </w:pPr>
-      <w:r>
-        <w:rPr>
-          <w:lang w:val="en_US" w:bidi="en_US"/>
-        </w:rPr>
-        <w:t>Poetic Imagery</w:t>
-      </w:r>
-    </w:p>
-    <w:p>
-      <w:pPr/>
-      <w:r>
-        <w:rPr>
-          <w:lang w:val="en_US" w:bidi="en_US"/>
-        </w:rPr>
-      </w:r>
-      <w:r>
-        <w:rPr>
-          <w:lang w:val="en_US" w:bidi="en_US"/>
-        </w:rPr>
-        <w:t xml:space="preserve">Prayers in Scripture are often expressed in poetry. Poetry frequently uses metaphors and other imagery to more powerfully communicate very emotional topics. For example, Jonah thought he would die in a fish in the sea, and so he compares being trapped there as being surrounded by the bars of the earth and being in the “belly of Sheol.” Jonah is overwhelmed by the depth of the sea and expresses this by speaking about being at the “base of the mountains.” (See: </w:t>
-      </w:r>
-      <w:r>
-        <w:rPr>
-          <w:lang w:val="en_US" w:bidi="en_US"/>
-        </w:rPr>
-        <w:t>Metaphor</w:t>
-      </w:r>
-      <w:r>
-        <w:rPr>
-          <w:lang w:val="en_US" w:bidi="en_US"/>
-        </w:rPr>
-        <w:t>)</w:t>
-      </w:r>
-    </w:p>
-    <w:p>
-      <w:pPr>
-        <w:pStyle w:val="Heading3"/>
-      </w:pPr>
-      <w:r>
-        <w:rPr>
-          <w:lang w:val="en_US" w:bidi="en_US"/>
-        </w:rPr>
-        <w:t>Other Possible Translation Difficulties in this Chapter</w:t>
-      </w:r>
-    </w:p>
-    <w:p>
-      <w:pPr>
-        <w:pStyle w:val="Heading4"/>
-      </w:pPr>
-      <w:r>
-        <w:rPr>
-          <w:lang w:val="en_US" w:bidi="en_US"/>
-        </w:rPr>
-        <w:t>Parallelism</w:t>
-      </w:r>
-    </w:p>
-    <w:p>
-      <w:pPr/>
-      <w:r>
-        <w:rPr>
-          <w:lang w:val="en_US" w:bidi="en_US"/>
-        </w:rPr>
-      </w:r>
-      <w:r>
-        <w:rPr>
-          <w:lang w:val="en_US" w:bidi="en_US"/>
-        </w:rPr>
-        <w:t>Hebrew poetry often expresses something in one line and then expresses that same thought in another line but using different words. This emphasizes the ideas in the parallel lines. For example, verse 2 has two halves that are saying basically the same thing.</w:t>
-      </w:r>
-    </w:p>
-    <w:p>
-      <w:pPr/>
-      <w:r>
-        <w:rPr>
-          <w:lang w:val="en_US" w:bidi="en_US"/>
-        </w:rPr>
-      </w:r>
-      <w:r>
-        <w:rPr>
-          <w:lang w:val="en_US" w:bidi="en_US"/>
-        </w:rPr>
-        <w:t>I cried out to Yahweh from my distress, and he answered me; from the belly of Sheol I cried out; you heard my voice.</w:t>
-      </w:r>
-    </w:p>
-    <w:p>
-      <w:pPr/>
-      <w:r>
-        <w:rPr>
-          <w:lang w:val="en_US" w:bidi="en_US"/>
-        </w:rPr>
-      </w:r>
-      <w:r>
-        <w:rPr>
-          <w:lang w:val="en_US" w:bidi="en_US"/>
-        </w:rPr>
-        <w:t xml:space="preserve">Each half also has two parts. The first part of each half is saying the same thing as the other, and the second part of each half is also saying the same thing as each other. If your language would not repeat ideas like this in poetry, see: </w:t>
-      </w:r>
-      <w:r>
-        <w:rPr>
-          <w:lang w:val="en_US" w:bidi="en_US"/>
-        </w:rPr>
-        <w:t>Parallelism</w:t>
-      </w:r>
-      <w:r>
-        <w:rPr>
-          <w:lang w:val="en_US" w:bidi="en_US"/>
-        </w:rPr>
-        <w:t xml:space="preserve"> for ideas for how to translate this kind of poetry.</w:t>
-      </w:r>
-      <w:r>
-        <w:rPr>
-          <w:lang w:val="en_US" w:bidi="en_US"/>
-        </w:rPr>
-      </w:r>
-      <w:r>
-        <w:rPr>
-          <w:lang w:val="en_US" w:bidi="en_US"/>
-        </w:rPr>
-      </w:r>
-    </w:p>
-    <w:p>
-      <w:pPr/>
-      <w:r>
-        <w:rPr>
-          <w:lang w:val="en_US" w:bidi="en_US"/>
-        </w:rPr>
-      </w:r>
-    </w:p>
-    <w:p>
-      <w:pPr>
-        <w:pStyle w:val="Heading2"/>
-      </w:pPr>
-      <w:r>
-        <w:rPr>
-          <w:lang w:val="en_US" w:bidi="en_US"/>
-        </w:rPr>
-        <w:t>Jonah - Chapter 3 Introduction</w:t>
-      </w:r>
-      <w:r>
-        <w:rPr>
-          <w:lang w:val="en_US" w:bidi="en_US"/>
-        </w:rPr>
-      </w:r>
-    </w:p>
-    <w:p>
-      <w:pPr/>
-      <w:r>
-        <w:rPr>
-          <w:lang w:val="en_US" w:bidi="en_US"/>
-        </w:rPr>
-      </w:r>
-      <w:r>
-        <w:rPr>
-          <w:lang w:val="en_US" w:bidi="en_US"/>
-        </w:rPr>
-        <w:t>"# Jonah 3 General Notes</w:t>
-      </w:r>
-    </w:p>
-    <w:p>
-      <w:pPr>
-        <w:pStyle w:val="Heading3"/>
-      </w:pPr>
-      <w:r>
-        <w:rPr>
-          <w:lang w:val="en_US" w:bidi="en_US"/>
-        </w:rPr>
-        <w:t>Structure and Formatting</w:t>
-      </w:r>
-    </w:p>
-    <w:p>
-      <w:pPr/>
-      <w:r>
-        <w:rPr>
-          <w:lang w:val="en_US" w:bidi="en_US"/>
-        </w:rPr>
-      </w:r>
-      <w:r>
-        <w:rPr>
-          <w:lang w:val="en_US" w:bidi="en_US"/>
-        </w:rPr>
-        <w:t>This chapter returns to the narrative about Jonah.</w:t>
-      </w:r>
-    </w:p>
-    <w:p>
-      <w:pPr>
-        <w:pStyle w:val="Heading3"/>
-      </w:pPr>
-      <w:r>
-        <w:rPr>
-          <w:lang w:val="en_US" w:bidi="en_US"/>
-        </w:rPr>
-        <w:t>Special Concepts in this Chapter</w:t>
-      </w:r>
-    </w:p>
-    <w:p>
-      <w:pPr>
-        <w:pStyle w:val="Heading4"/>
-      </w:pPr>
-      <w:r>
-        <w:rPr>
-          <w:lang w:val="en_US" w:bidi="en_US"/>
-        </w:rPr>
-        <w:t>Animals</w:t>
-      </w:r>
-    </w:p>
-    <w:p>
-      <w:pPr/>
-      <w:r>
-        <w:rPr>
-          <w:lang w:val="en_US" w:bidi="en_US"/>
-        </w:rPr>
-      </w:r>
-      <w:r>
-        <w:rPr>
-          <w:lang w:val="en_US" w:bidi="en_US"/>
-        </w:rPr>
-        <w:t xml:space="preserve">According to the king’s proclamation, the animals had to participate in the fast which he had ordered. This was unusual and probably indicates that the king wanted God to see that all of Nineveh was taking his proclamation of destruction very seriously. There is nothing in the law of Moses that instructed the people to have their animals participate in fasting. (See: </w:t>
-      </w:r>
-      <w:r>
-        <w:rPr>
-          <w:lang w:val="en_US" w:bidi="en_US"/>
-        </w:rPr>
-        <w:t>Law of Moses</w:t>
-      </w:r>
-      <w:r>
-        <w:rPr>
-          <w:lang w:val="en_US" w:bidi="en_US"/>
-        </w:rPr>
-        <w:t>)</w:t>
-      </w:r>
-    </w:p>
-    <w:p>
-      <w:pPr>
-        <w:pStyle w:val="Heading4"/>
-      </w:pPr>
-      <w:r>
-        <w:rPr>
-          <w:lang w:val="en_US" w:bidi="en_US"/>
-        </w:rPr>
-        <w:t>God Repenting or Relenting</w:t>
-      </w:r>
-    </w:p>
-    <w:p>
-      <w:pPr/>
-      <w:r>
-        <w:rPr>
-          <w:lang w:val="en_US" w:bidi="en_US"/>
-        </w:rPr>
-      </w:r>
-      <w:r>
-        <w:rPr>
-          <w:lang w:val="en_US" w:bidi="en_US"/>
-        </w:rPr>
-        <w:t>The last verse of this chapter says, “So then God relented in regard to the evil that he had said he would do to them, and he did not do it.” This concept of God changing His mind may seem inconsistent with the fact that God’s character and his plans do not change.</w:t>
-      </w:r>
-    </w:p>
-    <w:p>
-      <w:pPr/>
-      <w:r>
-        <w:rPr>
-          <w:lang w:val="en_US" w:bidi="en_US"/>
-        </w:rPr>
-      </w:r>
-      <w:r>
-        <w:rPr>
-          <w:lang w:val="en_US" w:bidi="en_US"/>
-        </w:rPr>
-        <w:t>However, God's actions of punishment or mercy depend on human actions. God often changes his action from punishment to mercy in response to humans who repent of their sins, because he prefers to be merciful. Because the Ninevites repented, God did not follow through with the judgment that he told Jonah to proclaim, and Jonah described that in a human way as “relenting” or as some versions say, “changing his mind.” The reader understands that this was God’s plan from the beginning.</w:t>
-      </w:r>
-    </w:p>
-    <w:p>
-      <w:pPr>
-        <w:pStyle w:val="Heading4"/>
-      </w:pPr>
-      <w:r>
-        <w:rPr>
-          <w:lang w:val="en_US" w:bidi="en_US"/>
-        </w:rPr>
-        <w:t>God Planning Evil</w:t>
-      </w:r>
-    </w:p>
-    <w:p>
-      <w:pPr/>
-      <w:r>
-        <w:rPr>
-          <w:lang w:val="en_US" w:bidi="en_US"/>
-        </w:rPr>
-      </w:r>
-      <w:r>
-        <w:rPr>
-          <w:lang w:val="en_US" w:bidi="en_US"/>
-        </w:rPr>
-        <w:t>The Hebrew word translated as “evil” in the ULT is very broad, including moral evil, physical evil, and everything that is bad. So in verse 10, the author uses the same word for God's planned destruction of Nineveh as he used for the people's wicked behavior. The ULT translates each of these uses as “evil” to show the user that it is the same Hebrew word in each place. By using the same word, the author is showing that when people repent of moral evil, God relents from doing physical evil (punishment). God never does moral evil. If your language would not use the same word for both of these, you will want to use different words for them.</w:t>
-      </w:r>
-    </w:p>
-    <w:p>
-      <w:pPr>
-        <w:pStyle w:val="Heading3"/>
-      </w:pPr>
-      <w:r>
-        <w:rPr>
-          <w:lang w:val="en_US" w:bidi="en_US"/>
-        </w:rPr>
-        <w:t>Other Possible Translation Difficulties in this Chapter</w:t>
-      </w:r>
-    </w:p>
-    <w:p>
-      <w:pPr>
-        <w:pStyle w:val="Heading4"/>
-      </w:pPr>
-      <w:r>
-        <w:rPr>
-          <w:lang w:val="en_US" w:bidi="en_US"/>
-        </w:rPr>
-        <w:t>Size of Nineveh</w:t>
-      </w:r>
-    </w:p>
-    <w:p>
-      <w:pPr/>
-      <w:r>
-        <w:rPr>
-          <w:lang w:val="en_US" w:bidi="en_US"/>
-        </w:rPr>
-      </w:r>
-      <w:r>
-        <w:rPr>
-          <w:lang w:val="en_US" w:bidi="en_US"/>
-        </w:rPr>
-        <w:t>The ruins of the ancient city of Nineveh that have been uncovered are about 8 miles or 13 kilometers around. So, although Nineveh was a very big city in the ancient world, it was not as big as most modern cities. The description of Nineveh as “a journey of three days” seems to mean that it took three days to walk through it, although that seems to be more time than would be needed to walk through a city of that size. Of course, it depends on several factors: what a person is doing while on this journey through the city, and that there may have been extensive settlements outside the city walls. Also, the length of time given is probably only a general approximation. Translators should simply translate the text and not try to reconcile it with what modern archeologists think that they know about ancient Nineveh and the people who walked through it.</w:t>
-      </w:r>
-    </w:p>
-    <w:p>
-      <w:pPr>
-        <w:pStyle w:val="Heading4"/>
-      </w:pPr>
-      <w:r>
-        <w:rPr>
-          <w:lang w:val="en_US" w:bidi="en_US"/>
-        </w:rPr>
-        <w:t>A City Great to God</w:t>
-      </w:r>
-    </w:p>
-    <w:p>
-      <w:pPr/>
-      <w:r>
-        <w:rPr>
-          <w:lang w:val="en_US" w:bidi="en_US"/>
-        </w:rPr>
-      </w:r>
-      <w:r>
-        <w:rPr>
-          <w:lang w:val="en_US" w:bidi="en_US"/>
-        </w:rPr>
-        <w:t>Verse three in the ULT describes Nineveh as “a city great to God.” In Hebrew, saying that something is ""to God"" or ""of God"" is an idiom that means that it is an extreme example of that thing. For example, in Genesis 30:8, Rachel describes the struggle she has had with her sister as “a struggle of God,” meaning “a mighty struggle” or “an extremely difficult struggle.” Other examples of this idiom in the Bible are found in Genesis 23:6, Exodus 9:28, 1 Samuel 14:15, Psalms 36:6, and Psalms 80:10. In Jonah 3:3, this idiom probably means that Nineveh was an extremely large city. See how this is translated in the Bible that is most commonly used in your area. You may want to follow how they translated this idiom.</w:t>
-      </w:r>
-    </w:p>
-    <w:p>
-      <w:pPr/>
-      <w:r>
-        <w:rPr>
-          <w:lang w:val="en_US" w:bidi="en_US"/>
-        </w:rPr>
-      </w:r>
-      <w:r>
-        <w:rPr>
-          <w:lang w:val="en_US" w:bidi="en_US"/>
-        </w:rPr>
-        <w:t>"</w:t>
-      </w:r>
-      <w:r>
-        <w:rPr>
-          <w:lang w:val="en_US" w:bidi="en_US"/>
-        </w:rPr>
-      </w:r>
-      <w:r>
-        <w:rPr>
-          <w:lang w:val="en_US" w:bidi="en_US"/>
-        </w:rPr>
-      </w:r>
-    </w:p>
-    <w:p>
-      <w:pPr/>
-      <w:r>
-        <w:rPr>
-          <w:lang w:val="en_US" w:bidi="en_US"/>
-        </w:rPr>
-      </w:r>
-    </w:p>
-    <w:p>
-      <w:pPr>
-        <w:pStyle w:val="Heading2"/>
-      </w:pPr>
-      <w:r>
-        <w:rPr>
-          <w:lang w:val="en_US" w:bidi="en_US"/>
-        </w:rPr>
-        <w:t>Jonah - Chapter 4 Introduction</w:t>
-      </w:r>
-      <w:r>
-        <w:rPr>
-          <w:lang w:val="en_US" w:bidi="en_US"/>
-        </w:rPr>
-      </w:r>
-    </w:p>
-    <w:p>
-      <w:pPr/>
-      <w:r>
-        <w:rPr>
-          <w:lang w:val="en_US" w:bidi="en_US"/>
-        </w:rPr>
-      </w:r>
-      <w:r>
-        <w:rPr>
-          <w:lang w:val="en_US" w:bidi="en_US"/>
-        </w:rPr>
-        <w:t>Jonah 4 General Notes</w:t>
-      </w:r>
-    </w:p>
-    <w:p>
-      <w:pPr>
-        <w:pStyle w:val="Heading3"/>
-      </w:pPr>
-      <w:r>
-        <w:rPr>
-          <w:lang w:val="en_US" w:bidi="en_US"/>
-        </w:rPr>
-        <w:t>Structure and Formatting</w:t>
-      </w:r>
-    </w:p>
-    <w:p>
-      <w:pPr/>
-      <w:r>
-        <w:rPr>
-          <w:lang w:val="en_US" w:bidi="en_US"/>
-        </w:rPr>
-      </w:r>
-      <w:r>
-        <w:rPr>
-          <w:lang w:val="en_US" w:bidi="en_US"/>
-        </w:rPr>
-        <w:t xml:space="preserve">Jonah continues the narrative and brings the book to an unusual conclusion, ending it with a question from God. This emphasizes that the book is not really about Jonah. It is about God’s desire to be merciful to everyone, whether Jew or Gentile. (See: </w:t>
-      </w:r>
-      <w:r>
-        <w:rPr>
-          <w:lang w:val="en_US" w:bidi="en_US"/>
-        </w:rPr>
-        <w:t>Mercy</w:t>
-      </w:r>
-      <w:r>
-        <w:rPr>
-          <w:lang w:val="en_US" w:bidi="en_US"/>
-        </w:rPr>
-        <w:t>)</w:t>
-      </w:r>
-    </w:p>
-    <w:p>
-      <w:pPr>
-        <w:pStyle w:val="Heading3"/>
-      </w:pPr>
-      <w:r>
-        <w:rPr>
-          <w:lang w:val="en_US" w:bidi="en_US"/>
-        </w:rPr>
-        <w:t>Special Concepts in this Chapter</w:t>
-      </w:r>
-    </w:p>
-    <w:p>
-      <w:pPr>
-        <w:pStyle w:val="Heading4"/>
-      </w:pPr>
-      <w:r>
-        <w:rPr>
-          <w:lang w:val="en_US" w:bidi="en_US"/>
-        </w:rPr>
-        <w:t>Prophecy delayed</w:t>
-      </w:r>
-    </w:p>
-    <w:p>
-      <w:pPr/>
-      <w:r>
-        <w:rPr>
-          <w:lang w:val="en_US" w:bidi="en_US"/>
-        </w:rPr>
-      </w:r>
-      <w:r>
-        <w:rPr>
-          <w:lang w:val="en_US" w:bidi="en_US"/>
-        </w:rPr>
-        <w:t xml:space="preserve">According to the law of Moses, a prophet must prophesy what Yahweh tells him to prophesy, and his words must come true. If that did not happen, the penalty was death, because that unfulfilled prophecy shows that the man was not a real prophet. But when Jonah told the city of Nineveh that it was going to be destroyed in 40 days, it did not happen at that time. This is because God reserves the right to be merciful. (See: </w:t>
-      </w:r>
-      <w:r>
-        <w:rPr>
-          <w:lang w:val="en_US" w:bidi="en_US"/>
-        </w:rPr>
-        <w:t>Prophet</w:t>
-      </w:r>
-      <w:r>
-        <w:rPr>
-          <w:lang w:val="en_US" w:bidi="en_US"/>
-        </w:rPr>
-        <w:t xml:space="preserve"> and </w:t>
-      </w:r>
-      <w:r>
-        <w:rPr>
-          <w:lang w:val="en_US" w:bidi="en_US"/>
-        </w:rPr>
-        <w:t>Law of Moses</w:t>
-      </w:r>
-      <w:r>
-        <w:rPr>
-          <w:lang w:val="en_US" w:bidi="en_US"/>
-        </w:rPr>
-        <w:t>)</w:t>
-      </w:r>
-    </w:p>
-    <w:p>
-      <w:pPr>
-        <w:pStyle w:val="Heading4"/>
-      </w:pPr>
-      <w:r>
-        <w:rPr>
-          <w:lang w:val="en_US" w:bidi="en_US"/>
-        </w:rPr>
-        <w:t>Jonah’s anger</w:t>
-      </w:r>
-    </w:p>
-    <w:p>
-      <w:pPr/>
-      <w:r>
-        <w:rPr>
-          <w:lang w:val="en_US" w:bidi="en_US"/>
-        </w:rPr>
-      </w:r>
-      <w:r>
-        <w:rPr>
-          <w:lang w:val="en_US" w:bidi="en_US"/>
-        </w:rPr>
-        <w:t>When God did not destroy Nineveh, Jonah was angry with God because Jonah hated the people of Nineveh. They were enemies of Israel. But God wanted Jonah and the readers of this book to learn that God loves all people.</w:t>
-      </w:r>
-    </w:p>
-    <w:p>
-      <w:pPr>
-        <w:pStyle w:val="Heading4"/>
-      </w:pPr>
-      <w:r>
-        <w:rPr>
-          <w:lang w:val="en_US" w:bidi="en_US"/>
-        </w:rPr>
-        <w:t>Characteristics of God</w:t>
-      </w:r>
-    </w:p>
-    <w:p>
-      <w:pPr/>
-      <w:r>
-        <w:rPr>
-          <w:lang w:val="en_US" w:bidi="en_US"/>
-        </w:rPr>
-      </w:r>
-      <w:r>
-        <w:rPr>
-          <w:lang w:val="en_US" w:bidi="en_US"/>
-        </w:rPr>
-        <w:t xml:space="preserve">In verse 2, Jonah attributes a series of characteristics to God. A Jewish reader of this book would recognize this as the description that God used about himself when speaking with Moses on Mount Sinai (See </w:t>
-      </w:r>
-      <w:hyperlink r:id="rId23">
-        <w:r>
-          <w:rPr>
-            <w:lang w:val="en_US" w:bidi="en_US"/>
-          </w:rPr>
-          <w:rPr>
-            <w:color w:val="0000EE"/>
-            <w:u w:val="single"/>
-          </w:rPr>
-          <w:t>Exodus 34:6–7</w:t>
-        </w:r>
-      </w:hyperlink>
-      <w:r>
-        <w:rPr>
-          <w:lang w:val="en_US" w:bidi="en_US"/>
-        </w:rPr>
-        <w:t>).</w:t>
-      </w:r>
-    </w:p>
-    <w:p>
-      <w:pPr>
-        <w:pStyle w:val="Heading4"/>
-      </w:pPr>
-      <w:r>
-        <w:rPr>
-          <w:lang w:val="en_US" w:bidi="en_US"/>
-        </w:rPr>
-        <w:t>God’s grace</w:t>
-      </w:r>
-    </w:p>
-    <w:p>
-      <w:pPr/>
-      <w:r>
-        <w:rPr>
-          <w:lang w:val="en_US" w:bidi="en_US"/>
-        </w:rPr>
-      </w:r>
-      <w:r>
-        <w:rPr>
-          <w:lang w:val="en_US" w:bidi="en_US"/>
-        </w:rPr>
-        <w:t xml:space="preserve">When Jonah went outside the city, he got very hot; God graciously provided some relief through the plant. God was trying to teach Jonah that he is a merciful God through this object lesson. (See: </w:t>
-      </w:r>
-      <w:r>
-        <w:rPr>
-          <w:lang w:val="en_US" w:bidi="en_US"/>
-        </w:rPr>
-        <w:t>Grace</w:t>
-      </w:r>
-      <w:r>
-        <w:rPr>
-          <w:lang w:val="en_US" w:bidi="en_US"/>
-        </w:rPr>
-        <w:t>)</w:t>
-      </w:r>
-    </w:p>
-    <w:p>
-      <w:pPr>
-        <w:pStyle w:val="Heading3"/>
-      </w:pPr>
-      <w:r>
-        <w:rPr>
-          <w:lang w:val="en_US" w:bidi="en_US"/>
-        </w:rPr>
-        <w:t>Important Figures of Speech in this Chapter</w:t>
-      </w:r>
-    </w:p>
-    <w:p>
-      <w:pPr>
-        <w:pStyle w:val="Heading4"/>
-      </w:pPr>
-      <w:r>
-        <w:rPr>
-          <w:lang w:val="en_US" w:bidi="en_US"/>
-        </w:rPr>
-        <w:t>Rhetorical questions</w:t>
-      </w:r>
-    </w:p>
-    <w:p>
-      <w:pPr/>
-      <w:r>
-        <w:rPr>
-          <w:lang w:val="en_US" w:bidi="en_US"/>
-        </w:rPr>
-      </w:r>
-      <w:r>
-        <w:rPr>
-          <w:lang w:val="en_US" w:bidi="en_US"/>
-        </w:rPr>
-        <w:t xml:space="preserve">In this chapter, Jonah uses a rhetorical question to show how angry he is at Yahweh. Yahweh then uses a series of three rhetorical questions to teach Jonah about the attitude that he should have. If your language would not use rhetorical questions for these purposes, then use a more natural form. (See: </w:t>
-      </w:r>
-      <w:r>
-        <w:rPr>
-          <w:lang w:val="en_US" w:bidi="en_US"/>
-        </w:rPr>
-        <w:t>Rhetorical Question</w:t>
-      </w:r>
-      <w:r>
-        <w:rPr>
-          <w:lang w:val="en_US" w:bidi="en_US"/>
-        </w:rPr>
-        <w:t>)</w:t>
-      </w:r>
-    </w:p>
-    <w:p>
-      <w:pPr>
-        <w:pStyle w:val="Heading3"/>
-      </w:pPr>
-      <w:r>
-        <w:rPr>
-          <w:lang w:val="en_US" w:bidi="en_US"/>
-        </w:rPr>
-        <w:t>Other Possible Translation Difficulties in this Chapter</w:t>
-      </w:r>
-    </w:p>
-    <w:p>
-      <w:pPr>
-        <w:pStyle w:val="Heading4"/>
-      </w:pPr>
-      <w:r>
-        <w:rPr>
-          <w:lang w:val="en_US" w:bidi="en_US"/>
-        </w:rPr>
-        <w:t>Evil</w:t>
-      </w:r>
-    </w:p>
-    <w:p>
-      <w:pPr/>
-      <w:r>
-        <w:rPr>
-          <w:lang w:val="en_US" w:bidi="en_US"/>
-        </w:rPr>
-      </w:r>
-      <w:r>
-        <w:rPr>
-          <w:lang w:val="en_US" w:bidi="en_US"/>
-        </w:rPr>
-        <w:t xml:space="preserve">The Hebrew word translated as “evil” in the ULT is very broad, including moral evil, physical evil, and everything that is bad. God never does moral evil. In verse 1, the author says that Jonah considered God's act of mercy in sparing the people of Nineveh to be evil. In verse 2, Jonah describes God as “relenting from evil.” In verse 6, Jonah's situation and attitude are described as evil. This is after the actions of the Ninevites are described as evil in </w:t>
-      </w:r>
-      <w:hyperlink r:id="rId13">
-        <w:r>
-          <w:rPr>
-            <w:lang w:val="en_US" w:bidi="en_US"/>
-          </w:rPr>
-          <w:rPr>
-            <w:color w:val="0000EE"/>
-            <w:u w:val="single"/>
-          </w:rPr>
-          <w:t>1:2</w:t>
-        </w:r>
-      </w:hyperlink>
-      <w:r>
-        <w:rPr>
-          <w:lang w:val="en_US" w:bidi="en_US"/>
-        </w:rPr>
-        <w:t xml:space="preserve">, </w:t>
-      </w:r>
-      <w:hyperlink r:id="rId24">
-        <w:r>
-          <w:rPr>
-            <w:lang w:val="en_US" w:bidi="en_US"/>
-          </w:rPr>
-          <w:rPr>
-            <w:color w:val="0000EE"/>
-            <w:u w:val="single"/>
-          </w:rPr>
-          <w:t>3:8</w:t>
-        </w:r>
-      </w:hyperlink>
-      <w:r>
-        <w:rPr>
-          <w:lang w:val="en_US" w:bidi="en_US"/>
-        </w:rPr>
-        <w:t xml:space="preserve">, and </w:t>
-      </w:r>
-      <w:hyperlink r:id="rId25">
-        <w:r>
-          <w:rPr>
-            <w:lang w:val="en_US" w:bidi="en_US"/>
-          </w:rPr>
-          <w:rPr>
-            <w:color w:val="0000EE"/>
-            <w:u w:val="single"/>
-          </w:rPr>
-          <w:t>3:10</w:t>
-        </w:r>
-      </w:hyperlink>
-      <w:r>
-        <w:rPr>
-          <w:lang w:val="en_US" w:bidi="en_US"/>
-        </w:rPr>
-        <w:t xml:space="preserve">, and the situation of the sailors in </w:t>
-      </w:r>
-      <w:hyperlink r:id="rId26">
-        <w:r>
-          <w:rPr>
-            <w:lang w:val="en_US" w:bidi="en_US"/>
-          </w:rPr>
-          <w:rPr>
-            <w:color w:val="0000EE"/>
-            <w:u w:val="single"/>
-          </w:rPr>
-          <w:t>1:7</w:t>
-        </w:r>
-      </w:hyperlink>
-      <w:r>
-        <w:rPr>
-          <w:lang w:val="en_US" w:bidi="en_US"/>
-        </w:rPr>
-        <w:t>. The ULT translates the word as “evil” in each place to show the irony that the author wants to convey by using the same Hebrew word for each different bad thing in the book and for one good thing—God's mercy on Nineveh (from Jonah's perspective). If your language would not use the same word for both moral and physical evil, you will want to use different words for each of them.</w:t>
       </w:r>
       <w:r>
         <w:rPr>
